--- a/Context/developerbook.docx
+++ b/Context/developerbook.docx
@@ -38,7 +38,7 @@
                     </pic:cNvPicPr>
                   </pic:nvPicPr>
                   <pic:blipFill>
-                    <a:blip r:embed="rId5">
+                    <a:blip r:embed="rId6">
                       <a:extLst>
                         <a:ext uri="{28A0092B-C50C-407E-A947-70E740481C1C}">
                           <a14:useLocalDpi xmlns:a14="http://schemas.microsoft.com/office/drawing/2010/main" val="0"/>
@@ -245,7 +245,7 @@
                     </pic:cNvPicPr>
                   </pic:nvPicPr>
                   <pic:blipFill>
-                    <a:blip r:embed="rId6" cstate="print">
+                    <a:blip r:embed="rId7" cstate="print">
                       <a:extLst>
                         <a:ext uri="{28A0092B-C50C-407E-A947-70E740481C1C}">
                           <a14:useLocalDpi xmlns:a14="http://schemas.microsoft.com/office/drawing/2010/main" val="0"/>
@@ -525,74 +525,326 @@
         <w:t>Mục lục</w:t>
       </w:r>
     </w:p>
-    <w:p>
-      <w:pPr>
-        <w:jc w:val="center"/>
-        <w:rPr>
-          <w:rFonts w:ascii="Montserrat" w:hAnsi="Montserrat"/>
-          <w:sz w:val="30"/>
-          <w:szCs w:val="30"/>
-        </w:rPr>
-      </w:pPr>
-    </w:p>
-    <w:p>
-      <w:pPr>
-        <w:jc w:val="center"/>
-        <w:rPr>
-          <w:rFonts w:ascii="Montserrat" w:hAnsi="Montserrat"/>
-          <w:sz w:val="30"/>
-          <w:szCs w:val="30"/>
-        </w:rPr>
-      </w:pPr>
-      <w:r>
-        <w:rPr>
-          <w:rFonts w:ascii="Montserrat" w:hAnsi="Montserrat"/>
-          <w:sz w:val="30"/>
-          <w:szCs w:val="30"/>
-        </w:rPr>
-        <w:t xml:space="preserve">Chi tiết gameplay          </w:t>
-      </w:r>
-      <w:r>
-        <w:rPr>
-          <w:rFonts w:ascii="Montserrat" w:hAnsi="Montserrat"/>
-          <w:sz w:val="30"/>
-          <w:szCs w:val="30"/>
-        </w:rPr>
-        <w:t xml:space="preserve"> </w:t>
-      </w:r>
-      <w:r>
-        <w:rPr>
-          <w:rFonts w:ascii="Montserrat" w:hAnsi="Montserrat"/>
-          <w:sz w:val="30"/>
-          <w:szCs w:val="30"/>
-        </w:rPr>
-        <w:tab/>
-      </w:r>
-      <w:r>
-        <w:rPr>
-          <w:rFonts w:ascii="Montserrat" w:hAnsi="Montserrat"/>
-          <w:sz w:val="30"/>
-          <w:szCs w:val="30"/>
-        </w:rPr>
-        <w:tab/>
-      </w:r>
-      <w:r>
-        <w:rPr>
-          <w:rFonts w:ascii="Montserrat" w:hAnsi="Montserrat"/>
-          <w:sz w:val="30"/>
-          <w:szCs w:val="30"/>
-        </w:rPr>
-        <w:t xml:space="preserve">         </w:t>
-      </w:r>
-      <w:r>
-        <w:rPr>
-          <w:rFonts w:ascii="Montserrat" w:hAnsi="Montserrat"/>
-          <w:sz w:val="30"/>
-          <w:szCs w:val="30"/>
-        </w:rPr>
-        <w:t>001</w:t>
-      </w:r>
-    </w:p>
+    <w:sdt>
+      <w:sdtPr>
+        <w:id w:val="1819302383"/>
+        <w:docPartObj>
+          <w:docPartGallery w:val="Table of Contents"/>
+          <w:docPartUnique/>
+        </w:docPartObj>
+      </w:sdtPr>
+      <w:sdtEndPr>
+        <w:rPr>
+          <w:rFonts w:asciiTheme="minorHAnsi" w:eastAsiaTheme="minorHAnsi" w:hAnsiTheme="minorHAnsi" w:cstheme="minorBidi"/>
+          <w:b/>
+          <w:bCs/>
+          <w:noProof/>
+          <w:color w:val="auto"/>
+          <w:kern w:val="2"/>
+          <w:sz w:val="24"/>
+          <w:szCs w:val="24"/>
+          <w14:ligatures w14:val="standardContextual"/>
+        </w:rPr>
+      </w:sdtEndPr>
+      <w:sdtContent>
+        <w:p>
+          <w:pPr>
+            <w:pStyle w:val="TOCHeading"/>
+          </w:pPr>
+        </w:p>
+        <w:p>
+          <w:pPr>
+            <w:pStyle w:val="TOC1"/>
+            <w:tabs>
+              <w:tab w:val="left" w:pos="480"/>
+              <w:tab w:val="right" w:leader="dot" w:pos="9514"/>
+            </w:tabs>
+            <w:rPr>
+              <w:rFonts w:eastAsiaTheme="minorEastAsia"/>
+              <w:noProof/>
+              <w:lang w:eastAsia="ja-JP"/>
+            </w:rPr>
+          </w:pPr>
+          <w:r>
+            <w:fldChar w:fldCharType="begin"/>
+          </w:r>
+          <w:r>
+            <w:instrText xml:space="preserve"> TOC \o "1-3" \h \z \u </w:instrText>
+          </w:r>
+          <w:r>
+            <w:fldChar w:fldCharType="separate"/>
+          </w:r>
+          <w:hyperlink w:anchor="_Toc239322996" w:history="1">
+            <w:r>
+              <w:rPr>
+                <w:rStyle w:val="Hyperlink"/>
+                <w:noProof/>
+              </w:rPr>
+              <w:t>I.</w:t>
+            </w:r>
+            <w:r>
+              <w:rPr>
+                <w:rFonts w:eastAsiaTheme="minorEastAsia"/>
+                <w:noProof/>
+                <w:lang w:eastAsia="ja-JP"/>
+              </w:rPr>
+              <w:tab/>
+            </w:r>
+            <w:r>
+              <w:rPr>
+                <w:rStyle w:val="Hyperlink"/>
+                <w:noProof/>
+              </w:rPr>
+              <w:t>Playable_adel.gd</w:t>
+            </w:r>
+            <w:r>
+              <w:rPr>
+                <w:noProof/>
+                <w:webHidden/>
+              </w:rPr>
+              <w:tab/>
+            </w:r>
+            <w:r>
+              <w:rPr>
+                <w:noProof/>
+                <w:webHidden/>
+              </w:rPr>
+              <w:fldChar w:fldCharType="begin"/>
+            </w:r>
+            <w:r>
+              <w:rPr>
+                <w:noProof/>
+                <w:webHidden/>
+              </w:rPr>
+              <w:instrText xml:space="preserve"> PAGEREF _Toc239322996 \h </w:instrText>
+            </w:r>
+            <w:r>
+              <w:rPr>
+                <w:noProof/>
+                <w:webHidden/>
+              </w:rPr>
+            </w:r>
+            <w:r>
+              <w:rPr>
+                <w:noProof/>
+                <w:webHidden/>
+              </w:rPr>
+              <w:fldChar w:fldCharType="separate"/>
+            </w:r>
+            <w:r>
+              <w:rPr>
+                <w:noProof/>
+                <w:webHidden/>
+              </w:rPr>
+              <w:t>6</w:t>
+            </w:r>
+            <w:r>
+              <w:rPr>
+                <w:noProof/>
+                <w:webHidden/>
+              </w:rPr>
+              <w:fldChar w:fldCharType="end"/>
+            </w:r>
+          </w:hyperlink>
+        </w:p>
+        <w:p>
+          <w:pPr>
+            <w:pStyle w:val="TOC1"/>
+            <w:tabs>
+              <w:tab w:val="left" w:pos="480"/>
+              <w:tab w:val="right" w:leader="dot" w:pos="9514"/>
+            </w:tabs>
+            <w:rPr>
+              <w:rFonts w:eastAsiaTheme="minorEastAsia"/>
+              <w:noProof/>
+              <w:lang w:eastAsia="ja-JP"/>
+            </w:rPr>
+          </w:pPr>
+          <w:hyperlink w:anchor="_Toc239322997" w:history="1">
+            <w:r>
+              <w:rPr>
+                <w:rStyle w:val="Hyperlink"/>
+                <w:noProof/>
+              </w:rPr>
+              <w:t>II.</w:t>
+            </w:r>
+            <w:r>
+              <w:rPr>
+                <w:rFonts w:eastAsiaTheme="minorEastAsia"/>
+                <w:noProof/>
+                <w:lang w:eastAsia="ja-JP"/>
+              </w:rPr>
+              <w:tab/>
+            </w:r>
+            <w:r>
+              <w:rPr>
+                <w:rStyle w:val="Hyperlink"/>
+                <w:noProof/>
+              </w:rPr>
+              <w:t>Campfire.gd</w:t>
+            </w:r>
+            <w:r>
+              <w:rPr>
+                <w:noProof/>
+                <w:webHidden/>
+              </w:rPr>
+              <w:tab/>
+            </w:r>
+            <w:r>
+              <w:rPr>
+                <w:noProof/>
+                <w:webHidden/>
+              </w:rPr>
+              <w:fldChar w:fldCharType="begin"/>
+            </w:r>
+            <w:r>
+              <w:rPr>
+                <w:noProof/>
+                <w:webHidden/>
+              </w:rPr>
+              <w:instrText xml:space="preserve"> PAGEREF _Toc239322997 \h </w:instrText>
+            </w:r>
+            <w:r>
+              <w:rPr>
+                <w:noProof/>
+                <w:webHidden/>
+              </w:rPr>
+            </w:r>
+            <w:r>
+              <w:rPr>
+                <w:noProof/>
+                <w:webHidden/>
+              </w:rPr>
+              <w:fldChar w:fldCharType="separate"/>
+            </w:r>
+            <w:r>
+              <w:rPr>
+                <w:noProof/>
+                <w:webHidden/>
+              </w:rPr>
+              <w:t>9</w:t>
+            </w:r>
+            <w:r>
+              <w:rPr>
+                <w:noProof/>
+                <w:webHidden/>
+              </w:rPr>
+              <w:fldChar w:fldCharType="end"/>
+            </w:r>
+          </w:hyperlink>
+        </w:p>
+        <w:p>
+          <w:pPr>
+            <w:pStyle w:val="TOC1"/>
+            <w:tabs>
+              <w:tab w:val="left" w:pos="720"/>
+              <w:tab w:val="right" w:leader="dot" w:pos="9514"/>
+            </w:tabs>
+            <w:rPr>
+              <w:rFonts w:eastAsiaTheme="minorEastAsia"/>
+              <w:noProof/>
+              <w:lang w:eastAsia="ja-JP"/>
+            </w:rPr>
+          </w:pPr>
+          <w:hyperlink w:anchor="_Toc239322998" w:history="1">
+            <w:r>
+              <w:rPr>
+                <w:rStyle w:val="Hyperlink"/>
+                <w:noProof/>
+              </w:rPr>
+              <w:t>III.</w:t>
+            </w:r>
+            <w:r>
+              <w:rPr>
+                <w:rFonts w:eastAsiaTheme="minorEastAsia"/>
+                <w:noProof/>
+                <w:lang w:eastAsia="ja-JP"/>
+              </w:rPr>
+              <w:tab/>
+            </w:r>
+            <w:r>
+              <w:rPr>
+                <w:rStyle w:val="Hyperlink"/>
+                <w:noProof/>
+              </w:rPr>
+              <w:t>U</w:t>
+            </w:r>
+            <w:r>
+              <w:rPr>
+                <w:rStyle w:val="Hyperlink"/>
+                <w:noProof/>
+              </w:rPr>
+              <w:t>I</w:t>
+            </w:r>
+            <w:r>
+              <w:rPr>
+                <w:rStyle w:val="Hyperlink"/>
+                <w:noProof/>
+              </w:rPr>
+              <w:t>.GD</w:t>
+            </w:r>
+            <w:r>
+              <w:rPr>
+                <w:noProof/>
+                <w:webHidden/>
+              </w:rPr>
+              <w:tab/>
+            </w:r>
+            <w:r>
+              <w:rPr>
+                <w:noProof/>
+                <w:webHidden/>
+              </w:rPr>
+              <w:fldChar w:fldCharType="begin"/>
+            </w:r>
+            <w:r>
+              <w:rPr>
+                <w:noProof/>
+                <w:webHidden/>
+              </w:rPr>
+              <w:instrText xml:space="preserve"> PAGEREF _Toc239322998 \h </w:instrText>
+            </w:r>
+            <w:r>
+              <w:rPr>
+                <w:noProof/>
+                <w:webHidden/>
+              </w:rPr>
+            </w:r>
+            <w:r>
+              <w:rPr>
+                <w:noProof/>
+                <w:webHidden/>
+              </w:rPr>
+              <w:fldChar w:fldCharType="separate"/>
+            </w:r>
+            <w:r>
+              <w:rPr>
+                <w:noProof/>
+                <w:webHidden/>
+              </w:rPr>
+              <w:t>11</w:t>
+            </w:r>
+            <w:r>
+              <w:rPr>
+                <w:noProof/>
+                <w:webHidden/>
+              </w:rPr>
+              <w:fldChar w:fldCharType="end"/>
+            </w:r>
+          </w:hyperlink>
+        </w:p>
+        <w:p>
+          <w:r>
+            <w:rPr>
+              <w:b/>
+              <w:bCs/>
+              <w:noProof/>
+            </w:rPr>
+            <w:fldChar w:fldCharType="end"/>
+          </w:r>
+        </w:p>
+      </w:sdtContent>
+    </w:sdt>
     <w:p>
       <w:pPr>
         <w:rPr>
@@ -1495,7 +1747,7 @@
                     </pic:cNvPicPr>
                   </pic:nvPicPr>
                   <pic:blipFill>
-                    <a:blip r:embed="rId7" cstate="print">
+                    <a:blip r:embed="rId8" cstate="print">
                       <a:extLst>
                         <a:ext uri="{28A0092B-C50C-407E-A947-70E740481C1C}">
                           <a14:useLocalDpi xmlns:a14="http://schemas.microsoft.com/office/drawing/2010/main" val="0"/>
@@ -2588,7 +2840,7 @@
                     </pic:cNvPicPr>
                   </pic:nvPicPr>
                   <pic:blipFill>
-                    <a:blip r:embed="rId8">
+                    <a:blip r:embed="rId9">
                       <a:extLst>
                         <a:ext uri="{28A0092B-C50C-407E-A947-70E740481C1C}">
                           <a14:useLocalDpi xmlns:a14="http://schemas.microsoft.com/office/drawing/2010/main" val="0"/>
@@ -3364,7 +3616,7 @@
                           </pic:cNvPicPr>
                         </pic:nvPicPr>
                         <pic:blipFill rotWithShape="1">
-                          <a:blip r:embed="rId9">
+                          <a:blip r:embed="rId10">
                             <a:extLst>
                               <a:ext uri="{28A0092B-C50C-407E-A947-70E740481C1C}">
                                 <a14:useLocalDpi xmlns:a14="http://schemas.microsoft.com/office/drawing/2010/main" val="0"/>
@@ -3401,7 +3653,7 @@
                           </pic:cNvPicPr>
                         </pic:nvPicPr>
                         <pic:blipFill>
-                          <a:blip r:embed="rId10">
+                          <a:blip r:embed="rId11">
                             <a:extLst>
                               <a:ext uri="{28A0092B-C50C-407E-A947-70E740481C1C}">
                                 <a14:useLocalDpi xmlns:a14="http://schemas.microsoft.com/office/drawing/2010/main" val="0"/>
@@ -3435,7 +3687,7 @@
                           </pic:cNvPicPr>
                         </pic:nvPicPr>
                         <pic:blipFill>
-                          <a:blip r:embed="rId11">
+                          <a:blip r:embed="rId12">
                             <a:extLst>
                               <a:ext uri="{28A0092B-C50C-407E-A947-70E740481C1C}">
                                 <a14:useLocalDpi xmlns:a14="http://schemas.microsoft.com/office/drawing/2010/main" val="0"/>
@@ -3468,7 +3720,7 @@
                           </pic:cNvPicPr>
                         </pic:nvPicPr>
                         <pic:blipFill>
-                          <a:blip r:embed="rId12">
+                          <a:blip r:embed="rId13">
                             <a:extLst>
                               <a:ext uri="{28A0092B-C50C-407E-A947-70E740481C1C}">
                                 <a14:useLocalDpi xmlns:a14="http://schemas.microsoft.com/office/drawing/2010/main" val="0"/>
@@ -3501,7 +3753,7 @@
                           </pic:cNvPicPr>
                         </pic:nvPicPr>
                         <pic:blipFill>
-                          <a:blip r:embed="rId13">
+                          <a:blip r:embed="rId14">
                             <a:extLst>
                               <a:ext uri="{28A0092B-C50C-407E-A947-70E740481C1C}">
                                 <a14:useLocalDpi xmlns:a14="http://schemas.microsoft.com/office/drawing/2010/main" val="0"/>
@@ -3534,7 +3786,7 @@
                           </pic:cNvPicPr>
                         </pic:nvPicPr>
                         <pic:blipFill>
-                          <a:blip r:embed="rId14">
+                          <a:blip r:embed="rId15">
                             <a:extLst>
                               <a:ext uri="{28A0092B-C50C-407E-A947-70E740481C1C}">
                                 <a14:useLocalDpi xmlns:a14="http://schemas.microsoft.com/office/drawing/2010/main" val="0"/>
@@ -3567,7 +3819,7 @@
                           </pic:cNvPicPr>
                         </pic:nvPicPr>
                         <pic:blipFill>
-                          <a:blip r:embed="rId15">
+                          <a:blip r:embed="rId16">
                             <a:extLst>
                               <a:ext uri="{28A0092B-C50C-407E-A947-70E740481C1C}">
                                 <a14:useLocalDpi xmlns:a14="http://schemas.microsoft.com/office/drawing/2010/main" val="0"/>
@@ -4181,25 +4433,25 @@
                   <o:lock v:ext="edit" aspectratio="t"/>
                 </v:shapetype>
                 <v:shape id="Picture 488" o:spid="_x0000_s1041" type="#_x0000_t75" style="position:absolute;top:4995;width:6191;height:7620;visibility:visible;mso-wrap-style:square" o:gfxdata="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">
-                  <v:imagedata r:id="rId16" o:title="" cropright="13755f"/>
+                  <v:imagedata r:id="rId17" o:title="" cropright="13755f"/>
                 </v:shape>
                 <v:shape id="Picture 499" o:spid="_x0000_s1042" type="#_x0000_t75" style="position:absolute;left:1778;top:19558;width:4095;height:4095;visibility:visible;mso-wrap-style:square" o:gfxdata="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">
-                  <v:imagedata r:id="rId17" o:title=""/>
+                  <v:imagedata r:id="rId18" o:title=""/>
                 </v:shape>
                 <v:shape id="Picture 500" o:spid="_x0000_s1043" type="#_x0000_t75" style="position:absolute;left:27686;top:32596;width:4095;height:4096;visibility:visible;mso-wrap-style:square" o:gfxdata="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">
-                  <v:imagedata r:id="rId18" o:title=""/>
+                  <v:imagedata r:id="rId19" o:title=""/>
                 </v:shape>
                 <v:shape id="Picture 501" o:spid="_x0000_s1044" type="#_x0000_t75" style="position:absolute;left:27686;top:6858;width:4095;height:4095;visibility:visible;mso-wrap-style:square" o:gfxdata="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">
-                  <v:imagedata r:id="rId19" o:title=""/>
+                  <v:imagedata r:id="rId20" o:title=""/>
                 </v:shape>
                 <v:shape id="Picture 503" o:spid="_x0000_s1045" type="#_x0000_t75" style="position:absolute;left:1862;top:32173;width:4096;height:4096;visibility:visible;mso-wrap-style:square" o:gfxdata="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">
-                  <v:imagedata r:id="rId20" o:title=""/>
+                  <v:imagedata r:id="rId21" o:title=""/>
                 </v:shape>
                 <v:shape id="Picture 504" o:spid="_x0000_s1046" type="#_x0000_t75" style="position:absolute;left:27601;top:18203;width:4096;height:4096;visibility:visible;mso-wrap-style:square" o:gfxdata="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">
-                  <v:imagedata r:id="rId21" o:title=""/>
+                  <v:imagedata r:id="rId22" o:title=""/>
                 </v:shape>
                 <v:shape id="Picture 487" o:spid="_x0000_s1047" type="#_x0000_t75" style="position:absolute;left:27601;top:27262;width:4096;height:4096;visibility:visible;mso-wrap-style:square" o:gfxdata="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">
-                  <v:imagedata r:id="rId22" o:title=""/>
+                  <v:imagedata r:id="rId23" o:title=""/>
                 </v:shape>
               </v:group>
             </w:pict>
@@ -4219,51 +4471,43 @@
     </w:p>
     <w:p>
       <w:pPr>
-        <w:pStyle w:val="ListParagraph"/>
+        <w:pStyle w:val="Heading1"/>
         <w:numPr>
           <w:ilvl w:val="0"/>
-          <w:numId w:val="3"/>
+          <w:numId w:val="16"/>
         </w:numPr>
+      </w:pPr>
+      <w:bookmarkStart w:id="0" w:name="_Toc239322996"/>
+      <w:r>
+        <w:lastRenderedPageBreak/>
+        <w:t>Playable_adel.gd</w:t>
+      </w:r>
+      <w:bookmarkEnd w:id="0"/>
+      <w:r>
+        <w:t xml:space="preserve"> </w:t>
+      </w:r>
+    </w:p>
+    <w:p>
+      <w:pPr>
+        <w:ind w:left="360"/>
         <w:jc w:val="both"/>
         <w:rPr>
           <w:rFonts w:ascii="Montserrat" w:hAnsi="Montserrat"/>
           <w:b/>
           <w:bCs/>
-          <w:sz w:val="28"/>
-          <w:szCs w:val="28"/>
-        </w:rPr>
-      </w:pPr>
-      <w:r>
-        <w:rPr>
-          <w:rFonts w:ascii="Montserrat" w:hAnsi="Montserrat"/>
-          <w:b/>
-          <w:bCs/>
-          <w:sz w:val="28"/>
-          <w:szCs w:val="28"/>
-        </w:rPr>
-        <w:lastRenderedPageBreak/>
-        <w:t>Playable_adel.gd (Điều khiển nhân vật và combat animation)</w:t>
-      </w:r>
-    </w:p>
-    <w:p>
-      <w:pPr>
-        <w:rPr>
-          <w:rFonts w:ascii="Montserrat" w:hAnsi="Montserrat"/>
-          <w:b/>
-          <w:bCs/>
-          <w:sz w:val="22"/>
-          <w:szCs w:val="22"/>
-        </w:rPr>
-      </w:pPr>
-      <w:r>
-        <w:rPr>
-          <w:rFonts w:ascii="Montserrat" w:hAnsi="Montserrat"/>
-          <w:b/>
-          <w:bCs/>
-          <w:sz w:val="22"/>
-          <w:szCs w:val="22"/>
-        </w:rPr>
-        <w:t>Khối 1: Các hàm của Engine (Built-in Virtual Methods)</w:t>
+          <w:sz w:val="22"/>
+          <w:szCs w:val="22"/>
+        </w:rPr>
+      </w:pPr>
+      <w:r>
+        <w:rPr>
+          <w:rFonts w:ascii="Montserrat" w:hAnsi="Montserrat"/>
+          <w:b/>
+          <w:bCs/>
+          <w:sz w:val="22"/>
+          <w:szCs w:val="22"/>
+        </w:rPr>
+        <w:t>Khối 1: Các hàm của Engine</w:t>
       </w:r>
     </w:p>
     <w:p>
@@ -4382,7 +4626,7 @@
           <w:sz w:val="22"/>
           <w:szCs w:val="22"/>
         </w:rPr>
-        <w:t>Khối 2: Các hàm Công khai (Public Methods)</w:t>
+        <w:t>Khối 2: Các hàm Công khai</w:t>
       </w:r>
     </w:p>
     <w:p>
@@ -4709,7 +4953,7 @@
           <w:sz w:val="22"/>
           <w:szCs w:val="22"/>
         </w:rPr>
-        <w:t>Khối 3: Các hàm Nội bộ (Private Methods)</w:t>
+        <w:t>Khối 3: Các hàm Nội bộ</w:t>
       </w:r>
     </w:p>
     <w:p>
@@ -5627,13 +5871,12 @@
           <w:sz w:val="22"/>
           <w:szCs w:val="22"/>
         </w:rPr>
-        <w:t>Khối 4: Các hàm Tín hiệu (Signal Callbacks)</w:t>
-      </w:r>
-    </w:p>
-    <w:p>
-      <w:pPr>
-        <w:pStyle w:val="ListParagraph"/>
-        <w:ind w:left="1080"/>
+        <w:t>Khối 4: Các hàm Tín hiệu</w:t>
+      </w:r>
+    </w:p>
+    <w:p>
+      <w:pPr>
+        <w:ind w:left="720"/>
         <w:rPr>
           <w:rFonts w:ascii="Montserrat" w:hAnsi="Montserrat"/>
           <w:sz w:val="22"/>
@@ -5671,8 +5914,7 @@
     </w:p>
     <w:p>
       <w:pPr>
-        <w:pStyle w:val="ListParagraph"/>
-        <w:ind w:left="1080"/>
+        <w:ind w:left="720"/>
         <w:rPr>
           <w:rFonts w:ascii="Montserrat" w:hAnsi="Montserrat"/>
           <w:sz w:val="22"/>
@@ -5695,15 +5937,7 @@
           <w:sz w:val="22"/>
           <w:szCs w:val="22"/>
         </w:rPr>
-        <w:t xml:space="preserve">: </w:t>
-      </w:r>
-      <w:r>
-        <w:rPr>
-          <w:rFonts w:ascii="Montserrat" w:hAnsi="Montserrat"/>
-          <w:sz w:val="22"/>
-          <w:szCs w:val="22"/>
-        </w:rPr>
-        <w:t>Mở khóa kỹ năng lướt (Dash) khi bộ đếm ngược kết thúc.</w:t>
+        <w:t>: Mở khóa kỹ năng lướt (Dash) khi bộ đếm ngược kết thúc.</w:t>
       </w:r>
     </w:p>
     <w:p>
@@ -5937,12 +6171,1556 @@
       </w:r>
     </w:p>
     <w:p>
+      <w:pPr>
+        <w:pStyle w:val="Heading1"/>
+        <w:numPr>
+          <w:ilvl w:val="0"/>
+          <w:numId w:val="16"/>
+        </w:numPr>
+      </w:pPr>
+      <w:bookmarkStart w:id="1" w:name="_Toc239322997"/>
       <w:r>
         <w:lastRenderedPageBreak/>
+        <w:t>Campfire.gd</w:t>
+      </w:r>
+      <w:bookmarkEnd w:id="1"/>
+    </w:p>
+    <w:p>
+      <w:pPr>
+        <w:rPr>
+          <w:rFonts w:ascii="Montserrat" w:hAnsi="Montserrat"/>
+          <w:sz w:val="22"/>
+          <w:szCs w:val="22"/>
+        </w:rPr>
+      </w:pPr>
+      <w:r>
+        <w:rPr>
+          <w:rFonts w:ascii="Montserrat" w:hAnsi="Montserrat"/>
+          <w:b/>
+          <w:bCs/>
+          <w:sz w:val="22"/>
+          <w:szCs w:val="22"/>
+        </w:rPr>
+        <w:t>Khối 1: Các hàm của Engine</w:t>
+      </w:r>
+    </w:p>
+    <w:p>
+      <w:pPr>
+        <w:ind w:left="720"/>
+        <w:rPr>
+          <w:rFonts w:ascii="Montserrat" w:hAnsi="Montserrat"/>
+          <w:sz w:val="22"/>
+          <w:szCs w:val="22"/>
+        </w:rPr>
+      </w:pPr>
+      <w:r>
+        <w:rPr>
+          <w:rFonts w:ascii="Montserrat" w:hAnsi="Montserrat"/>
+          <w:b/>
+          <w:bCs/>
+          <w:sz w:val="22"/>
+          <w:szCs w:val="22"/>
+        </w:rPr>
+        <w:t>_ready():</w:t>
+      </w:r>
+      <w:r>
+        <w:rPr>
+          <w:rFonts w:ascii="Montserrat" w:hAnsi="Montserrat"/>
+          <w:sz w:val="22"/>
+          <w:szCs w:val="22"/>
+        </w:rPr>
+        <w:t xml:space="preserve"> Khởi tạo UI của đống lửa (ẩn các bảng menu), thiết lập kết nối tín hiệu cho các nút bấm và tắt camera góc hẹp (cinematic) mặc định.</w:t>
+      </w:r>
+    </w:p>
+    <w:p>
+      <w:pPr>
+        <w:ind w:left="720"/>
+        <w:rPr>
+          <w:rFonts w:ascii="Montserrat" w:hAnsi="Montserrat"/>
+          <w:sz w:val="22"/>
+          <w:szCs w:val="22"/>
+        </w:rPr>
+      </w:pPr>
+      <w:r>
+        <w:rPr>
+          <w:rFonts w:ascii="Montserrat" w:hAnsi="Montserrat"/>
+          <w:b/>
+          <w:bCs/>
+          <w:sz w:val="22"/>
+          <w:szCs w:val="22"/>
+        </w:rPr>
+        <w:t>_physics_process(delta):</w:t>
+      </w:r>
+      <w:r>
+        <w:rPr>
+          <w:rFonts w:ascii="Montserrat" w:hAnsi="Montserrat"/>
+          <w:sz w:val="22"/>
+          <w:szCs w:val="22"/>
+        </w:rPr>
+        <w:t xml:space="preserve"> Vòng lặp liên tục kiểm tra khoảng cách của người chơi (dùng _find_nearby_candidate()). Nếu người chơi trong tầm phát hiện, hiện nút Prompt (Press F to rest). Quản lý bộ đếm lùi hồi chiêu (_rest_cooldown) để tránh bấm nhầm liên tục.</w:t>
+      </w:r>
+    </w:p>
+    <w:p>
+      <w:pPr>
+        <w:ind w:left="720"/>
+        <w:rPr>
+          <w:rFonts w:ascii="Montserrat" w:hAnsi="Montserrat"/>
+          <w:sz w:val="22"/>
+          <w:szCs w:val="22"/>
+        </w:rPr>
+      </w:pPr>
+      <w:r>
+        <w:rPr>
+          <w:rFonts w:ascii="Montserrat" w:hAnsi="Montserrat"/>
+          <w:b/>
+          <w:bCs/>
+          <w:sz w:val="22"/>
+          <w:szCs w:val="22"/>
+        </w:rPr>
+        <w:t>_unhandled_input(event):</w:t>
+      </w:r>
+      <w:r>
+        <w:rPr>
+          <w:rFonts w:ascii="Montserrat" w:hAnsi="Montserrat"/>
+          <w:sz w:val="22"/>
+          <w:szCs w:val="22"/>
+        </w:rPr>
+        <w:t xml:space="preserve"> Bắt sự kiện phím tương tác. Chuyển đổi giữa trạng thái ngồi xuống lưu game (_sit_and_save()) hoặc đứng lên rời đi (_stand_up()).</w:t>
+      </w:r>
+    </w:p>
+    <w:p>
+      <w:pPr>
+        <w:rPr>
+          <w:rFonts w:ascii="Montserrat" w:hAnsi="Montserrat"/>
+          <w:sz w:val="22"/>
+          <w:szCs w:val="22"/>
+        </w:rPr>
+      </w:pPr>
+      <w:r>
+        <w:rPr>
+          <w:rFonts w:ascii="Montserrat" w:hAnsi="Montserrat"/>
+          <w:b/>
+          <w:bCs/>
+          <w:sz w:val="22"/>
+          <w:szCs w:val="22"/>
+        </w:rPr>
+        <w:t>Khối 2: Các hàm Công khai</w:t>
+      </w:r>
+    </w:p>
+    <w:p>
+      <w:pPr>
+        <w:ind w:left="720"/>
+        <w:rPr>
+          <w:rFonts w:ascii="Montserrat" w:hAnsi="Montserrat"/>
+          <w:sz w:val="22"/>
+          <w:szCs w:val="22"/>
+        </w:rPr>
+      </w:pPr>
+      <w:r>
+        <w:rPr>
+          <w:rFonts w:ascii="Montserrat" w:hAnsi="Montserrat"/>
+          <w:b/>
+          <w:bCs/>
+          <w:sz w:val="22"/>
+          <w:szCs w:val="22"/>
+        </w:rPr>
+        <w:t>get_checkpoint_id():</w:t>
+      </w:r>
+      <w:r>
+        <w:rPr>
+          <w:rFonts w:ascii="Montserrat" w:hAnsi="Montserrat"/>
+          <w:sz w:val="22"/>
+          <w:szCs w:val="22"/>
+        </w:rPr>
+        <w:t xml:space="preserve"> Cung cấp ID định danh của đống lửa hiện tại cho hệ thống SaveManager.</w:t>
+      </w:r>
+    </w:p>
+    <w:p>
+      <w:pPr>
+        <w:rPr>
+          <w:rFonts w:ascii="Montserrat" w:hAnsi="Montserrat"/>
+          <w:sz w:val="22"/>
+          <w:szCs w:val="22"/>
+        </w:rPr>
+      </w:pPr>
+      <w:r>
+        <w:rPr>
+          <w:rFonts w:ascii="Montserrat" w:hAnsi="Montserrat"/>
+          <w:b/>
+          <w:bCs/>
+          <w:sz w:val="22"/>
+          <w:szCs w:val="22"/>
+        </w:rPr>
+        <w:t>Khối 3: Các hàm Nội bộ</w:t>
+      </w:r>
+    </w:p>
+    <w:p>
+      <w:pPr>
+        <w:numPr>
+          <w:ilvl w:val="0"/>
+          <w:numId w:val="19"/>
+        </w:numPr>
+        <w:rPr>
+          <w:rFonts w:ascii="Montserrat" w:hAnsi="Montserrat"/>
+          <w:sz w:val="22"/>
+          <w:szCs w:val="22"/>
+        </w:rPr>
+      </w:pPr>
+      <w:r>
+        <w:rPr>
+          <w:rFonts w:ascii="Montserrat" w:hAnsi="Montserrat"/>
+          <w:b/>
+          <w:bCs/>
+          <w:sz w:val="22"/>
+          <w:szCs w:val="22"/>
+        </w:rPr>
+        <w:t>Nhóm Logic Nghỉ ngơi:</w:t>
+      </w:r>
+    </w:p>
+    <w:p>
+      <w:pPr>
+        <w:ind w:left="720"/>
+        <w:rPr>
+          <w:rFonts w:ascii="Montserrat" w:hAnsi="Montserrat"/>
+          <w:sz w:val="22"/>
+          <w:szCs w:val="22"/>
+        </w:rPr>
+      </w:pPr>
+      <w:r>
+        <w:rPr>
+          <w:rFonts w:ascii="Montserrat" w:hAnsi="Montserrat"/>
+          <w:b/>
+          <w:bCs/>
+          <w:sz w:val="22"/>
+          <w:szCs w:val="22"/>
+        </w:rPr>
+        <w:t>_sit_and_save():</w:t>
+      </w:r>
+      <w:r>
+        <w:rPr>
+          <w:rFonts w:ascii="Montserrat" w:hAnsi="Montserrat"/>
+          <w:sz w:val="22"/>
+          <w:szCs w:val="22"/>
+        </w:rPr>
+        <w:t xml:space="preserve"> Chuỗi hành động khi ngồi nghỉ: Căn chỉnh vị trí nhân vật tự động quay mặt về đống lửa, kích hoạt hiệu ứng fade đen màn hình, gọi hàm hồi máu (heal_player_full), chuyển góc nhìn sang cinematic_camera (phóng to) và mở Menu Nghỉ.</w:t>
+      </w:r>
+    </w:p>
+    <w:p>
+      <w:pPr>
+        <w:ind w:left="720"/>
+        <w:rPr>
+          <w:rFonts w:ascii="Montserrat" w:hAnsi="Montserrat"/>
+          <w:sz w:val="22"/>
+          <w:szCs w:val="22"/>
+        </w:rPr>
+      </w:pPr>
+      <w:r>
+        <w:rPr>
+          <w:rFonts w:ascii="Montserrat" w:hAnsi="Montserrat"/>
+          <w:b/>
+          <w:bCs/>
+          <w:sz w:val="22"/>
+          <w:szCs w:val="22"/>
+        </w:rPr>
+        <w:t>_stand_up():</w:t>
+      </w:r>
+      <w:r>
+        <w:rPr>
+          <w:rFonts w:ascii="Montserrat" w:hAnsi="Montserrat"/>
+          <w:sz w:val="22"/>
+          <w:szCs w:val="22"/>
+        </w:rPr>
+        <w:t xml:space="preserve"> Xử lý quá trình rời đống lửa: Đóng toàn bộ UI, fade đen màn hình, trả lại camera và quyền điều khiển cho nhân vật.</w:t>
+      </w:r>
+    </w:p>
+    <w:p>
+      <w:pPr>
+        <w:ind w:left="720"/>
+        <w:rPr>
+          <w:rFonts w:ascii="Montserrat" w:hAnsi="Montserrat"/>
+          <w:sz w:val="22"/>
+          <w:szCs w:val="22"/>
+        </w:rPr>
+      </w:pPr>
+      <w:r>
+        <w:rPr>
+          <w:rFonts w:ascii="Montserrat" w:hAnsi="Montserrat"/>
+          <w:b/>
+          <w:bCs/>
+          <w:sz w:val="22"/>
+          <w:szCs w:val="22"/>
+        </w:rPr>
+        <w:t>_find_nearby_candidate():</w:t>
+      </w:r>
+      <w:r>
+        <w:rPr>
+          <w:rFonts w:ascii="Montserrat" w:hAnsi="Montserrat"/>
+          <w:sz w:val="22"/>
+          <w:szCs w:val="22"/>
+        </w:rPr>
+        <w:t xml:space="preserve"> Thuật toán dò quét Scene Tree để tìm Node nhân vật đang đứng trong vùng bán kính.</w:t>
+      </w:r>
+    </w:p>
+    <w:p>
+      <w:pPr>
+        <w:numPr>
+          <w:ilvl w:val="0"/>
+          <w:numId w:val="19"/>
+        </w:numPr>
+        <w:rPr>
+          <w:rFonts w:ascii="Montserrat" w:hAnsi="Montserrat"/>
+          <w:sz w:val="22"/>
+          <w:szCs w:val="22"/>
+        </w:rPr>
+      </w:pPr>
+      <w:r>
+        <w:rPr>
+          <w:rFonts w:ascii="Montserrat" w:hAnsi="Montserrat"/>
+          <w:b/>
+          <w:bCs/>
+          <w:sz w:val="22"/>
+          <w:szCs w:val="22"/>
+        </w:rPr>
+        <w:t>Nhóm UI &amp; Hiệu ứng:</w:t>
+      </w:r>
+    </w:p>
+    <w:p>
+      <w:pPr>
+        <w:ind w:left="720"/>
+        <w:rPr>
+          <w:rFonts w:ascii="Montserrat" w:hAnsi="Montserrat"/>
+          <w:sz w:val="22"/>
+          <w:szCs w:val="22"/>
+        </w:rPr>
+      </w:pPr>
+      <w:r>
+        <w:rPr>
+          <w:rFonts w:ascii="Montserrat" w:hAnsi="Montserrat"/>
+          <w:b/>
+          <w:bCs/>
+          <w:sz w:val="22"/>
+          <w:szCs w:val="22"/>
+        </w:rPr>
+        <w:t>_setup_rest_menu_buttons(), _setup_upgrade_menu():</w:t>
+      </w:r>
+      <w:r>
+        <w:rPr>
+          <w:rFonts w:ascii="Montserrat" w:hAnsi="Montserrat"/>
+          <w:sz w:val="22"/>
+          <w:szCs w:val="22"/>
+        </w:rPr>
+        <w:t xml:space="preserve"> Khởi tạo động (instantiate) menu nâng cấp (Relica) và kết nối tín hiệu cho 5 nút bấm cơ bản (Save, Load, Upgrade, Title, Leave).</w:t>
+      </w:r>
+    </w:p>
+    <w:p>
+      <w:pPr>
+        <w:ind w:left="720"/>
+        <w:rPr>
+          <w:rFonts w:ascii="Montserrat" w:hAnsi="Montserrat"/>
+          <w:sz w:val="22"/>
+          <w:szCs w:val="22"/>
+        </w:rPr>
+      </w:pPr>
+      <w:r>
+        <w:rPr>
+          <w:rFonts w:ascii="Montserrat" w:hAnsi="Montserrat"/>
+          <w:b/>
+          <w:bCs/>
+          <w:sz w:val="22"/>
+          <w:szCs w:val="22"/>
+        </w:rPr>
+        <w:t>_populate_slot_menu(), _format_slot_label():</w:t>
+      </w:r>
+      <w:r>
+        <w:rPr>
+          <w:rFonts w:ascii="Montserrat" w:hAnsi="Montserrat"/>
+          <w:sz w:val="22"/>
+          <w:szCs w:val="22"/>
+        </w:rPr>
+        <w:t xml:space="preserve"> Đọc dữ liệu từ ổ cứng thông qua SaveManager, tự động tạo danh sách các ô (slot) Save/Load, hiển thị trạng thái máu (HP) và vị trí khu vực.</w:t>
+      </w:r>
+    </w:p>
+    <w:p>
+      <w:pPr>
+        <w:ind w:firstLine="720"/>
+        <w:rPr>
+          <w:rFonts w:ascii="Montserrat" w:hAnsi="Montserrat"/>
+          <w:sz w:val="22"/>
+          <w:szCs w:val="22"/>
+        </w:rPr>
+      </w:pPr>
+      <w:r>
+        <w:rPr>
+          <w:rFonts w:ascii="Montserrat" w:hAnsi="Montserrat"/>
+          <w:b/>
+          <w:bCs/>
+          <w:sz w:val="22"/>
+          <w:szCs w:val="22"/>
+        </w:rPr>
+        <w:t>_show_saved_flash():</w:t>
+      </w:r>
+      <w:r>
+        <w:rPr>
+          <w:rFonts w:ascii="Montserrat" w:hAnsi="Montserrat"/>
+          <w:sz w:val="22"/>
+          <w:szCs w:val="22"/>
+        </w:rPr>
+        <w:t xml:space="preserve"> Tạo hiệu ứng chữ "Saved" nhấp nháy góc dưới màn hình.</w:t>
+      </w:r>
+    </w:p>
+    <w:p>
+      <w:pPr>
+        <w:numPr>
+          <w:ilvl w:val="0"/>
+          <w:numId w:val="19"/>
+        </w:numPr>
+        <w:rPr>
+          <w:rFonts w:ascii="Montserrat" w:hAnsi="Montserrat"/>
+          <w:sz w:val="22"/>
+          <w:szCs w:val="22"/>
+        </w:rPr>
+      </w:pPr>
+      <w:r>
+        <w:rPr>
+          <w:rFonts w:ascii="Montserrat" w:hAnsi="Montserrat"/>
+          <w:b/>
+          <w:bCs/>
+          <w:sz w:val="22"/>
+          <w:szCs w:val="22"/>
+        </w:rPr>
+        <w:t>Nhóm Hệ thống Lưu/Tải:</w:t>
+      </w:r>
+    </w:p>
+    <w:p>
+      <w:pPr>
+        <w:ind w:left="720"/>
+        <w:rPr>
+          <w:rFonts w:ascii="Montserrat" w:hAnsi="Montserrat"/>
+          <w:sz w:val="22"/>
+          <w:szCs w:val="22"/>
+        </w:rPr>
+      </w:pPr>
+      <w:r>
+        <w:rPr>
+          <w:rFonts w:ascii="Montserrat" w:hAnsi="Montserrat"/>
+          <w:b/>
+          <w:bCs/>
+          <w:sz w:val="22"/>
+          <w:szCs w:val="22"/>
+        </w:rPr>
+        <w:t>_save_to_slot(slot) / _load_from_slot(slot):</w:t>
+      </w:r>
+      <w:r>
+        <w:rPr>
+          <w:rFonts w:ascii="Montserrat" w:hAnsi="Montserrat"/>
+          <w:sz w:val="22"/>
+          <w:szCs w:val="22"/>
+        </w:rPr>
+        <w:t xml:space="preserve"> Giao tiếp trực tiếp với SaveManager để ghi đè dữ liệu hoặc tải lại cảnh chơi kèm hiệu ứng chuyển cảnh.</w:t>
+      </w:r>
+    </w:p>
+    <w:p>
+      <w:pPr>
+        <w:ind w:firstLine="720"/>
+        <w:rPr>
+          <w:rFonts w:ascii="Montserrat" w:hAnsi="Montserrat"/>
+          <w:sz w:val="22"/>
+          <w:szCs w:val="22"/>
+        </w:rPr>
+      </w:pPr>
+      <w:r>
+        <w:rPr>
+          <w:rFonts w:ascii="Montserrat" w:hAnsi="Montserrat"/>
+          <w:b/>
+          <w:bCs/>
+          <w:sz w:val="22"/>
+          <w:szCs w:val="22"/>
+        </w:rPr>
+        <w:t>_go_to_title():</w:t>
+      </w:r>
+      <w:r>
+        <w:rPr>
+          <w:rFonts w:ascii="Montserrat" w:hAnsi="Montserrat"/>
+          <w:sz w:val="22"/>
+          <w:szCs w:val="22"/>
+        </w:rPr>
+        <w:t xml:space="preserve"> Quay về màn hình chính.</w:t>
+      </w:r>
+    </w:p>
+    <w:p>
+      <w:pPr>
+        <w:ind w:firstLine="720"/>
+        <w:rPr>
+          <w:rFonts w:ascii="Montserrat" w:hAnsi="Montserrat"/>
+          <w:sz w:val="22"/>
+          <w:szCs w:val="22"/>
+        </w:rPr>
+      </w:pPr>
+    </w:p>
+    <w:p>
+      <w:pPr>
+        <w:rPr>
+          <w:rFonts w:ascii="Montserrat" w:hAnsi="Montserrat"/>
+          <w:sz w:val="22"/>
+          <w:szCs w:val="22"/>
+        </w:rPr>
+      </w:pPr>
+      <w:r>
+        <w:rPr>
+          <w:rFonts w:ascii="Montserrat" w:hAnsi="Montserrat"/>
+          <w:b/>
+          <w:bCs/>
+          <w:sz w:val="22"/>
+          <w:szCs w:val="22"/>
+        </w:rPr>
+        <w:lastRenderedPageBreak/>
+        <w:t>Khối 4: Các hàm Tín hiệu</w:t>
+      </w:r>
+    </w:p>
+    <w:p>
+      <w:pPr>
+        <w:ind w:left="720"/>
+        <w:rPr>
+          <w:rFonts w:ascii="Montserrat" w:hAnsi="Montserrat"/>
+          <w:sz w:val="22"/>
+          <w:szCs w:val="22"/>
+        </w:rPr>
+      </w:pPr>
+      <w:r>
+        <w:rPr>
+          <w:rFonts w:ascii="Montserrat" w:hAnsi="Montserrat"/>
+          <w:b/>
+          <w:bCs/>
+          <w:sz w:val="22"/>
+          <w:szCs w:val="22"/>
+        </w:rPr>
+        <w:t>_on_body_entered(), _on_body_exited():</w:t>
+      </w:r>
+      <w:r>
+        <w:rPr>
+          <w:rFonts w:ascii="Montserrat" w:hAnsi="Montserrat"/>
+          <w:sz w:val="22"/>
+          <w:szCs w:val="22"/>
+        </w:rPr>
+        <w:t xml:space="preserve"> Lắng nghe va chạm vật lý (Area2D) để xác nhận khi người chơi thực sự bước vào/ra khỏi vùng lửa.</w:t>
+      </w:r>
+    </w:p>
+    <w:p>
+      <w:pPr>
+        <w:ind w:left="720"/>
+        <w:rPr>
+          <w:rFonts w:ascii="Montserrat" w:hAnsi="Montserrat"/>
+          <w:sz w:val="22"/>
+          <w:szCs w:val="22"/>
+        </w:rPr>
+      </w:pPr>
+      <w:r>
+        <w:rPr>
+          <w:rFonts w:ascii="Montserrat" w:hAnsi="Montserrat"/>
+          <w:b/>
+          <w:bCs/>
+          <w:sz w:val="22"/>
+          <w:szCs w:val="22"/>
+        </w:rPr>
+        <w:t>_on_..._pressed():</w:t>
+      </w:r>
+      <w:r>
+        <w:rPr>
+          <w:rFonts w:ascii="Montserrat" w:hAnsi="Montserrat"/>
+          <w:sz w:val="22"/>
+          <w:szCs w:val="22"/>
+        </w:rPr>
+        <w:t xml:space="preserve"> Nhóm hàm trung gian nhận tín hiệu nhấp chuột/phím vào các mục menu tương ứng.</w:t>
+      </w:r>
+    </w:p>
+    <w:p>
+      <w:pPr>
+        <w:pStyle w:val="ListParagraph"/>
+        <w:numPr>
+          <w:ilvl w:val="0"/>
+          <w:numId w:val="14"/>
+        </w:numPr>
+        <w:rPr>
+          <w:rFonts w:ascii="Montserrat" w:hAnsi="Montserrat"/>
+          <w:sz w:val="22"/>
+          <w:szCs w:val="22"/>
+        </w:rPr>
+      </w:pPr>
+      <w:r>
+        <w:rPr>
+          <w:rFonts w:ascii="Montserrat" w:hAnsi="Montserrat"/>
+          <w:b/>
+          <w:bCs/>
+          <w:sz w:val="26"/>
+          <w:szCs w:val="26"/>
+        </w:rPr>
+        <w:t>Ghi chú:</w:t>
+      </w:r>
+    </w:p>
+    <w:p>
+      <w:pPr>
+        <w:rPr>
+          <w:sz w:val="22"/>
+          <w:szCs w:val="22"/>
+        </w:rPr>
+      </w:pPr>
+      <w:r>
+        <w:rPr>
+          <w:sz w:val="22"/>
+          <w:szCs w:val="22"/>
+        </w:rPr>
         <w:br w:type="page"/>
       </w:r>
     </w:p>
-    <w:p/>
+    <w:p>
+      <w:pPr>
+        <w:pStyle w:val="Heading1"/>
+        <w:numPr>
+          <w:ilvl w:val="0"/>
+          <w:numId w:val="16"/>
+        </w:numPr>
+      </w:pPr>
+      <w:r>
+        <w:lastRenderedPageBreak/>
+        <w:t>Ui.gd</w:t>
+      </w:r>
+    </w:p>
+    <w:p>
+      <w:pPr>
+        <w:rPr>
+          <w:rFonts w:ascii="Montserrat" w:hAnsi="Montserrat"/>
+          <w:sz w:val="22"/>
+          <w:szCs w:val="22"/>
+        </w:rPr>
+      </w:pPr>
+      <w:r>
+        <w:rPr>
+          <w:rFonts w:ascii="Montserrat" w:hAnsi="Montserrat"/>
+          <w:b/>
+          <w:bCs/>
+          <w:sz w:val="22"/>
+          <w:szCs w:val="22"/>
+        </w:rPr>
+        <w:t>Khối 1: Các hàm của Engine</w:t>
+      </w:r>
+    </w:p>
+    <w:p>
+      <w:pPr>
+        <w:ind w:left="360"/>
+        <w:rPr>
+          <w:rFonts w:ascii="Montserrat" w:hAnsi="Montserrat"/>
+          <w:sz w:val="22"/>
+          <w:szCs w:val="22"/>
+        </w:rPr>
+      </w:pPr>
+      <w:r>
+        <w:rPr>
+          <w:rFonts w:ascii="Montserrat" w:hAnsi="Montserrat"/>
+          <w:b/>
+          <w:bCs/>
+          <w:sz w:val="22"/>
+          <w:szCs w:val="22"/>
+        </w:rPr>
+        <w:t>_ready():</w:t>
+      </w:r>
+      <w:r>
+        <w:rPr>
+          <w:rFonts w:ascii="Montserrat" w:hAnsi="Montserrat"/>
+          <w:sz w:val="22"/>
+          <w:szCs w:val="22"/>
+        </w:rPr>
+        <w:t xml:space="preserve"> Khởi tạo lượng máu phục hồi của bình Flask, thiết lập giới hạn UI của máu/thể lực, đồng bộ thông số từ PlayerProgress, liên kết tín hiệu Stagger và ẩn HUD ban đầu.</w:t>
+      </w:r>
+    </w:p>
+    <w:p>
+      <w:pPr>
+        <w:ind w:left="360"/>
+        <w:rPr>
+          <w:rFonts w:ascii="Montserrat" w:hAnsi="Montserrat"/>
+          <w:sz w:val="22"/>
+          <w:szCs w:val="22"/>
+        </w:rPr>
+      </w:pPr>
+      <w:r>
+        <w:rPr>
+          <w:rFonts w:ascii="Montserrat" w:hAnsi="Montserrat"/>
+          <w:b/>
+          <w:bCs/>
+          <w:sz w:val="22"/>
+          <w:szCs w:val="22"/>
+        </w:rPr>
+        <w:t>_process(delta):</w:t>
+      </w:r>
+      <w:r>
+        <w:rPr>
+          <w:rFonts w:ascii="Montserrat" w:hAnsi="Montserrat"/>
+          <w:sz w:val="22"/>
+          <w:szCs w:val="22"/>
+        </w:rPr>
+        <w:t xml:space="preserve"> Vòng lặp liên tục quản lý: đếm ngược thời gian kẹt máu (Stagger Lock), hồi phục thể lực ngoài giao tranh, tự động ẩn HUD sau 3s không chiến đấu, tính toán sát thương rút máu (Bleeding), và đẩy tiến trình animation của Shader bình Flask.</w:t>
+      </w:r>
+    </w:p>
+    <w:p>
+      <w:pPr>
+        <w:ind w:left="360"/>
+        <w:rPr>
+          <w:rFonts w:ascii="Montserrat" w:hAnsi="Montserrat"/>
+          <w:sz w:val="22"/>
+          <w:szCs w:val="22"/>
+        </w:rPr>
+      </w:pPr>
+      <w:r>
+        <w:rPr>
+          <w:rFonts w:ascii="Montserrat" w:hAnsi="Montserrat"/>
+          <w:b/>
+          <w:bCs/>
+          <w:sz w:val="22"/>
+          <w:szCs w:val="22"/>
+        </w:rPr>
+        <w:t>_unhandled_input(event):</w:t>
+      </w:r>
+      <w:r>
+        <w:rPr>
+          <w:rFonts w:ascii="Montserrat" w:hAnsi="Montserrat"/>
+          <w:sz w:val="22"/>
+          <w:szCs w:val="22"/>
+        </w:rPr>
+        <w:t xml:space="preserve"> Bắt phím tắt uống bình hồi máu (Soul Flask).</w:t>
+      </w:r>
+    </w:p>
+    <w:p>
+      <w:pPr>
+        <w:rPr>
+          <w:rFonts w:ascii="Montserrat" w:hAnsi="Montserrat"/>
+          <w:sz w:val="22"/>
+          <w:szCs w:val="22"/>
+        </w:rPr>
+      </w:pPr>
+      <w:r>
+        <w:rPr>
+          <w:rFonts w:ascii="Montserrat" w:hAnsi="Montserrat"/>
+          <w:b/>
+          <w:bCs/>
+          <w:sz w:val="22"/>
+          <w:szCs w:val="22"/>
+        </w:rPr>
+        <w:t xml:space="preserve">Khối 2: Các hàm Công khai </w:t>
+      </w:r>
+    </w:p>
+    <w:p>
+      <w:pPr>
+        <w:numPr>
+          <w:ilvl w:val="0"/>
+          <w:numId w:val="23"/>
+        </w:numPr>
+        <w:rPr>
+          <w:rFonts w:ascii="Montserrat" w:hAnsi="Montserrat"/>
+          <w:sz w:val="22"/>
+          <w:szCs w:val="22"/>
+          <w:lang w:val="pt-BR"/>
+        </w:rPr>
+      </w:pPr>
+      <w:r>
+        <w:rPr>
+          <w:rFonts w:ascii="Montserrat" w:hAnsi="Montserrat"/>
+          <w:b/>
+          <w:bCs/>
+          <w:sz w:val="22"/>
+          <w:szCs w:val="22"/>
+          <w:lang w:val="pt-BR"/>
+        </w:rPr>
+        <w:t>Nhóm Sinh Tồn (HP &amp; Combat):</w:t>
+      </w:r>
+    </w:p>
+    <w:p>
+      <w:pPr>
+        <w:ind w:left="1080"/>
+        <w:rPr>
+          <w:rFonts w:ascii="Montserrat" w:hAnsi="Montserrat"/>
+          <w:sz w:val="22"/>
+          <w:szCs w:val="22"/>
+          <w:lang w:val="pt-BR"/>
+        </w:rPr>
+      </w:pPr>
+      <w:r>
+        <w:rPr>
+          <w:rFonts w:ascii="Montserrat" w:hAnsi="Montserrat"/>
+          <w:b/>
+          <w:bCs/>
+          <w:sz w:val="22"/>
+          <w:szCs w:val="22"/>
+          <w:lang w:val="pt-BR"/>
+        </w:rPr>
+        <w:t>apply_damage(...) / damage(dmg):</w:t>
+      </w:r>
+      <w:r>
+        <w:rPr>
+          <w:rFonts w:ascii="Montserrat" w:hAnsi="Montserrat"/>
+          <w:sz w:val="22"/>
+          <w:szCs w:val="22"/>
+          <w:lang w:val="pt-BR"/>
+        </w:rPr>
+        <w:t xml:space="preserve"> Xử lý logic sát thương đầu vào cốt lõi. Áp dụng hệ số nhân sát thương từ Debuff, kiểm tra và hãm máu khi chạm mốc Stagger (66%, 33%), gọi hiệu ứng chớp đỏ và kiểm tra điều kiện chết (respawn_at_checkpoint).</w:t>
+      </w:r>
+    </w:p>
+    <w:p>
+      <w:pPr>
+        <w:ind w:left="1080"/>
+        <w:rPr>
+          <w:rFonts w:ascii="Montserrat" w:hAnsi="Montserrat"/>
+          <w:sz w:val="22"/>
+          <w:szCs w:val="22"/>
+          <w:lang w:val="pt-BR"/>
+        </w:rPr>
+      </w:pPr>
+      <w:r>
+        <w:rPr>
+          <w:rFonts w:ascii="Montserrat" w:hAnsi="Montserrat"/>
+          <w:b/>
+          <w:bCs/>
+          <w:sz w:val="22"/>
+          <w:szCs w:val="22"/>
+          <w:lang w:val="pt-BR"/>
+        </w:rPr>
+        <w:t>heal_to_full():</w:t>
+      </w:r>
+      <w:r>
+        <w:rPr>
+          <w:rFonts w:ascii="Montserrat" w:hAnsi="Montserrat"/>
+          <w:sz w:val="22"/>
+          <w:szCs w:val="22"/>
+          <w:lang w:val="pt-BR"/>
+        </w:rPr>
+        <w:t xml:space="preserve"> Hồi phục toàn bộ HP, Stamina, sạc lại bình Flask và xóa sạch Debuff (thường dùng tại Campfire).</w:t>
+      </w:r>
+    </w:p>
+    <w:p>
+      <w:pPr>
+        <w:numPr>
+          <w:ilvl w:val="0"/>
+          <w:numId w:val="23"/>
+        </w:numPr>
+        <w:rPr>
+          <w:rFonts w:ascii="Montserrat" w:hAnsi="Montserrat"/>
+          <w:sz w:val="22"/>
+          <w:szCs w:val="22"/>
+          <w:lang w:val="pt-BR"/>
+        </w:rPr>
+      </w:pPr>
+      <w:r>
+        <w:rPr>
+          <w:rFonts w:ascii="Montserrat" w:hAnsi="Montserrat"/>
+          <w:b/>
+          <w:bCs/>
+          <w:sz w:val="22"/>
+          <w:szCs w:val="22"/>
+          <w:lang w:val="pt-BR"/>
+        </w:rPr>
+        <w:t>Nhóm Bình Hồi Phục (Flask):</w:t>
+      </w:r>
+    </w:p>
+    <w:p>
+      <w:pPr>
+        <w:ind w:left="1080"/>
+        <w:rPr>
+          <w:rFonts w:ascii="Montserrat" w:hAnsi="Montserrat"/>
+          <w:sz w:val="22"/>
+          <w:szCs w:val="22"/>
+        </w:rPr>
+      </w:pPr>
+      <w:r>
+        <w:rPr>
+          <w:rFonts w:ascii="Montserrat" w:hAnsi="Montserrat"/>
+          <w:b/>
+          <w:bCs/>
+          <w:sz w:val="22"/>
+          <w:szCs w:val="22"/>
+        </w:rPr>
+        <w:t>use_soul_flask():</w:t>
+      </w:r>
+      <w:r>
+        <w:rPr>
+          <w:rFonts w:ascii="Montserrat" w:hAnsi="Montserrat"/>
+          <w:sz w:val="22"/>
+          <w:szCs w:val="22"/>
+        </w:rPr>
+        <w:t xml:space="preserve"> Bắt đầu tiến trình uống bình. Sử dụng Tween để tạo hoạt ảnh rút cạn chất lỏng trong bình (Shader) trong 0.9s, chặn spam uống liên tục.</w:t>
+      </w:r>
+    </w:p>
+    <w:p>
+      <w:pPr>
+        <w:numPr>
+          <w:ilvl w:val="0"/>
+          <w:numId w:val="23"/>
+        </w:numPr>
+        <w:rPr>
+          <w:rFonts w:ascii="Montserrat" w:hAnsi="Montserrat"/>
+          <w:sz w:val="22"/>
+          <w:szCs w:val="22"/>
+        </w:rPr>
+      </w:pPr>
+      <w:r>
+        <w:rPr>
+          <w:rFonts w:ascii="Montserrat" w:hAnsi="Montserrat"/>
+          <w:b/>
+          <w:bCs/>
+          <w:sz w:val="22"/>
+          <w:szCs w:val="22"/>
+        </w:rPr>
+        <w:t>Nhóm Thể Lực (Stamina):</w:t>
+      </w:r>
+    </w:p>
+    <w:p>
+      <w:pPr>
+        <w:ind w:left="1080"/>
+        <w:rPr>
+          <w:rFonts w:ascii="Montserrat" w:hAnsi="Montserrat"/>
+          <w:sz w:val="22"/>
+          <w:szCs w:val="22"/>
+        </w:rPr>
+      </w:pPr>
+      <w:r>
+        <w:rPr>
+          <w:rFonts w:ascii="Montserrat" w:hAnsi="Montserrat"/>
+          <w:b/>
+          <w:bCs/>
+          <w:sz w:val="22"/>
+          <w:szCs w:val="22"/>
+        </w:rPr>
+        <w:t>can_spend_stamina() / spend_stamina():</w:t>
+      </w:r>
+      <w:r>
+        <w:rPr>
+          <w:rFonts w:ascii="Montserrat" w:hAnsi="Montserrat"/>
+          <w:sz w:val="22"/>
+          <w:szCs w:val="22"/>
+        </w:rPr>
+        <w:t xml:space="preserve"> Trừ thể lực dựa trên hành động cụ thể (attack, parry, deflect). Đưa người chơi vào trạng thái giao tranh.</w:t>
+      </w:r>
+    </w:p>
+    <w:p>
+      <w:pPr>
+        <w:numPr>
+          <w:ilvl w:val="0"/>
+          <w:numId w:val="23"/>
+        </w:numPr>
+        <w:rPr>
+          <w:rFonts w:ascii="Montserrat" w:hAnsi="Montserrat"/>
+          <w:sz w:val="22"/>
+          <w:szCs w:val="22"/>
+        </w:rPr>
+      </w:pPr>
+      <w:r>
+        <w:rPr>
+          <w:rFonts w:ascii="Montserrat" w:hAnsi="Montserrat"/>
+          <w:b/>
+          <w:bCs/>
+          <w:sz w:val="22"/>
+          <w:szCs w:val="22"/>
+        </w:rPr>
+        <w:t>Nhóm Trạng thái (Buffs/Debuffs Modifiers):</w:t>
+      </w:r>
+    </w:p>
+    <w:p>
+      <w:pPr>
+        <w:ind w:left="1080"/>
+        <w:rPr>
+          <w:rFonts w:ascii="Montserrat" w:hAnsi="Montserrat"/>
+          <w:sz w:val="22"/>
+          <w:szCs w:val="22"/>
+        </w:rPr>
+      </w:pPr>
+      <w:r>
+        <w:rPr>
+          <w:rFonts w:ascii="Montserrat" w:hAnsi="Montserrat"/>
+          <w:b/>
+          <w:bCs/>
+          <w:sz w:val="22"/>
+          <w:szCs w:val="22"/>
+        </w:rPr>
+        <w:t>get_damage_taken_multiplier() / get_attack_speed_multiplier()...:</w:t>
+      </w:r>
+      <w:r>
+        <w:rPr>
+          <w:rFonts w:ascii="Montserrat" w:hAnsi="Montserrat"/>
+          <w:sz w:val="22"/>
+          <w:szCs w:val="22"/>
+        </w:rPr>
+        <w:t xml:space="preserve"> Cung cấp các hệ số nhân chỉ số cho nhân vật dựa trên mức độ nghiêm trọng của Fracture (gãy xương) và Bleeding (chảy máu). Cấp độ 2 của Fracture gây giảm tốc chạy và tốc đánh.</w:t>
+      </w:r>
+    </w:p>
+    <w:p>
+      <w:pPr>
+        <w:numPr>
+          <w:ilvl w:val="0"/>
+          <w:numId w:val="23"/>
+        </w:numPr>
+        <w:rPr>
+          <w:rFonts w:ascii="Montserrat" w:hAnsi="Montserrat"/>
+          <w:sz w:val="22"/>
+          <w:szCs w:val="22"/>
+        </w:rPr>
+      </w:pPr>
+      <w:r>
+        <w:rPr>
+          <w:rFonts w:ascii="Montserrat" w:hAnsi="Montserrat"/>
+          <w:b/>
+          <w:bCs/>
+          <w:sz w:val="22"/>
+          <w:szCs w:val="22"/>
+        </w:rPr>
+        <w:t>Nhóm UI (Giao diện hiển thị):</w:t>
+      </w:r>
+    </w:p>
+    <w:p>
+      <w:pPr>
+        <w:ind w:left="1080"/>
+        <w:rPr>
+          <w:rFonts w:ascii="Montserrat" w:hAnsi="Montserrat"/>
+          <w:sz w:val="22"/>
+          <w:szCs w:val="22"/>
+        </w:rPr>
+      </w:pPr>
+      <w:r>
+        <w:rPr>
+          <w:rFonts w:ascii="Montserrat" w:hAnsi="Montserrat"/>
+          <w:b/>
+          <w:bCs/>
+          <w:sz w:val="22"/>
+          <w:szCs w:val="22"/>
+        </w:rPr>
+        <w:t>sync_hp_display(), sync_stamina_display(), sync_flask_display(), sync_status_icons():</w:t>
+      </w:r>
+      <w:r>
+        <w:rPr>
+          <w:rFonts w:ascii="Montserrat" w:hAnsi="Montserrat"/>
+          <w:sz w:val="22"/>
+          <w:szCs w:val="22"/>
+        </w:rPr>
+        <w:t xml:space="preserve"> Đồng bộ hóa dữ liệu phần mềm ra thanh Progress Bar, Label text và Icon trên màn hình, luôn kèm theo lệnh ép HUD hiện lên (fade_in()).</w:t>
+      </w:r>
+    </w:p>
+    <w:p>
+      <w:pPr>
+        <w:ind w:left="1080"/>
+        <w:rPr>
+          <w:rFonts w:ascii="Montserrat" w:hAnsi="Montserrat"/>
+          <w:sz w:val="22"/>
+          <w:szCs w:val="22"/>
+        </w:rPr>
+      </w:pPr>
+      <w:r>
+        <w:rPr>
+          <w:rFonts w:ascii="Montserrat" w:hAnsi="Montserrat"/>
+          <w:b/>
+          <w:bCs/>
+          <w:sz w:val="22"/>
+          <w:szCs w:val="22"/>
+        </w:rPr>
+        <w:t>fade_in(), fade_out(), flash_red(), flash_heal():</w:t>
+      </w:r>
+      <w:r>
+        <w:rPr>
+          <w:rFonts w:ascii="Montserrat" w:hAnsi="Montserrat"/>
+          <w:sz w:val="22"/>
+          <w:szCs w:val="22"/>
+        </w:rPr>
+        <w:t xml:space="preserve"> Tạo các hiệu ứng chuyển sắc (Tween) cho toàn bộ HUD khi nhận sát thương hoặc hồi máu.</w:t>
+      </w:r>
+    </w:p>
+    <w:p>
+      <w:pPr>
+        <w:rPr>
+          <w:rFonts w:ascii="Montserrat" w:hAnsi="Montserrat"/>
+          <w:sz w:val="22"/>
+          <w:szCs w:val="22"/>
+        </w:rPr>
+      </w:pPr>
+      <w:r>
+        <w:rPr>
+          <w:rFonts w:ascii="Montserrat" w:hAnsi="Montserrat"/>
+          <w:b/>
+          <w:bCs/>
+          <w:sz w:val="22"/>
+          <w:szCs w:val="22"/>
+        </w:rPr>
+        <w:lastRenderedPageBreak/>
+        <w:t>Khối 3: Các hàm Nội bộ (Private Methods)</w:t>
+      </w:r>
+    </w:p>
+    <w:p>
+      <w:pPr>
+        <w:numPr>
+          <w:ilvl w:val="0"/>
+          <w:numId w:val="24"/>
+        </w:numPr>
+        <w:rPr>
+          <w:rFonts w:ascii="Montserrat" w:hAnsi="Montserrat"/>
+          <w:sz w:val="22"/>
+          <w:szCs w:val="22"/>
+        </w:rPr>
+      </w:pPr>
+      <w:r>
+        <w:rPr>
+          <w:rFonts w:ascii="Montserrat" w:hAnsi="Montserrat"/>
+          <w:b/>
+          <w:bCs/>
+          <w:sz w:val="22"/>
+          <w:szCs w:val="22"/>
+        </w:rPr>
+        <w:t>Nhóm Xử lý Sát thương &amp; Trạng thái:</w:t>
+      </w:r>
+    </w:p>
+    <w:p>
+      <w:pPr>
+        <w:ind w:left="1080"/>
+        <w:rPr>
+          <w:rFonts w:ascii="Montserrat" w:hAnsi="Montserrat"/>
+          <w:sz w:val="22"/>
+          <w:szCs w:val="22"/>
+        </w:rPr>
+      </w:pPr>
+      <w:r>
+        <w:rPr>
+          <w:rFonts w:ascii="Montserrat" w:hAnsi="Montserrat"/>
+          <w:b/>
+          <w:bCs/>
+          <w:sz w:val="22"/>
+          <w:szCs w:val="22"/>
+        </w:rPr>
+        <w:t>_process_bleeding(delta) / _apply_raw_hp_loss():</w:t>
+      </w:r>
+      <w:r>
+        <w:rPr>
+          <w:rFonts w:ascii="Montserrat" w:hAnsi="Montserrat"/>
+          <w:sz w:val="22"/>
+          <w:szCs w:val="22"/>
+        </w:rPr>
+        <w:t xml:space="preserve"> Rút máu trực tiếp theo thời gian (DPS) mỗi 1 giây mà không kích hoạt mốc Stagger, ngăn chặn việc người chơi bị lách luật Stagger.</w:t>
+      </w:r>
+    </w:p>
+    <w:p>
+      <w:pPr>
+        <w:ind w:left="1080"/>
+        <w:rPr>
+          <w:rFonts w:ascii="Montserrat" w:hAnsi="Montserrat"/>
+          <w:sz w:val="22"/>
+          <w:szCs w:val="22"/>
+        </w:rPr>
+      </w:pPr>
+      <w:r>
+        <w:rPr>
+          <w:rFonts w:ascii="Montserrat" w:hAnsi="Montserrat"/>
+          <w:b/>
+          <w:bCs/>
+          <w:sz w:val="22"/>
+          <w:szCs w:val="22"/>
+        </w:rPr>
+        <w:t>_apply_random_stagger_debuff():</w:t>
+      </w:r>
+      <w:r>
+        <w:rPr>
+          <w:rFonts w:ascii="Montserrat" w:hAnsi="Montserrat"/>
+          <w:sz w:val="22"/>
+          <w:szCs w:val="22"/>
+        </w:rPr>
+        <w:t xml:space="preserve"> Bốc ngẫu nhiên (50/50) để áp dụng Bleeding hoặc Fracture khi người chơi bị vỡ mốc Stagger.</w:t>
+      </w:r>
+    </w:p>
+    <w:p>
+      <w:pPr>
+        <w:ind w:left="1080"/>
+        <w:rPr>
+          <w:rFonts w:ascii="Montserrat" w:hAnsi="Montserrat"/>
+          <w:sz w:val="22"/>
+          <w:szCs w:val="22"/>
+        </w:rPr>
+      </w:pPr>
+      <w:r>
+        <w:rPr>
+          <w:rFonts w:ascii="Montserrat" w:hAnsi="Montserrat"/>
+          <w:b/>
+          <w:bCs/>
+          <w:sz w:val="22"/>
+          <w:szCs w:val="22"/>
+        </w:rPr>
+        <w:t>_cure_debuffs_from_flask():</w:t>
+      </w:r>
+      <w:r>
+        <w:rPr>
+          <w:rFonts w:ascii="Montserrat" w:hAnsi="Montserrat"/>
+          <w:sz w:val="22"/>
+          <w:szCs w:val="22"/>
+        </w:rPr>
+        <w:t xml:space="preserve"> Chữa dứt điểm Bleeding và giảm 1 cấp Fracture khi uống Flask.</w:t>
+      </w:r>
+    </w:p>
+    <w:p>
+      <w:pPr>
+        <w:numPr>
+          <w:ilvl w:val="0"/>
+          <w:numId w:val="24"/>
+        </w:numPr>
+        <w:rPr>
+          <w:rFonts w:ascii="Montserrat" w:hAnsi="Montserrat"/>
+          <w:sz w:val="22"/>
+          <w:szCs w:val="22"/>
+        </w:rPr>
+      </w:pPr>
+      <w:r>
+        <w:rPr>
+          <w:rFonts w:ascii="Montserrat" w:hAnsi="Montserrat"/>
+          <w:b/>
+          <w:bCs/>
+          <w:sz w:val="22"/>
+          <w:szCs w:val="22"/>
+        </w:rPr>
+        <w:t>Nhóm Toán học Stagger:</w:t>
+      </w:r>
+    </w:p>
+    <w:p>
+      <w:pPr>
+        <w:ind w:left="1080"/>
+        <w:rPr>
+          <w:rFonts w:ascii="Montserrat" w:hAnsi="Montserrat"/>
+          <w:sz w:val="22"/>
+          <w:szCs w:val="22"/>
+        </w:rPr>
+      </w:pPr>
+      <w:r>
+        <w:rPr>
+          <w:rFonts w:ascii="Montserrat" w:hAnsi="Montserrat"/>
+          <w:b/>
+          <w:bCs/>
+          <w:sz w:val="22"/>
+          <w:szCs w:val="22"/>
+        </w:rPr>
+        <w:t>_resolve_stagger_crossing():</w:t>
+      </w:r>
+      <w:r>
+        <w:rPr>
+          <w:rFonts w:ascii="Montserrat" w:hAnsi="Montserrat"/>
+          <w:sz w:val="22"/>
+          <w:szCs w:val="22"/>
+        </w:rPr>
+        <w:t xml:space="preserve"> Thuật toán tính toán điểm chặn HP. Nếu đòn đánh xuyên qua mốc 66% hoặc 33%, khóa HP ngay tại mốc đó, cấp quyền miễn nhiễm Stagger lần 2 trong 1 giây (i-frame cơ chế), và phát tín hiệu cho nhân vật bị hất văng.</w:t>
+      </w:r>
+    </w:p>
+    <w:p>
+      <w:pPr>
+        <w:numPr>
+          <w:ilvl w:val="0"/>
+          <w:numId w:val="24"/>
+        </w:numPr>
+        <w:rPr>
+          <w:rFonts w:ascii="Montserrat" w:hAnsi="Montserrat"/>
+          <w:sz w:val="22"/>
+          <w:szCs w:val="22"/>
+        </w:rPr>
+      </w:pPr>
+      <w:r>
+        <w:rPr>
+          <w:rFonts w:ascii="Montserrat" w:hAnsi="Montserrat"/>
+          <w:b/>
+          <w:bCs/>
+          <w:sz w:val="22"/>
+          <w:szCs w:val="22"/>
+        </w:rPr>
+        <w:t>Nhóm Đồ họa &amp; Rung giật (VFX):</w:t>
+      </w:r>
+    </w:p>
+    <w:p>
+      <w:pPr>
+        <w:ind w:left="1080"/>
+        <w:rPr>
+          <w:rFonts w:ascii="Montserrat" w:hAnsi="Montserrat"/>
+          <w:sz w:val="22"/>
+          <w:szCs w:val="22"/>
+        </w:rPr>
+      </w:pPr>
+      <w:r>
+        <w:rPr>
+          <w:rFonts w:ascii="Montserrat" w:hAnsi="Montserrat"/>
+          <w:b/>
+          <w:bCs/>
+          <w:sz w:val="22"/>
+          <w:szCs w:val="22"/>
+        </w:rPr>
+        <w:t>_trigger_impact_feedback(), _update_flask_shake():</w:t>
+      </w:r>
+      <w:r>
+        <w:rPr>
+          <w:rFonts w:ascii="Montserrat" w:hAnsi="Montserrat"/>
+          <w:sz w:val="22"/>
+          <w:szCs w:val="22"/>
+        </w:rPr>
+        <w:t xml:space="preserve"> Tính toán biên độ dao động hình sin/cos để tạo hiệu ứng lắc bình Flask vật lý và gửi tín hiệu rung màn hình cho hệ thống ScreenEffects mỗi khi bị Stagger hoặc uống máu.</w:t>
+      </w:r>
+    </w:p>
+    <w:p>
+      <w:pPr>
+        <w:rPr>
+          <w:rFonts w:ascii="Montserrat" w:hAnsi="Montserrat"/>
+          <w:sz w:val="22"/>
+          <w:szCs w:val="22"/>
+        </w:rPr>
+      </w:pPr>
+      <w:r>
+        <w:rPr>
+          <w:rFonts w:ascii="Montserrat" w:hAnsi="Montserrat"/>
+          <w:b/>
+          <w:bCs/>
+          <w:sz w:val="22"/>
+          <w:szCs w:val="22"/>
+        </w:rPr>
+        <w:t>Khối 4: Các hàm Tín hiệu (Signal Callbacks)</w:t>
+      </w:r>
+    </w:p>
+    <w:p>
+      <w:pPr>
+        <w:ind w:left="1080"/>
+        <w:rPr>
+          <w:rFonts w:ascii="Montserrat" w:hAnsi="Montserrat"/>
+          <w:sz w:val="22"/>
+          <w:szCs w:val="22"/>
+        </w:rPr>
+      </w:pPr>
+      <w:r>
+        <w:rPr>
+          <w:rFonts w:ascii="Montserrat" w:hAnsi="Montserrat"/>
+          <w:b/>
+          <w:bCs/>
+          <w:sz w:val="22"/>
+          <w:szCs w:val="22"/>
+        </w:rPr>
+        <w:t>_on_stagger_triggered():</w:t>
+      </w:r>
+      <w:r>
+        <w:rPr>
+          <w:rFonts w:ascii="Montserrat" w:hAnsi="Montserrat"/>
+          <w:sz w:val="22"/>
+          <w:szCs w:val="22"/>
+        </w:rPr>
+        <w:t xml:space="preserve"> Lắng nghe tín hiệu tự phát để kích hoạt rung màn hình mạnh (0.72) khi vỡ mốc.</w:t>
+      </w:r>
+    </w:p>
+    <w:p>
+      <w:pPr>
+        <w:ind w:left="1080"/>
+        <w:rPr>
+          <w:rFonts w:ascii="Montserrat" w:hAnsi="Montserrat"/>
+          <w:sz w:val="22"/>
+          <w:szCs w:val="22"/>
+        </w:rPr>
+      </w:pPr>
+      <w:r>
+        <w:rPr>
+          <w:rFonts w:ascii="Montserrat" w:hAnsi="Montserrat"/>
+          <w:b/>
+          <w:bCs/>
+          <w:sz w:val="22"/>
+          <w:szCs w:val="22"/>
+        </w:rPr>
+        <w:t>_on_flask_drain_complete():</w:t>
+      </w:r>
+      <w:r>
+        <w:rPr>
+          <w:rFonts w:ascii="Montserrat" w:hAnsi="Montserrat"/>
+          <w:sz w:val="22"/>
+          <w:szCs w:val="22"/>
+        </w:rPr>
+        <w:t xml:space="preserve"> Xảy ra sau 0.9s kể từ khi bấm nút uống bình. Đây mới là lúc lượng máu thực sự được cộng vào, trừ số lần sử dụng đi 1 và phát hiệu ứng chớp xanh (flash_heal). Cơ chế delay này yêu cầu người chơi phải căn thời gian an toàn để uống máu thay vì spam ngay lập tức.</w:t>
+      </w:r>
+    </w:p>
+    <w:p>
+      <w:pPr>
+        <w:pStyle w:val="ListParagraph"/>
+        <w:numPr>
+          <w:ilvl w:val="0"/>
+          <w:numId w:val="14"/>
+        </w:numPr>
+        <w:rPr>
+          <w:rFonts w:ascii="Montserrat" w:hAnsi="Montserrat"/>
+          <w:sz w:val="22"/>
+          <w:szCs w:val="22"/>
+        </w:rPr>
+      </w:pPr>
+      <w:r>
+        <w:rPr>
+          <w:rFonts w:ascii="Montserrat" w:hAnsi="Montserrat"/>
+          <w:b/>
+          <w:bCs/>
+          <w:sz w:val="26"/>
+          <w:szCs w:val="26"/>
+        </w:rPr>
+        <w:t>Ghi chú:</w:t>
+      </w:r>
+    </w:p>
+    <w:p>
+      <w:pPr>
+        <w:rPr>
+          <w:rFonts w:ascii="Montserrat" w:hAnsi="Montserrat"/>
+          <w:sz w:val="22"/>
+          <w:szCs w:val="22"/>
+        </w:rPr>
+      </w:pPr>
+    </w:p>
+    <w:p>
+      <w:pPr>
+        <w:rPr>
+          <w:rFonts w:ascii="Montserrat" w:hAnsi="Montserrat"/>
+          <w:sz w:val="22"/>
+          <w:szCs w:val="22"/>
+        </w:rPr>
+      </w:pPr>
+      <w:r>
+        <w:rPr>
+          <w:rFonts w:ascii="Montserrat" w:hAnsi="Montserrat"/>
+          <w:sz w:val="22"/>
+          <w:szCs w:val="22"/>
+        </w:rPr>
+        <w:br w:type="page"/>
+      </w:r>
+    </w:p>
+    <w:p>
+      <w:pPr>
+        <w:rPr>
+          <w:rFonts w:ascii="Montserrat" w:hAnsi="Montserrat"/>
+          <w:sz w:val="22"/>
+          <w:szCs w:val="22"/>
+        </w:rPr>
+      </w:pPr>
+    </w:p>
+    <w:p>
+      <w:pPr>
+        <w:rPr>
+          <w:rFonts w:ascii="Montserrat" w:hAnsi="Montserrat"/>
+          <w:sz w:val="22"/>
+          <w:szCs w:val="22"/>
+        </w:rPr>
+      </w:pPr>
+      <w:r>
+        <w:rPr>
+          <w:rFonts w:ascii="Montserrat" w:hAnsi="Montserrat"/>
+          <w:sz w:val="22"/>
+          <w:szCs w:val="22"/>
+        </w:rPr>
+        <w:br w:type="page"/>
+      </w:r>
+    </w:p>
+    <w:p>
+      <w:pPr>
+        <w:rPr>
+          <w:rFonts w:ascii="Montserrat" w:hAnsi="Montserrat"/>
+          <w:sz w:val="22"/>
+          <w:szCs w:val="22"/>
+        </w:rPr>
+      </w:pPr>
+    </w:p>
+    <w:p>
+      <w:pPr>
+        <w:rPr>
+          <w:rFonts w:ascii="Montserrat" w:hAnsi="Montserrat"/>
+          <w:sz w:val="22"/>
+          <w:szCs w:val="22"/>
+        </w:rPr>
+      </w:pPr>
+      <w:r>
+        <w:rPr>
+          <w:rFonts w:ascii="Montserrat" w:hAnsi="Montserrat"/>
+          <w:sz w:val="22"/>
+          <w:szCs w:val="22"/>
+        </w:rPr>
+        <w:br w:type="page"/>
+      </w:r>
+    </w:p>
+    <w:p>
+      <w:pPr>
+        <w:rPr>
+          <w:rFonts w:ascii="Montserrat" w:hAnsi="Montserrat"/>
+          <w:sz w:val="22"/>
+          <w:szCs w:val="22"/>
+        </w:rPr>
+      </w:pPr>
+    </w:p>
+    <w:p>
+      <w:pPr>
+        <w:rPr>
+          <w:rFonts w:ascii="Montserrat" w:hAnsi="Montserrat"/>
+          <w:sz w:val="22"/>
+          <w:szCs w:val="22"/>
+        </w:rPr>
+      </w:pPr>
+      <w:r>
+        <w:rPr>
+          <w:rFonts w:ascii="Montserrat" w:hAnsi="Montserrat"/>
+          <w:sz w:val="22"/>
+          <w:szCs w:val="22"/>
+        </w:rPr>
+        <w:br w:type="page"/>
+      </w:r>
+    </w:p>
+    <w:p>
+      <w:pPr>
+        <w:rPr>
+          <w:rFonts w:ascii="Montserrat" w:hAnsi="Montserrat"/>
+          <w:sz w:val="22"/>
+          <w:szCs w:val="22"/>
+        </w:rPr>
+      </w:pPr>
+    </w:p>
+    <w:p>
+      <w:pPr>
+        <w:rPr>
+          <w:rFonts w:ascii="Montserrat" w:hAnsi="Montserrat"/>
+          <w:sz w:val="22"/>
+          <w:szCs w:val="22"/>
+        </w:rPr>
+      </w:pPr>
+      <w:r>
+        <w:rPr>
+          <w:rFonts w:ascii="Montserrat" w:hAnsi="Montserrat"/>
+          <w:sz w:val="22"/>
+          <w:szCs w:val="22"/>
+        </w:rPr>
+        <w:br w:type="page"/>
+      </w:r>
+    </w:p>
+    <w:p>
+      <w:pPr>
+        <w:rPr>
+          <w:rFonts w:ascii="Montserrat" w:hAnsi="Montserrat"/>
+          <w:sz w:val="22"/>
+          <w:szCs w:val="22"/>
+        </w:rPr>
+      </w:pPr>
+    </w:p>
+    <w:p>
+      <w:pPr>
+        <w:rPr>
+          <w:rFonts w:ascii="Montserrat" w:hAnsi="Montserrat"/>
+          <w:sz w:val="22"/>
+          <w:szCs w:val="22"/>
+        </w:rPr>
+      </w:pPr>
+      <w:r>
+        <w:rPr>
+          <w:rFonts w:ascii="Montserrat" w:hAnsi="Montserrat"/>
+          <w:sz w:val="22"/>
+          <w:szCs w:val="22"/>
+        </w:rPr>
+        <w:br w:type="page"/>
+      </w:r>
+    </w:p>
+    <w:p>
+      <w:pPr>
+        <w:rPr>
+          <w:rFonts w:ascii="Montserrat" w:hAnsi="Montserrat"/>
+          <w:sz w:val="22"/>
+          <w:szCs w:val="22"/>
+        </w:rPr>
+      </w:pPr>
+    </w:p>
     <w:sectPr>
       <w:pgSz w:w="11906" w:h="16838" w:code="9"/>
       <w:pgMar w:top="1191" w:right="1191" w:bottom="1191" w:left="1191" w:header="720" w:footer="720" w:gutter="0"/>
@@ -6417,6 +8195,453 @@
     </w:lvl>
   </w:abstractNum>
   <w:abstractNum w:abstractNumId="4" w15:restartNumberingAfterBreak="0">
+    <w:nsid w:val="187F79A6"/>
+    <w:multiLevelType w:val="multilevel"/>
+    <w:tmpl w:val="5A5CDCD8"/>
+    <w:lvl w:ilvl="0">
+      <w:start w:val="1"/>
+      <w:numFmt w:val="bullet"/>
+      <w:lvlText w:val=""/>
+      <w:lvlJc w:val="left"/>
+      <w:pPr>
+        <w:tabs>
+          <w:tab w:val="num" w:pos="720"/>
+        </w:tabs>
+        <w:ind w:left="720" w:hanging="360"/>
+      </w:pPr>
+      <w:rPr>
+        <w:rFonts w:ascii="Symbol" w:hAnsi="Symbol" w:hint="default"/>
+        <w:sz w:val="20"/>
+      </w:rPr>
+    </w:lvl>
+    <w:lvl w:ilvl="1" w:tentative="1">
+      <w:start w:val="1"/>
+      <w:numFmt w:val="bullet"/>
+      <w:lvlText w:val="o"/>
+      <w:lvlJc w:val="left"/>
+      <w:pPr>
+        <w:tabs>
+          <w:tab w:val="num" w:pos="1440"/>
+        </w:tabs>
+        <w:ind w:left="1440" w:hanging="360"/>
+      </w:pPr>
+      <w:rPr>
+        <w:rFonts w:ascii="Courier New" w:hAnsi="Courier New" w:hint="default"/>
+        <w:sz w:val="20"/>
+      </w:rPr>
+    </w:lvl>
+    <w:lvl w:ilvl="2" w:tentative="1">
+      <w:start w:val="1"/>
+      <w:numFmt w:val="bullet"/>
+      <w:lvlText w:val=""/>
+      <w:lvlJc w:val="left"/>
+      <w:pPr>
+        <w:tabs>
+          <w:tab w:val="num" w:pos="2160"/>
+        </w:tabs>
+        <w:ind w:left="2160" w:hanging="360"/>
+      </w:pPr>
+      <w:rPr>
+        <w:rFonts w:ascii="Wingdings" w:hAnsi="Wingdings" w:hint="default"/>
+        <w:sz w:val="20"/>
+      </w:rPr>
+    </w:lvl>
+    <w:lvl w:ilvl="3" w:tentative="1">
+      <w:start w:val="1"/>
+      <w:numFmt w:val="bullet"/>
+      <w:lvlText w:val=""/>
+      <w:lvlJc w:val="left"/>
+      <w:pPr>
+        <w:tabs>
+          <w:tab w:val="num" w:pos="2880"/>
+        </w:tabs>
+        <w:ind w:left="2880" w:hanging="360"/>
+      </w:pPr>
+      <w:rPr>
+        <w:rFonts w:ascii="Wingdings" w:hAnsi="Wingdings" w:hint="default"/>
+        <w:sz w:val="20"/>
+      </w:rPr>
+    </w:lvl>
+    <w:lvl w:ilvl="4" w:tentative="1">
+      <w:start w:val="1"/>
+      <w:numFmt w:val="bullet"/>
+      <w:lvlText w:val=""/>
+      <w:lvlJc w:val="left"/>
+      <w:pPr>
+        <w:tabs>
+          <w:tab w:val="num" w:pos="3600"/>
+        </w:tabs>
+        <w:ind w:left="3600" w:hanging="360"/>
+      </w:pPr>
+      <w:rPr>
+        <w:rFonts w:ascii="Wingdings" w:hAnsi="Wingdings" w:hint="default"/>
+        <w:sz w:val="20"/>
+      </w:rPr>
+    </w:lvl>
+    <w:lvl w:ilvl="5" w:tentative="1">
+      <w:start w:val="1"/>
+      <w:numFmt w:val="bullet"/>
+      <w:lvlText w:val=""/>
+      <w:lvlJc w:val="left"/>
+      <w:pPr>
+        <w:tabs>
+          <w:tab w:val="num" w:pos="4320"/>
+        </w:tabs>
+        <w:ind w:left="4320" w:hanging="360"/>
+      </w:pPr>
+      <w:rPr>
+        <w:rFonts w:ascii="Wingdings" w:hAnsi="Wingdings" w:hint="default"/>
+        <w:sz w:val="20"/>
+      </w:rPr>
+    </w:lvl>
+    <w:lvl w:ilvl="6" w:tentative="1">
+      <w:start w:val="1"/>
+      <w:numFmt w:val="bullet"/>
+      <w:lvlText w:val=""/>
+      <w:lvlJc w:val="left"/>
+      <w:pPr>
+        <w:tabs>
+          <w:tab w:val="num" w:pos="5040"/>
+        </w:tabs>
+        <w:ind w:left="5040" w:hanging="360"/>
+      </w:pPr>
+      <w:rPr>
+        <w:rFonts w:ascii="Wingdings" w:hAnsi="Wingdings" w:hint="default"/>
+        <w:sz w:val="20"/>
+      </w:rPr>
+    </w:lvl>
+    <w:lvl w:ilvl="7" w:tentative="1">
+      <w:start w:val="1"/>
+      <w:numFmt w:val="bullet"/>
+      <w:lvlText w:val=""/>
+      <w:lvlJc w:val="left"/>
+      <w:pPr>
+        <w:tabs>
+          <w:tab w:val="num" w:pos="5760"/>
+        </w:tabs>
+        <w:ind w:left="5760" w:hanging="360"/>
+      </w:pPr>
+      <w:rPr>
+        <w:rFonts w:ascii="Wingdings" w:hAnsi="Wingdings" w:hint="default"/>
+        <w:sz w:val="20"/>
+      </w:rPr>
+    </w:lvl>
+    <w:lvl w:ilvl="8" w:tentative="1">
+      <w:start w:val="1"/>
+      <w:numFmt w:val="bullet"/>
+      <w:lvlText w:val=""/>
+      <w:lvlJc w:val="left"/>
+      <w:pPr>
+        <w:tabs>
+          <w:tab w:val="num" w:pos="6480"/>
+        </w:tabs>
+        <w:ind w:left="6480" w:hanging="360"/>
+      </w:pPr>
+      <w:rPr>
+        <w:rFonts w:ascii="Wingdings" w:hAnsi="Wingdings" w:hint="default"/>
+        <w:sz w:val="20"/>
+      </w:rPr>
+    </w:lvl>
+  </w:abstractNum>
+  <w:abstractNum w:abstractNumId="5" w15:restartNumberingAfterBreak="0">
+    <w:nsid w:val="18B20FA7"/>
+    <w:multiLevelType w:val="multilevel"/>
+    <w:tmpl w:val="6B6A3FEE"/>
+    <w:lvl w:ilvl="0">
+      <w:start w:val="1"/>
+      <w:numFmt w:val="bullet"/>
+      <w:lvlText w:val=""/>
+      <w:lvlJc w:val="left"/>
+      <w:pPr>
+        <w:tabs>
+          <w:tab w:val="num" w:pos="720"/>
+        </w:tabs>
+        <w:ind w:left="720" w:hanging="360"/>
+      </w:pPr>
+      <w:rPr>
+        <w:rFonts w:ascii="Symbol" w:hAnsi="Symbol" w:hint="default"/>
+        <w:sz w:val="20"/>
+      </w:rPr>
+    </w:lvl>
+    <w:lvl w:ilvl="1">
+      <w:start w:val="1"/>
+      <w:numFmt w:val="bullet"/>
+      <w:lvlText w:val="o"/>
+      <w:lvlJc w:val="left"/>
+      <w:pPr>
+        <w:tabs>
+          <w:tab w:val="num" w:pos="1440"/>
+        </w:tabs>
+        <w:ind w:left="1440" w:hanging="360"/>
+      </w:pPr>
+      <w:rPr>
+        <w:rFonts w:ascii="Courier New" w:hAnsi="Courier New" w:hint="default"/>
+        <w:sz w:val="20"/>
+      </w:rPr>
+    </w:lvl>
+    <w:lvl w:ilvl="2" w:tentative="1">
+      <w:start w:val="1"/>
+      <w:numFmt w:val="bullet"/>
+      <w:lvlText w:val=""/>
+      <w:lvlJc w:val="left"/>
+      <w:pPr>
+        <w:tabs>
+          <w:tab w:val="num" w:pos="2160"/>
+        </w:tabs>
+        <w:ind w:left="2160" w:hanging="360"/>
+      </w:pPr>
+      <w:rPr>
+        <w:rFonts w:ascii="Wingdings" w:hAnsi="Wingdings" w:hint="default"/>
+        <w:sz w:val="20"/>
+      </w:rPr>
+    </w:lvl>
+    <w:lvl w:ilvl="3" w:tentative="1">
+      <w:start w:val="1"/>
+      <w:numFmt w:val="bullet"/>
+      <w:lvlText w:val=""/>
+      <w:lvlJc w:val="left"/>
+      <w:pPr>
+        <w:tabs>
+          <w:tab w:val="num" w:pos="2880"/>
+        </w:tabs>
+        <w:ind w:left="2880" w:hanging="360"/>
+      </w:pPr>
+      <w:rPr>
+        <w:rFonts w:ascii="Wingdings" w:hAnsi="Wingdings" w:hint="default"/>
+        <w:sz w:val="20"/>
+      </w:rPr>
+    </w:lvl>
+    <w:lvl w:ilvl="4" w:tentative="1">
+      <w:start w:val="1"/>
+      <w:numFmt w:val="bullet"/>
+      <w:lvlText w:val=""/>
+      <w:lvlJc w:val="left"/>
+      <w:pPr>
+        <w:tabs>
+          <w:tab w:val="num" w:pos="3600"/>
+        </w:tabs>
+        <w:ind w:left="3600" w:hanging="360"/>
+      </w:pPr>
+      <w:rPr>
+        <w:rFonts w:ascii="Wingdings" w:hAnsi="Wingdings" w:hint="default"/>
+        <w:sz w:val="20"/>
+      </w:rPr>
+    </w:lvl>
+    <w:lvl w:ilvl="5" w:tentative="1">
+      <w:start w:val="1"/>
+      <w:numFmt w:val="bullet"/>
+      <w:lvlText w:val=""/>
+      <w:lvlJc w:val="left"/>
+      <w:pPr>
+        <w:tabs>
+          <w:tab w:val="num" w:pos="4320"/>
+        </w:tabs>
+        <w:ind w:left="4320" w:hanging="360"/>
+      </w:pPr>
+      <w:rPr>
+        <w:rFonts w:ascii="Wingdings" w:hAnsi="Wingdings" w:hint="default"/>
+        <w:sz w:val="20"/>
+      </w:rPr>
+    </w:lvl>
+    <w:lvl w:ilvl="6" w:tentative="1">
+      <w:start w:val="1"/>
+      <w:numFmt w:val="bullet"/>
+      <w:lvlText w:val=""/>
+      <w:lvlJc w:val="left"/>
+      <w:pPr>
+        <w:tabs>
+          <w:tab w:val="num" w:pos="5040"/>
+        </w:tabs>
+        <w:ind w:left="5040" w:hanging="360"/>
+      </w:pPr>
+      <w:rPr>
+        <w:rFonts w:ascii="Wingdings" w:hAnsi="Wingdings" w:hint="default"/>
+        <w:sz w:val="20"/>
+      </w:rPr>
+    </w:lvl>
+    <w:lvl w:ilvl="7" w:tentative="1">
+      <w:start w:val="1"/>
+      <w:numFmt w:val="bullet"/>
+      <w:lvlText w:val=""/>
+      <w:lvlJc w:val="left"/>
+      <w:pPr>
+        <w:tabs>
+          <w:tab w:val="num" w:pos="5760"/>
+        </w:tabs>
+        <w:ind w:left="5760" w:hanging="360"/>
+      </w:pPr>
+      <w:rPr>
+        <w:rFonts w:ascii="Wingdings" w:hAnsi="Wingdings" w:hint="default"/>
+        <w:sz w:val="20"/>
+      </w:rPr>
+    </w:lvl>
+    <w:lvl w:ilvl="8" w:tentative="1">
+      <w:start w:val="1"/>
+      <w:numFmt w:val="bullet"/>
+      <w:lvlText w:val=""/>
+      <w:lvlJc w:val="left"/>
+      <w:pPr>
+        <w:tabs>
+          <w:tab w:val="num" w:pos="6480"/>
+        </w:tabs>
+        <w:ind w:left="6480" w:hanging="360"/>
+      </w:pPr>
+      <w:rPr>
+        <w:rFonts w:ascii="Wingdings" w:hAnsi="Wingdings" w:hint="default"/>
+        <w:sz w:val="20"/>
+      </w:rPr>
+    </w:lvl>
+  </w:abstractNum>
+  <w:abstractNum w:abstractNumId="6" w15:restartNumberingAfterBreak="0">
+    <w:nsid w:val="203715CD"/>
+    <w:multiLevelType w:val="multilevel"/>
+    <w:tmpl w:val="2BACE148"/>
+    <w:lvl w:ilvl="0">
+      <w:start w:val="1"/>
+      <w:numFmt w:val="bullet"/>
+      <w:lvlText w:val=""/>
+      <w:lvlJc w:val="left"/>
+      <w:pPr>
+        <w:tabs>
+          <w:tab w:val="num" w:pos="720"/>
+        </w:tabs>
+        <w:ind w:left="720" w:hanging="360"/>
+      </w:pPr>
+      <w:rPr>
+        <w:rFonts w:ascii="Symbol" w:hAnsi="Symbol" w:hint="default"/>
+        <w:sz w:val="20"/>
+      </w:rPr>
+    </w:lvl>
+    <w:lvl w:ilvl="1">
+      <w:start w:val="1"/>
+      <w:numFmt w:val="bullet"/>
+      <w:lvlText w:val="o"/>
+      <w:lvlJc w:val="left"/>
+      <w:pPr>
+        <w:tabs>
+          <w:tab w:val="num" w:pos="1440"/>
+        </w:tabs>
+        <w:ind w:left="1440" w:hanging="360"/>
+      </w:pPr>
+      <w:rPr>
+        <w:rFonts w:ascii="Courier New" w:hAnsi="Courier New" w:hint="default"/>
+        <w:sz w:val="20"/>
+      </w:rPr>
+    </w:lvl>
+    <w:lvl w:ilvl="2" w:tentative="1">
+      <w:start w:val="1"/>
+      <w:numFmt w:val="bullet"/>
+      <w:lvlText w:val=""/>
+      <w:lvlJc w:val="left"/>
+      <w:pPr>
+        <w:tabs>
+          <w:tab w:val="num" w:pos="2160"/>
+        </w:tabs>
+        <w:ind w:left="2160" w:hanging="360"/>
+      </w:pPr>
+      <w:rPr>
+        <w:rFonts w:ascii="Wingdings" w:hAnsi="Wingdings" w:hint="default"/>
+        <w:sz w:val="20"/>
+      </w:rPr>
+    </w:lvl>
+    <w:lvl w:ilvl="3" w:tentative="1">
+      <w:start w:val="1"/>
+      <w:numFmt w:val="bullet"/>
+      <w:lvlText w:val=""/>
+      <w:lvlJc w:val="left"/>
+      <w:pPr>
+        <w:tabs>
+          <w:tab w:val="num" w:pos="2880"/>
+        </w:tabs>
+        <w:ind w:left="2880" w:hanging="360"/>
+      </w:pPr>
+      <w:rPr>
+        <w:rFonts w:ascii="Wingdings" w:hAnsi="Wingdings" w:hint="default"/>
+        <w:sz w:val="20"/>
+      </w:rPr>
+    </w:lvl>
+    <w:lvl w:ilvl="4" w:tentative="1">
+      <w:start w:val="1"/>
+      <w:numFmt w:val="bullet"/>
+      <w:lvlText w:val=""/>
+      <w:lvlJc w:val="left"/>
+      <w:pPr>
+        <w:tabs>
+          <w:tab w:val="num" w:pos="3600"/>
+        </w:tabs>
+        <w:ind w:left="3600" w:hanging="360"/>
+      </w:pPr>
+      <w:rPr>
+        <w:rFonts w:ascii="Wingdings" w:hAnsi="Wingdings" w:hint="default"/>
+        <w:sz w:val="20"/>
+      </w:rPr>
+    </w:lvl>
+    <w:lvl w:ilvl="5" w:tentative="1">
+      <w:start w:val="1"/>
+      <w:numFmt w:val="bullet"/>
+      <w:lvlText w:val=""/>
+      <w:lvlJc w:val="left"/>
+      <w:pPr>
+        <w:tabs>
+          <w:tab w:val="num" w:pos="4320"/>
+        </w:tabs>
+        <w:ind w:left="4320" w:hanging="360"/>
+      </w:pPr>
+      <w:rPr>
+        <w:rFonts w:ascii="Wingdings" w:hAnsi="Wingdings" w:hint="default"/>
+        <w:sz w:val="20"/>
+      </w:rPr>
+    </w:lvl>
+    <w:lvl w:ilvl="6" w:tentative="1">
+      <w:start w:val="1"/>
+      <w:numFmt w:val="bullet"/>
+      <w:lvlText w:val=""/>
+      <w:lvlJc w:val="left"/>
+      <w:pPr>
+        <w:tabs>
+          <w:tab w:val="num" w:pos="5040"/>
+        </w:tabs>
+        <w:ind w:left="5040" w:hanging="360"/>
+      </w:pPr>
+      <w:rPr>
+        <w:rFonts w:ascii="Wingdings" w:hAnsi="Wingdings" w:hint="default"/>
+        <w:sz w:val="20"/>
+      </w:rPr>
+    </w:lvl>
+    <w:lvl w:ilvl="7" w:tentative="1">
+      <w:start w:val="1"/>
+      <w:numFmt w:val="bullet"/>
+      <w:lvlText w:val=""/>
+      <w:lvlJc w:val="left"/>
+      <w:pPr>
+        <w:tabs>
+          <w:tab w:val="num" w:pos="5760"/>
+        </w:tabs>
+        <w:ind w:left="5760" w:hanging="360"/>
+      </w:pPr>
+      <w:rPr>
+        <w:rFonts w:ascii="Wingdings" w:hAnsi="Wingdings" w:hint="default"/>
+        <w:sz w:val="20"/>
+      </w:rPr>
+    </w:lvl>
+    <w:lvl w:ilvl="8" w:tentative="1">
+      <w:start w:val="1"/>
+      <w:numFmt w:val="bullet"/>
+      <w:lvlText w:val=""/>
+      <w:lvlJc w:val="left"/>
+      <w:pPr>
+        <w:tabs>
+          <w:tab w:val="num" w:pos="6480"/>
+        </w:tabs>
+        <w:ind w:left="6480" w:hanging="360"/>
+      </w:pPr>
+      <w:rPr>
+        <w:rFonts w:ascii="Wingdings" w:hAnsi="Wingdings" w:hint="default"/>
+        <w:sz w:val="20"/>
+      </w:rPr>
+    </w:lvl>
+  </w:abstractNum>
+  <w:abstractNum w:abstractNumId="7" w15:restartNumberingAfterBreak="0">
     <w:nsid w:val="20FE66A9"/>
     <w:multiLevelType w:val="multilevel"/>
     <w:tmpl w:val="38961ED2"/>
@@ -6565,7 +8790,156 @@
       </w:rPr>
     </w:lvl>
   </w:abstractNum>
-  <w:abstractNum w:abstractNumId="5" w15:restartNumberingAfterBreak="0">
+  <w:abstractNum w:abstractNumId="8" w15:restartNumberingAfterBreak="0">
+    <w:nsid w:val="2DEF673A"/>
+    <w:multiLevelType w:val="multilevel"/>
+    <w:tmpl w:val="EAAC57A4"/>
+    <w:lvl w:ilvl="0">
+      <w:start w:val="1"/>
+      <w:numFmt w:val="bullet"/>
+      <w:lvlText w:val=""/>
+      <w:lvlJc w:val="left"/>
+      <w:pPr>
+        <w:tabs>
+          <w:tab w:val="num" w:pos="720"/>
+        </w:tabs>
+        <w:ind w:left="720" w:hanging="360"/>
+      </w:pPr>
+      <w:rPr>
+        <w:rFonts w:ascii="Symbol" w:hAnsi="Symbol" w:hint="default"/>
+        <w:sz w:val="20"/>
+      </w:rPr>
+    </w:lvl>
+    <w:lvl w:ilvl="1">
+      <w:start w:val="1"/>
+      <w:numFmt w:val="bullet"/>
+      <w:lvlText w:val="o"/>
+      <w:lvlJc w:val="left"/>
+      <w:pPr>
+        <w:tabs>
+          <w:tab w:val="num" w:pos="1440"/>
+        </w:tabs>
+        <w:ind w:left="1440" w:hanging="360"/>
+      </w:pPr>
+      <w:rPr>
+        <w:rFonts w:ascii="Courier New" w:hAnsi="Courier New" w:hint="default"/>
+        <w:sz w:val="20"/>
+      </w:rPr>
+    </w:lvl>
+    <w:lvl w:ilvl="2">
+      <w:start w:val="1"/>
+      <w:numFmt w:val="bullet"/>
+      <w:lvlText w:val=""/>
+      <w:lvlJc w:val="left"/>
+      <w:pPr>
+        <w:tabs>
+          <w:tab w:val="num" w:pos="2160"/>
+        </w:tabs>
+        <w:ind w:left="2160" w:hanging="360"/>
+      </w:pPr>
+      <w:rPr>
+        <w:rFonts w:ascii="Wingdings" w:hAnsi="Wingdings" w:hint="default"/>
+        <w:sz w:val="20"/>
+      </w:rPr>
+    </w:lvl>
+    <w:lvl w:ilvl="3" w:tentative="1">
+      <w:start w:val="1"/>
+      <w:numFmt w:val="bullet"/>
+      <w:lvlText w:val=""/>
+      <w:lvlJc w:val="left"/>
+      <w:pPr>
+        <w:tabs>
+          <w:tab w:val="num" w:pos="2880"/>
+        </w:tabs>
+        <w:ind w:left="2880" w:hanging="360"/>
+      </w:pPr>
+      <w:rPr>
+        <w:rFonts w:ascii="Wingdings" w:hAnsi="Wingdings" w:hint="default"/>
+        <w:sz w:val="20"/>
+      </w:rPr>
+    </w:lvl>
+    <w:lvl w:ilvl="4" w:tentative="1">
+      <w:start w:val="1"/>
+      <w:numFmt w:val="bullet"/>
+      <w:lvlText w:val=""/>
+      <w:lvlJc w:val="left"/>
+      <w:pPr>
+        <w:tabs>
+          <w:tab w:val="num" w:pos="3600"/>
+        </w:tabs>
+        <w:ind w:left="3600" w:hanging="360"/>
+      </w:pPr>
+      <w:rPr>
+        <w:rFonts w:ascii="Wingdings" w:hAnsi="Wingdings" w:hint="default"/>
+        <w:sz w:val="20"/>
+      </w:rPr>
+    </w:lvl>
+    <w:lvl w:ilvl="5" w:tentative="1">
+      <w:start w:val="1"/>
+      <w:numFmt w:val="bullet"/>
+      <w:lvlText w:val=""/>
+      <w:lvlJc w:val="left"/>
+      <w:pPr>
+        <w:tabs>
+          <w:tab w:val="num" w:pos="4320"/>
+        </w:tabs>
+        <w:ind w:left="4320" w:hanging="360"/>
+      </w:pPr>
+      <w:rPr>
+        <w:rFonts w:ascii="Wingdings" w:hAnsi="Wingdings" w:hint="default"/>
+        <w:sz w:val="20"/>
+      </w:rPr>
+    </w:lvl>
+    <w:lvl w:ilvl="6" w:tentative="1">
+      <w:start w:val="1"/>
+      <w:numFmt w:val="bullet"/>
+      <w:lvlText w:val=""/>
+      <w:lvlJc w:val="left"/>
+      <w:pPr>
+        <w:tabs>
+          <w:tab w:val="num" w:pos="5040"/>
+        </w:tabs>
+        <w:ind w:left="5040" w:hanging="360"/>
+      </w:pPr>
+      <w:rPr>
+        <w:rFonts w:ascii="Wingdings" w:hAnsi="Wingdings" w:hint="default"/>
+        <w:sz w:val="20"/>
+      </w:rPr>
+    </w:lvl>
+    <w:lvl w:ilvl="7" w:tentative="1">
+      <w:start w:val="1"/>
+      <w:numFmt w:val="bullet"/>
+      <w:lvlText w:val=""/>
+      <w:lvlJc w:val="left"/>
+      <w:pPr>
+        <w:tabs>
+          <w:tab w:val="num" w:pos="5760"/>
+        </w:tabs>
+        <w:ind w:left="5760" w:hanging="360"/>
+      </w:pPr>
+      <w:rPr>
+        <w:rFonts w:ascii="Wingdings" w:hAnsi="Wingdings" w:hint="default"/>
+        <w:sz w:val="20"/>
+      </w:rPr>
+    </w:lvl>
+    <w:lvl w:ilvl="8" w:tentative="1">
+      <w:start w:val="1"/>
+      <w:numFmt w:val="bullet"/>
+      <w:lvlText w:val=""/>
+      <w:lvlJc w:val="left"/>
+      <w:pPr>
+        <w:tabs>
+          <w:tab w:val="num" w:pos="6480"/>
+        </w:tabs>
+        <w:ind w:left="6480" w:hanging="360"/>
+      </w:pPr>
+      <w:rPr>
+        <w:rFonts w:ascii="Wingdings" w:hAnsi="Wingdings" w:hint="default"/>
+        <w:sz w:val="20"/>
+      </w:rPr>
+    </w:lvl>
+  </w:abstractNum>
+  <w:abstractNum w:abstractNumId="9" w15:restartNumberingAfterBreak="0">
     <w:nsid w:val="2FF34385"/>
     <w:multiLevelType w:val="hybridMultilevel"/>
     <w:tmpl w:val="F1A61148"/>
@@ -6678,7 +9052,7 @@
       </w:rPr>
     </w:lvl>
   </w:abstractNum>
-  <w:abstractNum w:abstractNumId="6" w15:restartNumberingAfterBreak="0">
+  <w:abstractNum w:abstractNumId="10" w15:restartNumberingAfterBreak="0">
     <w:nsid w:val="374F179B"/>
     <w:multiLevelType w:val="multilevel"/>
     <w:tmpl w:val="A83ED420"/>
@@ -6791,10 +9165,10 @@
       </w:pPr>
     </w:lvl>
   </w:abstractNum>
-  <w:abstractNum w:abstractNumId="7" w15:restartNumberingAfterBreak="0">
+  <w:abstractNum w:abstractNumId="11" w15:restartNumberingAfterBreak="0">
     <w:nsid w:val="3B6437D8"/>
     <w:multiLevelType w:val="hybridMultilevel"/>
-    <w:tmpl w:val="1B700386"/>
+    <w:tmpl w:val="47B45086"/>
     <w:lvl w:ilvl="0" w:tplc="04090009">
       <w:start w:val="1"/>
       <w:numFmt w:val="bullet"/>
@@ -6904,7 +9278,156 @@
       </w:rPr>
     </w:lvl>
   </w:abstractNum>
-  <w:abstractNum w:abstractNumId="8" w15:restartNumberingAfterBreak="0">
+  <w:abstractNum w:abstractNumId="12" w15:restartNumberingAfterBreak="0">
+    <w:nsid w:val="43F3094E"/>
+    <w:multiLevelType w:val="multilevel"/>
+    <w:tmpl w:val="3F7E4C52"/>
+    <w:lvl w:ilvl="0">
+      <w:start w:val="1"/>
+      <w:numFmt w:val="bullet"/>
+      <w:lvlText w:val=""/>
+      <w:lvlJc w:val="left"/>
+      <w:pPr>
+        <w:tabs>
+          <w:tab w:val="num" w:pos="720"/>
+        </w:tabs>
+        <w:ind w:left="720" w:hanging="360"/>
+      </w:pPr>
+      <w:rPr>
+        <w:rFonts w:ascii="Symbol" w:hAnsi="Symbol" w:hint="default"/>
+        <w:sz w:val="20"/>
+      </w:rPr>
+    </w:lvl>
+    <w:lvl w:ilvl="1" w:tentative="1">
+      <w:start w:val="1"/>
+      <w:numFmt w:val="bullet"/>
+      <w:lvlText w:val="o"/>
+      <w:lvlJc w:val="left"/>
+      <w:pPr>
+        <w:tabs>
+          <w:tab w:val="num" w:pos="1440"/>
+        </w:tabs>
+        <w:ind w:left="1440" w:hanging="360"/>
+      </w:pPr>
+      <w:rPr>
+        <w:rFonts w:ascii="Courier New" w:hAnsi="Courier New" w:hint="default"/>
+        <w:sz w:val="20"/>
+      </w:rPr>
+    </w:lvl>
+    <w:lvl w:ilvl="2" w:tentative="1">
+      <w:start w:val="1"/>
+      <w:numFmt w:val="bullet"/>
+      <w:lvlText w:val=""/>
+      <w:lvlJc w:val="left"/>
+      <w:pPr>
+        <w:tabs>
+          <w:tab w:val="num" w:pos="2160"/>
+        </w:tabs>
+        <w:ind w:left="2160" w:hanging="360"/>
+      </w:pPr>
+      <w:rPr>
+        <w:rFonts w:ascii="Wingdings" w:hAnsi="Wingdings" w:hint="default"/>
+        <w:sz w:val="20"/>
+      </w:rPr>
+    </w:lvl>
+    <w:lvl w:ilvl="3" w:tentative="1">
+      <w:start w:val="1"/>
+      <w:numFmt w:val="bullet"/>
+      <w:lvlText w:val=""/>
+      <w:lvlJc w:val="left"/>
+      <w:pPr>
+        <w:tabs>
+          <w:tab w:val="num" w:pos="2880"/>
+        </w:tabs>
+        <w:ind w:left="2880" w:hanging="360"/>
+      </w:pPr>
+      <w:rPr>
+        <w:rFonts w:ascii="Wingdings" w:hAnsi="Wingdings" w:hint="default"/>
+        <w:sz w:val="20"/>
+      </w:rPr>
+    </w:lvl>
+    <w:lvl w:ilvl="4" w:tentative="1">
+      <w:start w:val="1"/>
+      <w:numFmt w:val="bullet"/>
+      <w:lvlText w:val=""/>
+      <w:lvlJc w:val="left"/>
+      <w:pPr>
+        <w:tabs>
+          <w:tab w:val="num" w:pos="3600"/>
+        </w:tabs>
+        <w:ind w:left="3600" w:hanging="360"/>
+      </w:pPr>
+      <w:rPr>
+        <w:rFonts w:ascii="Wingdings" w:hAnsi="Wingdings" w:hint="default"/>
+        <w:sz w:val="20"/>
+      </w:rPr>
+    </w:lvl>
+    <w:lvl w:ilvl="5" w:tentative="1">
+      <w:start w:val="1"/>
+      <w:numFmt w:val="bullet"/>
+      <w:lvlText w:val=""/>
+      <w:lvlJc w:val="left"/>
+      <w:pPr>
+        <w:tabs>
+          <w:tab w:val="num" w:pos="4320"/>
+        </w:tabs>
+        <w:ind w:left="4320" w:hanging="360"/>
+      </w:pPr>
+      <w:rPr>
+        <w:rFonts w:ascii="Wingdings" w:hAnsi="Wingdings" w:hint="default"/>
+        <w:sz w:val="20"/>
+      </w:rPr>
+    </w:lvl>
+    <w:lvl w:ilvl="6" w:tentative="1">
+      <w:start w:val="1"/>
+      <w:numFmt w:val="bullet"/>
+      <w:lvlText w:val=""/>
+      <w:lvlJc w:val="left"/>
+      <w:pPr>
+        <w:tabs>
+          <w:tab w:val="num" w:pos="5040"/>
+        </w:tabs>
+        <w:ind w:left="5040" w:hanging="360"/>
+      </w:pPr>
+      <w:rPr>
+        <w:rFonts w:ascii="Wingdings" w:hAnsi="Wingdings" w:hint="default"/>
+        <w:sz w:val="20"/>
+      </w:rPr>
+    </w:lvl>
+    <w:lvl w:ilvl="7" w:tentative="1">
+      <w:start w:val="1"/>
+      <w:numFmt w:val="bullet"/>
+      <w:lvlText w:val=""/>
+      <w:lvlJc w:val="left"/>
+      <w:pPr>
+        <w:tabs>
+          <w:tab w:val="num" w:pos="5760"/>
+        </w:tabs>
+        <w:ind w:left="5760" w:hanging="360"/>
+      </w:pPr>
+      <w:rPr>
+        <w:rFonts w:ascii="Wingdings" w:hAnsi="Wingdings" w:hint="default"/>
+        <w:sz w:val="20"/>
+      </w:rPr>
+    </w:lvl>
+    <w:lvl w:ilvl="8" w:tentative="1">
+      <w:start w:val="1"/>
+      <w:numFmt w:val="bullet"/>
+      <w:lvlText w:val=""/>
+      <w:lvlJc w:val="left"/>
+      <w:pPr>
+        <w:tabs>
+          <w:tab w:val="num" w:pos="6480"/>
+        </w:tabs>
+        <w:ind w:left="6480" w:hanging="360"/>
+      </w:pPr>
+      <w:rPr>
+        <w:rFonts w:ascii="Wingdings" w:hAnsi="Wingdings" w:hint="default"/>
+        <w:sz w:val="20"/>
+      </w:rPr>
+    </w:lvl>
+  </w:abstractNum>
+  <w:abstractNum w:abstractNumId="13" w15:restartNumberingAfterBreak="0">
     <w:nsid w:val="443B46FD"/>
     <w:multiLevelType w:val="hybridMultilevel"/>
     <w:tmpl w:val="140C7BA2"/>
@@ -7017,7 +9540,156 @@
       </w:rPr>
     </w:lvl>
   </w:abstractNum>
-  <w:abstractNum w:abstractNumId="9" w15:restartNumberingAfterBreak="0">
+  <w:abstractNum w:abstractNumId="14" w15:restartNumberingAfterBreak="0">
+    <w:nsid w:val="44B16C97"/>
+    <w:multiLevelType w:val="multilevel"/>
+    <w:tmpl w:val="6FDCC6EC"/>
+    <w:lvl w:ilvl="0">
+      <w:start w:val="1"/>
+      <w:numFmt w:val="bullet"/>
+      <w:lvlText w:val=""/>
+      <w:lvlJc w:val="left"/>
+      <w:pPr>
+        <w:tabs>
+          <w:tab w:val="num" w:pos="720"/>
+        </w:tabs>
+        <w:ind w:left="720" w:hanging="360"/>
+      </w:pPr>
+      <w:rPr>
+        <w:rFonts w:ascii="Symbol" w:hAnsi="Symbol" w:hint="default"/>
+        <w:sz w:val="20"/>
+      </w:rPr>
+    </w:lvl>
+    <w:lvl w:ilvl="1" w:tentative="1">
+      <w:start w:val="1"/>
+      <w:numFmt w:val="bullet"/>
+      <w:lvlText w:val="o"/>
+      <w:lvlJc w:val="left"/>
+      <w:pPr>
+        <w:tabs>
+          <w:tab w:val="num" w:pos="1440"/>
+        </w:tabs>
+        <w:ind w:left="1440" w:hanging="360"/>
+      </w:pPr>
+      <w:rPr>
+        <w:rFonts w:ascii="Courier New" w:hAnsi="Courier New" w:hint="default"/>
+        <w:sz w:val="20"/>
+      </w:rPr>
+    </w:lvl>
+    <w:lvl w:ilvl="2" w:tentative="1">
+      <w:start w:val="1"/>
+      <w:numFmt w:val="bullet"/>
+      <w:lvlText w:val=""/>
+      <w:lvlJc w:val="left"/>
+      <w:pPr>
+        <w:tabs>
+          <w:tab w:val="num" w:pos="2160"/>
+        </w:tabs>
+        <w:ind w:left="2160" w:hanging="360"/>
+      </w:pPr>
+      <w:rPr>
+        <w:rFonts w:ascii="Wingdings" w:hAnsi="Wingdings" w:hint="default"/>
+        <w:sz w:val="20"/>
+      </w:rPr>
+    </w:lvl>
+    <w:lvl w:ilvl="3" w:tentative="1">
+      <w:start w:val="1"/>
+      <w:numFmt w:val="bullet"/>
+      <w:lvlText w:val=""/>
+      <w:lvlJc w:val="left"/>
+      <w:pPr>
+        <w:tabs>
+          <w:tab w:val="num" w:pos="2880"/>
+        </w:tabs>
+        <w:ind w:left="2880" w:hanging="360"/>
+      </w:pPr>
+      <w:rPr>
+        <w:rFonts w:ascii="Wingdings" w:hAnsi="Wingdings" w:hint="default"/>
+        <w:sz w:val="20"/>
+      </w:rPr>
+    </w:lvl>
+    <w:lvl w:ilvl="4" w:tentative="1">
+      <w:start w:val="1"/>
+      <w:numFmt w:val="bullet"/>
+      <w:lvlText w:val=""/>
+      <w:lvlJc w:val="left"/>
+      <w:pPr>
+        <w:tabs>
+          <w:tab w:val="num" w:pos="3600"/>
+        </w:tabs>
+        <w:ind w:left="3600" w:hanging="360"/>
+      </w:pPr>
+      <w:rPr>
+        <w:rFonts w:ascii="Wingdings" w:hAnsi="Wingdings" w:hint="default"/>
+        <w:sz w:val="20"/>
+      </w:rPr>
+    </w:lvl>
+    <w:lvl w:ilvl="5" w:tentative="1">
+      <w:start w:val="1"/>
+      <w:numFmt w:val="bullet"/>
+      <w:lvlText w:val=""/>
+      <w:lvlJc w:val="left"/>
+      <w:pPr>
+        <w:tabs>
+          <w:tab w:val="num" w:pos="4320"/>
+        </w:tabs>
+        <w:ind w:left="4320" w:hanging="360"/>
+      </w:pPr>
+      <w:rPr>
+        <w:rFonts w:ascii="Wingdings" w:hAnsi="Wingdings" w:hint="default"/>
+        <w:sz w:val="20"/>
+      </w:rPr>
+    </w:lvl>
+    <w:lvl w:ilvl="6" w:tentative="1">
+      <w:start w:val="1"/>
+      <w:numFmt w:val="bullet"/>
+      <w:lvlText w:val=""/>
+      <w:lvlJc w:val="left"/>
+      <w:pPr>
+        <w:tabs>
+          <w:tab w:val="num" w:pos="5040"/>
+        </w:tabs>
+        <w:ind w:left="5040" w:hanging="360"/>
+      </w:pPr>
+      <w:rPr>
+        <w:rFonts w:ascii="Wingdings" w:hAnsi="Wingdings" w:hint="default"/>
+        <w:sz w:val="20"/>
+      </w:rPr>
+    </w:lvl>
+    <w:lvl w:ilvl="7" w:tentative="1">
+      <w:start w:val="1"/>
+      <w:numFmt w:val="bullet"/>
+      <w:lvlText w:val=""/>
+      <w:lvlJc w:val="left"/>
+      <w:pPr>
+        <w:tabs>
+          <w:tab w:val="num" w:pos="5760"/>
+        </w:tabs>
+        <w:ind w:left="5760" w:hanging="360"/>
+      </w:pPr>
+      <w:rPr>
+        <w:rFonts w:ascii="Wingdings" w:hAnsi="Wingdings" w:hint="default"/>
+        <w:sz w:val="20"/>
+      </w:rPr>
+    </w:lvl>
+    <w:lvl w:ilvl="8" w:tentative="1">
+      <w:start w:val="1"/>
+      <w:numFmt w:val="bullet"/>
+      <w:lvlText w:val=""/>
+      <w:lvlJc w:val="left"/>
+      <w:pPr>
+        <w:tabs>
+          <w:tab w:val="num" w:pos="6480"/>
+        </w:tabs>
+        <w:ind w:left="6480" w:hanging="360"/>
+      </w:pPr>
+      <w:rPr>
+        <w:rFonts w:ascii="Wingdings" w:hAnsi="Wingdings" w:hint="default"/>
+        <w:sz w:val="20"/>
+      </w:rPr>
+    </w:lvl>
+  </w:abstractNum>
+  <w:abstractNum w:abstractNumId="15" w15:restartNumberingAfterBreak="0">
     <w:nsid w:val="44BF09BB"/>
     <w:multiLevelType w:val="hybridMultilevel"/>
     <w:tmpl w:val="99F26A1A"/>
@@ -7130,7 +9802,563 @@
       </w:rPr>
     </w:lvl>
   </w:abstractNum>
-  <w:abstractNum w:abstractNumId="10" w15:restartNumberingAfterBreak="0">
+  <w:abstractNum w:abstractNumId="16" w15:restartNumberingAfterBreak="0">
+    <w:nsid w:val="450C23FB"/>
+    <w:multiLevelType w:val="hybridMultilevel"/>
+    <w:tmpl w:val="1772DC8C"/>
+    <w:lvl w:ilvl="0" w:tplc="04090013">
+      <w:start w:val="1"/>
+      <w:numFmt w:val="upperRoman"/>
+      <w:lvlText w:val="%1."/>
+      <w:lvlJc w:val="right"/>
+      <w:pPr>
+        <w:ind w:left="720" w:hanging="360"/>
+      </w:pPr>
+    </w:lvl>
+    <w:lvl w:ilvl="1" w:tplc="04090019" w:tentative="1">
+      <w:start w:val="1"/>
+      <w:numFmt w:val="lowerLetter"/>
+      <w:lvlText w:val="%2."/>
+      <w:lvlJc w:val="left"/>
+      <w:pPr>
+        <w:ind w:left="1440" w:hanging="360"/>
+      </w:pPr>
+    </w:lvl>
+    <w:lvl w:ilvl="2" w:tplc="0409001B" w:tentative="1">
+      <w:start w:val="1"/>
+      <w:numFmt w:val="lowerRoman"/>
+      <w:lvlText w:val="%3."/>
+      <w:lvlJc w:val="right"/>
+      <w:pPr>
+        <w:ind w:left="2160" w:hanging="180"/>
+      </w:pPr>
+    </w:lvl>
+    <w:lvl w:ilvl="3" w:tplc="0409000F" w:tentative="1">
+      <w:start w:val="1"/>
+      <w:numFmt w:val="decimal"/>
+      <w:lvlText w:val="%4."/>
+      <w:lvlJc w:val="left"/>
+      <w:pPr>
+        <w:ind w:left="2880" w:hanging="360"/>
+      </w:pPr>
+    </w:lvl>
+    <w:lvl w:ilvl="4" w:tplc="04090019" w:tentative="1">
+      <w:start w:val="1"/>
+      <w:numFmt w:val="lowerLetter"/>
+      <w:lvlText w:val="%5."/>
+      <w:lvlJc w:val="left"/>
+      <w:pPr>
+        <w:ind w:left="3600" w:hanging="360"/>
+      </w:pPr>
+    </w:lvl>
+    <w:lvl w:ilvl="5" w:tplc="0409001B" w:tentative="1">
+      <w:start w:val="1"/>
+      <w:numFmt w:val="lowerRoman"/>
+      <w:lvlText w:val="%6."/>
+      <w:lvlJc w:val="right"/>
+      <w:pPr>
+        <w:ind w:left="4320" w:hanging="180"/>
+      </w:pPr>
+    </w:lvl>
+    <w:lvl w:ilvl="6" w:tplc="0409000F" w:tentative="1">
+      <w:start w:val="1"/>
+      <w:numFmt w:val="decimal"/>
+      <w:lvlText w:val="%7."/>
+      <w:lvlJc w:val="left"/>
+      <w:pPr>
+        <w:ind w:left="5040" w:hanging="360"/>
+      </w:pPr>
+    </w:lvl>
+    <w:lvl w:ilvl="7" w:tplc="04090019" w:tentative="1">
+      <w:start w:val="1"/>
+      <w:numFmt w:val="lowerLetter"/>
+      <w:lvlText w:val="%8."/>
+      <w:lvlJc w:val="left"/>
+      <w:pPr>
+        <w:ind w:left="5760" w:hanging="360"/>
+      </w:pPr>
+    </w:lvl>
+    <w:lvl w:ilvl="8" w:tplc="0409001B" w:tentative="1">
+      <w:start w:val="1"/>
+      <w:numFmt w:val="lowerRoman"/>
+      <w:lvlText w:val="%9."/>
+      <w:lvlJc w:val="right"/>
+      <w:pPr>
+        <w:ind w:left="6480" w:hanging="180"/>
+      </w:pPr>
+    </w:lvl>
+  </w:abstractNum>
+  <w:abstractNum w:abstractNumId="17" w15:restartNumberingAfterBreak="0">
+    <w:nsid w:val="48145A16"/>
+    <w:multiLevelType w:val="multilevel"/>
+    <w:tmpl w:val="984035EC"/>
+    <w:lvl w:ilvl="0">
+      <w:start w:val="1"/>
+      <w:numFmt w:val="bullet"/>
+      <w:lvlText w:val=""/>
+      <w:lvlJc w:val="left"/>
+      <w:pPr>
+        <w:tabs>
+          <w:tab w:val="num" w:pos="720"/>
+        </w:tabs>
+        <w:ind w:left="720" w:hanging="360"/>
+      </w:pPr>
+      <w:rPr>
+        <w:rFonts w:ascii="Symbol" w:hAnsi="Symbol" w:hint="default"/>
+        <w:sz w:val="20"/>
+      </w:rPr>
+    </w:lvl>
+    <w:lvl w:ilvl="1" w:tentative="1">
+      <w:start w:val="1"/>
+      <w:numFmt w:val="bullet"/>
+      <w:lvlText w:val="o"/>
+      <w:lvlJc w:val="left"/>
+      <w:pPr>
+        <w:tabs>
+          <w:tab w:val="num" w:pos="1440"/>
+        </w:tabs>
+        <w:ind w:left="1440" w:hanging="360"/>
+      </w:pPr>
+      <w:rPr>
+        <w:rFonts w:ascii="Courier New" w:hAnsi="Courier New" w:hint="default"/>
+        <w:sz w:val="20"/>
+      </w:rPr>
+    </w:lvl>
+    <w:lvl w:ilvl="2" w:tentative="1">
+      <w:start w:val="1"/>
+      <w:numFmt w:val="bullet"/>
+      <w:lvlText w:val=""/>
+      <w:lvlJc w:val="left"/>
+      <w:pPr>
+        <w:tabs>
+          <w:tab w:val="num" w:pos="2160"/>
+        </w:tabs>
+        <w:ind w:left="2160" w:hanging="360"/>
+      </w:pPr>
+      <w:rPr>
+        <w:rFonts w:ascii="Wingdings" w:hAnsi="Wingdings" w:hint="default"/>
+        <w:sz w:val="20"/>
+      </w:rPr>
+    </w:lvl>
+    <w:lvl w:ilvl="3" w:tentative="1">
+      <w:start w:val="1"/>
+      <w:numFmt w:val="bullet"/>
+      <w:lvlText w:val=""/>
+      <w:lvlJc w:val="left"/>
+      <w:pPr>
+        <w:tabs>
+          <w:tab w:val="num" w:pos="2880"/>
+        </w:tabs>
+        <w:ind w:left="2880" w:hanging="360"/>
+      </w:pPr>
+      <w:rPr>
+        <w:rFonts w:ascii="Wingdings" w:hAnsi="Wingdings" w:hint="default"/>
+        <w:sz w:val="20"/>
+      </w:rPr>
+    </w:lvl>
+    <w:lvl w:ilvl="4" w:tentative="1">
+      <w:start w:val="1"/>
+      <w:numFmt w:val="bullet"/>
+      <w:lvlText w:val=""/>
+      <w:lvlJc w:val="left"/>
+      <w:pPr>
+        <w:tabs>
+          <w:tab w:val="num" w:pos="3600"/>
+        </w:tabs>
+        <w:ind w:left="3600" w:hanging="360"/>
+      </w:pPr>
+      <w:rPr>
+        <w:rFonts w:ascii="Wingdings" w:hAnsi="Wingdings" w:hint="default"/>
+        <w:sz w:val="20"/>
+      </w:rPr>
+    </w:lvl>
+    <w:lvl w:ilvl="5" w:tentative="1">
+      <w:start w:val="1"/>
+      <w:numFmt w:val="bullet"/>
+      <w:lvlText w:val=""/>
+      <w:lvlJc w:val="left"/>
+      <w:pPr>
+        <w:tabs>
+          <w:tab w:val="num" w:pos="4320"/>
+        </w:tabs>
+        <w:ind w:left="4320" w:hanging="360"/>
+      </w:pPr>
+      <w:rPr>
+        <w:rFonts w:ascii="Wingdings" w:hAnsi="Wingdings" w:hint="default"/>
+        <w:sz w:val="20"/>
+      </w:rPr>
+    </w:lvl>
+    <w:lvl w:ilvl="6" w:tentative="1">
+      <w:start w:val="1"/>
+      <w:numFmt w:val="bullet"/>
+      <w:lvlText w:val=""/>
+      <w:lvlJc w:val="left"/>
+      <w:pPr>
+        <w:tabs>
+          <w:tab w:val="num" w:pos="5040"/>
+        </w:tabs>
+        <w:ind w:left="5040" w:hanging="360"/>
+      </w:pPr>
+      <w:rPr>
+        <w:rFonts w:ascii="Wingdings" w:hAnsi="Wingdings" w:hint="default"/>
+        <w:sz w:val="20"/>
+      </w:rPr>
+    </w:lvl>
+    <w:lvl w:ilvl="7" w:tentative="1">
+      <w:start w:val="1"/>
+      <w:numFmt w:val="bullet"/>
+      <w:lvlText w:val=""/>
+      <w:lvlJc w:val="left"/>
+      <w:pPr>
+        <w:tabs>
+          <w:tab w:val="num" w:pos="5760"/>
+        </w:tabs>
+        <w:ind w:left="5760" w:hanging="360"/>
+      </w:pPr>
+      <w:rPr>
+        <w:rFonts w:ascii="Wingdings" w:hAnsi="Wingdings" w:hint="default"/>
+        <w:sz w:val="20"/>
+      </w:rPr>
+    </w:lvl>
+    <w:lvl w:ilvl="8" w:tentative="1">
+      <w:start w:val="1"/>
+      <w:numFmt w:val="bullet"/>
+      <w:lvlText w:val=""/>
+      <w:lvlJc w:val="left"/>
+      <w:pPr>
+        <w:tabs>
+          <w:tab w:val="num" w:pos="6480"/>
+        </w:tabs>
+        <w:ind w:left="6480" w:hanging="360"/>
+      </w:pPr>
+      <w:rPr>
+        <w:rFonts w:ascii="Wingdings" w:hAnsi="Wingdings" w:hint="default"/>
+        <w:sz w:val="20"/>
+      </w:rPr>
+    </w:lvl>
+  </w:abstractNum>
+  <w:abstractNum w:abstractNumId="18" w15:restartNumberingAfterBreak="0">
+    <w:nsid w:val="4D644B2D"/>
+    <w:multiLevelType w:val="hybridMultilevel"/>
+    <w:tmpl w:val="6BF07360"/>
+    <w:lvl w:ilvl="0" w:tplc="04090013">
+      <w:start w:val="1"/>
+      <w:numFmt w:val="upperRoman"/>
+      <w:lvlText w:val="%1."/>
+      <w:lvlJc w:val="right"/>
+      <w:pPr>
+        <w:ind w:left="720" w:hanging="360"/>
+      </w:pPr>
+    </w:lvl>
+    <w:lvl w:ilvl="1" w:tplc="04090019" w:tentative="1">
+      <w:start w:val="1"/>
+      <w:numFmt w:val="lowerLetter"/>
+      <w:lvlText w:val="%2."/>
+      <w:lvlJc w:val="left"/>
+      <w:pPr>
+        <w:ind w:left="1440" w:hanging="360"/>
+      </w:pPr>
+    </w:lvl>
+    <w:lvl w:ilvl="2" w:tplc="0409001B" w:tentative="1">
+      <w:start w:val="1"/>
+      <w:numFmt w:val="lowerRoman"/>
+      <w:lvlText w:val="%3."/>
+      <w:lvlJc w:val="right"/>
+      <w:pPr>
+        <w:ind w:left="2160" w:hanging="180"/>
+      </w:pPr>
+    </w:lvl>
+    <w:lvl w:ilvl="3" w:tplc="0409000F" w:tentative="1">
+      <w:start w:val="1"/>
+      <w:numFmt w:val="decimal"/>
+      <w:lvlText w:val="%4."/>
+      <w:lvlJc w:val="left"/>
+      <w:pPr>
+        <w:ind w:left="2880" w:hanging="360"/>
+      </w:pPr>
+    </w:lvl>
+    <w:lvl w:ilvl="4" w:tplc="04090019" w:tentative="1">
+      <w:start w:val="1"/>
+      <w:numFmt w:val="lowerLetter"/>
+      <w:lvlText w:val="%5."/>
+      <w:lvlJc w:val="left"/>
+      <w:pPr>
+        <w:ind w:left="3600" w:hanging="360"/>
+      </w:pPr>
+    </w:lvl>
+    <w:lvl w:ilvl="5" w:tplc="0409001B" w:tentative="1">
+      <w:start w:val="1"/>
+      <w:numFmt w:val="lowerRoman"/>
+      <w:lvlText w:val="%6."/>
+      <w:lvlJc w:val="right"/>
+      <w:pPr>
+        <w:ind w:left="4320" w:hanging="180"/>
+      </w:pPr>
+    </w:lvl>
+    <w:lvl w:ilvl="6" w:tplc="0409000F" w:tentative="1">
+      <w:start w:val="1"/>
+      <w:numFmt w:val="decimal"/>
+      <w:lvlText w:val="%7."/>
+      <w:lvlJc w:val="left"/>
+      <w:pPr>
+        <w:ind w:left="5040" w:hanging="360"/>
+      </w:pPr>
+    </w:lvl>
+    <w:lvl w:ilvl="7" w:tplc="04090019" w:tentative="1">
+      <w:start w:val="1"/>
+      <w:numFmt w:val="lowerLetter"/>
+      <w:lvlText w:val="%8."/>
+      <w:lvlJc w:val="left"/>
+      <w:pPr>
+        <w:ind w:left="5760" w:hanging="360"/>
+      </w:pPr>
+    </w:lvl>
+    <w:lvl w:ilvl="8" w:tplc="0409001B" w:tentative="1">
+      <w:start w:val="1"/>
+      <w:numFmt w:val="lowerRoman"/>
+      <w:lvlText w:val="%9."/>
+      <w:lvlJc w:val="right"/>
+      <w:pPr>
+        <w:ind w:left="6480" w:hanging="180"/>
+      </w:pPr>
+    </w:lvl>
+  </w:abstractNum>
+  <w:abstractNum w:abstractNumId="19" w15:restartNumberingAfterBreak="0">
+    <w:nsid w:val="4F662FA8"/>
+    <w:multiLevelType w:val="multilevel"/>
+    <w:tmpl w:val="008C656E"/>
+    <w:lvl w:ilvl="0">
+      <w:start w:val="1"/>
+      <w:numFmt w:val="bullet"/>
+      <w:lvlText w:val=""/>
+      <w:lvlJc w:val="left"/>
+      <w:pPr>
+        <w:tabs>
+          <w:tab w:val="num" w:pos="720"/>
+        </w:tabs>
+        <w:ind w:left="720" w:hanging="360"/>
+      </w:pPr>
+      <w:rPr>
+        <w:rFonts w:ascii="Symbol" w:hAnsi="Symbol" w:hint="default"/>
+        <w:sz w:val="20"/>
+      </w:rPr>
+    </w:lvl>
+    <w:lvl w:ilvl="1" w:tentative="1">
+      <w:start w:val="1"/>
+      <w:numFmt w:val="bullet"/>
+      <w:lvlText w:val="o"/>
+      <w:lvlJc w:val="left"/>
+      <w:pPr>
+        <w:tabs>
+          <w:tab w:val="num" w:pos="1440"/>
+        </w:tabs>
+        <w:ind w:left="1440" w:hanging="360"/>
+      </w:pPr>
+      <w:rPr>
+        <w:rFonts w:ascii="Courier New" w:hAnsi="Courier New" w:hint="default"/>
+        <w:sz w:val="20"/>
+      </w:rPr>
+    </w:lvl>
+    <w:lvl w:ilvl="2" w:tentative="1">
+      <w:start w:val="1"/>
+      <w:numFmt w:val="bullet"/>
+      <w:lvlText w:val=""/>
+      <w:lvlJc w:val="left"/>
+      <w:pPr>
+        <w:tabs>
+          <w:tab w:val="num" w:pos="2160"/>
+        </w:tabs>
+        <w:ind w:left="2160" w:hanging="360"/>
+      </w:pPr>
+      <w:rPr>
+        <w:rFonts w:ascii="Wingdings" w:hAnsi="Wingdings" w:hint="default"/>
+        <w:sz w:val="20"/>
+      </w:rPr>
+    </w:lvl>
+    <w:lvl w:ilvl="3" w:tentative="1">
+      <w:start w:val="1"/>
+      <w:numFmt w:val="bullet"/>
+      <w:lvlText w:val=""/>
+      <w:lvlJc w:val="left"/>
+      <w:pPr>
+        <w:tabs>
+          <w:tab w:val="num" w:pos="2880"/>
+        </w:tabs>
+        <w:ind w:left="2880" w:hanging="360"/>
+      </w:pPr>
+      <w:rPr>
+        <w:rFonts w:ascii="Wingdings" w:hAnsi="Wingdings" w:hint="default"/>
+        <w:sz w:val="20"/>
+      </w:rPr>
+    </w:lvl>
+    <w:lvl w:ilvl="4" w:tentative="1">
+      <w:start w:val="1"/>
+      <w:numFmt w:val="bullet"/>
+      <w:lvlText w:val=""/>
+      <w:lvlJc w:val="left"/>
+      <w:pPr>
+        <w:tabs>
+          <w:tab w:val="num" w:pos="3600"/>
+        </w:tabs>
+        <w:ind w:left="3600" w:hanging="360"/>
+      </w:pPr>
+      <w:rPr>
+        <w:rFonts w:ascii="Wingdings" w:hAnsi="Wingdings" w:hint="default"/>
+        <w:sz w:val="20"/>
+      </w:rPr>
+    </w:lvl>
+    <w:lvl w:ilvl="5" w:tentative="1">
+      <w:start w:val="1"/>
+      <w:numFmt w:val="bullet"/>
+      <w:lvlText w:val=""/>
+      <w:lvlJc w:val="left"/>
+      <w:pPr>
+        <w:tabs>
+          <w:tab w:val="num" w:pos="4320"/>
+        </w:tabs>
+        <w:ind w:left="4320" w:hanging="360"/>
+      </w:pPr>
+      <w:rPr>
+        <w:rFonts w:ascii="Wingdings" w:hAnsi="Wingdings" w:hint="default"/>
+        <w:sz w:val="20"/>
+      </w:rPr>
+    </w:lvl>
+    <w:lvl w:ilvl="6" w:tentative="1">
+      <w:start w:val="1"/>
+      <w:numFmt w:val="bullet"/>
+      <w:lvlText w:val=""/>
+      <w:lvlJc w:val="left"/>
+      <w:pPr>
+        <w:tabs>
+          <w:tab w:val="num" w:pos="5040"/>
+        </w:tabs>
+        <w:ind w:left="5040" w:hanging="360"/>
+      </w:pPr>
+      <w:rPr>
+        <w:rFonts w:ascii="Wingdings" w:hAnsi="Wingdings" w:hint="default"/>
+        <w:sz w:val="20"/>
+      </w:rPr>
+    </w:lvl>
+    <w:lvl w:ilvl="7" w:tentative="1">
+      <w:start w:val="1"/>
+      <w:numFmt w:val="bullet"/>
+      <w:lvlText w:val=""/>
+      <w:lvlJc w:val="left"/>
+      <w:pPr>
+        <w:tabs>
+          <w:tab w:val="num" w:pos="5760"/>
+        </w:tabs>
+        <w:ind w:left="5760" w:hanging="360"/>
+      </w:pPr>
+      <w:rPr>
+        <w:rFonts w:ascii="Wingdings" w:hAnsi="Wingdings" w:hint="default"/>
+        <w:sz w:val="20"/>
+      </w:rPr>
+    </w:lvl>
+    <w:lvl w:ilvl="8" w:tentative="1">
+      <w:start w:val="1"/>
+      <w:numFmt w:val="bullet"/>
+      <w:lvlText w:val=""/>
+      <w:lvlJc w:val="left"/>
+      <w:pPr>
+        <w:tabs>
+          <w:tab w:val="num" w:pos="6480"/>
+        </w:tabs>
+        <w:ind w:left="6480" w:hanging="360"/>
+      </w:pPr>
+      <w:rPr>
+        <w:rFonts w:ascii="Wingdings" w:hAnsi="Wingdings" w:hint="default"/>
+        <w:sz w:val="20"/>
+      </w:rPr>
+    </w:lvl>
+  </w:abstractNum>
+  <w:abstractNum w:abstractNumId="20" w15:restartNumberingAfterBreak="0">
+    <w:nsid w:val="61570FB2"/>
+    <w:multiLevelType w:val="hybridMultilevel"/>
+    <w:tmpl w:val="992CB7B2"/>
+    <w:lvl w:ilvl="0" w:tplc="04090013">
+      <w:start w:val="1"/>
+      <w:numFmt w:val="upperRoman"/>
+      <w:lvlText w:val="%1."/>
+      <w:lvlJc w:val="right"/>
+      <w:pPr>
+        <w:ind w:left="720" w:hanging="360"/>
+      </w:pPr>
+    </w:lvl>
+    <w:lvl w:ilvl="1" w:tplc="04090019" w:tentative="1">
+      <w:start w:val="1"/>
+      <w:numFmt w:val="lowerLetter"/>
+      <w:lvlText w:val="%2."/>
+      <w:lvlJc w:val="left"/>
+      <w:pPr>
+        <w:ind w:left="1440" w:hanging="360"/>
+      </w:pPr>
+    </w:lvl>
+    <w:lvl w:ilvl="2" w:tplc="0409001B" w:tentative="1">
+      <w:start w:val="1"/>
+      <w:numFmt w:val="lowerRoman"/>
+      <w:lvlText w:val="%3."/>
+      <w:lvlJc w:val="right"/>
+      <w:pPr>
+        <w:ind w:left="2160" w:hanging="180"/>
+      </w:pPr>
+    </w:lvl>
+    <w:lvl w:ilvl="3" w:tplc="0409000F" w:tentative="1">
+      <w:start w:val="1"/>
+      <w:numFmt w:val="decimal"/>
+      <w:lvlText w:val="%4."/>
+      <w:lvlJc w:val="left"/>
+      <w:pPr>
+        <w:ind w:left="2880" w:hanging="360"/>
+      </w:pPr>
+    </w:lvl>
+    <w:lvl w:ilvl="4" w:tplc="04090019" w:tentative="1">
+      <w:start w:val="1"/>
+      <w:numFmt w:val="lowerLetter"/>
+      <w:lvlText w:val="%5."/>
+      <w:lvlJc w:val="left"/>
+      <w:pPr>
+        <w:ind w:left="3600" w:hanging="360"/>
+      </w:pPr>
+    </w:lvl>
+    <w:lvl w:ilvl="5" w:tplc="0409001B" w:tentative="1">
+      <w:start w:val="1"/>
+      <w:numFmt w:val="lowerRoman"/>
+      <w:lvlText w:val="%6."/>
+      <w:lvlJc w:val="right"/>
+      <w:pPr>
+        <w:ind w:left="4320" w:hanging="180"/>
+      </w:pPr>
+    </w:lvl>
+    <w:lvl w:ilvl="6" w:tplc="0409000F" w:tentative="1">
+      <w:start w:val="1"/>
+      <w:numFmt w:val="decimal"/>
+      <w:lvlText w:val="%7."/>
+      <w:lvlJc w:val="left"/>
+      <w:pPr>
+        <w:ind w:left="5040" w:hanging="360"/>
+      </w:pPr>
+    </w:lvl>
+    <w:lvl w:ilvl="7" w:tplc="04090019" w:tentative="1">
+      <w:start w:val="1"/>
+      <w:numFmt w:val="lowerLetter"/>
+      <w:lvlText w:val="%8."/>
+      <w:lvlJc w:val="left"/>
+      <w:pPr>
+        <w:ind w:left="5760" w:hanging="360"/>
+      </w:pPr>
+    </w:lvl>
+    <w:lvl w:ilvl="8" w:tplc="0409001B" w:tentative="1">
+      <w:start w:val="1"/>
+      <w:numFmt w:val="lowerRoman"/>
+      <w:lvlText w:val="%9."/>
+      <w:lvlJc w:val="right"/>
+      <w:pPr>
+        <w:ind w:left="6480" w:hanging="180"/>
+      </w:pPr>
+    </w:lvl>
+  </w:abstractNum>
+  <w:abstractNum w:abstractNumId="21" w15:restartNumberingAfterBreak="0">
     <w:nsid w:val="62830B9C"/>
     <w:multiLevelType w:val="hybridMultilevel"/>
     <w:tmpl w:val="368AD104"/>
@@ -7243,7 +10471,93 @@
       </w:rPr>
     </w:lvl>
   </w:abstractNum>
-  <w:abstractNum w:abstractNumId="11" w15:restartNumberingAfterBreak="0">
+  <w:abstractNum w:abstractNumId="22" w15:restartNumberingAfterBreak="0">
+    <w:nsid w:val="63045D5E"/>
+    <w:multiLevelType w:val="hybridMultilevel"/>
+    <w:tmpl w:val="46188EE4"/>
+    <w:lvl w:ilvl="0" w:tplc="04090013">
+      <w:start w:val="1"/>
+      <w:numFmt w:val="upperRoman"/>
+      <w:lvlText w:val="%1."/>
+      <w:lvlJc w:val="right"/>
+      <w:pPr>
+        <w:ind w:left="720" w:hanging="360"/>
+      </w:pPr>
+    </w:lvl>
+    <w:lvl w:ilvl="1" w:tplc="04090019" w:tentative="1">
+      <w:start w:val="1"/>
+      <w:numFmt w:val="lowerLetter"/>
+      <w:lvlText w:val="%2."/>
+      <w:lvlJc w:val="left"/>
+      <w:pPr>
+        <w:ind w:left="1440" w:hanging="360"/>
+      </w:pPr>
+    </w:lvl>
+    <w:lvl w:ilvl="2" w:tplc="0409001B" w:tentative="1">
+      <w:start w:val="1"/>
+      <w:numFmt w:val="lowerRoman"/>
+      <w:lvlText w:val="%3."/>
+      <w:lvlJc w:val="right"/>
+      <w:pPr>
+        <w:ind w:left="2160" w:hanging="180"/>
+      </w:pPr>
+    </w:lvl>
+    <w:lvl w:ilvl="3" w:tplc="0409000F" w:tentative="1">
+      <w:start w:val="1"/>
+      <w:numFmt w:val="decimal"/>
+      <w:lvlText w:val="%4."/>
+      <w:lvlJc w:val="left"/>
+      <w:pPr>
+        <w:ind w:left="2880" w:hanging="360"/>
+      </w:pPr>
+    </w:lvl>
+    <w:lvl w:ilvl="4" w:tplc="04090019" w:tentative="1">
+      <w:start w:val="1"/>
+      <w:numFmt w:val="lowerLetter"/>
+      <w:lvlText w:val="%5."/>
+      <w:lvlJc w:val="left"/>
+      <w:pPr>
+        <w:ind w:left="3600" w:hanging="360"/>
+      </w:pPr>
+    </w:lvl>
+    <w:lvl w:ilvl="5" w:tplc="0409001B" w:tentative="1">
+      <w:start w:val="1"/>
+      <w:numFmt w:val="lowerRoman"/>
+      <w:lvlText w:val="%6."/>
+      <w:lvlJc w:val="right"/>
+      <w:pPr>
+        <w:ind w:left="4320" w:hanging="180"/>
+      </w:pPr>
+    </w:lvl>
+    <w:lvl w:ilvl="6" w:tplc="0409000F" w:tentative="1">
+      <w:start w:val="1"/>
+      <w:numFmt w:val="decimal"/>
+      <w:lvlText w:val="%7."/>
+      <w:lvlJc w:val="left"/>
+      <w:pPr>
+        <w:ind w:left="5040" w:hanging="360"/>
+      </w:pPr>
+    </w:lvl>
+    <w:lvl w:ilvl="7" w:tplc="04090019" w:tentative="1">
+      <w:start w:val="1"/>
+      <w:numFmt w:val="lowerLetter"/>
+      <w:lvlText w:val="%8."/>
+      <w:lvlJc w:val="left"/>
+      <w:pPr>
+        <w:ind w:left="5760" w:hanging="360"/>
+      </w:pPr>
+    </w:lvl>
+    <w:lvl w:ilvl="8" w:tplc="0409001B" w:tentative="1">
+      <w:start w:val="1"/>
+      <w:numFmt w:val="lowerRoman"/>
+      <w:lvlText w:val="%9."/>
+      <w:lvlJc w:val="right"/>
+      <w:pPr>
+        <w:ind w:left="6480" w:hanging="180"/>
+      </w:pPr>
+    </w:lvl>
+  </w:abstractNum>
+  <w:abstractNum w:abstractNumId="23" w15:restartNumberingAfterBreak="0">
     <w:nsid w:val="6C263ECD"/>
     <w:multiLevelType w:val="hybridMultilevel"/>
     <w:tmpl w:val="DAE04408"/>
@@ -7356,7 +10670,7 @@
       </w:rPr>
     </w:lvl>
   </w:abstractNum>
-  <w:abstractNum w:abstractNumId="12" w15:restartNumberingAfterBreak="0">
+  <w:abstractNum w:abstractNumId="24" w15:restartNumberingAfterBreak="0">
     <w:nsid w:val="79EF21A6"/>
     <w:multiLevelType w:val="hybridMultilevel"/>
     <w:tmpl w:val="868E74F2"/>
@@ -7469,7 +10783,7 @@
       </w:rPr>
     </w:lvl>
   </w:abstractNum>
-  <w:abstractNum w:abstractNumId="13" w15:restartNumberingAfterBreak="0">
+  <w:abstractNum w:abstractNumId="25" w15:restartNumberingAfterBreak="0">
     <w:nsid w:val="7F984AFE"/>
     <w:multiLevelType w:val="multilevel"/>
     <w:tmpl w:val="4B94DA40"/>
@@ -7583,7 +10897,7 @@
     </w:lvl>
   </w:abstractNum>
   <w:num w:numId="1" w16cid:durableId="1518231420">
-    <w:abstractNumId w:val="10"/>
+    <w:abstractNumId w:val="21"/>
   </w:num>
   <w:num w:numId="2" w16cid:durableId="1484544149">
     <w:abstractNumId w:val="3"/>
@@ -7592,37 +10906,73 @@
     <w:abstractNumId w:val="1"/>
   </w:num>
   <w:num w:numId="4" w16cid:durableId="932979320">
-    <w:abstractNumId w:val="13"/>
+    <w:abstractNumId w:val="25"/>
   </w:num>
   <w:num w:numId="5" w16cid:durableId="1106845434">
     <w:abstractNumId w:val="2"/>
   </w:num>
   <w:num w:numId="6" w16cid:durableId="1774396289">
-    <w:abstractNumId w:val="4"/>
+    <w:abstractNumId w:val="7"/>
   </w:num>
   <w:num w:numId="7" w16cid:durableId="966544824">
-    <w:abstractNumId w:val="6"/>
+    <w:abstractNumId w:val="10"/>
   </w:num>
   <w:num w:numId="8" w16cid:durableId="1723216149">
-    <w:abstractNumId w:val="5"/>
+    <w:abstractNumId w:val="9"/>
   </w:num>
   <w:num w:numId="9" w16cid:durableId="1773432865">
-    <w:abstractNumId w:val="12"/>
+    <w:abstractNumId w:val="24"/>
   </w:num>
   <w:num w:numId="10" w16cid:durableId="1918586384">
     <w:abstractNumId w:val="0"/>
   </w:num>
   <w:num w:numId="11" w16cid:durableId="433668131">
-    <w:abstractNumId w:val="9"/>
+    <w:abstractNumId w:val="15"/>
   </w:num>
   <w:num w:numId="12" w16cid:durableId="244726730">
+    <w:abstractNumId w:val="23"/>
+  </w:num>
+  <w:num w:numId="13" w16cid:durableId="839467814">
+    <w:abstractNumId w:val="13"/>
+  </w:num>
+  <w:num w:numId="14" w16cid:durableId="1170951517">
     <w:abstractNumId w:val="11"/>
   </w:num>
-  <w:num w:numId="13" w16cid:durableId="839467814">
+  <w:num w:numId="15" w16cid:durableId="1736925539">
+    <w:abstractNumId w:val="22"/>
+  </w:num>
+  <w:num w:numId="16" w16cid:durableId="816263709">
+    <w:abstractNumId w:val="18"/>
+  </w:num>
+  <w:num w:numId="17" w16cid:durableId="1879009375">
+    <w:abstractNumId w:val="14"/>
+  </w:num>
+  <w:num w:numId="18" w16cid:durableId="1462310112">
+    <w:abstractNumId w:val="19"/>
+  </w:num>
+  <w:num w:numId="19" w16cid:durableId="107900236">
+    <w:abstractNumId w:val="5"/>
+  </w:num>
+  <w:num w:numId="20" w16cid:durableId="1981301908">
+    <w:abstractNumId w:val="17"/>
+  </w:num>
+  <w:num w:numId="21" w16cid:durableId="1411730639">
+    <w:abstractNumId w:val="20"/>
+  </w:num>
+  <w:num w:numId="22" w16cid:durableId="83498082">
+    <w:abstractNumId w:val="4"/>
+  </w:num>
+  <w:num w:numId="23" w16cid:durableId="168566453">
+    <w:abstractNumId w:val="6"/>
+  </w:num>
+  <w:num w:numId="24" w16cid:durableId="1524788005">
     <w:abstractNumId w:val="8"/>
   </w:num>
-  <w:num w:numId="14" w16cid:durableId="1170951517">
-    <w:abstractNumId w:val="7"/>
+  <w:num w:numId="25" w16cid:durableId="904535920">
+    <w:abstractNumId w:val="12"/>
+  </w:num>
+  <w:num w:numId="26" w16cid:durableId="1022710934">
+    <w:abstractNumId w:val="16"/>
   </w:num>
 </w:numbering>
 </file>
@@ -8036,7 +11386,7 @@
     <w:link w:val="Heading1Char"/>
     <w:uiPriority w:val="9"/>
     <w:qFormat/>
-    <w:rsid w:val="009D51FC"/>
+    <w:rsid w:val="00121945"/>
     <w:pPr>
       <w:keepNext/>
       <w:keepLines/>
@@ -8044,9 +11394,10 @@
       <w:outlineLvl w:val="0"/>
     </w:pPr>
     <w:rPr>
-      <w:rFonts w:asciiTheme="majorHAnsi" w:eastAsiaTheme="majorEastAsia" w:hAnsiTheme="majorHAnsi" w:cstheme="majorBidi"/>
-      <w:color w:val="0F4761" w:themeColor="accent1" w:themeShade="BF"/>
-      <w:sz w:val="40"/>
+      <w:rFonts w:ascii="Montserrat" w:eastAsiaTheme="majorEastAsia" w:hAnsi="Montserrat" w:cstheme="majorBidi"/>
+      <w:b/>
+      <w:color w:val="000000" w:themeColor="text1"/>
+      <w:sz w:val="28"/>
       <w:szCs w:val="40"/>
     </w:rPr>
   </w:style>
@@ -8259,11 +11610,12 @@
     <w:basedOn w:val="DefaultParagraphFont"/>
     <w:link w:val="Heading1"/>
     <w:uiPriority w:val="9"/>
-    <w:rsid w:val="009D51FC"/>
+    <w:rsid w:val="00121945"/>
     <w:rPr>
-      <w:rFonts w:asciiTheme="majorHAnsi" w:eastAsiaTheme="majorEastAsia" w:hAnsiTheme="majorHAnsi" w:cstheme="majorBidi"/>
-      <w:color w:val="0F4761" w:themeColor="accent1" w:themeShade="BF"/>
-      <w:sz w:val="40"/>
+      <w:rFonts w:ascii="Montserrat" w:eastAsiaTheme="majorEastAsia" w:hAnsi="Montserrat" w:cstheme="majorBidi"/>
+      <w:b/>
+      <w:color w:val="000000" w:themeColor="text1"/>
+      <w:sz w:val="28"/>
       <w:szCs w:val="40"/>
     </w:rPr>
   </w:style>
@@ -8573,6 +11925,51 @@
       <w:szCs w:val="20"/>
     </w:rPr>
   </w:style>
+  <w:style w:type="paragraph" w:styleId="TOCHeading">
+    <w:name w:val="TOC Heading"/>
+    <w:basedOn w:val="Heading1"/>
+    <w:next w:val="Normal"/>
+    <w:uiPriority w:val="39"/>
+    <w:unhideWhenUsed/>
+    <w:qFormat/>
+    <w:rsid w:val="00121945"/>
+    <w:pPr>
+      <w:spacing w:before="240" w:after="0" w:line="259" w:lineRule="auto"/>
+      <w:outlineLvl w:val="9"/>
+    </w:pPr>
+    <w:rPr>
+      <w:rFonts w:asciiTheme="majorHAnsi" w:hAnsiTheme="majorHAnsi"/>
+      <w:b w:val="0"/>
+      <w:color w:val="0F4761" w:themeColor="accent1" w:themeShade="BF"/>
+      <w:kern w:val="0"/>
+      <w:sz w:val="32"/>
+      <w:szCs w:val="32"/>
+      <w14:ligatures w14:val="none"/>
+    </w:rPr>
+  </w:style>
+  <w:style w:type="paragraph" w:styleId="TOC1">
+    <w:name w:val="toc 1"/>
+    <w:basedOn w:val="Normal"/>
+    <w:next w:val="Normal"/>
+    <w:autoRedefine/>
+    <w:uiPriority w:val="39"/>
+    <w:unhideWhenUsed/>
+    <w:rsid w:val="00121945"/>
+    <w:pPr>
+      <w:spacing w:after="100"/>
+    </w:pPr>
+  </w:style>
+  <w:style w:type="character" w:styleId="Hyperlink">
+    <w:name w:val="Hyperlink"/>
+    <w:basedOn w:val="DefaultParagraphFont"/>
+    <w:uiPriority w:val="99"/>
+    <w:unhideWhenUsed/>
+    <w:rsid w:val="00121945"/>
+    <w:rPr>
+      <w:color w:val="467886" w:themeColor="hyperlink"/>
+      <w:u w:val="single"/>
+    </w:rPr>
+  </w:style>
 </w:styles>
 </file>
 
@@ -8869,4 +12266,16 @@
     </a:ext>
   </a:extLst>
 </a:theme>
+</file>
+
+<file path=customXml/item1.xml><?xml version="1.0" encoding="utf-8"?>
+<b:Sources xmlns:b="http://schemas.openxmlformats.org/officeDocument/2006/bibliography" xmlns="http://schemas.openxmlformats.org/officeDocument/2006/bibliography" SelectedStyle="\APASixthEditionOfficeOnline.xsl" StyleName="APA" Version="6"/>
+</file>
+
+<file path=customXml/itemProps1.xml><?xml version="1.0" encoding="utf-8"?>
+<ds:datastoreItem xmlns:ds="http://schemas.openxmlformats.org/officeDocument/2006/customXml" ds:itemID="{C2010EF1-03CC-4CFB-87C1-8CC3E1C18042}">
+  <ds:schemaRefs>
+    <ds:schemaRef ds:uri="http://schemas.openxmlformats.org/officeDocument/2006/bibliography"/>
+  </ds:schemaRefs>
+</ds:datastoreItem>
 </file>
--- a/Context/developerbook.docx
+++ b/Context/developerbook.docx
@@ -527,6 +527,14 @@
     </w:p>
     <w:sdt>
       <w:sdtPr>
+        <w:rPr>
+          <w:rFonts w:asciiTheme="minorHAnsi" w:eastAsiaTheme="minorHAnsi" w:hAnsiTheme="minorHAnsi" w:cstheme="minorBidi"/>
+          <w:color w:val="auto"/>
+          <w:kern w:val="2"/>
+          <w:sz w:val="24"/>
+          <w:szCs w:val="24"/>
+          <w14:ligatures w14:val="standardContextual"/>
+        </w:rPr>
         <w:id w:val="1819302383"/>
         <w:docPartObj>
           <w:docPartGallery w:val="Table of Contents"/>
@@ -535,15 +543,9 @@
       </w:sdtPr>
       <w:sdtEndPr>
         <w:rPr>
-          <w:rFonts w:asciiTheme="minorHAnsi" w:eastAsiaTheme="minorHAnsi" w:hAnsiTheme="minorHAnsi" w:cstheme="minorBidi"/>
           <w:b/>
           <w:bCs/>
           <w:noProof/>
-          <w:color w:val="auto"/>
-          <w:kern w:val="2"/>
-          <w:sz w:val="24"/>
-          <w:szCs w:val="24"/>
-          <w14:ligatures w14:val="standardContextual"/>
         </w:rPr>
       </w:sdtEndPr>
       <w:sdtContent>
@@ -767,21 +769,7 @@
                 <w:rStyle w:val="Hyperlink"/>
                 <w:noProof/>
               </w:rPr>
-              <w:t>U</w:t>
-            </w:r>
-            <w:r>
-              <w:rPr>
-                <w:rStyle w:val="Hyperlink"/>
-                <w:noProof/>
-              </w:rPr>
-              <w:t>I</w:t>
-            </w:r>
-            <w:r>
-              <w:rPr>
-                <w:rStyle w:val="Hyperlink"/>
-                <w:noProof/>
-              </w:rPr>
-              <w:t>.GD</w:t>
+              <w:t>UI.GD</w:t>
             </w:r>
             <w:r>
               <w:rPr>
@@ -5089,7 +5077,47 @@
           <w:sz w:val="22"/>
           <w:szCs w:val="22"/>
         </w:rPr>
-        <w:t xml:space="preserve"> Hàm giữ chỗ (placeholder) chuẩn bị cho cơ chế tấn công đặc biệt khi nhảy hoặc khi đã hết lượt combo trên không.</w:t>
+        <w:t xml:space="preserve"> </w:t>
+      </w:r>
+      <w:r>
+        <w:rPr>
+          <w:rFonts w:ascii="Montserrat" w:hAnsi="Montserrat"/>
+          <w:sz w:val="22"/>
+          <w:szCs w:val="22"/>
+        </w:rPr>
+        <w:t>Kích hoạt đòn tấn công bổ nhào từ trên không</w:t>
+      </w:r>
+      <w:r>
+        <w:rPr>
+          <w:rFonts w:ascii="Montserrat" w:hAnsi="Montserrat"/>
+          <w:sz w:val="22"/>
+          <w:szCs w:val="22"/>
+        </w:rPr>
+        <w:t xml:space="preserve">. </w:t>
+      </w:r>
+      <w:r>
+        <w:rPr>
+          <w:rFonts w:ascii="Montserrat" w:hAnsi="Montserrat"/>
+          <w:sz w:val="22"/>
+          <w:szCs w:val="22"/>
+        </w:rPr>
+        <w:t>Ngắt toàn bộ đà di chuyển ngang</w:t>
+      </w:r>
+      <w:r>
+        <w:rPr>
+          <w:rFonts w:ascii="Montserrat" w:hAnsi="Montserrat"/>
+          <w:sz w:val="22"/>
+          <w:szCs w:val="22"/>
+        </w:rPr>
+        <w:t xml:space="preserve"> </w:t>
+      </w:r>
+      <w:r>
+        <w:rPr>
+          <w:rFonts w:ascii="Montserrat" w:hAnsi="Montserrat"/>
+          <w:sz w:val="22"/>
+          <w:szCs w:val="22"/>
+        </w:rPr>
+        <w:t>và áp dụng trọng lực rơi nhanh gấp 1.5 lần bình thường.</w:t>
       </w:r>
     </w:p>
     <w:p>
@@ -5104,6 +5132,51 @@
       </w:pPr>
       <w:r>
         <w:rPr>
+          <w:rFonts w:ascii="Montserrat" w:hAnsi="Montserrat"/>
+          <w:b/>
+          <w:bCs/>
+          <w:sz w:val="22"/>
+          <w:szCs w:val="22"/>
+        </w:rPr>
+        <w:t>_play_jump_attack_land():</w:t>
+      </w:r>
+      <w:r>
+        <w:rPr>
+          <w:rFonts w:ascii="Montserrat" w:hAnsi="Montserrat"/>
+          <w:sz w:val="22"/>
+          <w:szCs w:val="22"/>
+        </w:rPr>
+        <w:t xml:space="preserve"> Bắt đầu hoạt ảnh chạm đất ngay khi nhân vật tiếp đất. Tích hợp bộ đếm giờ để quản lý thời gian thi triển. Kèm theo lệnh xả cờ trạng thái</w:t>
+      </w:r>
+      <w:r>
+        <w:rPr>
+          <w:rFonts w:ascii="Montserrat" w:hAnsi="Montserrat"/>
+          <w:sz w:val="22"/>
+          <w:szCs w:val="22"/>
+        </w:rPr>
+        <w:t xml:space="preserve"> </w:t>
+      </w:r>
+      <w:r>
+        <w:rPr>
+          <w:rFonts w:ascii="Montserrat" w:hAnsi="Montserrat"/>
+          <w:sz w:val="22"/>
+          <w:szCs w:val="22"/>
+        </w:rPr>
+        <w:t>để chống kẹt hoạt ảnh.</w:t>
+      </w:r>
+    </w:p>
+    <w:p>
+      <w:pPr>
+        <w:pStyle w:val="NormalWeb"/>
+        <w:ind w:left="720"/>
+        <w:rPr>
+          <w:rFonts w:ascii="Montserrat" w:hAnsi="Montserrat"/>
+          <w:sz w:val="22"/>
+          <w:szCs w:val="22"/>
+        </w:rPr>
+      </w:pPr>
+      <w:r>
+        <w:rPr>
           <w:rStyle w:val="HTMLCode"/>
           <w:rFonts w:ascii="Montserrat" w:eastAsiaTheme="majorEastAsia" w:hAnsi="Montserrat"/>
           <w:b/>
@@ -5134,6 +5207,36 @@
       </w:pPr>
       <w:r>
         <w:rPr>
+          <w:rFonts w:ascii="Montserrat" w:hAnsi="Montserrat"/>
+          <w:b/>
+          <w:bCs/>
+          <w:sz w:val="22"/>
+          <w:szCs w:val="22"/>
+        </w:rPr>
+        <w:lastRenderedPageBreak/>
+        <w:t>_cancel_jump_attack_land():</w:t>
+      </w:r>
+      <w:r>
+        <w:rPr>
+          <w:rFonts w:ascii="Montserrat" w:hAnsi="Montserrat"/>
+          <w:sz w:val="22"/>
+          <w:szCs w:val="22"/>
+        </w:rPr>
+        <w:t xml:space="preserve"> Cho phép người chơi chủ động ngắt hoạt ảnh hạ cánh sớm ở giây thứ 0.3 bằng cách bấm di chuyển hoặc tấn công, giúp nhịp độ combat linh hoạt hơn.</w:t>
+      </w:r>
+    </w:p>
+    <w:p>
+      <w:pPr>
+        <w:pStyle w:val="NormalWeb"/>
+        <w:ind w:left="720"/>
+        <w:rPr>
+          <w:rFonts w:ascii="Montserrat" w:hAnsi="Montserrat"/>
+          <w:sz w:val="22"/>
+          <w:szCs w:val="22"/>
+        </w:rPr>
+      </w:pPr>
+      <w:r>
+        <w:rPr>
           <w:rStyle w:val="HTMLCode"/>
           <w:rFonts w:ascii="Montserrat" w:eastAsiaTheme="majorEastAsia" w:hAnsi="Montserrat"/>
           <w:b/>
@@ -5171,7 +5274,6 @@
           <w:sz w:val="22"/>
           <w:szCs w:val="22"/>
         </w:rPr>
-        <w:lastRenderedPageBreak/>
         <w:t>_start_invulnerability(duration)</w:t>
       </w:r>
       <w:r>
@@ -5684,6 +5786,7 @@
           <w:sz w:val="22"/>
           <w:szCs w:val="22"/>
         </w:rPr>
+        <w:lastRenderedPageBreak/>
         <w:t>_play_jump_start()</w:t>
       </w:r>
       <w:r>
@@ -5786,7 +5889,6 @@
           <w:sz w:val="22"/>
           <w:szCs w:val="22"/>
         </w:rPr>
-        <w:lastRenderedPageBreak/>
         <w:t>_get_all_visible_sprites(node, arr)</w:t>
       </w:r>
       <w:r>
@@ -6164,6 +6266,48 @@
           <w:szCs w:val="22"/>
         </w:rPr>
       </w:pPr>
+      <w:r>
+        <w:rPr>
+          <w:rFonts w:ascii="Montserrat" w:hAnsi="Montserrat"/>
+          <w:b/>
+          <w:bCs/>
+          <w:sz w:val="22"/>
+          <w:szCs w:val="22"/>
+        </w:rPr>
+        <w:t>Tối ưu Hủy Hoạt Ảnh &amp; Chống kẹt trạng thái:</w:t>
+      </w:r>
+      <w:r>
+        <w:rPr>
+          <w:rFonts w:ascii="Montserrat" w:hAnsi="Montserrat"/>
+          <w:sz w:val="22"/>
+          <w:szCs w:val="22"/>
+        </w:rPr>
+        <w:t xml:space="preserve"> Xây dựng bộ đếm giờ thủ công</w:t>
+      </w:r>
+      <w:r>
+        <w:rPr>
+          <w:rFonts w:ascii="Montserrat" w:hAnsi="Montserrat"/>
+          <w:sz w:val="22"/>
+          <w:szCs w:val="22"/>
+        </w:rPr>
+        <w:t xml:space="preserve"> </w:t>
+      </w:r>
+      <w:r>
+        <w:rPr>
+          <w:rFonts w:ascii="Montserrat" w:hAnsi="Montserrat"/>
+          <w:sz w:val="22"/>
+          <w:szCs w:val="22"/>
+        </w:rPr>
+        <w:t>song song với hệ thống tín hiệu của AnimationPlayer để cho phép ngắt đòn Jump Attack sớm. Đồng thời, khắc phục triệt để lỗi kẹt cứng nhân vật ở khung hình cuối của đòn đánh bằng cách bổ sung lệnh làm sạch biến cờ ngay trước khi gọi hoạt ảnh ghi đè</w:t>
+      </w:r>
+      <w:r>
+        <w:rPr>
+          <w:rFonts w:ascii="Montserrat" w:hAnsi="Montserrat"/>
+          <w:sz w:val="22"/>
+          <w:szCs w:val="22"/>
+        </w:rPr>
+        <w:t>.</w:t>
+      </w:r>
     </w:p>
     <w:p>
       <w:r>

--- a/Context/developerbook.docx
+++ b/Context/developerbook.docx
@@ -1859,7 +1859,7 @@
           <w:sz w:val="40"/>
           <w:szCs w:val="40"/>
         </w:rPr>
-        <w:t>GAMEPLAY</w:t>
+        <w:t>Runtime</w:t>
       </w:r>
       <w:r>
         <w:rPr>
@@ -1916,15 +1916,15 @@
         <mc:AlternateContent>
           <mc:Choice Requires="wpg">
             <w:drawing>
-              <wp:anchor distT="0" distB="0" distL="114300" distR="114300" simplePos="0" relativeHeight="251677696" behindDoc="0" locked="0" layoutInCell="1" allowOverlap="1" wp14:anchorId="351076BE" wp14:editId="53A81583">
+              <wp:anchor distT="0" distB="0" distL="114300" distR="114300" simplePos="0" relativeHeight="251680768" behindDoc="0" locked="0" layoutInCell="1" allowOverlap="1" wp14:anchorId="67E38C81" wp14:editId="06B241EB">
                 <wp:simplePos x="0" y="0"/>
                 <wp:positionH relativeFrom="column">
-                  <wp:posOffset>0</wp:posOffset>
+                  <wp:posOffset>173</wp:posOffset>
                 </wp:positionH>
                 <wp:positionV relativeFrom="paragraph">
-                  <wp:posOffset>837353</wp:posOffset>
+                  <wp:posOffset>833986</wp:posOffset>
                 </wp:positionV>
-                <wp:extent cx="5367655" cy="2324870"/>
+                <wp:extent cx="5367655" cy="3607723"/>
                 <wp:effectExtent l="0" t="0" r="4445" b="0"/>
                 <wp:wrapNone/>
                 <wp:docPr id="492" name="Group 492"/>
@@ -1936,9 +1936,9 @@
                       <wpg:grpSpPr>
                         <a:xfrm>
                           <a:off x="0" y="0"/>
-                          <a:ext cx="5367655" cy="2324870"/>
+                          <a:ext cx="5367655" cy="3607723"/>
                           <a:chOff x="0" y="0"/>
-                          <a:chExt cx="5367655" cy="2324870"/>
+                          <a:chExt cx="5367655" cy="3607723"/>
                         </a:xfrm>
                       </wpg:grpSpPr>
                       <wps:wsp>
@@ -1979,25 +1979,7 @@
                                   <w:sz w:val="36"/>
                                   <w:szCs w:val="36"/>
                                 </w:rPr>
-                                <w:t xml:space="preserve">STATUS BAR </w:t>
-                              </w:r>
-                              <w:r>
-                                <w:rPr>
-                                  <w:rFonts w:ascii="Montserrat" w:hAnsi="Montserrat"/>
-                                  <w:sz w:val="36"/>
-                                  <w:szCs w:val="36"/>
-                                </w:rPr>
-                                <w:t>|</w:t>
-                              </w:r>
-                              <w:r>
-                                <w:rPr>
-                                  <w:rFonts w:ascii="Montserrat" w:hAnsi="Montserrat"/>
-                                  <w:b/>
-                                  <w:bCs/>
-                                  <w:sz w:val="36"/>
-                                  <w:szCs w:val="36"/>
-                                </w:rPr>
-                                <w:t xml:space="preserve"> THANH TRẠNG THÁI</w:t>
+                                <w:t>Kiến trúc cốt lõi &amp; Luồng chạy (Runtime)</w:t>
                               </w:r>
                             </w:p>
                           </w:txbxContent>
@@ -2109,8 +2091,8 @@
                         <wps:cNvSpPr txBox="1"/>
                         <wps:spPr>
                           <a:xfrm>
-                            <a:off x="0" y="613834"/>
-                            <a:ext cx="5367655" cy="1711036"/>
+                            <a:off x="0" y="613612"/>
+                            <a:ext cx="5367655" cy="2994111"/>
                           </a:xfrm>
                           <a:prstGeom prst="rect">
                             <a:avLst/>
@@ -2129,33 +2111,22 @@
                                 <w:pStyle w:val="ListParagraph"/>
                                 <w:numPr>
                                   <w:ilvl w:val="0"/>
-                                  <w:numId w:val="1"/>
+                                  <w:numId w:val="28"/>
                                 </w:numPr>
                                 <w:spacing w:after="0" w:line="288" w:lineRule="auto"/>
-                                <w:ind w:left="283" w:hanging="170"/>
                                 <w:rPr>
                                   <w:rFonts w:ascii="Montserrat" w:hAnsi="Montserrat"/>
-                                  <w:sz w:val="20"/>
-                                  <w:szCs w:val="20"/>
+                                  <w:sz w:val="22"/>
+                                  <w:szCs w:val="22"/>
                                 </w:rPr>
                               </w:pPr>
                               <w:r>
                                 <w:rPr>
                                   <w:rFonts w:ascii="Montserrat" w:hAnsi="Montserrat"/>
-                                  <w:b/>
-                                  <w:bCs/>
-                                  <w:sz w:val="20"/>
-                                  <w:szCs w:val="20"/>
+                                  <w:sz w:val="22"/>
+                                  <w:szCs w:val="22"/>
                                 </w:rPr>
-                                <w:t>Health bar</w:t>
-                              </w:r>
-                              <w:r>
-                                <w:rPr>
-                                  <w:rFonts w:ascii="Montserrat" w:hAnsi="Montserrat"/>
-                                  <w:sz w:val="20"/>
-                                  <w:szCs w:val="20"/>
-                                </w:rPr>
-                                <w:t>/thanh máu: nhân vật sẽ chết nếu như thanh máu giảm về 0.</w:t>
+                                <w:t>Điểm vào game (Entry Scene): scenes/UI/menu (2).tscn (được đặt làm run/main_scene).</w:t>
                               </w:r>
                             </w:p>
                             <w:p>
@@ -2163,133 +2134,88 @@
                                 <w:pStyle w:val="ListParagraph"/>
                                 <w:numPr>
                                   <w:ilvl w:val="0"/>
-                                  <w:numId w:val="1"/>
+                                  <w:numId w:val="28"/>
                                 </w:numPr>
                                 <w:spacing w:after="0" w:line="288" w:lineRule="auto"/>
-                                <w:ind w:left="283" w:hanging="170"/>
                                 <w:rPr>
                                   <w:rFonts w:ascii="Montserrat" w:hAnsi="Montserrat"/>
-                                  <w:sz w:val="20"/>
-                                  <w:szCs w:val="20"/>
+                                  <w:sz w:val="22"/>
+                                  <w:szCs w:val="22"/>
                                 </w:rPr>
                               </w:pPr>
                               <w:r>
                                 <w:rPr>
                                   <w:rFonts w:ascii="Montserrat" w:hAnsi="Montserrat"/>
-                                  <w:b/>
-                                  <w:bCs/>
-                                  <w:sz w:val="20"/>
-                                  <w:szCs w:val="20"/>
+                                  <w:sz w:val="22"/>
+                                  <w:szCs w:val="22"/>
                                 </w:rPr>
-                                <w:t>Stagger threshold</w:t>
-                              </w:r>
-                              <w:r>
-                                <w:rPr>
-                                  <w:rFonts w:ascii="Montserrat" w:hAnsi="Montserrat"/>
-                                  <w:sz w:val="20"/>
-                                  <w:szCs w:val="20"/>
-                                </w:rPr>
-                                <w:t>/</w:t>
-                              </w:r>
-                              <w:r>
-                                <w:rPr>
-                                  <w:rFonts w:ascii="Montserrat" w:hAnsi="Montserrat"/>
-                                  <w:sz w:val="20"/>
-                                  <w:szCs w:val="20"/>
-                                </w:rPr>
-                                <w:t>ngưỡng choáng</w:t>
-                              </w:r>
-                              <w:r>
-                                <w:rPr>
-                                  <w:rFonts w:ascii="Montserrat" w:hAnsi="Montserrat"/>
-                                  <w:sz w:val="20"/>
-                                  <w:szCs w:val="20"/>
-                                </w:rPr>
-                                <w:t xml:space="preserve">: khi thanh máu giảm về ngưỡng choáng, nhân vật bị random 1 hiệu ứng bất lợi </w:t>
-                              </w:r>
-                              <w:r>
-                                <w:rPr>
-                                  <w:rFonts w:ascii="Montserrat" w:hAnsi="Montserrat"/>
-                                  <w:sz w:val="18"/>
-                                  <w:szCs w:val="18"/>
-                                </w:rPr>
-                                <w:t>(</w:t>
-                              </w:r>
-                              <w:r>
-                                <w:rPr>
-                                  <w:rFonts w:ascii="Montserrat" w:hAnsi="Montserrat"/>
-                                  <w:i/>
-                                  <w:iCs/>
-                                  <w:sz w:val="18"/>
-                                  <w:szCs w:val="18"/>
-                                </w:rPr>
-                                <w:t>giảm tốc chạy, tốc đánh, damage, tầm nhìn</w:t>
-                              </w:r>
-                              <w:r>
-                                <w:rPr>
-                                  <w:rFonts w:ascii="Montserrat" w:hAnsi="Montserrat"/>
-                                  <w:sz w:val="18"/>
-                                  <w:szCs w:val="18"/>
-                                </w:rPr>
-                                <w:t>)</w:t>
-                              </w:r>
-                              <w:r>
-                                <w:rPr>
-                                  <w:rFonts w:ascii="Montserrat" w:hAnsi="Montserrat"/>
-                                  <w:sz w:val="20"/>
-                                  <w:szCs w:val="20"/>
-                                </w:rPr>
-                                <w:t xml:space="preserve"> đồng thời bị đẩy lùi và bất động trong khoảng thời gian ngắn </w:t>
-                              </w:r>
-                              <w:r>
-                                <w:rPr>
-                                  <w:rFonts w:ascii="Montserrat" w:hAnsi="Montserrat"/>
-                                  <w:i/>
-                                  <w:iCs/>
-                                  <w:sz w:val="18"/>
-                                  <w:szCs w:val="18"/>
-                                </w:rPr>
-                                <w:t>(cân nhắc kèm theo i-frame)</w:t>
-                              </w:r>
-                              <w:r>
-                                <w:rPr>
-                                  <w:rFonts w:ascii="Montserrat" w:hAnsi="Montserrat"/>
-                                  <w:i/>
-                                  <w:iCs/>
-                                  <w:sz w:val="18"/>
-                                  <w:szCs w:val="18"/>
-                                </w:rPr>
-                                <w:t>.</w:t>
+                                <w:t>3 Autoloads (Singleton) quan trọng:</w:t>
                               </w:r>
                             </w:p>
                             <w:p>
                               <w:pPr>
-                                <w:pStyle w:val="ListParagraph"/>
+                                <w:numPr>
+                                  <w:ilvl w:val="0"/>
+                                  <w:numId w:val="27"/>
+                                </w:numPr>
                                 <w:spacing w:after="0" w:line="288" w:lineRule="auto"/>
-                                <w:ind w:left="283"/>
                                 <w:rPr>
                                   <w:rFonts w:ascii="Montserrat" w:hAnsi="Montserrat"/>
-                                  <w:sz w:val="20"/>
-                                  <w:szCs w:val="20"/>
+                                  <w:sz w:val="22"/>
+                                  <w:szCs w:val="22"/>
                                 </w:rPr>
                               </w:pPr>
                               <w:r>
                                 <w:rPr>
                                   <w:rFonts w:ascii="Montserrat" w:hAnsi="Montserrat"/>
-                                  <w:i/>
-                                  <w:iCs/>
-                                  <w:sz w:val="18"/>
-                                  <w:szCs w:val="18"/>
+                                  <w:sz w:val="22"/>
+                                  <w:szCs w:val="22"/>
                                 </w:rPr>
-                                <w:t>//khi sử dụng bình máu sẽ hồi lại thanh stagger.</w:t>
+                                <w:t>SaveManager (scenes/UI/save_manager.gd): Xử lý lưu/tải checkpoint, save slot.</w:t>
                               </w:r>
+                            </w:p>
+                            <w:p>
+                              <w:pPr>
+                                <w:numPr>
+                                  <w:ilvl w:val="0"/>
+                                  <w:numId w:val="27"/>
+                                </w:numPr>
+                                <w:spacing w:after="0" w:line="288" w:lineRule="auto"/>
+                                <w:rPr>
+                                  <w:rFonts w:ascii="Montserrat" w:hAnsi="Montserrat"/>
+                                  <w:sz w:val="22"/>
+                                  <w:szCs w:val="22"/>
+                                </w:rPr>
+                              </w:pPr>
                               <w:r>
                                 <w:rPr>
                                   <w:rFonts w:ascii="Montserrat" w:hAnsi="Montserrat"/>
-                                  <w:sz w:val="20"/>
-                                  <w:szCs w:val="20"/>
+                                  <w:sz w:val="22"/>
+                                  <w:szCs w:val="22"/>
                                 </w:rPr>
-                                <w:t xml:space="preserve"> </w:t>
+                                <w:t>PlayerProgress (scenes/Mechanic/player_progress.gd): Quản lý cấp độ, EXP, nâng cấp và chỉ số người chơi.</w:t>
+                              </w:r>
+                            </w:p>
+                            <w:p>
+                              <w:pPr>
+                                <w:numPr>
+                                  <w:ilvl w:val="0"/>
+                                  <w:numId w:val="27"/>
+                                </w:numPr>
+                                <w:spacing w:after="0" w:line="288" w:lineRule="auto"/>
+                                <w:rPr>
+                                  <w:rFonts w:ascii="Montserrat" w:hAnsi="Montserrat"/>
+                                  <w:sz w:val="22"/>
+                                  <w:szCs w:val="22"/>
+                                </w:rPr>
+                              </w:pPr>
+                              <w:r>
+                                <w:rPr>
+                                  <w:rFonts w:ascii="Montserrat" w:hAnsi="Montserrat"/>
+                                  <w:sz w:val="22"/>
+                                  <w:szCs w:val="22"/>
+                                </w:rPr>
+                                <w:t>FmodManager: Điều phối âm thanh middleware FMOD.</w:t>
                               </w:r>
                             </w:p>
                             <w:p>
@@ -2297,41 +2223,22 @@
                                 <w:pStyle w:val="ListParagraph"/>
                                 <w:numPr>
                                   <w:ilvl w:val="0"/>
-                                  <w:numId w:val="2"/>
+                                  <w:numId w:val="29"/>
                                 </w:numPr>
                                 <w:spacing w:after="0" w:line="288" w:lineRule="auto"/>
-                                <w:ind w:left="283" w:hanging="170"/>
                                 <w:rPr>
                                   <w:rFonts w:ascii="Montserrat" w:hAnsi="Montserrat"/>
-                                  <w:sz w:val="20"/>
-                                  <w:szCs w:val="20"/>
+                                  <w:sz w:val="22"/>
+                                  <w:szCs w:val="22"/>
                                 </w:rPr>
                               </w:pPr>
                               <w:r>
                                 <w:rPr>
                                   <w:rFonts w:ascii="Montserrat" w:hAnsi="Montserrat"/>
-                                  <w:b/>
-                                  <w:bCs/>
-                                  <w:sz w:val="20"/>
-                                  <w:szCs w:val="20"/>
+                                  <w:sz w:val="22"/>
+                                  <w:szCs w:val="22"/>
                                 </w:rPr>
-                                <w:t>Stamina bar</w:t>
-                              </w:r>
-                              <w:r>
-                                <w:rPr>
-                                  <w:rFonts w:ascii="Montserrat" w:hAnsi="Montserrat"/>
-                                  <w:sz w:val="20"/>
-                                  <w:szCs w:val="20"/>
-                                </w:rPr>
-                                <w:t>/</w:t>
-                              </w:r>
-                              <w:r>
-                                <w:rPr>
-                                  <w:rFonts w:ascii="Montserrat" w:hAnsi="Montserrat"/>
-                                  <w:sz w:val="20"/>
-                                  <w:szCs w:val="20"/>
-                                </w:rPr>
-                                <w:t>thanh thể lực: bị tiêu hao khi thực hiện né, đỡ đòn, deflect. Có thể được hồi khi dừng chiến đấu.</w:t>
+                                <w:t>Nhân vật chính (adel): Logic nằm tại scenes/adel/playable_adel.gd (quản lý di chuyển, nhảy, lướt/dash, combo tấn công, stagger và vũ khí).</w:t>
                               </w:r>
                             </w:p>
                             <w:p>
@@ -2339,41 +2246,22 @@
                                 <w:pStyle w:val="ListParagraph"/>
                                 <w:numPr>
                                   <w:ilvl w:val="0"/>
-                                  <w:numId w:val="2"/>
+                                  <w:numId w:val="29"/>
                                 </w:numPr>
                                 <w:spacing w:after="0" w:line="288" w:lineRule="auto"/>
-                                <w:ind w:left="283" w:hanging="170"/>
                                 <w:rPr>
                                   <w:rFonts w:ascii="Montserrat" w:hAnsi="Montserrat"/>
-                                  <w:sz w:val="20"/>
-                                  <w:szCs w:val="20"/>
+                                  <w:sz w:val="22"/>
+                                  <w:szCs w:val="22"/>
                                 </w:rPr>
                               </w:pPr>
                               <w:r>
                                 <w:rPr>
                                   <w:rFonts w:ascii="Montserrat" w:hAnsi="Montserrat"/>
-                                  <w:b/>
-                                  <w:bCs/>
-                                  <w:sz w:val="20"/>
-                                  <w:szCs w:val="20"/>
+                                  <w:sz w:val="22"/>
+                                  <w:szCs w:val="22"/>
                                 </w:rPr>
-                                <w:t>Soul flask</w:t>
-                              </w:r>
-                              <w:r>
-                                <w:rPr>
-                                  <w:rFonts w:ascii="Montserrat" w:hAnsi="Montserrat"/>
-                                  <w:sz w:val="20"/>
-                                  <w:szCs w:val="20"/>
-                                </w:rPr>
-                                <w:t>/</w:t>
-                              </w:r>
-                              <w:r>
-                                <w:rPr>
-                                  <w:rFonts w:ascii="Montserrat" w:hAnsi="Montserrat"/>
-                                  <w:sz w:val="20"/>
-                                  <w:szCs w:val="20"/>
-                                </w:rPr>
-                                <w:t>bình máu: sử dụng đề hồi lại lượng máu đã mất.</w:t>
+                                <w:t>Vòng lặp tương tác Checkpoint: Kết hợp giữa scenes/Mechanic/campfire.gd và SaveManager (nghỉ ngơi, hồi máu, lưu/tải tiến trình).</w:t>
                               </w:r>
                             </w:p>
                             <w:p>
@@ -2399,12 +2287,15 @@
                     </wpg:wgp>
                   </a:graphicData>
                 </a:graphic>
+                <wp14:sizeRelV relativeFrom="margin">
+                  <wp14:pctHeight>0</wp14:pctHeight>
+                </wp14:sizeRelV>
               </wp:anchor>
             </w:drawing>
           </mc:Choice>
           <mc:Fallback>
             <w:pict>
-              <v:group w14:anchorId="351076BE" id="Group 492" o:spid="_x0000_s1029" style="position:absolute;left:0;text-align:left;margin-left:0;margin-top:65.95pt;width:422.65pt;height:183.05pt;z-index:251677696" coordsize="53676,23248" o:gfxdata="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">
+              <v:group w14:anchorId="67E38C81" id="Group 492" o:spid="_x0000_s1029" style="position:absolute;left:0;text-align:left;margin-left:0;margin-top:65.65pt;width:422.65pt;height:284.05pt;z-index:251680768;mso-height-relative:margin" coordsize="53676,36077" o:gfxdata="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">
                 <v:shape id="Text Box 475" o:spid="_x0000_s1030" type="#_x0000_t202" style="position:absolute;left:7323;top:2286;width:46242;height:2870;visibility:visible;mso-wrap-style:square;v-text-anchor:top" o:gfxdata="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" fillcolor="white [3201]" stroked="f" strokeweight=".5pt">
                   <v:textbox inset="0,0,0,0">
                     <w:txbxContent>
@@ -2426,25 +2317,7 @@
                             <w:sz w:val="36"/>
                             <w:szCs w:val="36"/>
                           </w:rPr>
-                          <w:t xml:space="preserve">STATUS BAR </w:t>
-                        </w:r>
-                        <w:r>
-                          <w:rPr>
-                            <w:rFonts w:ascii="Montserrat" w:hAnsi="Montserrat"/>
-                            <w:sz w:val="36"/>
-                            <w:szCs w:val="36"/>
-                          </w:rPr>
-                          <w:t>|</w:t>
-                        </w:r>
-                        <w:r>
-                          <w:rPr>
-                            <w:rFonts w:ascii="Montserrat" w:hAnsi="Montserrat"/>
-                            <w:b/>
-                            <w:bCs/>
-                            <w:sz w:val="36"/>
-                            <w:szCs w:val="36"/>
-                          </w:rPr>
-                          <w:t xml:space="preserve"> THANH TRẠNG THÁI</w:t>
+                          <w:t>Kiến trúc cốt lõi &amp; Luồng chạy (Runtime)</w:t>
                         </w:r>
                       </w:p>
                     </w:txbxContent>
@@ -2492,7 +2365,7 @@
                     </w:txbxContent>
                   </v:textbox>
                 </v:shape>
-                <v:shape id="Text Box 491" o:spid="_x0000_s1033" type="#_x0000_t202" style="position:absolute;top:6138;width:53676;height:17110;visibility:visible;mso-wrap-style:square;v-text-anchor:top" o:gfxdata="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" fillcolor="white [3201]" stroked="f" strokeweight=".5pt">
+                <v:shape id="Text Box 491" o:spid="_x0000_s1033" type="#_x0000_t202" style="position:absolute;top:6136;width:53676;height:29941;visibility:visible;mso-wrap-style:square;v-text-anchor:top" o:gfxdata="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" fillcolor="white [3201]" stroked="f" strokeweight=".5pt">
                   <v:textbox inset="1mm,1mm,1mm,1mm">
                     <w:txbxContent>
                       <w:p>
@@ -2500,33 +2373,22 @@
                           <w:pStyle w:val="ListParagraph"/>
                           <w:numPr>
                             <w:ilvl w:val="0"/>
-                            <w:numId w:val="1"/>
+                            <w:numId w:val="28"/>
                           </w:numPr>
                           <w:spacing w:after="0" w:line="288" w:lineRule="auto"/>
-                          <w:ind w:left="283" w:hanging="170"/>
                           <w:rPr>
                             <w:rFonts w:ascii="Montserrat" w:hAnsi="Montserrat"/>
-                            <w:sz w:val="20"/>
-                            <w:szCs w:val="20"/>
+                            <w:sz w:val="22"/>
+                            <w:szCs w:val="22"/>
                           </w:rPr>
                         </w:pPr>
                         <w:r>
                           <w:rPr>
                             <w:rFonts w:ascii="Montserrat" w:hAnsi="Montserrat"/>
-                            <w:b/>
-                            <w:bCs/>
-                            <w:sz w:val="20"/>
-                            <w:szCs w:val="20"/>
+                            <w:sz w:val="22"/>
+                            <w:szCs w:val="22"/>
                           </w:rPr>
-                          <w:t>Health bar</w:t>
-                        </w:r>
-                        <w:r>
-                          <w:rPr>
-                            <w:rFonts w:ascii="Montserrat" w:hAnsi="Montserrat"/>
-                            <w:sz w:val="20"/>
-                            <w:szCs w:val="20"/>
-                          </w:rPr>
-                          <w:t>/thanh máu: nhân vật sẽ chết nếu như thanh máu giảm về 0.</w:t>
+                          <w:t>Điểm vào game (Entry Scene): scenes/UI/menu (2).tscn (được đặt làm run/main_scene).</w:t>
                         </w:r>
                       </w:p>
                       <w:p>
@@ -2534,133 +2396,88 @@
                           <w:pStyle w:val="ListParagraph"/>
                           <w:numPr>
                             <w:ilvl w:val="0"/>
-                            <w:numId w:val="1"/>
+                            <w:numId w:val="28"/>
                           </w:numPr>
                           <w:spacing w:after="0" w:line="288" w:lineRule="auto"/>
-                          <w:ind w:left="283" w:hanging="170"/>
                           <w:rPr>
                             <w:rFonts w:ascii="Montserrat" w:hAnsi="Montserrat"/>
-                            <w:sz w:val="20"/>
-                            <w:szCs w:val="20"/>
+                            <w:sz w:val="22"/>
+                            <w:szCs w:val="22"/>
                           </w:rPr>
                         </w:pPr>
                         <w:r>
                           <w:rPr>
                             <w:rFonts w:ascii="Montserrat" w:hAnsi="Montserrat"/>
-                            <w:b/>
-                            <w:bCs/>
-                            <w:sz w:val="20"/>
-                            <w:szCs w:val="20"/>
+                            <w:sz w:val="22"/>
+                            <w:szCs w:val="22"/>
                           </w:rPr>
-                          <w:t>Stagger threshold</w:t>
-                        </w:r>
-                        <w:r>
-                          <w:rPr>
-                            <w:rFonts w:ascii="Montserrat" w:hAnsi="Montserrat"/>
-                            <w:sz w:val="20"/>
-                            <w:szCs w:val="20"/>
-                          </w:rPr>
-                          <w:t>/</w:t>
-                        </w:r>
-                        <w:r>
-                          <w:rPr>
-                            <w:rFonts w:ascii="Montserrat" w:hAnsi="Montserrat"/>
-                            <w:sz w:val="20"/>
-                            <w:szCs w:val="20"/>
-                          </w:rPr>
-                          <w:t>ngưỡng choáng</w:t>
-                        </w:r>
-                        <w:r>
-                          <w:rPr>
-                            <w:rFonts w:ascii="Montserrat" w:hAnsi="Montserrat"/>
-                            <w:sz w:val="20"/>
-                            <w:szCs w:val="20"/>
-                          </w:rPr>
-                          <w:t xml:space="preserve">: khi thanh máu giảm về ngưỡng choáng, nhân vật bị random 1 hiệu ứng bất lợi </w:t>
-                        </w:r>
-                        <w:r>
-                          <w:rPr>
-                            <w:rFonts w:ascii="Montserrat" w:hAnsi="Montserrat"/>
-                            <w:sz w:val="18"/>
-                            <w:szCs w:val="18"/>
-                          </w:rPr>
-                          <w:t>(</w:t>
-                        </w:r>
-                        <w:r>
-                          <w:rPr>
-                            <w:rFonts w:ascii="Montserrat" w:hAnsi="Montserrat"/>
-                            <w:i/>
-                            <w:iCs/>
-                            <w:sz w:val="18"/>
-                            <w:szCs w:val="18"/>
-                          </w:rPr>
-                          <w:t>giảm tốc chạy, tốc đánh, damage, tầm nhìn</w:t>
-                        </w:r>
-                        <w:r>
-                          <w:rPr>
-                            <w:rFonts w:ascii="Montserrat" w:hAnsi="Montserrat"/>
-                            <w:sz w:val="18"/>
-                            <w:szCs w:val="18"/>
-                          </w:rPr>
-                          <w:t>)</w:t>
-                        </w:r>
-                        <w:r>
-                          <w:rPr>
-                            <w:rFonts w:ascii="Montserrat" w:hAnsi="Montserrat"/>
-                            <w:sz w:val="20"/>
-                            <w:szCs w:val="20"/>
-                          </w:rPr>
-                          <w:t xml:space="preserve"> đồng thời bị đẩy lùi và bất động trong khoảng thời gian ngắn </w:t>
-                        </w:r>
-                        <w:r>
-                          <w:rPr>
-                            <w:rFonts w:ascii="Montserrat" w:hAnsi="Montserrat"/>
-                            <w:i/>
-                            <w:iCs/>
-                            <w:sz w:val="18"/>
-                            <w:szCs w:val="18"/>
-                          </w:rPr>
-                          <w:t>(cân nhắc kèm theo i-frame)</w:t>
-                        </w:r>
-                        <w:r>
-                          <w:rPr>
-                            <w:rFonts w:ascii="Montserrat" w:hAnsi="Montserrat"/>
-                            <w:i/>
-                            <w:iCs/>
-                            <w:sz w:val="18"/>
-                            <w:szCs w:val="18"/>
-                          </w:rPr>
-                          <w:t>.</w:t>
+                          <w:t>3 Autoloads (Singleton) quan trọng:</w:t>
                         </w:r>
                       </w:p>
                       <w:p>
                         <w:pPr>
-                          <w:pStyle w:val="ListParagraph"/>
+                          <w:numPr>
+                            <w:ilvl w:val="0"/>
+                            <w:numId w:val="27"/>
+                          </w:numPr>
                           <w:spacing w:after="0" w:line="288" w:lineRule="auto"/>
-                          <w:ind w:left="283"/>
                           <w:rPr>
                             <w:rFonts w:ascii="Montserrat" w:hAnsi="Montserrat"/>
-                            <w:sz w:val="20"/>
-                            <w:szCs w:val="20"/>
+                            <w:sz w:val="22"/>
+                            <w:szCs w:val="22"/>
                           </w:rPr>
                         </w:pPr>
                         <w:r>
                           <w:rPr>
                             <w:rFonts w:ascii="Montserrat" w:hAnsi="Montserrat"/>
-                            <w:i/>
-                            <w:iCs/>
-                            <w:sz w:val="18"/>
-                            <w:szCs w:val="18"/>
+                            <w:sz w:val="22"/>
+                            <w:szCs w:val="22"/>
                           </w:rPr>
-                          <w:t>//khi sử dụng bình máu sẽ hồi lại thanh stagger.</w:t>
+                          <w:t>SaveManager (scenes/UI/save_manager.gd): Xử lý lưu/tải checkpoint, save slot.</w:t>
                         </w:r>
+                      </w:p>
+                      <w:p>
+                        <w:pPr>
+                          <w:numPr>
+                            <w:ilvl w:val="0"/>
+                            <w:numId w:val="27"/>
+                          </w:numPr>
+                          <w:spacing w:after="0" w:line="288" w:lineRule="auto"/>
+                          <w:rPr>
+                            <w:rFonts w:ascii="Montserrat" w:hAnsi="Montserrat"/>
+                            <w:sz w:val="22"/>
+                            <w:szCs w:val="22"/>
+                          </w:rPr>
+                        </w:pPr>
                         <w:r>
                           <w:rPr>
                             <w:rFonts w:ascii="Montserrat" w:hAnsi="Montserrat"/>
-                            <w:sz w:val="20"/>
-                            <w:szCs w:val="20"/>
+                            <w:sz w:val="22"/>
+                            <w:szCs w:val="22"/>
                           </w:rPr>
-                          <w:t xml:space="preserve"> </w:t>
+                          <w:t>PlayerProgress (scenes/Mechanic/player_progress.gd): Quản lý cấp độ, EXP, nâng cấp và chỉ số người chơi.</w:t>
+                        </w:r>
+                      </w:p>
+                      <w:p>
+                        <w:pPr>
+                          <w:numPr>
+                            <w:ilvl w:val="0"/>
+                            <w:numId w:val="27"/>
+                          </w:numPr>
+                          <w:spacing w:after="0" w:line="288" w:lineRule="auto"/>
+                          <w:rPr>
+                            <w:rFonts w:ascii="Montserrat" w:hAnsi="Montserrat"/>
+                            <w:sz w:val="22"/>
+                            <w:szCs w:val="22"/>
+                          </w:rPr>
+                        </w:pPr>
+                        <w:r>
+                          <w:rPr>
+                            <w:rFonts w:ascii="Montserrat" w:hAnsi="Montserrat"/>
+                            <w:sz w:val="22"/>
+                            <w:szCs w:val="22"/>
+                          </w:rPr>
+                          <w:t>FmodManager: Điều phối âm thanh middleware FMOD.</w:t>
                         </w:r>
                       </w:p>
                       <w:p>
@@ -2668,41 +2485,22 @@
                           <w:pStyle w:val="ListParagraph"/>
                           <w:numPr>
                             <w:ilvl w:val="0"/>
-                            <w:numId w:val="2"/>
+                            <w:numId w:val="29"/>
                           </w:numPr>
                           <w:spacing w:after="0" w:line="288" w:lineRule="auto"/>
-                          <w:ind w:left="283" w:hanging="170"/>
                           <w:rPr>
                             <w:rFonts w:ascii="Montserrat" w:hAnsi="Montserrat"/>
-                            <w:sz w:val="20"/>
-                            <w:szCs w:val="20"/>
+                            <w:sz w:val="22"/>
+                            <w:szCs w:val="22"/>
                           </w:rPr>
                         </w:pPr>
                         <w:r>
                           <w:rPr>
                             <w:rFonts w:ascii="Montserrat" w:hAnsi="Montserrat"/>
-                            <w:b/>
-                            <w:bCs/>
-                            <w:sz w:val="20"/>
-                            <w:szCs w:val="20"/>
+                            <w:sz w:val="22"/>
+                            <w:szCs w:val="22"/>
                           </w:rPr>
-                          <w:t>Stamina bar</w:t>
-                        </w:r>
-                        <w:r>
-                          <w:rPr>
-                            <w:rFonts w:ascii="Montserrat" w:hAnsi="Montserrat"/>
-                            <w:sz w:val="20"/>
-                            <w:szCs w:val="20"/>
-                          </w:rPr>
-                          <w:t>/</w:t>
-                        </w:r>
-                        <w:r>
-                          <w:rPr>
-                            <w:rFonts w:ascii="Montserrat" w:hAnsi="Montserrat"/>
-                            <w:sz w:val="20"/>
-                            <w:szCs w:val="20"/>
-                          </w:rPr>
-                          <w:t>thanh thể lực: bị tiêu hao khi thực hiện né, đỡ đòn, deflect. Có thể được hồi khi dừng chiến đấu.</w:t>
+                          <w:t>Nhân vật chính (adel): Logic nằm tại scenes/adel/playable_adel.gd (quản lý di chuyển, nhảy, lướt/dash, combo tấn công, stagger và vũ khí).</w:t>
                         </w:r>
                       </w:p>
                       <w:p>
@@ -2710,41 +2508,22 @@
                           <w:pStyle w:val="ListParagraph"/>
                           <w:numPr>
                             <w:ilvl w:val="0"/>
-                            <w:numId w:val="2"/>
+                            <w:numId w:val="29"/>
                           </w:numPr>
                           <w:spacing w:after="0" w:line="288" w:lineRule="auto"/>
-                          <w:ind w:left="283" w:hanging="170"/>
                           <w:rPr>
                             <w:rFonts w:ascii="Montserrat" w:hAnsi="Montserrat"/>
-                            <w:sz w:val="20"/>
-                            <w:szCs w:val="20"/>
+                            <w:sz w:val="22"/>
+                            <w:szCs w:val="22"/>
                           </w:rPr>
                         </w:pPr>
                         <w:r>
                           <w:rPr>
                             <w:rFonts w:ascii="Montserrat" w:hAnsi="Montserrat"/>
-                            <w:b/>
-                            <w:bCs/>
-                            <w:sz w:val="20"/>
-                            <w:szCs w:val="20"/>
+                            <w:sz w:val="22"/>
+                            <w:szCs w:val="22"/>
                           </w:rPr>
-                          <w:t>Soul flask</w:t>
-                        </w:r>
-                        <w:r>
-                          <w:rPr>
-                            <w:rFonts w:ascii="Montserrat" w:hAnsi="Montserrat"/>
-                            <w:sz w:val="20"/>
-                            <w:szCs w:val="20"/>
-                          </w:rPr>
-                          <w:t>/</w:t>
-                        </w:r>
-                        <w:r>
-                          <w:rPr>
-                            <w:rFonts w:ascii="Montserrat" w:hAnsi="Montserrat"/>
-                            <w:sz w:val="20"/>
-                            <w:szCs w:val="20"/>
-                          </w:rPr>
-                          <w:t>bình máu: sử dụng đề hồi lại lượng máu đã mất.</w:t>
+                          <w:t>Vòng lặp tương tác Checkpoint: Kết hợp giữa scenes/Mechanic/campfire.gd và SaveManager (nghỉ ngơi, hồi máu, lưu/tải tiến trình).</w:t>
                         </w:r>
                       </w:p>
                       <w:p>
@@ -2774,7 +2553,7 @@
           <w:sz w:val="70"/>
           <w:szCs w:val="70"/>
         </w:rPr>
-        <w:t>CƠ CHẾ</w:t>
+        <w:t>Tổng quan</w:t>
       </w:r>
     </w:p>
     <w:p>
@@ -2802,95 +2581,21 @@
           <w:sz w:val="70"/>
           <w:szCs w:val="70"/>
         </w:rPr>
-        <w:drawing>
-          <wp:anchor distT="0" distB="0" distL="114300" distR="114300" simplePos="0" relativeHeight="251676672" behindDoc="0" locked="0" layoutInCell="1" allowOverlap="1" wp14:anchorId="724E2F28" wp14:editId="3C74194D">
-            <wp:simplePos x="0" y="0"/>
-            <wp:positionH relativeFrom="margin">
-              <wp:align>left</wp:align>
-            </wp:positionH>
-            <wp:positionV relativeFrom="paragraph">
-              <wp:posOffset>1572895</wp:posOffset>
-            </wp:positionV>
-            <wp:extent cx="4811395" cy="1310640"/>
-            <wp:effectExtent l="0" t="0" r="8255" b="3810"/>
-            <wp:wrapNone/>
-            <wp:docPr id="486" name="Picture 486"/>
-            <wp:cNvGraphicFramePr>
-              <a:graphicFrameLocks xmlns:a="http://schemas.openxmlformats.org/drawingml/2006/main" noChangeAspect="1"/>
-            </wp:cNvGraphicFramePr>
-            <a:graphic xmlns:a="http://schemas.openxmlformats.org/drawingml/2006/main">
-              <a:graphicData uri="http://schemas.openxmlformats.org/drawingml/2006/picture">
-                <pic:pic xmlns:pic="http://schemas.openxmlformats.org/drawingml/2006/picture">
-                  <pic:nvPicPr>
-                    <pic:cNvPr id="486" name="Picture 486"/>
-                    <pic:cNvPicPr>
-                      <a:picLocks noChangeAspect="1"/>
-                    </pic:cNvPicPr>
-                  </pic:nvPicPr>
-                  <pic:blipFill>
-                    <a:blip r:embed="rId9">
-                      <a:extLst>
-                        <a:ext uri="{28A0092B-C50C-407E-A947-70E740481C1C}">
-                          <a14:useLocalDpi xmlns:a14="http://schemas.microsoft.com/office/drawing/2010/main" val="0"/>
-                        </a:ext>
-                      </a:extLst>
-                    </a:blip>
-                    <a:srcRect t="1045" b="1045"/>
-                    <a:stretch>
-                      <a:fillRect/>
-                    </a:stretch>
-                  </pic:blipFill>
-                  <pic:spPr bwMode="auto">
-                    <a:xfrm>
-                      <a:off x="0" y="0"/>
-                      <a:ext cx="4811395" cy="1310640"/>
-                    </a:xfrm>
-                    <a:prstGeom prst="rect">
-                      <a:avLst/>
-                    </a:prstGeom>
-                    <a:noFill/>
-                    <a:ln>
-                      <a:noFill/>
-                    </a:ln>
-                    <a:extLst>
-                      <a:ext uri="{53640926-AAD7-44D8-BBD7-CCE9431645EC}">
-                        <a14:shadowObscured xmlns:a14="http://schemas.microsoft.com/office/drawing/2010/main"/>
-                      </a:ext>
-                    </a:extLst>
-                  </pic:spPr>
-                </pic:pic>
-              </a:graphicData>
-            </a:graphic>
-            <wp14:sizeRelH relativeFrom="margin">
-              <wp14:pctWidth>0</wp14:pctWidth>
-            </wp14:sizeRelH>
-          </wp:anchor>
-        </w:drawing>
-      </w:r>
-      <w:r>
-        <w:rPr>
-          <w:rFonts w:ascii="Montserrat" w:hAnsi="Montserrat"/>
-          <w:b/>
-          <w:bCs/>
-          <w:noProof/>
-          <w:sz w:val="70"/>
-          <w:szCs w:val="70"/>
-        </w:rPr>
         <mc:AlternateContent>
           <mc:Choice Requires="wpg">
             <w:drawing>
-              <wp:anchor distT="0" distB="0" distL="114300" distR="114300" simplePos="0" relativeHeight="251678720" behindDoc="0" locked="0" layoutInCell="1" allowOverlap="1" wp14:anchorId="4CFB7DE8" wp14:editId="671A0C70">
+              <wp:anchor distT="0" distB="0" distL="114300" distR="114300" simplePos="0" relativeHeight="251682816" behindDoc="0" locked="0" layoutInCell="1" allowOverlap="1" wp14:anchorId="510DD387" wp14:editId="759E0A55">
                 <wp:simplePos x="0" y="0"/>
                 <wp:positionH relativeFrom="column">
-                  <wp:posOffset>-15240</wp:posOffset>
+                  <wp:posOffset>0</wp:posOffset>
                 </wp:positionH>
                 <wp:positionV relativeFrom="paragraph">
-                  <wp:posOffset>3001645</wp:posOffset>
+                  <wp:posOffset>3005455</wp:posOffset>
                 </wp:positionV>
-                <wp:extent cx="5493808" cy="3975426"/>
-                <wp:effectExtent l="0" t="0" r="0" b="6350"/>
+                <wp:extent cx="5476875" cy="3168493"/>
+                <wp:effectExtent l="0" t="0" r="9525" b="0"/>
                 <wp:wrapNone/>
-                <wp:docPr id="489" name="Group 489"/>
+                <wp:docPr id="14" name="Group 14"/>
                 <wp:cNvGraphicFramePr/>
                 <a:graphic xmlns:a="http://schemas.openxmlformats.org/drawingml/2006/main">
                   <a:graphicData uri="http://schemas.microsoft.com/office/word/2010/wordprocessingGroup">
@@ -2899,259 +2604,20 @@
                       <wpg:grpSpPr>
                         <a:xfrm>
                           <a:off x="0" y="0"/>
-                          <a:ext cx="5493808" cy="3975426"/>
+                          <a:ext cx="5476875" cy="3168493"/>
                           <a:chOff x="0" y="0"/>
-                          <a:chExt cx="5493808" cy="3975426"/>
+                          <a:chExt cx="5476875" cy="3168493"/>
                         </a:xfrm>
                       </wpg:grpSpPr>
-                      <wps:wsp>
-                        <wps:cNvPr id="502" name="Text Box 502"/>
-                        <wps:cNvSpPr txBox="1"/>
-                        <wps:spPr>
-                          <a:xfrm>
-                            <a:off x="3175000" y="651934"/>
-                            <a:ext cx="2245360" cy="3323492"/>
-                          </a:xfrm>
-                          <a:prstGeom prst="rect">
-                            <a:avLst/>
-                          </a:prstGeom>
-                          <a:solidFill>
-                            <a:schemeClr val="lt1"/>
-                          </a:solidFill>
-                          <a:ln w="6350">
-                            <a:noFill/>
-                          </a:ln>
-                        </wps:spPr>
-                        <wps:txbx>
-                          <w:txbxContent>
-                            <w:p>
-                              <w:pPr>
-                                <w:spacing w:after="0" w:line="288" w:lineRule="auto"/>
-                                <w:rPr>
-                                  <w:rFonts w:ascii="Montserrat" w:hAnsi="Montserrat"/>
-                                  <w:i/>
-                                  <w:iCs/>
-                                  <w:sz w:val="16"/>
-                                  <w:szCs w:val="16"/>
-                                </w:rPr>
-                              </w:pPr>
-                              <w:r>
-                                <w:rPr>
-                                  <w:rFonts w:ascii="Montserrat" w:hAnsi="Montserrat"/>
-                                  <w:b/>
-                                  <w:bCs/>
-                                  <w:sz w:val="20"/>
-                                  <w:szCs w:val="20"/>
-                                </w:rPr>
-                                <w:t>Poisoning</w:t>
-                              </w:r>
-                              <w:r>
-                                <w:rPr>
-                                  <w:rFonts w:ascii="Montserrat" w:hAnsi="Montserrat"/>
-                                  <w:sz w:val="20"/>
-                                  <w:szCs w:val="20"/>
-                                </w:rPr>
-                                <w:t>/</w:t>
-                              </w:r>
-                              <w:r>
-                                <w:rPr>
-                                  <w:rFonts w:ascii="Montserrat" w:hAnsi="Montserrat"/>
-                                  <w:sz w:val="20"/>
-                                  <w:szCs w:val="20"/>
-                                </w:rPr>
-                                <w:t>nhiễm độc</w:t>
-                              </w:r>
-                              <w:r>
-                                <w:rPr>
-                                  <w:rFonts w:ascii="Montserrat" w:hAnsi="Montserrat"/>
-                                  <w:sz w:val="20"/>
-                                  <w:szCs w:val="20"/>
-                                </w:rPr>
-                                <w:t>:</w:t>
-                              </w:r>
-                              <w:r>
-                                <w:rPr>
-                                  <w:rFonts w:ascii="Montserrat" w:hAnsi="Montserrat"/>
-                                  <w:sz w:val="20"/>
-                                  <w:szCs w:val="20"/>
-                                </w:rPr>
-                                <w:t xml:space="preserve"> giảm tốc chạy. Có thể liên tục cộng dồn nếu không sử dụng bình máu (tối đa 4), mỗi lần lên 1 mức sẽ gây sát thương. </w:t>
-                              </w:r>
-                              <w:r>
-                                <w:rPr>
-                                  <w:rFonts w:ascii="Montserrat" w:hAnsi="Montserrat"/>
-                                  <w:i/>
-                                  <w:iCs/>
-                                  <w:sz w:val="16"/>
-                                  <w:szCs w:val="16"/>
-                                </w:rPr>
-                                <w:t>//sử dụng bình máu sẽ giải</w:t>
-                              </w:r>
-                              <w:r>
-                                <w:rPr>
-                                  <w:rFonts w:ascii="Montserrat" w:hAnsi="Montserrat"/>
-                                  <w:i/>
-                                  <w:iCs/>
-                                  <w:sz w:val="16"/>
-                                  <w:szCs w:val="16"/>
-                                </w:rPr>
-                                <w:t xml:space="preserve"> độc.</w:t>
-                              </w:r>
-                            </w:p>
-                            <w:p>
-                              <w:pPr>
-                                <w:spacing w:after="0" w:line="288" w:lineRule="auto"/>
-                                <w:rPr>
-                                  <w:rFonts w:ascii="Montserrat" w:hAnsi="Montserrat"/>
-                                  <w:sz w:val="20"/>
-                                  <w:szCs w:val="20"/>
-                                </w:rPr>
-                              </w:pPr>
-                            </w:p>
-                            <w:p>
-                              <w:pPr>
-                                <w:spacing w:after="0" w:line="288" w:lineRule="auto"/>
-                                <w:rPr>
-                                  <w:rFonts w:ascii="Montserrat" w:hAnsi="Montserrat"/>
-                                  <w:i/>
-                                  <w:iCs/>
-                                  <w:sz w:val="16"/>
-                                  <w:szCs w:val="16"/>
-                                </w:rPr>
-                              </w:pPr>
-                              <w:r>
-                                <w:rPr>
-                                  <w:rFonts w:ascii="Montserrat" w:hAnsi="Montserrat"/>
-                                  <w:b/>
-                                  <w:bCs/>
-                                  <w:sz w:val="20"/>
-                                  <w:szCs w:val="20"/>
-                                </w:rPr>
-                                <w:t>Concussion</w:t>
-                              </w:r>
-                              <w:r>
-                                <w:rPr>
-                                  <w:rFonts w:ascii="Montserrat" w:hAnsi="Montserrat"/>
-                                  <w:sz w:val="20"/>
-                                  <w:szCs w:val="20"/>
-                                </w:rPr>
-                                <w:t>/chấn động: kéo stagger threshold cao hơn, stagger threshold sẽ reset về vị trí cũ nếu bị kích hoạt</w:t>
-                              </w:r>
-                              <w:r>
-                                <w:rPr>
-                                  <w:rFonts w:ascii="Montserrat" w:hAnsi="Montserrat"/>
-                                  <w:i/>
-                                  <w:iCs/>
-                                  <w:sz w:val="16"/>
-                                  <w:szCs w:val="16"/>
-                                </w:rPr>
-                                <w:t>.//cộng dồn mức 3</w:t>
-                              </w:r>
-                            </w:p>
-                            <w:p>
-                              <w:pPr>
-                                <w:spacing w:after="0" w:line="288" w:lineRule="auto"/>
-                                <w:rPr>
-                                  <w:rFonts w:ascii="Montserrat" w:hAnsi="Montserrat"/>
-                                  <w:sz w:val="20"/>
-                                  <w:szCs w:val="20"/>
-                                </w:rPr>
-                              </w:pPr>
-                            </w:p>
-                            <w:p>
-                              <w:pPr>
-                                <w:spacing w:after="0" w:line="288" w:lineRule="auto"/>
-                                <w:rPr>
-                                  <w:rFonts w:ascii="Montserrat" w:hAnsi="Montserrat"/>
-                                  <w:sz w:val="20"/>
-                                  <w:szCs w:val="20"/>
-                                </w:rPr>
-                              </w:pPr>
-                              <w:r>
-                                <w:rPr>
-                                  <w:rFonts w:ascii="Montserrat" w:hAnsi="Montserrat"/>
-                                  <w:b/>
-                                  <w:bCs/>
-                                  <w:sz w:val="20"/>
-                                  <w:szCs w:val="20"/>
-                                </w:rPr>
-                                <w:t>Sightless</w:t>
-                              </w:r>
-                              <w:r>
-                                <w:rPr>
-                                  <w:rFonts w:ascii="Montserrat" w:hAnsi="Montserrat"/>
-                                  <w:sz w:val="20"/>
-                                  <w:szCs w:val="20"/>
-                                </w:rPr>
-                                <w:t>/giảm tầm nhìn: thu hẹp phạm vi quan sát của player.</w:t>
-                              </w:r>
-                            </w:p>
-                            <w:p>
-                              <w:pPr>
-                                <w:spacing w:after="0" w:line="288" w:lineRule="auto"/>
-                                <w:rPr>
-                                  <w:rFonts w:ascii="Montserrat" w:hAnsi="Montserrat"/>
-                                  <w:sz w:val="20"/>
-                                  <w:szCs w:val="20"/>
-                                </w:rPr>
-                              </w:pPr>
-                            </w:p>
-                            <w:p>
-                              <w:pPr>
-                                <w:spacing w:after="0" w:line="288" w:lineRule="auto"/>
-                                <w:rPr>
-                                  <w:rFonts w:ascii="Montserrat" w:hAnsi="Montserrat"/>
-                                  <w:b/>
-                                  <w:bCs/>
-                                  <w:sz w:val="20"/>
-                                  <w:szCs w:val="20"/>
-                                </w:rPr>
-                              </w:pPr>
-                              <w:r>
-                                <w:rPr>
-                                  <w:rFonts w:ascii="Montserrat" w:hAnsi="Montserrat"/>
-                                  <w:b/>
-                                  <w:bCs/>
-                                  <w:sz w:val="20"/>
-                                  <w:szCs w:val="20"/>
-                                </w:rPr>
-                                <w:t>Drain</w:t>
-                              </w:r>
-                              <w:r>
-                                <w:rPr>
-                                  <w:rFonts w:ascii="Montserrat" w:hAnsi="Montserrat"/>
-                                  <w:sz w:val="20"/>
-                                  <w:szCs w:val="20"/>
-                                </w:rPr>
-                                <w:t>/</w:t>
-                              </w:r>
-                              <w:r>
-                                <w:rPr>
-                                  <w:rFonts w:ascii="Montserrat" w:hAnsi="Montserrat"/>
-                                  <w:sz w:val="20"/>
-                                  <w:szCs w:val="20"/>
-                                </w:rPr>
-                                <w:t>kiệt quệ: khi máu giảm, thuật pháp cũng giảm theo với tỉ lệ nhất định.</w:t>
-                              </w:r>
-                            </w:p>
-                          </w:txbxContent>
-                        </wps:txbx>
-                        <wps:bodyPr rot="0" spcFirstLastPara="0" vertOverflow="overflow" horzOverflow="overflow" vert="horz" wrap="square" lIns="36000" tIns="36000" rIns="36000" bIns="36000" numCol="1" spcCol="0" rtlCol="0" fromWordArt="0" anchor="t" anchorCtr="0" forceAA="0" compatLnSpc="1">
-                          <a:prstTxWarp prst="textNoShape">
-                            <a:avLst/>
-                          </a:prstTxWarp>
-                          <a:noAutofit/>
-                        </wps:bodyPr>
-                      </wps:wsp>
                       <wpg:grpSp>
                         <wpg:cNvPr id="493" name="Group 493"/>
                         <wpg:cNvGrpSpPr/>
                         <wpg:grpSpPr>
                           <a:xfrm>
-                            <a:off x="16933" y="0"/>
-                            <a:ext cx="5476875" cy="3849370"/>
+                            <a:off x="0" y="0"/>
+                            <a:ext cx="5476875" cy="531355"/>
                             <a:chOff x="-1" y="-63517"/>
-                            <a:chExt cx="5477529" cy="3850387"/>
+                            <a:chExt cx="5477529" cy="531495"/>
                           </a:xfrm>
                         </wpg:grpSpPr>
                         <wps:wsp>
@@ -3192,25 +2658,7 @@
                                     <w:sz w:val="36"/>
                                     <w:szCs w:val="36"/>
                                   </w:rPr>
-                                  <w:t xml:space="preserve">DEBUFF EFFECT </w:t>
-                                </w:r>
-                                <w:r>
-                                  <w:rPr>
-                                    <w:rFonts w:ascii="Montserrat" w:hAnsi="Montserrat"/>
-                                    <w:sz w:val="36"/>
-                                    <w:szCs w:val="36"/>
-                                  </w:rPr>
-                                  <w:t>|</w:t>
-                                </w:r>
-                                <w:r>
-                                  <w:rPr>
-                                    <w:rFonts w:ascii="Montserrat" w:hAnsi="Montserrat"/>
-                                    <w:b/>
-                                    <w:bCs/>
-                                    <w:sz w:val="36"/>
-                                    <w:szCs w:val="36"/>
-                                  </w:rPr>
-                                  <w:t xml:space="preserve"> HIỆU ỨNG BẤT LỢI</w:t>
+                                  <w:t>Công nghệ &amp; Thư viện tích hợp</w:t>
                                 </w:r>
                               </w:p>
                             </w:txbxContent>
@@ -3317,521 +2765,160 @@
                             <a:noAutofit/>
                           </wps:bodyPr>
                         </wps:wsp>
-                        <wps:wsp>
-                          <wps:cNvPr id="497" name="Text Box 497"/>
-                          <wps:cNvSpPr txBox="1"/>
-                          <wps:spPr>
-                            <a:xfrm>
-                              <a:off x="381022" y="573652"/>
-                              <a:ext cx="2333193" cy="3213218"/>
-                            </a:xfrm>
-                            <a:prstGeom prst="rect">
-                              <a:avLst/>
-                            </a:prstGeom>
-                            <a:solidFill>
-                              <a:schemeClr val="lt1"/>
-                            </a:solidFill>
-                            <a:ln w="6350">
-                              <a:noFill/>
-                            </a:ln>
-                          </wps:spPr>
-                          <wps:txbx>
-                            <w:txbxContent>
-                              <w:p>
-                                <w:pPr>
-                                  <w:spacing w:after="0" w:line="288" w:lineRule="auto"/>
-                                  <w:ind w:left="360"/>
-                                  <w:rPr>
-                                    <w:rFonts w:ascii="Montserrat" w:hAnsi="Montserrat"/>
-                                    <w:sz w:val="20"/>
-                                    <w:szCs w:val="20"/>
-                                  </w:rPr>
-                                </w:pPr>
-                                <w:r>
-                                  <w:rPr>
-                                    <w:rFonts w:ascii="Montserrat" w:hAnsi="Montserrat"/>
-                                    <w:b/>
-                                    <w:bCs/>
-                                    <w:sz w:val="20"/>
-                                    <w:szCs w:val="20"/>
-                                  </w:rPr>
-                                  <w:t>Bleeding</w:t>
-                                </w:r>
-                                <w:r>
-                                  <w:rPr>
-                                    <w:rFonts w:ascii="Montserrat" w:hAnsi="Montserrat"/>
-                                    <w:sz w:val="20"/>
-                                    <w:szCs w:val="20"/>
-                                  </w:rPr>
-                                  <w:t>/chảy máu: liên tục rút máu player, có thể rút xuống dưới thanh stagger mà không kích hoạt nó, player sẽ bị stagger nếu nhận sát thương sau đó.</w:t>
-                                </w:r>
-                              </w:p>
-                              <w:p>
-                                <w:pPr>
-                                  <w:spacing w:after="0" w:line="288" w:lineRule="auto"/>
-                                  <w:ind w:left="360"/>
-                                  <w:rPr>
-                                    <w:rFonts w:ascii="Montserrat" w:hAnsi="Montserrat"/>
-                                    <w:b/>
-                                    <w:bCs/>
-                                    <w:sz w:val="20"/>
-                                    <w:szCs w:val="20"/>
-                                  </w:rPr>
-                                </w:pPr>
-                              </w:p>
-                              <w:p>
-                                <w:pPr>
-                                  <w:spacing w:after="0" w:line="288" w:lineRule="auto"/>
-                                  <w:ind w:left="360"/>
-                                  <w:rPr>
-                                    <w:rFonts w:ascii="Montserrat" w:hAnsi="Montserrat"/>
-                                    <w:sz w:val="20"/>
-                                    <w:szCs w:val="20"/>
-                                  </w:rPr>
-                                </w:pPr>
-                                <w:r>
-                                  <w:rPr>
-                                    <w:rFonts w:ascii="Montserrat" w:hAnsi="Montserrat"/>
-                                    <w:b/>
-                                    <w:bCs/>
-                                    <w:sz w:val="20"/>
-                                    <w:szCs w:val="20"/>
-                                  </w:rPr>
-                                  <w:t>Fracture</w:t>
-                                </w:r>
-                                <w:r>
-                                  <w:rPr>
-                                    <w:rFonts w:ascii="Montserrat" w:hAnsi="Montserrat"/>
-                                    <w:sz w:val="20"/>
-                                    <w:szCs w:val="20"/>
-                                  </w:rPr>
-                                  <w:t>/gãy xương:</w:t>
-                                </w:r>
-                              </w:p>
-                              <w:p>
-                                <w:pPr>
-                                  <w:spacing w:after="0" w:line="288" w:lineRule="auto"/>
-                                  <w:ind w:left="360"/>
-                                  <w:rPr>
-                                    <w:rFonts w:ascii="Montserrat" w:hAnsi="Montserrat"/>
-                                    <w:sz w:val="20"/>
-                                    <w:szCs w:val="20"/>
-                                  </w:rPr>
-                                </w:pPr>
-                                <w:r>
-                                  <w:rPr>
-                                    <w:rFonts w:ascii="Montserrat" w:hAnsi="Montserrat"/>
-                                    <w:b/>
-                                    <w:bCs/>
-                                    <w:sz w:val="20"/>
-                                    <w:szCs w:val="20"/>
-                                  </w:rPr>
-                                  <w:t xml:space="preserve">Mức 1: </w:t>
-                                </w:r>
-                                <w:r>
-                                  <w:rPr>
-                                    <w:rFonts w:ascii="Montserrat" w:hAnsi="Montserrat"/>
-                                    <w:sz w:val="20"/>
-                                    <w:szCs w:val="20"/>
-                                  </w:rPr>
-                                  <w:t>tăng sát thương nhận phải, giảm sát thương gây ra</w:t>
-                                </w:r>
-                                <w:r>
-                                  <w:rPr>
-                                    <w:rFonts w:ascii="Montserrat" w:hAnsi="Montserrat"/>
-                                    <w:sz w:val="20"/>
-                                    <w:szCs w:val="20"/>
-                                  </w:rPr>
-                                  <w:t>.</w:t>
-                                </w:r>
-                              </w:p>
-                              <w:p>
-                                <w:pPr>
-                                  <w:spacing w:after="0" w:line="288" w:lineRule="auto"/>
-                                  <w:ind w:left="360"/>
-                                  <w:rPr>
-                                    <w:rFonts w:ascii="Montserrat" w:hAnsi="Montserrat"/>
-                                    <w:sz w:val="20"/>
-                                    <w:szCs w:val="20"/>
-                                  </w:rPr>
-                                </w:pPr>
-                                <w:r>
-                                  <w:rPr>
-                                    <w:rFonts w:ascii="Montserrat" w:hAnsi="Montserrat"/>
-                                    <w:b/>
-                                    <w:bCs/>
-                                    <w:sz w:val="20"/>
-                                    <w:szCs w:val="20"/>
-                                  </w:rPr>
-                                  <w:t>Mức 2:</w:t>
-                                </w:r>
-                                <w:r>
-                                  <w:rPr>
-                                    <w:rFonts w:ascii="Montserrat" w:hAnsi="Montserrat"/>
-                                    <w:sz w:val="20"/>
-                                    <w:szCs w:val="20"/>
-                                  </w:rPr>
-                                  <w:t xml:space="preserve"> giảm tốc chạy, tốc đánh.</w:t>
-                                </w:r>
-                              </w:p>
-                              <w:p>
-                                <w:pPr>
-                                  <w:spacing w:after="0" w:line="288" w:lineRule="auto"/>
-                                  <w:ind w:left="360"/>
-                                  <w:rPr>
-                                    <w:rFonts w:ascii="Montserrat" w:hAnsi="Montserrat"/>
-                                    <w:sz w:val="20"/>
-                                    <w:szCs w:val="20"/>
-                                  </w:rPr>
-                                </w:pPr>
-                                <w:r>
-                                  <w:rPr>
-                                    <w:rFonts w:ascii="Montserrat" w:hAnsi="Montserrat"/>
-                                    <w:b/>
-                                    <w:bCs/>
-                                    <w:sz w:val="20"/>
-                                    <w:szCs w:val="20"/>
-                                  </w:rPr>
-                                  <w:t>Mức 3:</w:t>
-                                </w:r>
-                                <w:r>
-                                  <w:rPr>
-                                    <w:rFonts w:ascii="Montserrat" w:hAnsi="Montserrat"/>
-                                    <w:sz w:val="20"/>
-                                    <w:szCs w:val="20"/>
-                                  </w:rPr>
-                                  <w:t>giảm sát thương gây ra</w:t>
-                                </w:r>
-                                <w:r>
-                                  <w:rPr>
-                                    <w:rFonts w:ascii="Montserrat" w:hAnsi="Montserrat"/>
-                                    <w:sz w:val="20"/>
-                                    <w:szCs w:val="20"/>
-                                  </w:rPr>
-                                  <w:t>.</w:t>
-                                </w:r>
-                              </w:p>
-                              <w:p>
-                                <w:pPr>
-                                  <w:spacing w:after="0" w:line="288" w:lineRule="auto"/>
-                                  <w:ind w:left="360"/>
-                                  <w:rPr>
-                                    <w:rFonts w:ascii="Montserrat" w:hAnsi="Montserrat"/>
-                                    <w:i/>
-                                    <w:iCs/>
-                                    <w:sz w:val="16"/>
-                                    <w:szCs w:val="16"/>
-                                  </w:rPr>
-                                </w:pPr>
-                                <w:r>
-                                  <w:rPr>
-                                    <w:rFonts w:ascii="Montserrat" w:hAnsi="Montserrat"/>
-                                    <w:i/>
-                                    <w:iCs/>
-                                    <w:sz w:val="16"/>
-                                    <w:szCs w:val="16"/>
-                                  </w:rPr>
-                                  <w:t>//sử dụng 1 bình máu sẽ giảm 1 mức.</w:t>
-                                </w:r>
-                              </w:p>
-                              <w:p>
-                                <w:pPr>
-                                  <w:spacing w:after="0" w:line="288" w:lineRule="auto"/>
-                                  <w:rPr>
-                                    <w:rFonts w:ascii="Montserrat" w:hAnsi="Montserrat"/>
-                                    <w:sz w:val="20"/>
-                                    <w:szCs w:val="20"/>
-                                  </w:rPr>
-                                </w:pPr>
-                              </w:p>
-                              <w:p>
-                                <w:pPr>
-                                  <w:spacing w:after="0" w:line="288" w:lineRule="auto"/>
-                                  <w:ind w:left="360"/>
-                                  <w:rPr>
-                                    <w:rFonts w:ascii="Montserrat" w:hAnsi="Montserrat"/>
-                                    <w:sz w:val="20"/>
-                                    <w:szCs w:val="20"/>
-                                  </w:rPr>
-                                </w:pPr>
-                                <w:r>
-                                  <w:rPr>
-                                    <w:rFonts w:ascii="Montserrat" w:hAnsi="Montserrat"/>
-                                    <w:b/>
-                                    <w:bCs/>
-                                    <w:sz w:val="20"/>
-                                    <w:szCs w:val="20"/>
-                                  </w:rPr>
-                                  <w:t>Overload</w:t>
-                                </w:r>
-                                <w:r>
-                                  <w:rPr>
-                                    <w:rFonts w:ascii="Montserrat" w:hAnsi="Montserrat"/>
-                                    <w:sz w:val="20"/>
-                                    <w:szCs w:val="20"/>
-                                  </w:rPr>
-                                  <w:t>/quá tải: không thể hồi thuật pháp.</w:t>
-                                </w:r>
-                              </w:p>
-                              <w:p>
-                                <w:pPr>
-                                  <w:spacing w:after="0" w:line="288" w:lineRule="auto"/>
-                                  <w:ind w:left="360"/>
-                                  <w:rPr>
-                                    <w:rFonts w:ascii="Montserrat" w:hAnsi="Montserrat"/>
-                                    <w:i/>
-                                    <w:iCs/>
-                                    <w:sz w:val="16"/>
-                                    <w:szCs w:val="16"/>
-                                  </w:rPr>
-                                </w:pPr>
-                              </w:p>
-                            </w:txbxContent>
-                          </wps:txbx>
-                          <wps:bodyPr rot="0" spcFirstLastPara="0" vertOverflow="overflow" horzOverflow="overflow" vert="horz" wrap="square" lIns="36000" tIns="36000" rIns="36000" bIns="36000" numCol="1" spcCol="0" rtlCol="0" fromWordArt="0" anchor="t" anchorCtr="0" forceAA="0" compatLnSpc="1">
-                            <a:prstTxWarp prst="textNoShape">
-                              <a:avLst/>
-                            </a:prstTxWarp>
-                            <a:noAutofit/>
-                          </wps:bodyPr>
-                        </wps:wsp>
                       </wpg:grpSp>
-                      <pic:pic xmlns:pic="http://schemas.openxmlformats.org/drawingml/2006/picture">
-                        <pic:nvPicPr>
-                          <pic:cNvPr id="488" name="Picture 488"/>
-                          <pic:cNvPicPr>
-                            <a:picLocks noChangeAspect="1"/>
-                          </pic:cNvPicPr>
-                        </pic:nvPicPr>
-                        <pic:blipFill rotWithShape="1">
-                          <a:blip r:embed="rId10">
-                            <a:extLst>
-                              <a:ext uri="{28A0092B-C50C-407E-A947-70E740481C1C}">
-                                <a14:useLocalDpi xmlns:a14="http://schemas.microsoft.com/office/drawing/2010/main" val="0"/>
-                              </a:ext>
-                            </a:extLst>
-                          </a:blip>
-                          <a:srcRect r="20989"/>
-                          <a:stretch/>
-                        </pic:blipFill>
-                        <pic:spPr bwMode="auto">
+                      <wps:wsp>
+                        <wps:cNvPr id="13" name="Text Box 13"/>
+                        <wps:cNvSpPr txBox="1"/>
+                        <wps:spPr>
                           <a:xfrm>
-                            <a:off x="0" y="499534"/>
-                            <a:ext cx="619125" cy="762000"/>
+                            <a:off x="0" y="581891"/>
+                            <a:ext cx="5367655" cy="2586602"/>
                           </a:xfrm>
                           <a:prstGeom prst="rect">
                             <a:avLst/>
                           </a:prstGeom>
-                          <a:noFill/>
-                          <a:ln>
+                          <a:solidFill>
+                            <a:schemeClr val="lt1"/>
+                          </a:solidFill>
+                          <a:ln w="6350">
                             <a:noFill/>
                           </a:ln>
-                          <a:extLst>
-                            <a:ext uri="{53640926-AAD7-44D8-BBD7-CCE9431645EC}">
-                              <a14:shadowObscured xmlns:a14="http://schemas.microsoft.com/office/drawing/2010/main"/>
-                            </a:ext>
-                          </a:extLst>
-                        </pic:spPr>
-                      </pic:pic>
-                      <pic:pic xmlns:pic="http://schemas.openxmlformats.org/drawingml/2006/picture">
-                        <pic:nvPicPr>
-                          <pic:cNvPr id="499" name="Picture 499"/>
-                          <pic:cNvPicPr>
-                            <a:picLocks noChangeAspect="1"/>
-                          </pic:cNvPicPr>
-                        </pic:nvPicPr>
-                        <pic:blipFill>
-                          <a:blip r:embed="rId11">
-                            <a:extLst>
-                              <a:ext uri="{28A0092B-C50C-407E-A947-70E740481C1C}">
-                                <a14:useLocalDpi xmlns:a14="http://schemas.microsoft.com/office/drawing/2010/main" val="0"/>
-                              </a:ext>
-                            </a:extLst>
-                          </a:blip>
-                          <a:srcRect/>
-                          <a:stretch>
-                            <a:fillRect/>
-                          </a:stretch>
-                        </pic:blipFill>
-                        <pic:spPr bwMode="auto">
-                          <a:xfrm>
-                            <a:off x="177800" y="1955800"/>
-                            <a:ext cx="409575" cy="409575"/>
-                          </a:xfrm>
-                          <a:prstGeom prst="rect">
+                        </wps:spPr>
+                        <wps:txbx>
+                          <w:txbxContent>
+                            <w:p>
+                              <w:pPr>
+                                <w:pStyle w:val="ListParagraph"/>
+                                <w:numPr>
+                                  <w:ilvl w:val="0"/>
+                                  <w:numId w:val="31"/>
+                                </w:numPr>
+                                <w:spacing w:after="0" w:line="288" w:lineRule="auto"/>
+                                <w:rPr>
+                                  <w:rFonts w:ascii="Montserrat" w:hAnsi="Montserrat"/>
+                                  <w:sz w:val="22"/>
+                                  <w:szCs w:val="22"/>
+                                </w:rPr>
+                              </w:pPr>
+                              <w:r>
+                                <w:rPr>
+                                  <w:rFonts w:ascii="Montserrat" w:hAnsi="Montserrat"/>
+                                  <w:sz w:val="22"/>
+                                  <w:szCs w:val="22"/>
+                                </w:rPr>
+                                <w:t>Engine: Godot Engine 4.7 (Renderer: Forward Plus, Physics: Jolt physics).</w:t>
+                              </w:r>
+                            </w:p>
+                            <w:p>
+                              <w:pPr>
+                                <w:pStyle w:val="ListParagraph"/>
+                                <w:numPr>
+                                  <w:ilvl w:val="0"/>
+                                  <w:numId w:val="31"/>
+                                </w:numPr>
+                                <w:spacing w:after="0" w:line="288" w:lineRule="auto"/>
+                                <w:rPr>
+                                  <w:rFonts w:ascii="Montserrat" w:hAnsi="Montserrat"/>
+                                  <w:sz w:val="22"/>
+                                  <w:szCs w:val="22"/>
+                                </w:rPr>
+                              </w:pPr>
+                              <w:r>
+                                <w:rPr>
+                                  <w:rFonts w:ascii="Montserrat" w:hAnsi="Montserrat"/>
+                                  <w:sz w:val="22"/>
+                                  <w:szCs w:val="22"/>
+                                </w:rPr>
+                                <w:t>Animation &amp; Audio:</w:t>
+                              </w:r>
+                            </w:p>
+                            <w:p>
+                              <w:pPr>
+                                <w:numPr>
+                                  <w:ilvl w:val="0"/>
+                                  <w:numId w:val="30"/>
+                                </w:numPr>
+                                <w:spacing w:after="0" w:line="288" w:lineRule="auto"/>
+                                <w:rPr>
+                                  <w:rFonts w:ascii="Montserrat" w:hAnsi="Montserrat"/>
+                                  <w:sz w:val="22"/>
+                                  <w:szCs w:val="22"/>
+                                </w:rPr>
+                              </w:pPr>
+                              <w:r>
+                                <w:rPr>
+                                  <w:rFonts w:ascii="Montserrat" w:hAnsi="Montserrat"/>
+                                  <w:sz w:val="22"/>
+                                  <w:szCs w:val="22"/>
+                                </w:rPr>
+                                <w:t>Sử dụng Spine GDExtension cho hoạt họa xương 2D (binaries nằm trong /bin).</w:t>
+                              </w:r>
+                            </w:p>
+                            <w:p>
+                              <w:pPr>
+                                <w:numPr>
+                                  <w:ilvl w:val="0"/>
+                                  <w:numId w:val="30"/>
+                                </w:numPr>
+                                <w:spacing w:after="0" w:line="288" w:lineRule="auto"/>
+                                <w:rPr>
+                                  <w:rFonts w:ascii="Montserrat" w:hAnsi="Montserrat"/>
+                                  <w:sz w:val="22"/>
+                                  <w:szCs w:val="22"/>
+                                </w:rPr>
+                              </w:pPr>
+                              <w:r>
+                                <w:rPr>
+                                  <w:rFonts w:ascii="Montserrat" w:hAnsi="Montserrat"/>
+                                  <w:sz w:val="22"/>
+                                  <w:szCs w:val="22"/>
+                                </w:rPr>
+                                <w:t>Sử dụng FMOD GDExtension cùng bank âm thanh tại /soujournAudio.</w:t>
+                              </w:r>
+                            </w:p>
+                            <w:p>
+                              <w:pPr>
+                                <w:pStyle w:val="ListParagraph"/>
+                                <w:numPr>
+                                  <w:ilvl w:val="0"/>
+                                  <w:numId w:val="32"/>
+                                </w:numPr>
+                                <w:spacing w:after="0" w:line="288" w:lineRule="auto"/>
+                                <w:rPr>
+                                  <w:rFonts w:ascii="Montserrat" w:hAnsi="Montserrat"/>
+                                  <w:sz w:val="22"/>
+                                  <w:szCs w:val="22"/>
+                                </w:rPr>
+                              </w:pPr>
+                              <w:r>
+                                <w:rPr>
+                                  <w:rFonts w:ascii="Montserrat" w:hAnsi="Montserrat"/>
+                                  <w:sz w:val="22"/>
+                                  <w:szCs w:val="22"/>
+                                </w:rPr>
+                                <w:t>Công cụ mở rộng (/addons): Có plugin nhập layer PSD (psd_to_layer_scene) và plugin MCP/AI (godot_ai).</w:t>
+                              </w:r>
+                            </w:p>
+                            <w:p>
+                              <w:pPr>
+                                <w:spacing w:after="0" w:line="288" w:lineRule="auto"/>
+                                <w:ind w:left="113"/>
+                                <w:rPr>
+                                  <w:rFonts w:ascii="Montserrat" w:hAnsi="Montserrat"/>
+                                  <w:sz w:val="20"/>
+                                  <w:szCs w:val="20"/>
+                                </w:rPr>
+                              </w:pPr>
+                            </w:p>
+                          </w:txbxContent>
+                        </wps:txbx>
+                        <wps:bodyPr rot="0" spcFirstLastPara="0" vertOverflow="overflow" horzOverflow="overflow" vert="horz" wrap="square" lIns="36000" tIns="36000" rIns="36000" bIns="36000" numCol="1" spcCol="0" rtlCol="0" fromWordArt="0" anchor="t" anchorCtr="0" forceAA="0" compatLnSpc="1">
+                          <a:prstTxWarp prst="textNoShape">
                             <a:avLst/>
-                          </a:prstGeom>
-                          <a:noFill/>
-                          <a:ln>
-                            <a:noFill/>
-                          </a:ln>
-                        </pic:spPr>
-                      </pic:pic>
-                      <pic:pic xmlns:pic="http://schemas.openxmlformats.org/drawingml/2006/picture">
-                        <pic:nvPicPr>
-                          <pic:cNvPr id="500" name="Picture 500"/>
-                          <pic:cNvPicPr>
-                            <a:picLocks noChangeAspect="1"/>
-                          </pic:cNvPicPr>
-                        </pic:nvPicPr>
-                        <pic:blipFill>
-                          <a:blip r:embed="rId12">
-                            <a:extLst>
-                              <a:ext uri="{28A0092B-C50C-407E-A947-70E740481C1C}">
-                                <a14:useLocalDpi xmlns:a14="http://schemas.microsoft.com/office/drawing/2010/main" val="0"/>
-                              </a:ext>
-                            </a:extLst>
-                          </a:blip>
-                          <a:stretch>
-                            <a:fillRect/>
-                          </a:stretch>
-                        </pic:blipFill>
-                        <pic:spPr bwMode="auto">
-                          <a:xfrm>
-                            <a:off x="2768600" y="3259667"/>
-                            <a:ext cx="409575" cy="409575"/>
-                          </a:xfrm>
-                          <a:prstGeom prst="rect">
-                            <a:avLst/>
-                          </a:prstGeom>
-                          <a:noFill/>
-                          <a:ln>
-                            <a:noFill/>
-                          </a:ln>
-                        </pic:spPr>
-                      </pic:pic>
-                      <pic:pic xmlns:pic="http://schemas.openxmlformats.org/drawingml/2006/picture">
-                        <pic:nvPicPr>
-                          <pic:cNvPr id="501" name="Picture 501"/>
-                          <pic:cNvPicPr>
-                            <a:picLocks noChangeAspect="1"/>
-                          </pic:cNvPicPr>
-                        </pic:nvPicPr>
-                        <pic:blipFill>
-                          <a:blip r:embed="rId13">
-                            <a:extLst>
-                              <a:ext uri="{28A0092B-C50C-407E-A947-70E740481C1C}">
-                                <a14:useLocalDpi xmlns:a14="http://schemas.microsoft.com/office/drawing/2010/main" val="0"/>
-                              </a:ext>
-                            </a:extLst>
-                          </a:blip>
-                          <a:stretch>
-                            <a:fillRect/>
-                          </a:stretch>
-                        </pic:blipFill>
-                        <pic:spPr bwMode="auto">
-                          <a:xfrm>
-                            <a:off x="2768600" y="685800"/>
-                            <a:ext cx="409575" cy="409575"/>
-                          </a:xfrm>
-                          <a:prstGeom prst="rect">
-                            <a:avLst/>
-                          </a:prstGeom>
-                          <a:noFill/>
-                          <a:ln>
-                            <a:noFill/>
-                          </a:ln>
-                        </pic:spPr>
-                      </pic:pic>
-                      <pic:pic xmlns:pic="http://schemas.openxmlformats.org/drawingml/2006/picture">
-                        <pic:nvPicPr>
-                          <pic:cNvPr id="503" name="Picture 503"/>
-                          <pic:cNvPicPr>
-                            <a:picLocks noChangeAspect="1"/>
-                          </pic:cNvPicPr>
-                        </pic:nvPicPr>
-                        <pic:blipFill>
-                          <a:blip r:embed="rId14">
-                            <a:extLst>
-                              <a:ext uri="{28A0092B-C50C-407E-A947-70E740481C1C}">
-                                <a14:useLocalDpi xmlns:a14="http://schemas.microsoft.com/office/drawing/2010/main" val="0"/>
-                              </a:ext>
-                            </a:extLst>
-                          </a:blip>
-                          <a:stretch>
-                            <a:fillRect/>
-                          </a:stretch>
-                        </pic:blipFill>
-                        <pic:spPr bwMode="auto">
-                          <a:xfrm>
-                            <a:off x="186266" y="3217334"/>
-                            <a:ext cx="409575" cy="409575"/>
-                          </a:xfrm>
-                          <a:prstGeom prst="rect">
-                            <a:avLst/>
-                          </a:prstGeom>
-                          <a:noFill/>
-                          <a:ln>
-                            <a:noFill/>
-                          </a:ln>
-                        </pic:spPr>
-                      </pic:pic>
-                      <pic:pic xmlns:pic="http://schemas.openxmlformats.org/drawingml/2006/picture">
-                        <pic:nvPicPr>
-                          <pic:cNvPr id="504" name="Picture 504"/>
-                          <pic:cNvPicPr>
-                            <a:picLocks noChangeAspect="1"/>
-                          </pic:cNvPicPr>
-                        </pic:nvPicPr>
-                        <pic:blipFill>
-                          <a:blip r:embed="rId15">
-                            <a:extLst>
-                              <a:ext uri="{28A0092B-C50C-407E-A947-70E740481C1C}">
-                                <a14:useLocalDpi xmlns:a14="http://schemas.microsoft.com/office/drawing/2010/main" val="0"/>
-                              </a:ext>
-                            </a:extLst>
-                          </a:blip>
-                          <a:stretch>
-                            <a:fillRect/>
-                          </a:stretch>
-                        </pic:blipFill>
-                        <pic:spPr bwMode="auto">
-                          <a:xfrm>
-                            <a:off x="2760133" y="1820334"/>
-                            <a:ext cx="409575" cy="409575"/>
-                          </a:xfrm>
-                          <a:prstGeom prst="rect">
-                            <a:avLst/>
-                          </a:prstGeom>
-                          <a:noFill/>
-                          <a:ln>
-                            <a:noFill/>
-                          </a:ln>
-                        </pic:spPr>
-                      </pic:pic>
-                      <pic:pic xmlns:pic="http://schemas.openxmlformats.org/drawingml/2006/picture">
-                        <pic:nvPicPr>
-                          <pic:cNvPr id="487" name="Picture 487"/>
-                          <pic:cNvPicPr>
-                            <a:picLocks noChangeAspect="1"/>
-                          </pic:cNvPicPr>
-                        </pic:nvPicPr>
-                        <pic:blipFill>
-                          <a:blip r:embed="rId16">
-                            <a:extLst>
-                              <a:ext uri="{28A0092B-C50C-407E-A947-70E740481C1C}">
-                                <a14:useLocalDpi xmlns:a14="http://schemas.microsoft.com/office/drawing/2010/main" val="0"/>
-                              </a:ext>
-                            </a:extLst>
-                          </a:blip>
-                          <a:stretch>
-                            <a:fillRect/>
-                          </a:stretch>
-                        </pic:blipFill>
-                        <pic:spPr bwMode="auto">
-                          <a:xfrm>
-                            <a:off x="2760133" y="2726267"/>
-                            <a:ext cx="409575" cy="409575"/>
-                          </a:xfrm>
-                          <a:prstGeom prst="rect">
-                            <a:avLst/>
-                          </a:prstGeom>
-                          <a:noFill/>
-                          <a:ln>
-                            <a:noFill/>
-                          </a:ln>
-                        </pic:spPr>
-                      </pic:pic>
+                          </a:prstTxWarp>
+                          <a:noAutofit/>
+                        </wps:bodyPr>
+                      </wps:wsp>
                     </wpg:wgp>
                   </a:graphicData>
                 </a:graphic>
@@ -3840,225 +2927,9 @@
           </mc:Choice>
           <mc:Fallback>
             <w:pict>
-              <v:group w14:anchorId="4CFB7DE8" id="Group 489" o:spid="_x0000_s1034" style="position:absolute;margin-left:-1.2pt;margin-top:236.35pt;width:432.6pt;height:313.05pt;z-index:251678720" coordsize="54938,39754" o:gfxdata="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">
-                <v:shape id="Text Box 502" o:spid="_x0000_s1035" type="#_x0000_t202" style="position:absolute;left:31750;top:6519;width:22453;height:33235;visibility:visible;mso-wrap-style:square;v-text-anchor:top" o:gfxdata="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" fillcolor="white [3201]" stroked="f" strokeweight=".5pt">
-                  <v:textbox inset="1mm,1mm,1mm,1mm">
-                    <w:txbxContent>
-                      <w:p>
-                        <w:pPr>
-                          <w:spacing w:after="0" w:line="288" w:lineRule="auto"/>
-                          <w:rPr>
-                            <w:rFonts w:ascii="Montserrat" w:hAnsi="Montserrat"/>
-                            <w:i/>
-                            <w:iCs/>
-                            <w:sz w:val="16"/>
-                            <w:szCs w:val="16"/>
-                          </w:rPr>
-                        </w:pPr>
-                        <w:r>
-                          <w:rPr>
-                            <w:rFonts w:ascii="Montserrat" w:hAnsi="Montserrat"/>
-                            <w:b/>
-                            <w:bCs/>
-                            <w:sz w:val="20"/>
-                            <w:szCs w:val="20"/>
-                          </w:rPr>
-                          <w:t>Poisoning</w:t>
-                        </w:r>
-                        <w:r>
-                          <w:rPr>
-                            <w:rFonts w:ascii="Montserrat" w:hAnsi="Montserrat"/>
-                            <w:sz w:val="20"/>
-                            <w:szCs w:val="20"/>
-                          </w:rPr>
-                          <w:t>/</w:t>
-                        </w:r>
-                        <w:r>
-                          <w:rPr>
-                            <w:rFonts w:ascii="Montserrat" w:hAnsi="Montserrat"/>
-                            <w:sz w:val="20"/>
-                            <w:szCs w:val="20"/>
-                          </w:rPr>
-                          <w:t>nhiễm độc</w:t>
-                        </w:r>
-                        <w:r>
-                          <w:rPr>
-                            <w:rFonts w:ascii="Montserrat" w:hAnsi="Montserrat"/>
-                            <w:sz w:val="20"/>
-                            <w:szCs w:val="20"/>
-                          </w:rPr>
-                          <w:t>:</w:t>
-                        </w:r>
-                        <w:r>
-                          <w:rPr>
-                            <w:rFonts w:ascii="Montserrat" w:hAnsi="Montserrat"/>
-                            <w:sz w:val="20"/>
-                            <w:szCs w:val="20"/>
-                          </w:rPr>
-                          <w:t xml:space="preserve"> giảm tốc chạy. Có thể liên tục cộng dồn nếu không sử dụng bình máu (tối đa 4), mỗi lần lên 1 mức sẽ gây sát thương. </w:t>
-                        </w:r>
-                        <w:r>
-                          <w:rPr>
-                            <w:rFonts w:ascii="Montserrat" w:hAnsi="Montserrat"/>
-                            <w:i/>
-                            <w:iCs/>
-                            <w:sz w:val="16"/>
-                            <w:szCs w:val="16"/>
-                          </w:rPr>
-                          <w:t>//sử dụng bình máu sẽ giải</w:t>
-                        </w:r>
-                        <w:r>
-                          <w:rPr>
-                            <w:rFonts w:ascii="Montserrat" w:hAnsi="Montserrat"/>
-                            <w:i/>
-                            <w:iCs/>
-                            <w:sz w:val="16"/>
-                            <w:szCs w:val="16"/>
-                          </w:rPr>
-                          <w:t xml:space="preserve"> độc.</w:t>
-                        </w:r>
-                      </w:p>
-                      <w:p>
-                        <w:pPr>
-                          <w:spacing w:after="0" w:line="288" w:lineRule="auto"/>
-                          <w:rPr>
-                            <w:rFonts w:ascii="Montserrat" w:hAnsi="Montserrat"/>
-                            <w:sz w:val="20"/>
-                            <w:szCs w:val="20"/>
-                          </w:rPr>
-                        </w:pPr>
-                      </w:p>
-                      <w:p>
-                        <w:pPr>
-                          <w:spacing w:after="0" w:line="288" w:lineRule="auto"/>
-                          <w:rPr>
-                            <w:rFonts w:ascii="Montserrat" w:hAnsi="Montserrat"/>
-                            <w:i/>
-                            <w:iCs/>
-                            <w:sz w:val="16"/>
-                            <w:szCs w:val="16"/>
-                          </w:rPr>
-                        </w:pPr>
-                        <w:r>
-                          <w:rPr>
-                            <w:rFonts w:ascii="Montserrat" w:hAnsi="Montserrat"/>
-                            <w:b/>
-                            <w:bCs/>
-                            <w:sz w:val="20"/>
-                            <w:szCs w:val="20"/>
-                          </w:rPr>
-                          <w:t>Concussion</w:t>
-                        </w:r>
-                        <w:r>
-                          <w:rPr>
-                            <w:rFonts w:ascii="Montserrat" w:hAnsi="Montserrat"/>
-                            <w:sz w:val="20"/>
-                            <w:szCs w:val="20"/>
-                          </w:rPr>
-                          <w:t>/chấn động: kéo stagger threshold cao hơn, stagger threshold sẽ reset về vị trí cũ nếu bị kích hoạt</w:t>
-                        </w:r>
-                        <w:r>
-                          <w:rPr>
-                            <w:rFonts w:ascii="Montserrat" w:hAnsi="Montserrat"/>
-                            <w:i/>
-                            <w:iCs/>
-                            <w:sz w:val="16"/>
-                            <w:szCs w:val="16"/>
-                          </w:rPr>
-                          <w:t>.//cộng dồn mức 3</w:t>
-                        </w:r>
-                      </w:p>
-                      <w:p>
-                        <w:pPr>
-                          <w:spacing w:after="0" w:line="288" w:lineRule="auto"/>
-                          <w:rPr>
-                            <w:rFonts w:ascii="Montserrat" w:hAnsi="Montserrat"/>
-                            <w:sz w:val="20"/>
-                            <w:szCs w:val="20"/>
-                          </w:rPr>
-                        </w:pPr>
-                      </w:p>
-                      <w:p>
-                        <w:pPr>
-                          <w:spacing w:after="0" w:line="288" w:lineRule="auto"/>
-                          <w:rPr>
-                            <w:rFonts w:ascii="Montserrat" w:hAnsi="Montserrat"/>
-                            <w:sz w:val="20"/>
-                            <w:szCs w:val="20"/>
-                          </w:rPr>
-                        </w:pPr>
-                        <w:r>
-                          <w:rPr>
-                            <w:rFonts w:ascii="Montserrat" w:hAnsi="Montserrat"/>
-                            <w:b/>
-                            <w:bCs/>
-                            <w:sz w:val="20"/>
-                            <w:szCs w:val="20"/>
-                          </w:rPr>
-                          <w:t>Sightless</w:t>
-                        </w:r>
-                        <w:r>
-                          <w:rPr>
-                            <w:rFonts w:ascii="Montserrat" w:hAnsi="Montserrat"/>
-                            <w:sz w:val="20"/>
-                            <w:szCs w:val="20"/>
-                          </w:rPr>
-                          <w:t>/giảm tầm nhìn: thu hẹp phạm vi quan sát của player.</w:t>
-                        </w:r>
-                      </w:p>
-                      <w:p>
-                        <w:pPr>
-                          <w:spacing w:after="0" w:line="288" w:lineRule="auto"/>
-                          <w:rPr>
-                            <w:rFonts w:ascii="Montserrat" w:hAnsi="Montserrat"/>
-                            <w:sz w:val="20"/>
-                            <w:szCs w:val="20"/>
-                          </w:rPr>
-                        </w:pPr>
-                      </w:p>
-                      <w:p>
-                        <w:pPr>
-                          <w:spacing w:after="0" w:line="288" w:lineRule="auto"/>
-                          <w:rPr>
-                            <w:rFonts w:ascii="Montserrat" w:hAnsi="Montserrat"/>
-                            <w:b/>
-                            <w:bCs/>
-                            <w:sz w:val="20"/>
-                            <w:szCs w:val="20"/>
-                          </w:rPr>
-                        </w:pPr>
-                        <w:r>
-                          <w:rPr>
-                            <w:rFonts w:ascii="Montserrat" w:hAnsi="Montserrat"/>
-                            <w:b/>
-                            <w:bCs/>
-                            <w:sz w:val="20"/>
-                            <w:szCs w:val="20"/>
-                          </w:rPr>
-                          <w:t>Drain</w:t>
-                        </w:r>
-                        <w:r>
-                          <w:rPr>
-                            <w:rFonts w:ascii="Montserrat" w:hAnsi="Montserrat"/>
-                            <w:sz w:val="20"/>
-                            <w:szCs w:val="20"/>
-                          </w:rPr>
-                          <w:t>/</w:t>
-                        </w:r>
-                        <w:r>
-                          <w:rPr>
-                            <w:rFonts w:ascii="Montserrat" w:hAnsi="Montserrat"/>
-                            <w:sz w:val="20"/>
-                            <w:szCs w:val="20"/>
-                          </w:rPr>
-                          <w:t>kiệt quệ: khi máu giảm, thuật pháp cũng giảm theo với tỉ lệ nhất định.</w:t>
-                        </w:r>
-                      </w:p>
-                    </w:txbxContent>
-                  </v:textbox>
-                </v:shape>
-                <v:group id="Group 493" o:spid="_x0000_s1036" style="position:absolute;left:169;width:54769;height:38493" coordorigin=",-635" coordsize="54775,38503" o:gfxdata="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">
-                  <v:shape id="Text Box 494" o:spid="_x0000_s1037" type="#_x0000_t202" style="position:absolute;left:8533;top:1650;width:46242;height:2871;visibility:visible;mso-wrap-style:square;v-text-anchor:top" o:gfxdata="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" fillcolor="white [3201]" stroked="f" strokeweight=".5pt">
+              <v:group w14:anchorId="510DD387" id="Group 14" o:spid="_x0000_s1034" style="position:absolute;margin-left:0;margin-top:236.65pt;width:431.25pt;height:249.5pt;z-index:251682816" coordsize="54768,31684" o:gfxdata="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">
+                <v:group id="Group 493" o:spid="_x0000_s1035" style="position:absolute;width:54768;height:5313" coordorigin=",-635" coordsize="54775,5314" o:gfxdata="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">
+                  <v:shape id="Text Box 494" o:spid="_x0000_s1036" type="#_x0000_t202" style="position:absolute;left:8533;top:1650;width:46242;height:2871;visibility:visible;mso-wrap-style:square;v-text-anchor:top" o:gfxdata="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" fillcolor="white [3201]" stroked="f" strokeweight=".5pt">
                     <v:textbox inset="0,0,0,0">
                       <w:txbxContent>
                         <w:p>
@@ -4079,34 +2950,16 @@
                               <w:sz w:val="36"/>
                               <w:szCs w:val="36"/>
                             </w:rPr>
-                            <w:t xml:space="preserve">DEBUFF EFFECT </w:t>
-                          </w:r>
-                          <w:r>
-                            <w:rPr>
-                              <w:rFonts w:ascii="Montserrat" w:hAnsi="Montserrat"/>
-                              <w:sz w:val="36"/>
-                              <w:szCs w:val="36"/>
-                            </w:rPr>
-                            <w:t>|</w:t>
-                          </w:r>
-                          <w:r>
-                            <w:rPr>
-                              <w:rFonts w:ascii="Montserrat" w:hAnsi="Montserrat"/>
-                              <w:b/>
-                              <w:bCs/>
-                              <w:sz w:val="36"/>
-                              <w:szCs w:val="36"/>
-                            </w:rPr>
-                            <w:t xml:space="preserve"> HIỆU ỨNG BẤT LỢI</w:t>
+                            <w:t>Công nghệ &amp; Thư viện tích hợp</w:t>
                           </w:r>
                         </w:p>
                       </w:txbxContent>
                     </v:textbox>
                   </v:shape>
-                  <v:line id="Straight Connector 495" o:spid="_x0000_s1038" style="position:absolute;visibility:visible;mso-wrap-style:square" from="7408,4570" to="53256,4570" o:connectortype="straight" o:gfxdata="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" strokecolor="black [3213]" strokeweight="1pt">
+                  <v:line id="Straight Connector 495" o:spid="_x0000_s1037" style="position:absolute;visibility:visible;mso-wrap-style:square" from="7408,4570" to="53256,4570" o:connectortype="straight" o:gfxdata="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" strokecolor="black [3213]" strokeweight="1pt">
                     <v:stroke joinstyle="miter"/>
                   </v:line>
-                  <v:shape id="Text Box 496" o:spid="_x0000_s1039" type="#_x0000_t202" style="position:absolute;top:-635;width:8381;height:5314;visibility:visible;mso-wrap-style:square;v-text-anchor:top" o:gfxdata="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" fillcolor="white [3201]" stroked="f" strokeweight=".5pt">
+                  <v:shape id="Text Box 496" o:spid="_x0000_s1038" type="#_x0000_t202" style="position:absolute;top:-635;width:8381;height:5314;visibility:visible;mso-wrap-style:square;v-text-anchor:top" o:gfxdata="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" fillcolor="white [3201]" stroked="f" strokeweight=".5pt">
                     <v:textbox inset="0,0,0,0">
                       <w:txbxContent>
                         <w:p>
@@ -4145,301 +2998,136 @@
                       </w:txbxContent>
                     </v:textbox>
                   </v:shape>
-                  <v:shape id="Text Box 497" o:spid="_x0000_s1040" type="#_x0000_t202" style="position:absolute;left:3810;top:5736;width:23332;height:32132;visibility:visible;mso-wrap-style:square;v-text-anchor:top" o:gfxdata="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" fillcolor="white [3201]" stroked="f" strokeweight=".5pt">
-                    <v:textbox inset="1mm,1mm,1mm,1mm">
-                      <w:txbxContent>
-                        <w:p>
-                          <w:pPr>
-                            <w:spacing w:after="0" w:line="288" w:lineRule="auto"/>
-                            <w:ind w:left="360"/>
-                            <w:rPr>
-                              <w:rFonts w:ascii="Montserrat" w:hAnsi="Montserrat"/>
-                              <w:sz w:val="20"/>
-                              <w:szCs w:val="20"/>
-                            </w:rPr>
-                          </w:pPr>
-                          <w:r>
-                            <w:rPr>
-                              <w:rFonts w:ascii="Montserrat" w:hAnsi="Montserrat"/>
-                              <w:b/>
-                              <w:bCs/>
-                              <w:sz w:val="20"/>
-                              <w:szCs w:val="20"/>
-                            </w:rPr>
-                            <w:t>Bleeding</w:t>
-                          </w:r>
-                          <w:r>
-                            <w:rPr>
-                              <w:rFonts w:ascii="Montserrat" w:hAnsi="Montserrat"/>
-                              <w:sz w:val="20"/>
-                              <w:szCs w:val="20"/>
-                            </w:rPr>
-                            <w:t>/chảy máu: liên tục rút máu player, có thể rút xuống dưới thanh stagger mà không kích hoạt nó, player sẽ bị stagger nếu nhận sát thương sau đó.</w:t>
-                          </w:r>
-                        </w:p>
-                        <w:p>
-                          <w:pPr>
-                            <w:spacing w:after="0" w:line="288" w:lineRule="auto"/>
-                            <w:ind w:left="360"/>
-                            <w:rPr>
-                              <w:rFonts w:ascii="Montserrat" w:hAnsi="Montserrat"/>
-                              <w:b/>
-                              <w:bCs/>
-                              <w:sz w:val="20"/>
-                              <w:szCs w:val="20"/>
-                            </w:rPr>
-                          </w:pPr>
-                        </w:p>
-                        <w:p>
-                          <w:pPr>
-                            <w:spacing w:after="0" w:line="288" w:lineRule="auto"/>
-                            <w:ind w:left="360"/>
-                            <w:rPr>
-                              <w:rFonts w:ascii="Montserrat" w:hAnsi="Montserrat"/>
-                              <w:sz w:val="20"/>
-                              <w:szCs w:val="20"/>
-                            </w:rPr>
-                          </w:pPr>
-                          <w:r>
-                            <w:rPr>
-                              <w:rFonts w:ascii="Montserrat" w:hAnsi="Montserrat"/>
-                              <w:b/>
-                              <w:bCs/>
-                              <w:sz w:val="20"/>
-                              <w:szCs w:val="20"/>
-                            </w:rPr>
-                            <w:t>Fracture</w:t>
-                          </w:r>
-                          <w:r>
-                            <w:rPr>
-                              <w:rFonts w:ascii="Montserrat" w:hAnsi="Montserrat"/>
-                              <w:sz w:val="20"/>
-                              <w:szCs w:val="20"/>
-                            </w:rPr>
-                            <w:t>/gãy xương:</w:t>
-                          </w:r>
-                        </w:p>
-                        <w:p>
-                          <w:pPr>
-                            <w:spacing w:after="0" w:line="288" w:lineRule="auto"/>
-                            <w:ind w:left="360"/>
-                            <w:rPr>
-                              <w:rFonts w:ascii="Montserrat" w:hAnsi="Montserrat"/>
-                              <w:sz w:val="20"/>
-                              <w:szCs w:val="20"/>
-                            </w:rPr>
-                          </w:pPr>
-                          <w:r>
-                            <w:rPr>
-                              <w:rFonts w:ascii="Montserrat" w:hAnsi="Montserrat"/>
-                              <w:b/>
-                              <w:bCs/>
-                              <w:sz w:val="20"/>
-                              <w:szCs w:val="20"/>
-                            </w:rPr>
-                            <w:t xml:space="preserve">Mức 1: </w:t>
-                          </w:r>
-                          <w:r>
-                            <w:rPr>
-                              <w:rFonts w:ascii="Montserrat" w:hAnsi="Montserrat"/>
-                              <w:sz w:val="20"/>
-                              <w:szCs w:val="20"/>
-                            </w:rPr>
-                            <w:t>tăng sát thương nhận phải, giảm sát thương gây ra</w:t>
-                          </w:r>
-                          <w:r>
-                            <w:rPr>
-                              <w:rFonts w:ascii="Montserrat" w:hAnsi="Montserrat"/>
-                              <w:sz w:val="20"/>
-                              <w:szCs w:val="20"/>
-                            </w:rPr>
-                            <w:t>.</w:t>
-                          </w:r>
-                        </w:p>
-                        <w:p>
-                          <w:pPr>
-                            <w:spacing w:after="0" w:line="288" w:lineRule="auto"/>
-                            <w:ind w:left="360"/>
-                            <w:rPr>
-                              <w:rFonts w:ascii="Montserrat" w:hAnsi="Montserrat"/>
-                              <w:sz w:val="20"/>
-                              <w:szCs w:val="20"/>
-                            </w:rPr>
-                          </w:pPr>
-                          <w:r>
-                            <w:rPr>
-                              <w:rFonts w:ascii="Montserrat" w:hAnsi="Montserrat"/>
-                              <w:b/>
-                              <w:bCs/>
-                              <w:sz w:val="20"/>
-                              <w:szCs w:val="20"/>
-                            </w:rPr>
-                            <w:t>Mức 2:</w:t>
-                          </w:r>
-                          <w:r>
-                            <w:rPr>
-                              <w:rFonts w:ascii="Montserrat" w:hAnsi="Montserrat"/>
-                              <w:sz w:val="20"/>
-                              <w:szCs w:val="20"/>
-                            </w:rPr>
-                            <w:t xml:space="preserve"> giảm tốc chạy, tốc đánh.</w:t>
-                          </w:r>
-                        </w:p>
-                        <w:p>
-                          <w:pPr>
-                            <w:spacing w:after="0" w:line="288" w:lineRule="auto"/>
-                            <w:ind w:left="360"/>
-                            <w:rPr>
-                              <w:rFonts w:ascii="Montserrat" w:hAnsi="Montserrat"/>
-                              <w:sz w:val="20"/>
-                              <w:szCs w:val="20"/>
-                            </w:rPr>
-                          </w:pPr>
-                          <w:r>
-                            <w:rPr>
-                              <w:rFonts w:ascii="Montserrat" w:hAnsi="Montserrat"/>
-                              <w:b/>
-                              <w:bCs/>
-                              <w:sz w:val="20"/>
-                              <w:szCs w:val="20"/>
-                            </w:rPr>
-                            <w:t>Mức 3:</w:t>
-                          </w:r>
-                          <w:r>
-                            <w:rPr>
-                              <w:rFonts w:ascii="Montserrat" w:hAnsi="Montserrat"/>
-                              <w:sz w:val="20"/>
-                              <w:szCs w:val="20"/>
-                            </w:rPr>
-                            <w:t>giảm sát thương gây ra</w:t>
-                          </w:r>
-                          <w:r>
-                            <w:rPr>
-                              <w:rFonts w:ascii="Montserrat" w:hAnsi="Montserrat"/>
-                              <w:sz w:val="20"/>
-                              <w:szCs w:val="20"/>
-                            </w:rPr>
-                            <w:t>.</w:t>
-                          </w:r>
-                        </w:p>
-                        <w:p>
-                          <w:pPr>
-                            <w:spacing w:after="0" w:line="288" w:lineRule="auto"/>
-                            <w:ind w:left="360"/>
-                            <w:rPr>
-                              <w:rFonts w:ascii="Montserrat" w:hAnsi="Montserrat"/>
-                              <w:i/>
-                              <w:iCs/>
-                              <w:sz w:val="16"/>
-                              <w:szCs w:val="16"/>
-                            </w:rPr>
-                          </w:pPr>
-                          <w:r>
-                            <w:rPr>
-                              <w:rFonts w:ascii="Montserrat" w:hAnsi="Montserrat"/>
-                              <w:i/>
-                              <w:iCs/>
-                              <w:sz w:val="16"/>
-                              <w:szCs w:val="16"/>
-                            </w:rPr>
-                            <w:t>//sử dụng 1 bình máu sẽ giảm 1 mức.</w:t>
-                          </w:r>
-                        </w:p>
-                        <w:p>
-                          <w:pPr>
-                            <w:spacing w:after="0" w:line="288" w:lineRule="auto"/>
-                            <w:rPr>
-                              <w:rFonts w:ascii="Montserrat" w:hAnsi="Montserrat"/>
-                              <w:sz w:val="20"/>
-                              <w:szCs w:val="20"/>
-                            </w:rPr>
-                          </w:pPr>
-                        </w:p>
-                        <w:p>
-                          <w:pPr>
-                            <w:spacing w:after="0" w:line="288" w:lineRule="auto"/>
-                            <w:ind w:left="360"/>
-                            <w:rPr>
-                              <w:rFonts w:ascii="Montserrat" w:hAnsi="Montserrat"/>
-                              <w:sz w:val="20"/>
-                              <w:szCs w:val="20"/>
-                            </w:rPr>
-                          </w:pPr>
-                          <w:r>
-                            <w:rPr>
-                              <w:rFonts w:ascii="Montserrat" w:hAnsi="Montserrat"/>
-                              <w:b/>
-                              <w:bCs/>
-                              <w:sz w:val="20"/>
-                              <w:szCs w:val="20"/>
-                            </w:rPr>
-                            <w:t>Overload</w:t>
-                          </w:r>
-                          <w:r>
-                            <w:rPr>
-                              <w:rFonts w:ascii="Montserrat" w:hAnsi="Montserrat"/>
-                              <w:sz w:val="20"/>
-                              <w:szCs w:val="20"/>
-                            </w:rPr>
-                            <w:t>/quá tải: không thể hồi thuật pháp.</w:t>
-                          </w:r>
-                        </w:p>
-                        <w:p>
-                          <w:pPr>
-                            <w:spacing w:after="0" w:line="288" w:lineRule="auto"/>
-                            <w:ind w:left="360"/>
-                            <w:rPr>
-                              <w:rFonts w:ascii="Montserrat" w:hAnsi="Montserrat"/>
-                              <w:i/>
-                              <w:iCs/>
-                              <w:sz w:val="16"/>
-                              <w:szCs w:val="16"/>
-                            </w:rPr>
-                          </w:pPr>
-                        </w:p>
-                      </w:txbxContent>
-                    </v:textbox>
-                  </v:shape>
                 </v:group>
-                <v:shapetype id="_x0000_t75" coordsize="21600,21600" o:spt="75" o:preferrelative="t" path="m@4@5l@4@11@9@11@9@5xe" filled="f" stroked="f">
-                  <v:stroke joinstyle="miter"/>
-                  <v:formulas>
-                    <v:f eqn="if lineDrawn pixelLineWidth 0"/>
-                    <v:f eqn="sum @0 1 0"/>
-                    <v:f eqn="sum 0 0 @1"/>
-                    <v:f eqn="prod @2 1 2"/>
-                    <v:f eqn="prod @3 21600 pixelWidth"/>
-                    <v:f eqn="prod @3 21600 pixelHeight"/>
-                    <v:f eqn="sum @0 0 1"/>
-                    <v:f eqn="prod @6 1 2"/>
-                    <v:f eqn="prod @7 21600 pixelWidth"/>
-                    <v:f eqn="sum @8 21600 0"/>
-                    <v:f eqn="prod @7 21600 pixelHeight"/>
-                    <v:f eqn="sum @10 21600 0"/>
-                  </v:formulas>
-                  <v:path o:extrusionok="f" gradientshapeok="t" o:connecttype="rect"/>
-                  <o:lock v:ext="edit" aspectratio="t"/>
-                </v:shapetype>
-                <v:shape id="Picture 488" o:spid="_x0000_s1041" type="#_x0000_t75" style="position:absolute;top:4995;width:6191;height:7620;visibility:visible;mso-wrap-style:square" o:gfxdata="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">
-                  <v:imagedata r:id="rId17" o:title="" cropright="13755f"/>
-                </v:shape>
-                <v:shape id="Picture 499" o:spid="_x0000_s1042" type="#_x0000_t75" style="position:absolute;left:1778;top:19558;width:4095;height:4095;visibility:visible;mso-wrap-style:square" o:gfxdata="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">
-                  <v:imagedata r:id="rId18" o:title=""/>
-                </v:shape>
-                <v:shape id="Picture 500" o:spid="_x0000_s1043" type="#_x0000_t75" style="position:absolute;left:27686;top:32596;width:4095;height:4096;visibility:visible;mso-wrap-style:square" o:gfxdata="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">
-                  <v:imagedata r:id="rId19" o:title=""/>
-                </v:shape>
-                <v:shape id="Picture 501" o:spid="_x0000_s1044" type="#_x0000_t75" style="position:absolute;left:27686;top:6858;width:4095;height:4095;visibility:visible;mso-wrap-style:square" o:gfxdata="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">
-                  <v:imagedata r:id="rId20" o:title=""/>
-                </v:shape>
-                <v:shape id="Picture 503" o:spid="_x0000_s1045" type="#_x0000_t75" style="position:absolute;left:1862;top:32173;width:4096;height:4096;visibility:visible;mso-wrap-style:square" o:gfxdata="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">
-                  <v:imagedata r:id="rId21" o:title=""/>
-                </v:shape>
-                <v:shape id="Picture 504" o:spid="_x0000_s1046" type="#_x0000_t75" style="position:absolute;left:27601;top:18203;width:4096;height:4096;visibility:visible;mso-wrap-style:square" o:gfxdata="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">
-                  <v:imagedata r:id="rId22" o:title=""/>
-                </v:shape>
-                <v:shape id="Picture 487" o:spid="_x0000_s1047" type="#_x0000_t75" style="position:absolute;left:27601;top:27262;width:4096;height:4096;visibility:visible;mso-wrap-style:square" o:gfxdata="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">
-                  <v:imagedata r:id="rId23" o:title=""/>
+                <v:shape id="Text Box 13" o:spid="_x0000_s1039" type="#_x0000_t202" style="position:absolute;top:5818;width:53676;height:25866;visibility:visible;mso-wrap-style:square;v-text-anchor:top" o:gfxdata="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" fillcolor="white [3201]" stroked="f" strokeweight=".5pt">
+                  <v:textbox inset="1mm,1mm,1mm,1mm">
+                    <w:txbxContent>
+                      <w:p>
+                        <w:pPr>
+                          <w:pStyle w:val="ListParagraph"/>
+                          <w:numPr>
+                            <w:ilvl w:val="0"/>
+                            <w:numId w:val="31"/>
+                          </w:numPr>
+                          <w:spacing w:after="0" w:line="288" w:lineRule="auto"/>
+                          <w:rPr>
+                            <w:rFonts w:ascii="Montserrat" w:hAnsi="Montserrat"/>
+                            <w:sz w:val="22"/>
+                            <w:szCs w:val="22"/>
+                          </w:rPr>
+                        </w:pPr>
+                        <w:r>
+                          <w:rPr>
+                            <w:rFonts w:ascii="Montserrat" w:hAnsi="Montserrat"/>
+                            <w:sz w:val="22"/>
+                            <w:szCs w:val="22"/>
+                          </w:rPr>
+                          <w:t>Engine: Godot Engine 4.7 (Renderer: Forward Plus, Physics: Jolt physics).</w:t>
+                        </w:r>
+                      </w:p>
+                      <w:p>
+                        <w:pPr>
+                          <w:pStyle w:val="ListParagraph"/>
+                          <w:numPr>
+                            <w:ilvl w:val="0"/>
+                            <w:numId w:val="31"/>
+                          </w:numPr>
+                          <w:spacing w:after="0" w:line="288" w:lineRule="auto"/>
+                          <w:rPr>
+                            <w:rFonts w:ascii="Montserrat" w:hAnsi="Montserrat"/>
+                            <w:sz w:val="22"/>
+                            <w:szCs w:val="22"/>
+                          </w:rPr>
+                        </w:pPr>
+                        <w:r>
+                          <w:rPr>
+                            <w:rFonts w:ascii="Montserrat" w:hAnsi="Montserrat"/>
+                            <w:sz w:val="22"/>
+                            <w:szCs w:val="22"/>
+                          </w:rPr>
+                          <w:t>Animation &amp; Audio:</w:t>
+                        </w:r>
+                      </w:p>
+                      <w:p>
+                        <w:pPr>
+                          <w:numPr>
+                            <w:ilvl w:val="0"/>
+                            <w:numId w:val="30"/>
+                          </w:numPr>
+                          <w:spacing w:after="0" w:line="288" w:lineRule="auto"/>
+                          <w:rPr>
+                            <w:rFonts w:ascii="Montserrat" w:hAnsi="Montserrat"/>
+                            <w:sz w:val="22"/>
+                            <w:szCs w:val="22"/>
+                          </w:rPr>
+                        </w:pPr>
+                        <w:r>
+                          <w:rPr>
+                            <w:rFonts w:ascii="Montserrat" w:hAnsi="Montserrat"/>
+                            <w:sz w:val="22"/>
+                            <w:szCs w:val="22"/>
+                          </w:rPr>
+                          <w:t>Sử dụng Spine GDExtension cho hoạt họa xương 2D (binaries nằm trong /bin).</w:t>
+                        </w:r>
+                      </w:p>
+                      <w:p>
+                        <w:pPr>
+                          <w:numPr>
+                            <w:ilvl w:val="0"/>
+                            <w:numId w:val="30"/>
+                          </w:numPr>
+                          <w:spacing w:after="0" w:line="288" w:lineRule="auto"/>
+                          <w:rPr>
+                            <w:rFonts w:ascii="Montserrat" w:hAnsi="Montserrat"/>
+                            <w:sz w:val="22"/>
+                            <w:szCs w:val="22"/>
+                          </w:rPr>
+                        </w:pPr>
+                        <w:r>
+                          <w:rPr>
+                            <w:rFonts w:ascii="Montserrat" w:hAnsi="Montserrat"/>
+                            <w:sz w:val="22"/>
+                            <w:szCs w:val="22"/>
+                          </w:rPr>
+                          <w:t>Sử dụng FMOD GDExtension cùng bank âm thanh tại /soujournAudio.</w:t>
+                        </w:r>
+                      </w:p>
+                      <w:p>
+                        <w:pPr>
+                          <w:pStyle w:val="ListParagraph"/>
+                          <w:numPr>
+                            <w:ilvl w:val="0"/>
+                            <w:numId w:val="32"/>
+                          </w:numPr>
+                          <w:spacing w:after="0" w:line="288" w:lineRule="auto"/>
+                          <w:rPr>
+                            <w:rFonts w:ascii="Montserrat" w:hAnsi="Montserrat"/>
+                            <w:sz w:val="22"/>
+                            <w:szCs w:val="22"/>
+                          </w:rPr>
+                        </w:pPr>
+                        <w:r>
+                          <w:rPr>
+                            <w:rFonts w:ascii="Montserrat" w:hAnsi="Montserrat"/>
+                            <w:sz w:val="22"/>
+                            <w:szCs w:val="22"/>
+                          </w:rPr>
+                          <w:t>Công cụ mở rộng (/addons): Có plugin nhập layer PSD (psd_to_layer_scene) và plugin MCP/AI (godot_ai).</w:t>
+                        </w:r>
+                      </w:p>
+                      <w:p>
+                        <w:pPr>
+                          <w:spacing w:after="0" w:line="288" w:lineRule="auto"/>
+                          <w:ind w:left="113"/>
+                          <w:rPr>
+                            <w:rFonts w:ascii="Montserrat" w:hAnsi="Montserrat"/>
+                            <w:sz w:val="20"/>
+                            <w:szCs w:val="20"/>
+                          </w:rPr>
+                        </w:pPr>
+                      </w:p>
+                    </w:txbxContent>
+                  </v:textbox>
                 </v:shape>
               </v:group>
             </w:pict>
@@ -7991,6 +6679,119 @@
     </w:lvl>
   </w:abstractNum>
   <w:abstractNum w:abstractNumId="1" w15:restartNumberingAfterBreak="0">
+    <w:nsid w:val="037974CC"/>
+    <w:multiLevelType w:val="hybridMultilevel"/>
+    <w:tmpl w:val="FDA67698"/>
+    <w:lvl w:ilvl="0" w:tplc="5986C47A">
+      <w:start w:val="1"/>
+      <w:numFmt w:val="bullet"/>
+      <w:lvlText w:val="-"/>
+      <w:lvlJc w:val="left"/>
+      <w:pPr>
+        <w:ind w:left="720" w:hanging="360"/>
+      </w:pPr>
+      <w:rPr>
+        <w:rFonts w:ascii="Courier New" w:hAnsi="Courier New" w:hint="default"/>
+      </w:rPr>
+    </w:lvl>
+    <w:lvl w:ilvl="1" w:tplc="04090003" w:tentative="1">
+      <w:start w:val="1"/>
+      <w:numFmt w:val="bullet"/>
+      <w:lvlText w:val="o"/>
+      <w:lvlJc w:val="left"/>
+      <w:pPr>
+        <w:ind w:left="1440" w:hanging="360"/>
+      </w:pPr>
+      <w:rPr>
+        <w:rFonts w:ascii="Courier New" w:hAnsi="Courier New" w:cs="Courier New" w:hint="default"/>
+      </w:rPr>
+    </w:lvl>
+    <w:lvl w:ilvl="2" w:tplc="04090005" w:tentative="1">
+      <w:start w:val="1"/>
+      <w:numFmt w:val="bullet"/>
+      <w:lvlText w:val=""/>
+      <w:lvlJc w:val="left"/>
+      <w:pPr>
+        <w:ind w:left="2160" w:hanging="360"/>
+      </w:pPr>
+      <w:rPr>
+        <w:rFonts w:ascii="Wingdings" w:hAnsi="Wingdings" w:hint="default"/>
+      </w:rPr>
+    </w:lvl>
+    <w:lvl w:ilvl="3" w:tplc="04090001" w:tentative="1">
+      <w:start w:val="1"/>
+      <w:numFmt w:val="bullet"/>
+      <w:lvlText w:val=""/>
+      <w:lvlJc w:val="left"/>
+      <w:pPr>
+        <w:ind w:left="2880" w:hanging="360"/>
+      </w:pPr>
+      <w:rPr>
+        <w:rFonts w:ascii="Symbol" w:hAnsi="Symbol" w:hint="default"/>
+      </w:rPr>
+    </w:lvl>
+    <w:lvl w:ilvl="4" w:tplc="04090003" w:tentative="1">
+      <w:start w:val="1"/>
+      <w:numFmt w:val="bullet"/>
+      <w:lvlText w:val="o"/>
+      <w:lvlJc w:val="left"/>
+      <w:pPr>
+        <w:ind w:left="3600" w:hanging="360"/>
+      </w:pPr>
+      <w:rPr>
+        <w:rFonts w:ascii="Courier New" w:hAnsi="Courier New" w:cs="Courier New" w:hint="default"/>
+      </w:rPr>
+    </w:lvl>
+    <w:lvl w:ilvl="5" w:tplc="04090005" w:tentative="1">
+      <w:start w:val="1"/>
+      <w:numFmt w:val="bullet"/>
+      <w:lvlText w:val=""/>
+      <w:lvlJc w:val="left"/>
+      <w:pPr>
+        <w:ind w:left="4320" w:hanging="360"/>
+      </w:pPr>
+      <w:rPr>
+        <w:rFonts w:ascii="Wingdings" w:hAnsi="Wingdings" w:hint="default"/>
+      </w:rPr>
+    </w:lvl>
+    <w:lvl w:ilvl="6" w:tplc="04090001" w:tentative="1">
+      <w:start w:val="1"/>
+      <w:numFmt w:val="bullet"/>
+      <w:lvlText w:val=""/>
+      <w:lvlJc w:val="left"/>
+      <w:pPr>
+        <w:ind w:left="5040" w:hanging="360"/>
+      </w:pPr>
+      <w:rPr>
+        <w:rFonts w:ascii="Symbol" w:hAnsi="Symbol" w:hint="default"/>
+      </w:rPr>
+    </w:lvl>
+    <w:lvl w:ilvl="7" w:tplc="04090003" w:tentative="1">
+      <w:start w:val="1"/>
+      <w:numFmt w:val="bullet"/>
+      <w:lvlText w:val="o"/>
+      <w:lvlJc w:val="left"/>
+      <w:pPr>
+        <w:ind w:left="5760" w:hanging="360"/>
+      </w:pPr>
+      <w:rPr>
+        <w:rFonts w:ascii="Courier New" w:hAnsi="Courier New" w:cs="Courier New" w:hint="default"/>
+      </w:rPr>
+    </w:lvl>
+    <w:lvl w:ilvl="8" w:tplc="04090005" w:tentative="1">
+      <w:start w:val="1"/>
+      <w:numFmt w:val="bullet"/>
+      <w:lvlText w:val=""/>
+      <w:lvlJc w:val="left"/>
+      <w:pPr>
+        <w:ind w:left="6480" w:hanging="360"/>
+      </w:pPr>
+      <w:rPr>
+        <w:rFonts w:ascii="Wingdings" w:hAnsi="Wingdings" w:hint="default"/>
+      </w:rPr>
+    </w:lvl>
+  </w:abstractNum>
+  <w:abstractNum w:abstractNumId="2" w15:restartNumberingAfterBreak="0">
     <w:nsid w:val="077C40E9"/>
     <w:multiLevelType w:val="hybridMultilevel"/>
     <w:tmpl w:val="C76AD542"/>
@@ -8076,7 +6877,7 @@
       </w:pPr>
     </w:lvl>
   </w:abstractNum>
-  <w:abstractNum w:abstractNumId="2" w15:restartNumberingAfterBreak="0">
+  <w:abstractNum w:abstractNumId="3" w15:restartNumberingAfterBreak="0">
     <w:nsid w:val="11F0636C"/>
     <w:multiLevelType w:val="multilevel"/>
     <w:tmpl w:val="DEC26CBA"/>
@@ -8225,7 +7026,7 @@
       </w:rPr>
     </w:lvl>
   </w:abstractNum>
-  <w:abstractNum w:abstractNumId="3" w15:restartNumberingAfterBreak="0">
+  <w:abstractNum w:abstractNumId="4" w15:restartNumberingAfterBreak="0">
     <w:nsid w:val="168D5DDB"/>
     <w:multiLevelType w:val="hybridMultilevel"/>
     <w:tmpl w:val="B74C6608"/>
@@ -8338,7 +7139,7 @@
       </w:rPr>
     </w:lvl>
   </w:abstractNum>
-  <w:abstractNum w:abstractNumId="4" w15:restartNumberingAfterBreak="0">
+  <w:abstractNum w:abstractNumId="5" w15:restartNumberingAfterBreak="0">
     <w:nsid w:val="187F79A6"/>
     <w:multiLevelType w:val="multilevel"/>
     <w:tmpl w:val="5A5CDCD8"/>
@@ -8487,7 +7288,7 @@
       </w:rPr>
     </w:lvl>
   </w:abstractNum>
-  <w:abstractNum w:abstractNumId="5" w15:restartNumberingAfterBreak="0">
+  <w:abstractNum w:abstractNumId="6" w15:restartNumberingAfterBreak="0">
     <w:nsid w:val="18B20FA7"/>
     <w:multiLevelType w:val="multilevel"/>
     <w:tmpl w:val="6B6A3FEE"/>
@@ -8636,7 +7437,156 @@
       </w:rPr>
     </w:lvl>
   </w:abstractNum>
-  <w:abstractNum w:abstractNumId="6" w15:restartNumberingAfterBreak="0">
+  <w:abstractNum w:abstractNumId="7" w15:restartNumberingAfterBreak="0">
+    <w:nsid w:val="1C8F607D"/>
+    <w:multiLevelType w:val="multilevel"/>
+    <w:tmpl w:val="A7BA232E"/>
+    <w:lvl w:ilvl="0">
+      <w:start w:val="1"/>
+      <w:numFmt w:val="bullet"/>
+      <w:lvlText w:val=""/>
+      <w:lvlJc w:val="left"/>
+      <w:pPr>
+        <w:tabs>
+          <w:tab w:val="num" w:pos="720"/>
+        </w:tabs>
+        <w:ind w:left="720" w:hanging="360"/>
+      </w:pPr>
+      <w:rPr>
+        <w:rFonts w:ascii="Symbol" w:hAnsi="Symbol" w:hint="default"/>
+        <w:sz w:val="20"/>
+      </w:rPr>
+    </w:lvl>
+    <w:lvl w:ilvl="1" w:tentative="1">
+      <w:start w:val="1"/>
+      <w:numFmt w:val="bullet"/>
+      <w:lvlText w:val="o"/>
+      <w:lvlJc w:val="left"/>
+      <w:pPr>
+        <w:tabs>
+          <w:tab w:val="num" w:pos="1440"/>
+        </w:tabs>
+        <w:ind w:left="1440" w:hanging="360"/>
+      </w:pPr>
+      <w:rPr>
+        <w:rFonts w:ascii="Courier New" w:hAnsi="Courier New" w:hint="default"/>
+        <w:sz w:val="20"/>
+      </w:rPr>
+    </w:lvl>
+    <w:lvl w:ilvl="2" w:tentative="1">
+      <w:start w:val="1"/>
+      <w:numFmt w:val="bullet"/>
+      <w:lvlText w:val=""/>
+      <w:lvlJc w:val="left"/>
+      <w:pPr>
+        <w:tabs>
+          <w:tab w:val="num" w:pos="2160"/>
+        </w:tabs>
+        <w:ind w:left="2160" w:hanging="360"/>
+      </w:pPr>
+      <w:rPr>
+        <w:rFonts w:ascii="Wingdings" w:hAnsi="Wingdings" w:hint="default"/>
+        <w:sz w:val="20"/>
+      </w:rPr>
+    </w:lvl>
+    <w:lvl w:ilvl="3" w:tentative="1">
+      <w:start w:val="1"/>
+      <w:numFmt w:val="bullet"/>
+      <w:lvlText w:val=""/>
+      <w:lvlJc w:val="left"/>
+      <w:pPr>
+        <w:tabs>
+          <w:tab w:val="num" w:pos="2880"/>
+        </w:tabs>
+        <w:ind w:left="2880" w:hanging="360"/>
+      </w:pPr>
+      <w:rPr>
+        <w:rFonts w:ascii="Wingdings" w:hAnsi="Wingdings" w:hint="default"/>
+        <w:sz w:val="20"/>
+      </w:rPr>
+    </w:lvl>
+    <w:lvl w:ilvl="4" w:tentative="1">
+      <w:start w:val="1"/>
+      <w:numFmt w:val="bullet"/>
+      <w:lvlText w:val=""/>
+      <w:lvlJc w:val="left"/>
+      <w:pPr>
+        <w:tabs>
+          <w:tab w:val="num" w:pos="3600"/>
+        </w:tabs>
+        <w:ind w:left="3600" w:hanging="360"/>
+      </w:pPr>
+      <w:rPr>
+        <w:rFonts w:ascii="Wingdings" w:hAnsi="Wingdings" w:hint="default"/>
+        <w:sz w:val="20"/>
+      </w:rPr>
+    </w:lvl>
+    <w:lvl w:ilvl="5" w:tentative="1">
+      <w:start w:val="1"/>
+      <w:numFmt w:val="bullet"/>
+      <w:lvlText w:val=""/>
+      <w:lvlJc w:val="left"/>
+      <w:pPr>
+        <w:tabs>
+          <w:tab w:val="num" w:pos="4320"/>
+        </w:tabs>
+        <w:ind w:left="4320" w:hanging="360"/>
+      </w:pPr>
+      <w:rPr>
+        <w:rFonts w:ascii="Wingdings" w:hAnsi="Wingdings" w:hint="default"/>
+        <w:sz w:val="20"/>
+      </w:rPr>
+    </w:lvl>
+    <w:lvl w:ilvl="6" w:tentative="1">
+      <w:start w:val="1"/>
+      <w:numFmt w:val="bullet"/>
+      <w:lvlText w:val=""/>
+      <w:lvlJc w:val="left"/>
+      <w:pPr>
+        <w:tabs>
+          <w:tab w:val="num" w:pos="5040"/>
+        </w:tabs>
+        <w:ind w:left="5040" w:hanging="360"/>
+      </w:pPr>
+      <w:rPr>
+        <w:rFonts w:ascii="Wingdings" w:hAnsi="Wingdings" w:hint="default"/>
+        <w:sz w:val="20"/>
+      </w:rPr>
+    </w:lvl>
+    <w:lvl w:ilvl="7" w:tentative="1">
+      <w:start w:val="1"/>
+      <w:numFmt w:val="bullet"/>
+      <w:lvlText w:val=""/>
+      <w:lvlJc w:val="left"/>
+      <w:pPr>
+        <w:tabs>
+          <w:tab w:val="num" w:pos="5760"/>
+        </w:tabs>
+        <w:ind w:left="5760" w:hanging="360"/>
+      </w:pPr>
+      <w:rPr>
+        <w:rFonts w:ascii="Wingdings" w:hAnsi="Wingdings" w:hint="default"/>
+        <w:sz w:val="20"/>
+      </w:rPr>
+    </w:lvl>
+    <w:lvl w:ilvl="8" w:tentative="1">
+      <w:start w:val="1"/>
+      <w:numFmt w:val="bullet"/>
+      <w:lvlText w:val=""/>
+      <w:lvlJc w:val="left"/>
+      <w:pPr>
+        <w:tabs>
+          <w:tab w:val="num" w:pos="6480"/>
+        </w:tabs>
+        <w:ind w:left="6480" w:hanging="360"/>
+      </w:pPr>
+      <w:rPr>
+        <w:rFonts w:ascii="Wingdings" w:hAnsi="Wingdings" w:hint="default"/>
+        <w:sz w:val="20"/>
+      </w:rPr>
+    </w:lvl>
+  </w:abstractNum>
+  <w:abstractNum w:abstractNumId="8" w15:restartNumberingAfterBreak="0">
     <w:nsid w:val="203715CD"/>
     <w:multiLevelType w:val="multilevel"/>
     <w:tmpl w:val="2BACE148"/>
@@ -8785,7 +7735,7 @@
       </w:rPr>
     </w:lvl>
   </w:abstractNum>
-  <w:abstractNum w:abstractNumId="7" w15:restartNumberingAfterBreak="0">
+  <w:abstractNum w:abstractNumId="9" w15:restartNumberingAfterBreak="0">
     <w:nsid w:val="20FE66A9"/>
     <w:multiLevelType w:val="multilevel"/>
     <w:tmpl w:val="38961ED2"/>
@@ -8934,7 +7884,7 @@
       </w:rPr>
     </w:lvl>
   </w:abstractNum>
-  <w:abstractNum w:abstractNumId="8" w15:restartNumberingAfterBreak="0">
+  <w:abstractNum w:abstractNumId="10" w15:restartNumberingAfterBreak="0">
     <w:nsid w:val="2DEF673A"/>
     <w:multiLevelType w:val="multilevel"/>
     <w:tmpl w:val="EAAC57A4"/>
@@ -9083,7 +8033,7 @@
       </w:rPr>
     </w:lvl>
   </w:abstractNum>
-  <w:abstractNum w:abstractNumId="9" w15:restartNumberingAfterBreak="0">
+  <w:abstractNum w:abstractNumId="11" w15:restartNumberingAfterBreak="0">
     <w:nsid w:val="2FF34385"/>
     <w:multiLevelType w:val="hybridMultilevel"/>
     <w:tmpl w:val="F1A61148"/>
@@ -9196,7 +8146,7 @@
       </w:rPr>
     </w:lvl>
   </w:abstractNum>
-  <w:abstractNum w:abstractNumId="10" w15:restartNumberingAfterBreak="0">
+  <w:abstractNum w:abstractNumId="12" w15:restartNumberingAfterBreak="0">
     <w:nsid w:val="374F179B"/>
     <w:multiLevelType w:val="multilevel"/>
     <w:tmpl w:val="A83ED420"/>
@@ -9309,7 +8259,7 @@
       </w:pPr>
     </w:lvl>
   </w:abstractNum>
-  <w:abstractNum w:abstractNumId="11" w15:restartNumberingAfterBreak="0">
+  <w:abstractNum w:abstractNumId="13" w15:restartNumberingAfterBreak="0">
     <w:nsid w:val="3B6437D8"/>
     <w:multiLevelType w:val="hybridMultilevel"/>
     <w:tmpl w:val="47B45086"/>
@@ -9422,7 +8372,120 @@
       </w:rPr>
     </w:lvl>
   </w:abstractNum>
-  <w:abstractNum w:abstractNumId="12" w15:restartNumberingAfterBreak="0">
+  <w:abstractNum w:abstractNumId="14" w15:restartNumberingAfterBreak="0">
+    <w:nsid w:val="3F5853A0"/>
+    <w:multiLevelType w:val="hybridMultilevel"/>
+    <w:tmpl w:val="EA50AF40"/>
+    <w:lvl w:ilvl="0" w:tplc="5986C47A">
+      <w:start w:val="1"/>
+      <w:numFmt w:val="bullet"/>
+      <w:lvlText w:val="-"/>
+      <w:lvlJc w:val="left"/>
+      <w:pPr>
+        <w:ind w:left="720" w:hanging="360"/>
+      </w:pPr>
+      <w:rPr>
+        <w:rFonts w:ascii="Courier New" w:hAnsi="Courier New" w:hint="default"/>
+      </w:rPr>
+    </w:lvl>
+    <w:lvl w:ilvl="1" w:tplc="04090003" w:tentative="1">
+      <w:start w:val="1"/>
+      <w:numFmt w:val="bullet"/>
+      <w:lvlText w:val="o"/>
+      <w:lvlJc w:val="left"/>
+      <w:pPr>
+        <w:ind w:left="1440" w:hanging="360"/>
+      </w:pPr>
+      <w:rPr>
+        <w:rFonts w:ascii="Courier New" w:hAnsi="Courier New" w:cs="Courier New" w:hint="default"/>
+      </w:rPr>
+    </w:lvl>
+    <w:lvl w:ilvl="2" w:tplc="04090005" w:tentative="1">
+      <w:start w:val="1"/>
+      <w:numFmt w:val="bullet"/>
+      <w:lvlText w:val=""/>
+      <w:lvlJc w:val="left"/>
+      <w:pPr>
+        <w:ind w:left="2160" w:hanging="360"/>
+      </w:pPr>
+      <w:rPr>
+        <w:rFonts w:ascii="Wingdings" w:hAnsi="Wingdings" w:hint="default"/>
+      </w:rPr>
+    </w:lvl>
+    <w:lvl w:ilvl="3" w:tplc="04090001" w:tentative="1">
+      <w:start w:val="1"/>
+      <w:numFmt w:val="bullet"/>
+      <w:lvlText w:val=""/>
+      <w:lvlJc w:val="left"/>
+      <w:pPr>
+        <w:ind w:left="2880" w:hanging="360"/>
+      </w:pPr>
+      <w:rPr>
+        <w:rFonts w:ascii="Symbol" w:hAnsi="Symbol" w:hint="default"/>
+      </w:rPr>
+    </w:lvl>
+    <w:lvl w:ilvl="4" w:tplc="04090003" w:tentative="1">
+      <w:start w:val="1"/>
+      <w:numFmt w:val="bullet"/>
+      <w:lvlText w:val="o"/>
+      <w:lvlJc w:val="left"/>
+      <w:pPr>
+        <w:ind w:left="3600" w:hanging="360"/>
+      </w:pPr>
+      <w:rPr>
+        <w:rFonts w:ascii="Courier New" w:hAnsi="Courier New" w:cs="Courier New" w:hint="default"/>
+      </w:rPr>
+    </w:lvl>
+    <w:lvl w:ilvl="5" w:tplc="04090005" w:tentative="1">
+      <w:start w:val="1"/>
+      <w:numFmt w:val="bullet"/>
+      <w:lvlText w:val=""/>
+      <w:lvlJc w:val="left"/>
+      <w:pPr>
+        <w:ind w:left="4320" w:hanging="360"/>
+      </w:pPr>
+      <w:rPr>
+        <w:rFonts w:ascii="Wingdings" w:hAnsi="Wingdings" w:hint="default"/>
+      </w:rPr>
+    </w:lvl>
+    <w:lvl w:ilvl="6" w:tplc="04090001" w:tentative="1">
+      <w:start w:val="1"/>
+      <w:numFmt w:val="bullet"/>
+      <w:lvlText w:val=""/>
+      <w:lvlJc w:val="left"/>
+      <w:pPr>
+        <w:ind w:left="5040" w:hanging="360"/>
+      </w:pPr>
+      <w:rPr>
+        <w:rFonts w:ascii="Symbol" w:hAnsi="Symbol" w:hint="default"/>
+      </w:rPr>
+    </w:lvl>
+    <w:lvl w:ilvl="7" w:tplc="04090003" w:tentative="1">
+      <w:start w:val="1"/>
+      <w:numFmt w:val="bullet"/>
+      <w:lvlText w:val="o"/>
+      <w:lvlJc w:val="left"/>
+      <w:pPr>
+        <w:ind w:left="5760" w:hanging="360"/>
+      </w:pPr>
+      <w:rPr>
+        <w:rFonts w:ascii="Courier New" w:hAnsi="Courier New" w:cs="Courier New" w:hint="default"/>
+      </w:rPr>
+    </w:lvl>
+    <w:lvl w:ilvl="8" w:tplc="04090005" w:tentative="1">
+      <w:start w:val="1"/>
+      <w:numFmt w:val="bullet"/>
+      <w:lvlText w:val=""/>
+      <w:lvlJc w:val="left"/>
+      <w:pPr>
+        <w:ind w:left="6480" w:hanging="360"/>
+      </w:pPr>
+      <w:rPr>
+        <w:rFonts w:ascii="Wingdings" w:hAnsi="Wingdings" w:hint="default"/>
+      </w:rPr>
+    </w:lvl>
+  </w:abstractNum>
+  <w:abstractNum w:abstractNumId="15" w15:restartNumberingAfterBreak="0">
     <w:nsid w:val="43F3094E"/>
     <w:multiLevelType w:val="multilevel"/>
     <w:tmpl w:val="3F7E4C52"/>
@@ -9571,7 +8634,7 @@
       </w:rPr>
     </w:lvl>
   </w:abstractNum>
-  <w:abstractNum w:abstractNumId="13" w15:restartNumberingAfterBreak="0">
+  <w:abstractNum w:abstractNumId="16" w15:restartNumberingAfterBreak="0">
     <w:nsid w:val="443B46FD"/>
     <w:multiLevelType w:val="hybridMultilevel"/>
     <w:tmpl w:val="140C7BA2"/>
@@ -9684,7 +8747,7 @@
       </w:rPr>
     </w:lvl>
   </w:abstractNum>
-  <w:abstractNum w:abstractNumId="14" w15:restartNumberingAfterBreak="0">
+  <w:abstractNum w:abstractNumId="17" w15:restartNumberingAfterBreak="0">
     <w:nsid w:val="44B16C97"/>
     <w:multiLevelType w:val="multilevel"/>
     <w:tmpl w:val="6FDCC6EC"/>
@@ -9833,7 +8896,7 @@
       </w:rPr>
     </w:lvl>
   </w:abstractNum>
-  <w:abstractNum w:abstractNumId="15" w15:restartNumberingAfterBreak="0">
+  <w:abstractNum w:abstractNumId="18" w15:restartNumberingAfterBreak="0">
     <w:nsid w:val="44BF09BB"/>
     <w:multiLevelType w:val="hybridMultilevel"/>
     <w:tmpl w:val="99F26A1A"/>
@@ -9946,7 +9009,7 @@
       </w:rPr>
     </w:lvl>
   </w:abstractNum>
-  <w:abstractNum w:abstractNumId="16" w15:restartNumberingAfterBreak="0">
+  <w:abstractNum w:abstractNumId="19" w15:restartNumberingAfterBreak="0">
     <w:nsid w:val="450C23FB"/>
     <w:multiLevelType w:val="hybridMultilevel"/>
     <w:tmpl w:val="1772DC8C"/>
@@ -10032,7 +9095,7 @@
       </w:pPr>
     </w:lvl>
   </w:abstractNum>
-  <w:abstractNum w:abstractNumId="17" w15:restartNumberingAfterBreak="0">
+  <w:abstractNum w:abstractNumId="20" w15:restartNumberingAfterBreak="0">
     <w:nsid w:val="48145A16"/>
     <w:multiLevelType w:val="multilevel"/>
     <w:tmpl w:val="984035EC"/>
@@ -10181,7 +9244,7 @@
       </w:rPr>
     </w:lvl>
   </w:abstractNum>
-  <w:abstractNum w:abstractNumId="18" w15:restartNumberingAfterBreak="0">
+  <w:abstractNum w:abstractNumId="21" w15:restartNumberingAfterBreak="0">
     <w:nsid w:val="4D644B2D"/>
     <w:multiLevelType w:val="hybridMultilevel"/>
     <w:tmpl w:val="6BF07360"/>
@@ -10267,7 +9330,120 @@
       </w:pPr>
     </w:lvl>
   </w:abstractNum>
-  <w:abstractNum w:abstractNumId="19" w15:restartNumberingAfterBreak="0">
+  <w:abstractNum w:abstractNumId="22" w15:restartNumberingAfterBreak="0">
+    <w:nsid w:val="4F5C4C1B"/>
+    <w:multiLevelType w:val="hybridMultilevel"/>
+    <w:tmpl w:val="28AEEFB0"/>
+    <w:lvl w:ilvl="0" w:tplc="5986C47A">
+      <w:start w:val="1"/>
+      <w:numFmt w:val="bullet"/>
+      <w:lvlText w:val="-"/>
+      <w:lvlJc w:val="left"/>
+      <w:pPr>
+        <w:ind w:left="833" w:hanging="360"/>
+      </w:pPr>
+      <w:rPr>
+        <w:rFonts w:ascii="Courier New" w:hAnsi="Courier New" w:hint="default"/>
+      </w:rPr>
+    </w:lvl>
+    <w:lvl w:ilvl="1" w:tplc="04090003" w:tentative="1">
+      <w:start w:val="1"/>
+      <w:numFmt w:val="bullet"/>
+      <w:lvlText w:val="o"/>
+      <w:lvlJc w:val="left"/>
+      <w:pPr>
+        <w:ind w:left="1553" w:hanging="360"/>
+      </w:pPr>
+      <w:rPr>
+        <w:rFonts w:ascii="Courier New" w:hAnsi="Courier New" w:cs="Courier New" w:hint="default"/>
+      </w:rPr>
+    </w:lvl>
+    <w:lvl w:ilvl="2" w:tplc="04090005" w:tentative="1">
+      <w:start w:val="1"/>
+      <w:numFmt w:val="bullet"/>
+      <w:lvlText w:val=""/>
+      <w:lvlJc w:val="left"/>
+      <w:pPr>
+        <w:ind w:left="2273" w:hanging="360"/>
+      </w:pPr>
+      <w:rPr>
+        <w:rFonts w:ascii="Wingdings" w:hAnsi="Wingdings" w:hint="default"/>
+      </w:rPr>
+    </w:lvl>
+    <w:lvl w:ilvl="3" w:tplc="04090001" w:tentative="1">
+      <w:start w:val="1"/>
+      <w:numFmt w:val="bullet"/>
+      <w:lvlText w:val=""/>
+      <w:lvlJc w:val="left"/>
+      <w:pPr>
+        <w:ind w:left="2993" w:hanging="360"/>
+      </w:pPr>
+      <w:rPr>
+        <w:rFonts w:ascii="Symbol" w:hAnsi="Symbol" w:hint="default"/>
+      </w:rPr>
+    </w:lvl>
+    <w:lvl w:ilvl="4" w:tplc="04090003" w:tentative="1">
+      <w:start w:val="1"/>
+      <w:numFmt w:val="bullet"/>
+      <w:lvlText w:val="o"/>
+      <w:lvlJc w:val="left"/>
+      <w:pPr>
+        <w:ind w:left="3713" w:hanging="360"/>
+      </w:pPr>
+      <w:rPr>
+        <w:rFonts w:ascii="Courier New" w:hAnsi="Courier New" w:cs="Courier New" w:hint="default"/>
+      </w:rPr>
+    </w:lvl>
+    <w:lvl w:ilvl="5" w:tplc="04090005" w:tentative="1">
+      <w:start w:val="1"/>
+      <w:numFmt w:val="bullet"/>
+      <w:lvlText w:val=""/>
+      <w:lvlJc w:val="left"/>
+      <w:pPr>
+        <w:ind w:left="4433" w:hanging="360"/>
+      </w:pPr>
+      <w:rPr>
+        <w:rFonts w:ascii="Wingdings" w:hAnsi="Wingdings" w:hint="default"/>
+      </w:rPr>
+    </w:lvl>
+    <w:lvl w:ilvl="6" w:tplc="04090001" w:tentative="1">
+      <w:start w:val="1"/>
+      <w:numFmt w:val="bullet"/>
+      <w:lvlText w:val=""/>
+      <w:lvlJc w:val="left"/>
+      <w:pPr>
+        <w:ind w:left="5153" w:hanging="360"/>
+      </w:pPr>
+      <w:rPr>
+        <w:rFonts w:ascii="Symbol" w:hAnsi="Symbol" w:hint="default"/>
+      </w:rPr>
+    </w:lvl>
+    <w:lvl w:ilvl="7" w:tplc="04090003" w:tentative="1">
+      <w:start w:val="1"/>
+      <w:numFmt w:val="bullet"/>
+      <w:lvlText w:val="o"/>
+      <w:lvlJc w:val="left"/>
+      <w:pPr>
+        <w:ind w:left="5873" w:hanging="360"/>
+      </w:pPr>
+      <w:rPr>
+        <w:rFonts w:ascii="Courier New" w:hAnsi="Courier New" w:cs="Courier New" w:hint="default"/>
+      </w:rPr>
+    </w:lvl>
+    <w:lvl w:ilvl="8" w:tplc="04090005" w:tentative="1">
+      <w:start w:val="1"/>
+      <w:numFmt w:val="bullet"/>
+      <w:lvlText w:val=""/>
+      <w:lvlJc w:val="left"/>
+      <w:pPr>
+        <w:ind w:left="6593" w:hanging="360"/>
+      </w:pPr>
+      <w:rPr>
+        <w:rFonts w:ascii="Wingdings" w:hAnsi="Wingdings" w:hint="default"/>
+      </w:rPr>
+    </w:lvl>
+  </w:abstractNum>
+  <w:abstractNum w:abstractNumId="23" w15:restartNumberingAfterBreak="0">
     <w:nsid w:val="4F662FA8"/>
     <w:multiLevelType w:val="multilevel"/>
     <w:tmpl w:val="008C656E"/>
@@ -10416,7 +9592,7 @@
       </w:rPr>
     </w:lvl>
   </w:abstractNum>
-  <w:abstractNum w:abstractNumId="20" w15:restartNumberingAfterBreak="0">
+  <w:abstractNum w:abstractNumId="24" w15:restartNumberingAfterBreak="0">
     <w:nsid w:val="61570FB2"/>
     <w:multiLevelType w:val="hybridMultilevel"/>
     <w:tmpl w:val="992CB7B2"/>
@@ -10502,7 +9678,7 @@
       </w:pPr>
     </w:lvl>
   </w:abstractNum>
-  <w:abstractNum w:abstractNumId="21" w15:restartNumberingAfterBreak="0">
+  <w:abstractNum w:abstractNumId="25" w15:restartNumberingAfterBreak="0">
     <w:nsid w:val="62830B9C"/>
     <w:multiLevelType w:val="hybridMultilevel"/>
     <w:tmpl w:val="368AD104"/>
@@ -10615,7 +9791,7 @@
       </w:rPr>
     </w:lvl>
   </w:abstractNum>
-  <w:abstractNum w:abstractNumId="22" w15:restartNumberingAfterBreak="0">
+  <w:abstractNum w:abstractNumId="26" w15:restartNumberingAfterBreak="0">
     <w:nsid w:val="63045D5E"/>
     <w:multiLevelType w:val="hybridMultilevel"/>
     <w:tmpl w:val="46188EE4"/>
@@ -10701,7 +9877,7 @@
       </w:pPr>
     </w:lvl>
   </w:abstractNum>
-  <w:abstractNum w:abstractNumId="23" w15:restartNumberingAfterBreak="0">
+  <w:abstractNum w:abstractNumId="27" w15:restartNumberingAfterBreak="0">
     <w:nsid w:val="6C263ECD"/>
     <w:multiLevelType w:val="hybridMultilevel"/>
     <w:tmpl w:val="DAE04408"/>
@@ -10814,7 +9990,269 @@
       </w:rPr>
     </w:lvl>
   </w:abstractNum>
-  <w:abstractNum w:abstractNumId="24" w15:restartNumberingAfterBreak="0">
+  <w:abstractNum w:abstractNumId="28" w15:restartNumberingAfterBreak="0">
+    <w:nsid w:val="720F681F"/>
+    <w:multiLevelType w:val="hybridMultilevel"/>
+    <w:tmpl w:val="72DAA6AA"/>
+    <w:lvl w:ilvl="0" w:tplc="5986C47A">
+      <w:start w:val="1"/>
+      <w:numFmt w:val="bullet"/>
+      <w:lvlText w:val="-"/>
+      <w:lvlJc w:val="left"/>
+      <w:pPr>
+        <w:ind w:left="720" w:hanging="360"/>
+      </w:pPr>
+      <w:rPr>
+        <w:rFonts w:ascii="Courier New" w:hAnsi="Courier New" w:hint="default"/>
+      </w:rPr>
+    </w:lvl>
+    <w:lvl w:ilvl="1" w:tplc="04090003" w:tentative="1">
+      <w:start w:val="1"/>
+      <w:numFmt w:val="bullet"/>
+      <w:lvlText w:val="o"/>
+      <w:lvlJc w:val="left"/>
+      <w:pPr>
+        <w:ind w:left="1440" w:hanging="360"/>
+      </w:pPr>
+      <w:rPr>
+        <w:rFonts w:ascii="Courier New" w:hAnsi="Courier New" w:cs="Courier New" w:hint="default"/>
+      </w:rPr>
+    </w:lvl>
+    <w:lvl w:ilvl="2" w:tplc="04090005" w:tentative="1">
+      <w:start w:val="1"/>
+      <w:numFmt w:val="bullet"/>
+      <w:lvlText w:val=""/>
+      <w:lvlJc w:val="left"/>
+      <w:pPr>
+        <w:ind w:left="2160" w:hanging="360"/>
+      </w:pPr>
+      <w:rPr>
+        <w:rFonts w:ascii="Wingdings" w:hAnsi="Wingdings" w:hint="default"/>
+      </w:rPr>
+    </w:lvl>
+    <w:lvl w:ilvl="3" w:tplc="04090001" w:tentative="1">
+      <w:start w:val="1"/>
+      <w:numFmt w:val="bullet"/>
+      <w:lvlText w:val=""/>
+      <w:lvlJc w:val="left"/>
+      <w:pPr>
+        <w:ind w:left="2880" w:hanging="360"/>
+      </w:pPr>
+      <w:rPr>
+        <w:rFonts w:ascii="Symbol" w:hAnsi="Symbol" w:hint="default"/>
+      </w:rPr>
+    </w:lvl>
+    <w:lvl w:ilvl="4" w:tplc="04090003" w:tentative="1">
+      <w:start w:val="1"/>
+      <w:numFmt w:val="bullet"/>
+      <w:lvlText w:val="o"/>
+      <w:lvlJc w:val="left"/>
+      <w:pPr>
+        <w:ind w:left="3600" w:hanging="360"/>
+      </w:pPr>
+      <w:rPr>
+        <w:rFonts w:ascii="Courier New" w:hAnsi="Courier New" w:cs="Courier New" w:hint="default"/>
+      </w:rPr>
+    </w:lvl>
+    <w:lvl w:ilvl="5" w:tplc="04090005" w:tentative="1">
+      <w:start w:val="1"/>
+      <w:numFmt w:val="bullet"/>
+      <w:lvlText w:val=""/>
+      <w:lvlJc w:val="left"/>
+      <w:pPr>
+        <w:ind w:left="4320" w:hanging="360"/>
+      </w:pPr>
+      <w:rPr>
+        <w:rFonts w:ascii="Wingdings" w:hAnsi="Wingdings" w:hint="default"/>
+      </w:rPr>
+    </w:lvl>
+    <w:lvl w:ilvl="6" w:tplc="04090001" w:tentative="1">
+      <w:start w:val="1"/>
+      <w:numFmt w:val="bullet"/>
+      <w:lvlText w:val=""/>
+      <w:lvlJc w:val="left"/>
+      <w:pPr>
+        <w:ind w:left="5040" w:hanging="360"/>
+      </w:pPr>
+      <w:rPr>
+        <w:rFonts w:ascii="Symbol" w:hAnsi="Symbol" w:hint="default"/>
+      </w:rPr>
+    </w:lvl>
+    <w:lvl w:ilvl="7" w:tplc="04090003" w:tentative="1">
+      <w:start w:val="1"/>
+      <w:numFmt w:val="bullet"/>
+      <w:lvlText w:val="o"/>
+      <w:lvlJc w:val="left"/>
+      <w:pPr>
+        <w:ind w:left="5760" w:hanging="360"/>
+      </w:pPr>
+      <w:rPr>
+        <w:rFonts w:ascii="Courier New" w:hAnsi="Courier New" w:cs="Courier New" w:hint="default"/>
+      </w:rPr>
+    </w:lvl>
+    <w:lvl w:ilvl="8" w:tplc="04090005" w:tentative="1">
+      <w:start w:val="1"/>
+      <w:numFmt w:val="bullet"/>
+      <w:lvlText w:val=""/>
+      <w:lvlJc w:val="left"/>
+      <w:pPr>
+        <w:ind w:left="6480" w:hanging="360"/>
+      </w:pPr>
+      <w:rPr>
+        <w:rFonts w:ascii="Wingdings" w:hAnsi="Wingdings" w:hint="default"/>
+      </w:rPr>
+    </w:lvl>
+  </w:abstractNum>
+  <w:abstractNum w:abstractNumId="29" w15:restartNumberingAfterBreak="0">
+    <w:nsid w:val="792F5CB7"/>
+    <w:multiLevelType w:val="multilevel"/>
+    <w:tmpl w:val="A7BA232E"/>
+    <w:lvl w:ilvl="0">
+      <w:start w:val="1"/>
+      <w:numFmt w:val="bullet"/>
+      <w:lvlText w:val=""/>
+      <w:lvlJc w:val="left"/>
+      <w:pPr>
+        <w:tabs>
+          <w:tab w:val="num" w:pos="720"/>
+        </w:tabs>
+        <w:ind w:left="720" w:hanging="360"/>
+      </w:pPr>
+      <w:rPr>
+        <w:rFonts w:ascii="Symbol" w:hAnsi="Symbol" w:hint="default"/>
+        <w:sz w:val="20"/>
+      </w:rPr>
+    </w:lvl>
+    <w:lvl w:ilvl="1" w:tentative="1">
+      <w:start w:val="1"/>
+      <w:numFmt w:val="bullet"/>
+      <w:lvlText w:val="o"/>
+      <w:lvlJc w:val="left"/>
+      <w:pPr>
+        <w:tabs>
+          <w:tab w:val="num" w:pos="1440"/>
+        </w:tabs>
+        <w:ind w:left="1440" w:hanging="360"/>
+      </w:pPr>
+      <w:rPr>
+        <w:rFonts w:ascii="Courier New" w:hAnsi="Courier New" w:hint="default"/>
+        <w:sz w:val="20"/>
+      </w:rPr>
+    </w:lvl>
+    <w:lvl w:ilvl="2" w:tentative="1">
+      <w:start w:val="1"/>
+      <w:numFmt w:val="bullet"/>
+      <w:lvlText w:val=""/>
+      <w:lvlJc w:val="left"/>
+      <w:pPr>
+        <w:tabs>
+          <w:tab w:val="num" w:pos="2160"/>
+        </w:tabs>
+        <w:ind w:left="2160" w:hanging="360"/>
+      </w:pPr>
+      <w:rPr>
+        <w:rFonts w:ascii="Wingdings" w:hAnsi="Wingdings" w:hint="default"/>
+        <w:sz w:val="20"/>
+      </w:rPr>
+    </w:lvl>
+    <w:lvl w:ilvl="3" w:tentative="1">
+      <w:start w:val="1"/>
+      <w:numFmt w:val="bullet"/>
+      <w:lvlText w:val=""/>
+      <w:lvlJc w:val="left"/>
+      <w:pPr>
+        <w:tabs>
+          <w:tab w:val="num" w:pos="2880"/>
+        </w:tabs>
+        <w:ind w:left="2880" w:hanging="360"/>
+      </w:pPr>
+      <w:rPr>
+        <w:rFonts w:ascii="Wingdings" w:hAnsi="Wingdings" w:hint="default"/>
+        <w:sz w:val="20"/>
+      </w:rPr>
+    </w:lvl>
+    <w:lvl w:ilvl="4" w:tentative="1">
+      <w:start w:val="1"/>
+      <w:numFmt w:val="bullet"/>
+      <w:lvlText w:val=""/>
+      <w:lvlJc w:val="left"/>
+      <w:pPr>
+        <w:tabs>
+          <w:tab w:val="num" w:pos="3600"/>
+        </w:tabs>
+        <w:ind w:left="3600" w:hanging="360"/>
+      </w:pPr>
+      <w:rPr>
+        <w:rFonts w:ascii="Wingdings" w:hAnsi="Wingdings" w:hint="default"/>
+        <w:sz w:val="20"/>
+      </w:rPr>
+    </w:lvl>
+    <w:lvl w:ilvl="5" w:tentative="1">
+      <w:start w:val="1"/>
+      <w:numFmt w:val="bullet"/>
+      <w:lvlText w:val=""/>
+      <w:lvlJc w:val="left"/>
+      <w:pPr>
+        <w:tabs>
+          <w:tab w:val="num" w:pos="4320"/>
+        </w:tabs>
+        <w:ind w:left="4320" w:hanging="360"/>
+      </w:pPr>
+      <w:rPr>
+        <w:rFonts w:ascii="Wingdings" w:hAnsi="Wingdings" w:hint="default"/>
+        <w:sz w:val="20"/>
+      </w:rPr>
+    </w:lvl>
+    <w:lvl w:ilvl="6" w:tentative="1">
+      <w:start w:val="1"/>
+      <w:numFmt w:val="bullet"/>
+      <w:lvlText w:val=""/>
+      <w:lvlJc w:val="left"/>
+      <w:pPr>
+        <w:tabs>
+          <w:tab w:val="num" w:pos="5040"/>
+        </w:tabs>
+        <w:ind w:left="5040" w:hanging="360"/>
+      </w:pPr>
+      <w:rPr>
+        <w:rFonts w:ascii="Wingdings" w:hAnsi="Wingdings" w:hint="default"/>
+        <w:sz w:val="20"/>
+      </w:rPr>
+    </w:lvl>
+    <w:lvl w:ilvl="7" w:tentative="1">
+      <w:start w:val="1"/>
+      <w:numFmt w:val="bullet"/>
+      <w:lvlText w:val=""/>
+      <w:lvlJc w:val="left"/>
+      <w:pPr>
+        <w:tabs>
+          <w:tab w:val="num" w:pos="5760"/>
+        </w:tabs>
+        <w:ind w:left="5760" w:hanging="360"/>
+      </w:pPr>
+      <w:rPr>
+        <w:rFonts w:ascii="Wingdings" w:hAnsi="Wingdings" w:hint="default"/>
+        <w:sz w:val="20"/>
+      </w:rPr>
+    </w:lvl>
+    <w:lvl w:ilvl="8" w:tentative="1">
+      <w:start w:val="1"/>
+      <w:numFmt w:val="bullet"/>
+      <w:lvlText w:val=""/>
+      <w:lvlJc w:val="left"/>
+      <w:pPr>
+        <w:tabs>
+          <w:tab w:val="num" w:pos="6480"/>
+        </w:tabs>
+        <w:ind w:left="6480" w:hanging="360"/>
+      </w:pPr>
+      <w:rPr>
+        <w:rFonts w:ascii="Wingdings" w:hAnsi="Wingdings" w:hint="default"/>
+        <w:sz w:val="20"/>
+      </w:rPr>
+    </w:lvl>
+  </w:abstractNum>
+  <w:abstractNum w:abstractNumId="30" w15:restartNumberingAfterBreak="0">
     <w:nsid w:val="79EF21A6"/>
     <w:multiLevelType w:val="hybridMultilevel"/>
     <w:tmpl w:val="868E74F2"/>
@@ -10927,7 +10365,7 @@
       </w:rPr>
     </w:lvl>
   </w:abstractNum>
-  <w:abstractNum w:abstractNumId="25" w15:restartNumberingAfterBreak="0">
+  <w:abstractNum w:abstractNumId="31" w15:restartNumberingAfterBreak="0">
     <w:nsid w:val="7F984AFE"/>
     <w:multiLevelType w:val="multilevel"/>
     <w:tmpl w:val="4B94DA40"/>
@@ -11041,82 +10479,100 @@
     </w:lvl>
   </w:abstractNum>
   <w:num w:numId="1" w16cid:durableId="1518231420">
-    <w:abstractNumId w:val="21"/>
+    <w:abstractNumId w:val="25"/>
   </w:num>
   <w:num w:numId="2" w16cid:durableId="1484544149">
+    <w:abstractNumId w:val="4"/>
+  </w:num>
+  <w:num w:numId="3" w16cid:durableId="1463378540">
+    <w:abstractNumId w:val="2"/>
+  </w:num>
+  <w:num w:numId="4" w16cid:durableId="932979320">
+    <w:abstractNumId w:val="31"/>
+  </w:num>
+  <w:num w:numId="5" w16cid:durableId="1106845434">
     <w:abstractNumId w:val="3"/>
   </w:num>
-  <w:num w:numId="3" w16cid:durableId="1463378540">
-    <w:abstractNumId w:val="1"/>
-  </w:num>
-  <w:num w:numId="4" w16cid:durableId="932979320">
-    <w:abstractNumId w:val="25"/>
-  </w:num>
-  <w:num w:numId="5" w16cid:durableId="1106845434">
-    <w:abstractNumId w:val="2"/>
-  </w:num>
   <w:num w:numId="6" w16cid:durableId="1774396289">
-    <w:abstractNumId w:val="7"/>
+    <w:abstractNumId w:val="9"/>
   </w:num>
   <w:num w:numId="7" w16cid:durableId="966544824">
-    <w:abstractNumId w:val="10"/>
+    <w:abstractNumId w:val="12"/>
   </w:num>
   <w:num w:numId="8" w16cid:durableId="1723216149">
-    <w:abstractNumId w:val="9"/>
+    <w:abstractNumId w:val="11"/>
   </w:num>
   <w:num w:numId="9" w16cid:durableId="1773432865">
-    <w:abstractNumId w:val="24"/>
+    <w:abstractNumId w:val="30"/>
   </w:num>
   <w:num w:numId="10" w16cid:durableId="1918586384">
     <w:abstractNumId w:val="0"/>
   </w:num>
   <w:num w:numId="11" w16cid:durableId="433668131">
+    <w:abstractNumId w:val="18"/>
+  </w:num>
+  <w:num w:numId="12" w16cid:durableId="244726730">
+    <w:abstractNumId w:val="27"/>
+  </w:num>
+  <w:num w:numId="13" w16cid:durableId="839467814">
+    <w:abstractNumId w:val="16"/>
+  </w:num>
+  <w:num w:numId="14" w16cid:durableId="1170951517">
+    <w:abstractNumId w:val="13"/>
+  </w:num>
+  <w:num w:numId="15" w16cid:durableId="1736925539">
+    <w:abstractNumId w:val="26"/>
+  </w:num>
+  <w:num w:numId="16" w16cid:durableId="816263709">
+    <w:abstractNumId w:val="21"/>
+  </w:num>
+  <w:num w:numId="17" w16cid:durableId="1879009375">
+    <w:abstractNumId w:val="17"/>
+  </w:num>
+  <w:num w:numId="18" w16cid:durableId="1462310112">
+    <w:abstractNumId w:val="23"/>
+  </w:num>
+  <w:num w:numId="19" w16cid:durableId="107900236">
+    <w:abstractNumId w:val="6"/>
+  </w:num>
+  <w:num w:numId="20" w16cid:durableId="1981301908">
+    <w:abstractNumId w:val="20"/>
+  </w:num>
+  <w:num w:numId="21" w16cid:durableId="1411730639">
+    <w:abstractNumId w:val="24"/>
+  </w:num>
+  <w:num w:numId="22" w16cid:durableId="83498082">
+    <w:abstractNumId w:val="5"/>
+  </w:num>
+  <w:num w:numId="23" w16cid:durableId="168566453">
+    <w:abstractNumId w:val="8"/>
+  </w:num>
+  <w:num w:numId="24" w16cid:durableId="1524788005">
+    <w:abstractNumId w:val="10"/>
+  </w:num>
+  <w:num w:numId="25" w16cid:durableId="904535920">
     <w:abstractNumId w:val="15"/>
   </w:num>
-  <w:num w:numId="12" w16cid:durableId="244726730">
-    <w:abstractNumId w:val="23"/>
+  <w:num w:numId="26" w16cid:durableId="1022710934">
+    <w:abstractNumId w:val="19"/>
   </w:num>
-  <w:num w:numId="13" w16cid:durableId="839467814">
-    <w:abstractNumId w:val="13"/>
+  <w:num w:numId="27" w16cid:durableId="227225062">
+    <w:abstractNumId w:val="7"/>
   </w:num>
-  <w:num w:numId="14" w16cid:durableId="1170951517">
-    <w:abstractNumId w:val="11"/>
+  <w:num w:numId="28" w16cid:durableId="1604415157">
+    <w:abstractNumId w:val="28"/>
   </w:num>
-  <w:num w:numId="15" w16cid:durableId="1736925539">
+  <w:num w:numId="29" w16cid:durableId="969552737">
+    <w:abstractNumId w:val="14"/>
+  </w:num>
+  <w:num w:numId="30" w16cid:durableId="415323946">
+    <w:abstractNumId w:val="29"/>
+  </w:num>
+  <w:num w:numId="31" w16cid:durableId="358238604">
     <w:abstractNumId w:val="22"/>
   </w:num>
-  <w:num w:numId="16" w16cid:durableId="816263709">
-    <w:abstractNumId w:val="18"/>
-  </w:num>
-  <w:num w:numId="17" w16cid:durableId="1879009375">
-    <w:abstractNumId w:val="14"/>
-  </w:num>
-  <w:num w:numId="18" w16cid:durableId="1462310112">
-    <w:abstractNumId w:val="19"/>
-  </w:num>
-  <w:num w:numId="19" w16cid:durableId="107900236">
-    <w:abstractNumId w:val="5"/>
-  </w:num>
-  <w:num w:numId="20" w16cid:durableId="1981301908">
-    <w:abstractNumId w:val="17"/>
-  </w:num>
-  <w:num w:numId="21" w16cid:durableId="1411730639">
-    <w:abstractNumId w:val="20"/>
-  </w:num>
-  <w:num w:numId="22" w16cid:durableId="83498082">
-    <w:abstractNumId w:val="4"/>
-  </w:num>
-  <w:num w:numId="23" w16cid:durableId="168566453">
-    <w:abstractNumId w:val="6"/>
-  </w:num>
-  <w:num w:numId="24" w16cid:durableId="1524788005">
-    <w:abstractNumId w:val="8"/>
-  </w:num>
-  <w:num w:numId="25" w16cid:durableId="904535920">
-    <w:abstractNumId w:val="12"/>
-  </w:num>
-  <w:num w:numId="26" w16cid:durableId="1022710934">
-    <w:abstractNumId w:val="16"/>
+  <w:num w:numId="32" w16cid:durableId="1137719833">
+    <w:abstractNumId w:val="1"/>
   </w:num>
 </w:numbering>
 </file>

--- a/Context/developerbook.docx
+++ b/Context/developerbook.docx
@@ -5,15 +5,21 @@
     <w:p>
       <w:pPr>
         <w:rPr>
+          <w:rFonts w:ascii="Times New Roman" w:hAnsi="Times New Roman" w:cs="Times New Roman"/>
           <w:noProof/>
-        </w:rPr>
-      </w:pPr>
-      <w:r>
-        <w:rPr>
+          <w:sz w:val="26"/>
+          <w:szCs w:val="26"/>
+        </w:rPr>
+      </w:pPr>
+      <w:r>
+        <w:rPr>
+          <w:rFonts w:ascii="Times New Roman" w:hAnsi="Times New Roman" w:cs="Times New Roman"/>
           <w:noProof/>
+          <w:sz w:val="26"/>
+          <w:szCs w:val="26"/>
         </w:rPr>
         <w:drawing>
-          <wp:anchor distT="0" distB="0" distL="114300" distR="114300" simplePos="0" relativeHeight="251660288" behindDoc="1" locked="0" layoutInCell="1" allowOverlap="1" wp14:anchorId="15771949" wp14:editId="1511B613">
+          <wp:anchor distT="0" distB="0" distL="114300" distR="114300" simplePos="0" relativeHeight="251660288" behindDoc="1" locked="0" layoutInCell="1" allowOverlap="1" wp14:anchorId="15771949" wp14:editId="64F0E17A">
             <wp:simplePos x="0" y="0"/>
             <wp:positionH relativeFrom="margin">
               <wp:align>center</wp:align>
@@ -79,21 +85,30 @@
     <w:p>
       <w:pPr>
         <w:rPr>
+          <w:rFonts w:ascii="Times New Roman" w:hAnsi="Times New Roman" w:cs="Times New Roman"/>
           <w:noProof/>
-        </w:rPr>
-      </w:pPr>
-    </w:p>
-    <w:p>
-      <w:pPr>
-        <w:rPr>
+          <w:sz w:val="26"/>
+          <w:szCs w:val="26"/>
+        </w:rPr>
+      </w:pPr>
+    </w:p>
+    <w:p>
+      <w:pPr>
+        <w:rPr>
+          <w:rFonts w:ascii="Times New Roman" w:hAnsi="Times New Roman" w:cs="Times New Roman"/>
           <w:noProof/>
-        </w:rPr>
-      </w:pPr>
-    </w:p>
-    <w:p>
-      <w:pPr>
-        <w:rPr>
+          <w:sz w:val="26"/>
+          <w:szCs w:val="26"/>
+        </w:rPr>
+      </w:pPr>
+    </w:p>
+    <w:p>
+      <w:pPr>
+        <w:rPr>
+          <w:rFonts w:ascii="Times New Roman" w:hAnsi="Times New Roman" w:cs="Times New Roman"/>
           <w:noProof/>
+          <w:sz w:val="26"/>
+          <w:szCs w:val="26"/>
         </w:rPr>
       </w:pPr>
     </w:p>
@@ -101,18 +116,31 @@
       <w:pPr>
         <w:jc w:val="center"/>
         <w:rPr>
+          <w:rFonts w:ascii="Times New Roman" w:hAnsi="Times New Roman" w:cs="Times New Roman"/>
           <w:noProof/>
+          <w:sz w:val="26"/>
+          <w:szCs w:val="26"/>
         </w:rPr>
       </w:pPr>
     </w:p>
     <w:p>
       <w:pPr>
         <w:jc w:val="center"/>
+        <w:rPr>
+          <w:rFonts w:ascii="Times New Roman" w:hAnsi="Times New Roman" w:cs="Times New Roman"/>
+          <w:sz w:val="26"/>
+          <w:szCs w:val="26"/>
+        </w:rPr>
       </w:pPr>
     </w:p>
     <w:p>
       <w:pPr>
         <w:jc w:val="center"/>
+        <w:rPr>
+          <w:rFonts w:ascii="Times New Roman" w:hAnsi="Times New Roman" w:cs="Times New Roman"/>
+          <w:sz w:val="26"/>
+          <w:szCs w:val="26"/>
+        </w:rPr>
       </w:pPr>
     </w:p>
     <w:p>
@@ -122,18 +150,31 @@
           <w:tab w:val="left" w:pos="6105"/>
           <w:tab w:val="left" w:pos="7650"/>
         </w:tabs>
-      </w:pPr>
-      <w:r>
+        <w:rPr>
+          <w:rFonts w:ascii="Times New Roman" w:hAnsi="Times New Roman" w:cs="Times New Roman"/>
+          <w:sz w:val="26"/>
+          <w:szCs w:val="26"/>
+        </w:rPr>
+      </w:pPr>
+      <w:r>
+        <w:rPr>
+          <w:rFonts w:ascii="Times New Roman" w:hAnsi="Times New Roman" w:cs="Times New Roman"/>
+          <w:sz w:val="26"/>
+          <w:szCs w:val="26"/>
+        </w:rPr>
         <w:tab/>
       </w:r>
       <w:r>
         <w:rPr>
+          <w:rFonts w:ascii="Times New Roman" w:hAnsi="Times New Roman" w:cs="Times New Roman"/>
           <w:noProof/>
+          <w:sz w:val="26"/>
+          <w:szCs w:val="26"/>
         </w:rPr>
         <mc:AlternateContent>
           <mc:Choice Requires="wps">
             <w:drawing>
-              <wp:anchor distT="0" distB="0" distL="114300" distR="114300" simplePos="0" relativeHeight="251659264" behindDoc="0" locked="0" layoutInCell="1" allowOverlap="1" wp14:anchorId="6382C55A" wp14:editId="2AD9EE5B">
+              <wp:anchor distT="0" distB="0" distL="114300" distR="114300" simplePos="0" relativeHeight="251659264" behindDoc="0" locked="0" layoutInCell="1" allowOverlap="1" wp14:anchorId="6382C55A" wp14:editId="7F185E91">
                 <wp:simplePos x="0" y="0"/>
                 <wp:positionH relativeFrom="margin">
                   <wp:align>center</wp:align>
@@ -189,7 +230,7 @@
           </mc:Choice>
           <mc:Fallback>
             <w:pict>
-              <v:line w14:anchorId="59300A59" id="Straight Connector 7" o:spid="_x0000_s1026" style="position:absolute;flip:y;z-index:251659264;visibility:visible;mso-wrap-style:square;mso-width-percent:0;mso-height-percent:0;mso-wrap-distance-left:9pt;mso-wrap-distance-top:0;mso-wrap-distance-right:9pt;mso-wrap-distance-bottom:0;mso-position-horizontal:center;mso-position-horizontal-relative:margin;mso-position-vertical:absolute;mso-position-vertical-relative:text;mso-width-percent:0;mso-height-percent:0;mso-width-relative:margin;mso-height-relative:margin" from="0,15.4pt" to="322.45pt,16.35pt" o:gfxdata="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" strokecolor="black [3200]" strokeweight="1.5pt">
+              <v:line w14:anchorId="5B9CA30F" id="Straight Connector 7" o:spid="_x0000_s1026" style="position:absolute;flip:y;z-index:251659264;visibility:visible;mso-wrap-style:square;mso-width-percent:0;mso-height-percent:0;mso-wrap-distance-left:9pt;mso-wrap-distance-top:0;mso-wrap-distance-right:9pt;mso-wrap-distance-bottom:0;mso-position-horizontal:center;mso-position-horizontal-relative:margin;mso-position-vertical:absolute;mso-position-vertical-relative:text;mso-width-percent:0;mso-height-percent:0;mso-width-relative:margin;mso-height-relative:margin" from="0,15.4pt" to="322.45pt,16.35pt" o:gfxdata="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" strokecolor="black [3200]" strokeweight="1.5pt">
                 <v:stroke joinstyle="miter"/>
                 <w10:wrap anchorx="margin"/>
               </v:line>
@@ -198,9 +239,19 @@
         </mc:AlternateContent>
       </w:r>
       <w:r>
+        <w:rPr>
+          <w:rFonts w:ascii="Times New Roman" w:hAnsi="Times New Roman" w:cs="Times New Roman"/>
+          <w:sz w:val="26"/>
+          <w:szCs w:val="26"/>
+        </w:rPr>
         <w:tab/>
       </w:r>
       <w:r>
+        <w:rPr>
+          <w:rFonts w:ascii="Times New Roman" w:hAnsi="Times New Roman" w:cs="Times New Roman"/>
+          <w:sz w:val="26"/>
+          <w:szCs w:val="26"/>
+        </w:rPr>
         <w:tab/>
       </w:r>
     </w:p>
@@ -208,19 +259,22 @@
       <w:pPr>
         <w:jc w:val="center"/>
         <w:rPr>
-          <w:rFonts w:ascii="Montserrat" w:hAnsi="Montserrat"/>
+          <w:rFonts w:ascii="Times New Roman" w:hAnsi="Times New Roman" w:cs="Times New Roman"/>
           <w:b/>
           <w:bCs/>
-          <w:sz w:val="32"/>
-          <w:szCs w:val="32"/>
-        </w:rPr>
-      </w:pPr>
-      <w:r>
-        <w:rPr>
+          <w:sz w:val="26"/>
+          <w:szCs w:val="26"/>
+        </w:rPr>
+      </w:pPr>
+      <w:r>
+        <w:rPr>
+          <w:rFonts w:ascii="Times New Roman" w:hAnsi="Times New Roman" w:cs="Times New Roman"/>
           <w:noProof/>
+          <w:sz w:val="26"/>
+          <w:szCs w:val="26"/>
         </w:rPr>
         <w:drawing>
-          <wp:anchor distT="0" distB="0" distL="114300" distR="114300" simplePos="0" relativeHeight="251661312" behindDoc="0" locked="0" layoutInCell="1" allowOverlap="1" wp14:anchorId="0599D8AD" wp14:editId="7A1A207D">
+          <wp:anchor distT="0" distB="0" distL="114300" distR="114300" simplePos="0" relativeHeight="251661312" behindDoc="0" locked="0" layoutInCell="1" allowOverlap="1" wp14:anchorId="0599D8AD" wp14:editId="0806E874">
             <wp:simplePos x="0" y="0"/>
             <wp:positionH relativeFrom="margin">
               <wp:align>center</wp:align>
@@ -284,34 +338,36 @@
       </w:r>
       <w:r>
         <w:rPr>
-          <w:rFonts w:ascii="Montserrat" w:hAnsi="Montserrat"/>
+          <w:rFonts w:ascii="Times New Roman" w:hAnsi="Times New Roman" w:cs="Times New Roman"/>
           <w:b/>
           <w:bCs/>
-          <w:sz w:val="32"/>
-          <w:szCs w:val="32"/>
-        </w:rPr>
-        <w:t xml:space="preserve">OFFICIAL </w:t>
-      </w:r>
-      <w:r>
-        <w:rPr>
-          <w:rFonts w:ascii="Montserrat" w:hAnsi="Montserrat"/>
+          <w:sz w:val="26"/>
+          <w:szCs w:val="26"/>
+        </w:rPr>
+        <w:t>OFFICIAL DEVELOPER BOOK</w:t>
+      </w:r>
+    </w:p>
+    <w:p>
+      <w:pPr>
+        <w:jc w:val="center"/>
+        <w:rPr>
+          <w:rFonts w:ascii="Times New Roman" w:hAnsi="Times New Roman" w:cs="Times New Roman"/>
           <w:b/>
           <w:bCs/>
-          <w:sz w:val="32"/>
-          <w:szCs w:val="32"/>
-        </w:rPr>
-        <w:t>DEVELOPER BOOK</w:t>
-      </w:r>
+          <w:sz w:val="26"/>
+          <w:szCs w:val="26"/>
+        </w:rPr>
+      </w:pPr>
     </w:p>
     <w:p>
       <w:pPr>
         <w:jc w:val="center"/>
         <w:rPr>
-          <w:rFonts w:ascii="Montserrat" w:hAnsi="Montserrat"/>
+          <w:rFonts w:ascii="Times New Roman" w:hAnsi="Times New Roman" w:cs="Times New Roman"/>
           <w:b/>
           <w:bCs/>
-          <w:sz w:val="32"/>
-          <w:szCs w:val="32"/>
+          <w:sz w:val="26"/>
+          <w:szCs w:val="26"/>
         </w:rPr>
       </w:pPr>
     </w:p>
@@ -319,11 +375,11 @@
       <w:pPr>
         <w:jc w:val="center"/>
         <w:rPr>
-          <w:rFonts w:ascii="Montserrat" w:hAnsi="Montserrat"/>
+          <w:rFonts w:ascii="Times New Roman" w:hAnsi="Times New Roman" w:cs="Times New Roman"/>
           <w:b/>
           <w:bCs/>
-          <w:sz w:val="32"/>
-          <w:szCs w:val="32"/>
+          <w:sz w:val="26"/>
+          <w:szCs w:val="26"/>
         </w:rPr>
       </w:pPr>
     </w:p>
@@ -331,11 +387,11 @@
       <w:pPr>
         <w:jc w:val="center"/>
         <w:rPr>
-          <w:rFonts w:ascii="Montserrat" w:hAnsi="Montserrat"/>
+          <w:rFonts w:ascii="Times New Roman" w:hAnsi="Times New Roman" w:cs="Times New Roman"/>
           <w:b/>
           <w:bCs/>
-          <w:sz w:val="32"/>
-          <w:szCs w:val="32"/>
+          <w:sz w:val="26"/>
+          <w:szCs w:val="26"/>
         </w:rPr>
       </w:pPr>
     </w:p>
@@ -343,114 +399,109 @@
       <w:pPr>
         <w:jc w:val="center"/>
         <w:rPr>
-          <w:rFonts w:ascii="Montserrat" w:hAnsi="Montserrat"/>
+          <w:rFonts w:ascii="Times New Roman" w:hAnsi="Times New Roman" w:cs="Times New Roman"/>
+          <w:sz w:val="26"/>
+          <w:szCs w:val="26"/>
+        </w:rPr>
+      </w:pPr>
+      <w:r>
+        <w:rPr>
+          <w:rFonts w:ascii="Times New Roman" w:hAnsi="Times New Roman" w:cs="Times New Roman"/>
+          <w:sz w:val="26"/>
+          <w:szCs w:val="26"/>
+        </w:rPr>
+        <w:t>Sản phẩm của: Kreardor Studio</w:t>
+      </w:r>
+    </w:p>
+    <w:p>
+      <w:pPr>
+        <w:jc w:val="center"/>
+        <w:rPr>
+          <w:rFonts w:ascii="Times New Roman" w:hAnsi="Times New Roman" w:cs="Times New Roman"/>
+          <w:sz w:val="26"/>
+          <w:szCs w:val="26"/>
+        </w:rPr>
+      </w:pPr>
+      <w:r>
+        <w:rPr>
+          <w:rFonts w:ascii="Times New Roman" w:hAnsi="Times New Roman" w:cs="Times New Roman"/>
+          <w:sz w:val="26"/>
+          <w:szCs w:val="26"/>
+        </w:rPr>
+        <w:t>Biên soạn: Kreide Koi</w:t>
+      </w:r>
+    </w:p>
+    <w:p>
+      <w:pPr>
+        <w:rPr>
+          <w:rFonts w:ascii="Times New Roman" w:hAnsi="Times New Roman" w:cs="Times New Roman"/>
+          <w:sz w:val="26"/>
+          <w:szCs w:val="26"/>
+        </w:rPr>
+      </w:pPr>
+      <w:r>
+        <w:rPr>
+          <w:rFonts w:ascii="Times New Roman" w:hAnsi="Times New Roman" w:cs="Times New Roman"/>
+          <w:sz w:val="26"/>
+          <w:szCs w:val="26"/>
+        </w:rPr>
+        <w:br w:type="page"/>
+      </w:r>
+    </w:p>
+    <w:p>
+      <w:pPr>
+        <w:jc w:val="center"/>
+        <w:rPr>
+          <w:rFonts w:ascii="Times New Roman" w:hAnsi="Times New Roman" w:cs="Times New Roman"/>
+          <w:sz w:val="26"/>
+          <w:szCs w:val="26"/>
+        </w:rPr>
+      </w:pPr>
+    </w:p>
+    <w:p>
+      <w:pPr>
+        <w:jc w:val="center"/>
+        <w:rPr>
+          <w:rFonts w:ascii="Times New Roman" w:hAnsi="Times New Roman" w:cs="Times New Roman"/>
+          <w:sz w:val="26"/>
+          <w:szCs w:val="26"/>
+        </w:rPr>
+      </w:pPr>
+    </w:p>
+    <w:p>
+      <w:pPr>
+        <w:jc w:val="center"/>
+        <w:rPr>
+          <w:rFonts w:ascii="Times New Roman" w:hAnsi="Times New Roman" w:cs="Times New Roman"/>
+          <w:sz w:val="26"/>
+          <w:szCs w:val="26"/>
+        </w:rPr>
+      </w:pPr>
+    </w:p>
+    <w:p>
+      <w:pPr>
+        <w:jc w:val="center"/>
+        <w:rPr>
+          <w:rFonts w:ascii="Times New Roman" w:hAnsi="Times New Roman" w:cs="Times New Roman"/>
           <w:b/>
           <w:bCs/>
-          <w:sz w:val="32"/>
-          <w:szCs w:val="32"/>
-        </w:rPr>
-      </w:pPr>
-    </w:p>
-    <w:p>
-      <w:pPr>
-        <w:jc w:val="center"/>
-        <w:rPr>
-          <w:rFonts w:ascii="Montserrat" w:hAnsi="Montserrat"/>
-        </w:rPr>
-      </w:pPr>
-      <w:r>
-        <w:rPr>
-          <w:rFonts w:ascii="Montserrat" w:hAnsi="Montserrat"/>
-        </w:rPr>
-        <w:t>Sản phẩm của</w:t>
-      </w:r>
-      <w:r>
-        <w:rPr>
-          <w:rFonts w:ascii="Montserrat" w:hAnsi="Montserrat"/>
-        </w:rPr>
-        <w:t xml:space="preserve">: </w:t>
-      </w:r>
-      <w:r>
-        <w:rPr>
-          <w:rFonts w:ascii="Montserrat" w:hAnsi="Montserrat"/>
-        </w:rPr>
-        <w:t>Kreardor Studio</w:t>
-      </w:r>
-    </w:p>
-    <w:p>
-      <w:pPr>
-        <w:jc w:val="center"/>
-        <w:rPr>
-          <w:rFonts w:ascii="Montserrat" w:hAnsi="Montserrat"/>
-          <w:sz w:val="20"/>
-          <w:szCs w:val="20"/>
-        </w:rPr>
-      </w:pPr>
-      <w:r>
-        <w:rPr>
-          <w:rFonts w:ascii="Montserrat" w:hAnsi="Montserrat"/>
-          <w:sz w:val="20"/>
-          <w:szCs w:val="20"/>
-        </w:rPr>
-        <w:t>Biên soạn: Kreide Koi</w:t>
-      </w:r>
-    </w:p>
-    <w:p>
-      <w:r>
-        <w:br w:type="page"/>
-      </w:r>
-    </w:p>
-    <w:p>
-      <w:pPr>
-        <w:jc w:val="center"/>
-        <w:rPr>
-          <w:rFonts w:ascii="Montserrat" w:hAnsi="Montserrat"/>
-          <w:sz w:val="20"/>
-          <w:szCs w:val="20"/>
-        </w:rPr>
-      </w:pPr>
-    </w:p>
-    <w:p>
-      <w:pPr>
-        <w:jc w:val="center"/>
-        <w:rPr>
-          <w:rFonts w:ascii="Montserrat" w:hAnsi="Montserrat"/>
-          <w:sz w:val="20"/>
-          <w:szCs w:val="20"/>
-        </w:rPr>
-      </w:pPr>
-    </w:p>
-    <w:p>
-      <w:pPr>
-        <w:jc w:val="center"/>
-        <w:rPr>
-          <w:rFonts w:ascii="Montserrat" w:hAnsi="Montserrat"/>
-          <w:sz w:val="20"/>
-          <w:szCs w:val="20"/>
-        </w:rPr>
-      </w:pPr>
-    </w:p>
-    <w:p>
-      <w:pPr>
-        <w:jc w:val="center"/>
-        <w:rPr>
-          <w:rFonts w:ascii="Montserrat" w:hAnsi="Montserrat"/>
-          <w:b/>
-          <w:bCs/>
-          <w:sz w:val="50"/>
-          <w:szCs w:val="50"/>
-        </w:rPr>
-      </w:pPr>
-      <w:r>
-        <w:rPr>
+          <w:sz w:val="40"/>
+          <w:szCs w:val="40"/>
+        </w:rPr>
+      </w:pPr>
+      <w:r>
+        <w:rPr>
+          <w:rFonts w:ascii="Times New Roman" w:hAnsi="Times New Roman" w:cs="Times New Roman"/>
           <w:b/>
           <w:bCs/>
           <w:noProof/>
+          <w:sz w:val="40"/>
+          <w:szCs w:val="40"/>
         </w:rPr>
         <mc:AlternateContent>
           <mc:Choice Requires="wps">
             <w:drawing>
-              <wp:anchor distT="0" distB="0" distL="114300" distR="114300" simplePos="0" relativeHeight="251663360" behindDoc="0" locked="0" layoutInCell="1" allowOverlap="1" wp14:anchorId="35B87390" wp14:editId="00361EFA">
+              <wp:anchor distT="0" distB="0" distL="114300" distR="114300" simplePos="0" relativeHeight="251663360" behindDoc="0" locked="0" layoutInCell="1" allowOverlap="1" wp14:anchorId="35B87390" wp14:editId="0C106989">
                 <wp:simplePos x="0" y="0"/>
                 <wp:positionH relativeFrom="margin">
                   <wp:align>center</wp:align>
@@ -506,7 +557,7 @@
           </mc:Choice>
           <mc:Fallback>
             <w:pict>
-              <v:line w14:anchorId="3C93F288" id="Straight Connector 8" o:spid="_x0000_s1026" style="position:absolute;flip:y;z-index:251663360;visibility:visible;mso-wrap-style:square;mso-width-percent:0;mso-height-percent:0;mso-wrap-distance-left:9pt;mso-wrap-distance-top:0;mso-wrap-distance-right:9pt;mso-wrap-distance-bottom:0;mso-position-horizontal:center;mso-position-horizontal-relative:margin;mso-position-vertical:absolute;mso-position-vertical-relative:text;mso-width-percent:0;mso-height-percent:0;mso-width-relative:margin;mso-height-relative:margin" from="0,38.25pt" to="322.45pt,39.2pt" o:gfxdata="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" strokecolor="black [3200]" strokeweight="1.5pt">
+              <v:line w14:anchorId="11910AEF" id="Straight Connector 8" o:spid="_x0000_s1026" style="position:absolute;flip:y;z-index:251663360;visibility:visible;mso-wrap-style:square;mso-width-percent:0;mso-height-percent:0;mso-wrap-distance-left:9pt;mso-wrap-distance-top:0;mso-wrap-distance-right:9pt;mso-wrap-distance-bottom:0;mso-position-horizontal:center;mso-position-horizontal-relative:margin;mso-position-vertical:absolute;mso-position-vertical-relative:text;mso-width-percent:0;mso-height-percent:0;mso-width-relative:margin;mso-height-relative:margin" from="0,38.25pt" to="322.45pt,39.2pt" o:gfxdata="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" strokecolor="black [3200]" strokeweight="1.5pt">
                 <v:stroke joinstyle="miter"/>
                 <w10:wrap anchorx="margin"/>
               </v:line>
@@ -516,11 +567,11 @@
       </w:r>
       <w:r>
         <w:rPr>
-          <w:rFonts w:ascii="Montserrat" w:hAnsi="Montserrat"/>
+          <w:rFonts w:ascii="Times New Roman" w:hAnsi="Times New Roman" w:cs="Times New Roman"/>
           <w:b/>
           <w:bCs/>
-          <w:sz w:val="50"/>
-          <w:szCs w:val="50"/>
+          <w:sz w:val="40"/>
+          <w:szCs w:val="40"/>
         </w:rPr>
         <w:t>Mục lục</w:t>
       </w:r>
@@ -535,7 +586,7 @@
           <w:szCs w:val="24"/>
           <w14:ligatures w14:val="standardContextual"/>
         </w:rPr>
-        <w:id w:val="1819302383"/>
+        <w:id w:val="1768727008"/>
         <w:docPartObj>
           <w:docPartGallery w:val="Table of Contents"/>
           <w:docPartUnique/>
@@ -552,6 +603,10 @@
         <w:p>
           <w:pPr>
             <w:pStyle w:val="TOCHeading"/>
+            <w:numPr>
+              <w:ilvl w:val="0"/>
+              <w:numId w:val="0"/>
+            </w:numPr>
           </w:pPr>
         </w:p>
         <w:p>
@@ -576,11 +631,12 @@
           <w:r>
             <w:fldChar w:fldCharType="separate"/>
           </w:r>
-          <w:hyperlink w:anchor="_Toc239322996" w:history="1">
+          <w:hyperlink w:anchor="_Toc240274298" w:history="1">
             <w:r>
               <w:rPr>
                 <w:rStyle w:val="Hyperlink"/>
                 <w:noProof/>
+                <w:kern w:val="16"/>
               </w:rPr>
               <w:t>I.</w:t>
             </w:r>
@@ -596,8 +652,9 @@
               <w:rPr>
                 <w:rStyle w:val="Hyperlink"/>
                 <w:noProof/>
+                <w:kern w:val="16"/>
               </w:rPr>
-              <w:t>Playable_adel.gd</w:t>
+              <w:t>Kiến trúc cốt lõi &amp; Luồng chạy (Runtime)</w:t>
             </w:r>
             <w:r>
               <w:rPr>
@@ -618,7 +675,7 @@
                 <w:noProof/>
                 <w:webHidden/>
               </w:rPr>
-              <w:instrText xml:space="preserve"> PAGEREF _Toc239322996 \h </w:instrText>
+              <w:instrText xml:space="preserve"> PAGEREF _Toc240274298 \h </w:instrText>
             </w:r>
             <w:r>
               <w:rPr>
@@ -638,7 +695,7 @@
                 <w:noProof/>
                 <w:webHidden/>
               </w:rPr>
-              <w:t>6</w:t>
+              <w:t>5</w:t>
             </w:r>
             <w:r>
               <w:rPr>
@@ -662,13 +719,276 @@
               <w:lang w:eastAsia="ja-JP"/>
             </w:rPr>
           </w:pPr>
-          <w:hyperlink w:anchor="_Toc239322997" w:history="1">
+          <w:hyperlink w:anchor="_Toc240274299" w:history="1">
             <w:r>
               <w:rPr>
                 <w:rStyle w:val="Hyperlink"/>
                 <w:noProof/>
               </w:rPr>
               <w:t>II.</w:t>
+            </w:r>
+            <w:r>
+              <w:rPr>
+                <w:rFonts w:eastAsiaTheme="minorEastAsia"/>
+                <w:noProof/>
+                <w:lang w:eastAsia="ja-JP"/>
+              </w:rPr>
+              <w:tab/>
+            </w:r>
+            <w:r>
+              <w:rPr>
+                <w:rStyle w:val="Hyperlink"/>
+                <w:noProof/>
+              </w:rPr>
+              <w:t>Công nghệ &amp; Thư viện tích hợp</w:t>
+            </w:r>
+            <w:r>
+              <w:rPr>
+                <w:noProof/>
+                <w:webHidden/>
+              </w:rPr>
+              <w:tab/>
+            </w:r>
+            <w:r>
+              <w:rPr>
+                <w:noProof/>
+                <w:webHidden/>
+              </w:rPr>
+              <w:fldChar w:fldCharType="begin"/>
+            </w:r>
+            <w:r>
+              <w:rPr>
+                <w:noProof/>
+                <w:webHidden/>
+              </w:rPr>
+              <w:instrText xml:space="preserve"> PAGEREF _Toc240274299 \h </w:instrText>
+            </w:r>
+            <w:r>
+              <w:rPr>
+                <w:noProof/>
+                <w:webHidden/>
+              </w:rPr>
+            </w:r>
+            <w:r>
+              <w:rPr>
+                <w:noProof/>
+                <w:webHidden/>
+              </w:rPr>
+              <w:fldChar w:fldCharType="separate"/>
+            </w:r>
+            <w:r>
+              <w:rPr>
+                <w:noProof/>
+                <w:webHidden/>
+              </w:rPr>
+              <w:t>5</w:t>
+            </w:r>
+            <w:r>
+              <w:rPr>
+                <w:noProof/>
+                <w:webHidden/>
+              </w:rPr>
+              <w:fldChar w:fldCharType="end"/>
+            </w:r>
+          </w:hyperlink>
+        </w:p>
+        <w:p>
+          <w:pPr>
+            <w:pStyle w:val="TOC1"/>
+            <w:tabs>
+              <w:tab w:val="left" w:pos="720"/>
+              <w:tab w:val="right" w:leader="dot" w:pos="9514"/>
+            </w:tabs>
+            <w:rPr>
+              <w:rFonts w:eastAsiaTheme="minorEastAsia"/>
+              <w:noProof/>
+              <w:lang w:eastAsia="ja-JP"/>
+            </w:rPr>
+          </w:pPr>
+          <w:hyperlink w:anchor="_Toc240274300" w:history="1">
+            <w:r>
+              <w:rPr>
+                <w:rStyle w:val="Hyperlink"/>
+                <w:noProof/>
+                <w:lang w:eastAsia="ja-JP"/>
+              </w:rPr>
+              <w:t>III.</w:t>
+            </w:r>
+            <w:r>
+              <w:rPr>
+                <w:rFonts w:eastAsiaTheme="minorEastAsia"/>
+                <w:noProof/>
+                <w:lang w:eastAsia="ja-JP"/>
+              </w:rPr>
+              <w:tab/>
+            </w:r>
+            <w:r>
+              <w:rPr>
+                <w:rStyle w:val="Hyperlink"/>
+                <w:noProof/>
+                <w:lang w:eastAsia="ja-JP"/>
+              </w:rPr>
+              <w:t>Chi tiết triển khai hệ thống</w:t>
+            </w:r>
+            <w:r>
+              <w:rPr>
+                <w:noProof/>
+                <w:webHidden/>
+              </w:rPr>
+              <w:tab/>
+            </w:r>
+            <w:r>
+              <w:rPr>
+                <w:noProof/>
+                <w:webHidden/>
+              </w:rPr>
+              <w:fldChar w:fldCharType="begin"/>
+            </w:r>
+            <w:r>
+              <w:rPr>
+                <w:noProof/>
+                <w:webHidden/>
+              </w:rPr>
+              <w:instrText xml:space="preserve"> PAGEREF _Toc240274300 \h </w:instrText>
+            </w:r>
+            <w:r>
+              <w:rPr>
+                <w:noProof/>
+                <w:webHidden/>
+              </w:rPr>
+            </w:r>
+            <w:r>
+              <w:rPr>
+                <w:noProof/>
+                <w:webHidden/>
+              </w:rPr>
+              <w:fldChar w:fldCharType="separate"/>
+            </w:r>
+            <w:r>
+              <w:rPr>
+                <w:noProof/>
+                <w:webHidden/>
+              </w:rPr>
+              <w:t>5</w:t>
+            </w:r>
+            <w:r>
+              <w:rPr>
+                <w:noProof/>
+                <w:webHidden/>
+              </w:rPr>
+              <w:fldChar w:fldCharType="end"/>
+            </w:r>
+          </w:hyperlink>
+        </w:p>
+        <w:p>
+          <w:pPr>
+            <w:pStyle w:val="TOC2"/>
+            <w:tabs>
+              <w:tab w:val="left" w:pos="720"/>
+              <w:tab w:val="right" w:leader="dot" w:pos="9514"/>
+            </w:tabs>
+            <w:rPr>
+              <w:rFonts w:eastAsiaTheme="minorEastAsia"/>
+              <w:noProof/>
+              <w:lang w:eastAsia="ja-JP"/>
+            </w:rPr>
+          </w:pPr>
+          <w:hyperlink w:anchor="_Toc240274301" w:history="1">
+            <w:r>
+              <w:rPr>
+                <w:rStyle w:val="Hyperlink"/>
+                <w:noProof/>
+                <w:lang w:eastAsia="ja-JP"/>
+              </w:rPr>
+              <w:t>1.</w:t>
+            </w:r>
+            <w:r>
+              <w:rPr>
+                <w:rFonts w:eastAsiaTheme="minorEastAsia"/>
+                <w:noProof/>
+                <w:lang w:eastAsia="ja-JP"/>
+              </w:rPr>
+              <w:tab/>
+            </w:r>
+            <w:r>
+              <w:rPr>
+                <w:rStyle w:val="Hyperlink"/>
+                <w:noProof/>
+                <w:lang w:eastAsia="ja-JP"/>
+              </w:rPr>
+              <w:t>Playable_adel.gd</w:t>
+            </w:r>
+            <w:r>
+              <w:rPr>
+                <w:noProof/>
+                <w:webHidden/>
+              </w:rPr>
+              <w:tab/>
+            </w:r>
+            <w:r>
+              <w:rPr>
+                <w:noProof/>
+                <w:webHidden/>
+              </w:rPr>
+              <w:fldChar w:fldCharType="begin"/>
+            </w:r>
+            <w:r>
+              <w:rPr>
+                <w:noProof/>
+                <w:webHidden/>
+              </w:rPr>
+              <w:instrText xml:space="preserve"> PAGEREF _Toc240274301 \h </w:instrText>
+            </w:r>
+            <w:r>
+              <w:rPr>
+                <w:noProof/>
+                <w:webHidden/>
+              </w:rPr>
+            </w:r>
+            <w:r>
+              <w:rPr>
+                <w:noProof/>
+                <w:webHidden/>
+              </w:rPr>
+              <w:fldChar w:fldCharType="separate"/>
+            </w:r>
+            <w:r>
+              <w:rPr>
+                <w:noProof/>
+                <w:webHidden/>
+              </w:rPr>
+              <w:t>5</w:t>
+            </w:r>
+            <w:r>
+              <w:rPr>
+                <w:noProof/>
+                <w:webHidden/>
+              </w:rPr>
+              <w:fldChar w:fldCharType="end"/>
+            </w:r>
+          </w:hyperlink>
+        </w:p>
+        <w:p>
+          <w:pPr>
+            <w:pStyle w:val="TOC2"/>
+            <w:tabs>
+              <w:tab w:val="left" w:pos="720"/>
+              <w:tab w:val="right" w:leader="dot" w:pos="9514"/>
+            </w:tabs>
+            <w:rPr>
+              <w:rFonts w:eastAsiaTheme="minorEastAsia"/>
+              <w:noProof/>
+              <w:lang w:eastAsia="ja-JP"/>
+            </w:rPr>
+          </w:pPr>
+          <w:hyperlink w:anchor="_Toc240274302" w:history="1">
+            <w:r>
+              <w:rPr>
+                <w:rStyle w:val="Hyperlink"/>
+                <w:rFonts w:cs="Times New Roman"/>
+                <w:noProof/>
+              </w:rPr>
+              <w:t>1.</w:t>
             </w:r>
             <w:r>
               <w:rPr>
@@ -704,7 +1024,7 @@
                 <w:noProof/>
                 <w:webHidden/>
               </w:rPr>
-              <w:instrText xml:space="preserve"> PAGEREF _Toc239322997 \h </w:instrText>
+              <w:instrText xml:space="preserve"> PAGEREF _Toc240274302 \h </w:instrText>
             </w:r>
             <w:r>
               <w:rPr>
@@ -724,7 +1044,7 @@
                 <w:noProof/>
                 <w:webHidden/>
               </w:rPr>
-              <w:t>9</w:t>
+              <w:t>8</w:t>
             </w:r>
             <w:r>
               <w:rPr>
@@ -737,7 +1057,7 @@
         </w:p>
         <w:p>
           <w:pPr>
-            <w:pStyle w:val="TOC1"/>
+            <w:pStyle w:val="TOC2"/>
             <w:tabs>
               <w:tab w:val="left" w:pos="720"/>
               <w:tab w:val="right" w:leader="dot" w:pos="9514"/>
@@ -748,13 +1068,13 @@
               <w:lang w:eastAsia="ja-JP"/>
             </w:rPr>
           </w:pPr>
-          <w:hyperlink w:anchor="_Toc239322998" w:history="1">
+          <w:hyperlink w:anchor="_Toc240274303" w:history="1">
             <w:r>
               <w:rPr>
                 <w:rStyle w:val="Hyperlink"/>
                 <w:noProof/>
               </w:rPr>
-              <w:t>III.</w:t>
+              <w:t>2.</w:t>
             </w:r>
             <w:r>
               <w:rPr>
@@ -769,7 +1089,7 @@
                 <w:rStyle w:val="Hyperlink"/>
                 <w:noProof/>
               </w:rPr>
-              <w:t>UI.GD</w:t>
+              <w:t>Ui.gd</w:t>
             </w:r>
             <w:r>
               <w:rPr>
@@ -790,7 +1110,7 @@
                 <w:noProof/>
                 <w:webHidden/>
               </w:rPr>
-              <w:instrText xml:space="preserve"> PAGEREF _Toc239322998 \h </w:instrText>
+              <w:instrText xml:space="preserve"> PAGEREF _Toc240274303 \h </w:instrText>
             </w:r>
             <w:r>
               <w:rPr>
@@ -810,7 +1130,7 @@
                 <w:noProof/>
                 <w:webHidden/>
               </w:rPr>
-              <w:t>11</w:t>
+              <w:t>10</w:t>
             </w:r>
             <w:r>
               <w:rPr>
@@ -836,36 +1156,48 @@
     <w:p>
       <w:pPr>
         <w:rPr>
-          <w:rFonts w:ascii="Montserrat" w:hAnsi="Montserrat"/>
-          <w:sz w:val="30"/>
-          <w:szCs w:val="30"/>
-        </w:rPr>
-      </w:pPr>
-      <w:r>
-        <w:rPr>
-          <w:rFonts w:ascii="Montserrat" w:hAnsi="Montserrat"/>
-          <w:sz w:val="30"/>
-          <w:szCs w:val="30"/>
+          <w:rFonts w:ascii="Times New Roman" w:hAnsi="Times New Roman" w:cs="Times New Roman"/>
+          <w:sz w:val="26"/>
+          <w:szCs w:val="26"/>
+        </w:rPr>
+      </w:pPr>
+      <w:r>
+        <w:rPr>
+          <w:rFonts w:ascii="Times New Roman" w:hAnsi="Times New Roman" w:cs="Times New Roman"/>
+          <w:sz w:val="26"/>
+          <w:szCs w:val="26"/>
         </w:rPr>
         <w:br w:type="page"/>
       </w:r>
     </w:p>
     <w:p>
-      <w:r>
+      <w:pPr>
+        <w:rPr>
+          <w:rFonts w:ascii="Times New Roman" w:hAnsi="Times New Roman" w:cs="Times New Roman"/>
+          <w:sz w:val="26"/>
+          <w:szCs w:val="26"/>
+        </w:rPr>
+      </w:pPr>
+      <w:r>
+        <w:rPr>
+          <w:rFonts w:ascii="Times New Roman" w:hAnsi="Times New Roman" w:cs="Times New Roman"/>
+          <w:sz w:val="26"/>
+          <w:szCs w:val="26"/>
+        </w:rPr>
         <w:lastRenderedPageBreak/>
         <w:br w:type="page"/>
       </w:r>
       <w:r>
         <w:rPr>
-          <w:rFonts w:ascii="Montserrat" w:hAnsi="Montserrat"/>
+          <w:rFonts w:ascii="Times New Roman" w:hAnsi="Times New Roman" w:cs="Times New Roman"/>
           <w:noProof/>
-          <w:sz w:val="30"/>
-          <w:szCs w:val="30"/>
+          <w:sz w:val="26"/>
+          <w:szCs w:val="26"/>
         </w:rPr>
         <mc:AlternateContent>
           <mc:Choice Requires="wps">
             <w:drawing>
-              <wp:anchor distT="0" distB="0" distL="114300" distR="114300" simplePos="0" relativeHeight="251665408" behindDoc="0" locked="0" layoutInCell="1" allowOverlap="1" wp14:anchorId="70839CE0" wp14:editId="04263DCE">
+              <wp:anchor distT="0" distB="0" distL="114300" distR="114300" simplePos="0" relativeHeight="251665408" behindDoc="0" locked="0" layoutInCell="1" allowOverlap="1" wp14:anchorId="70839CE0" wp14:editId="6CAD5381">
                 <wp:simplePos x="0" y="0"/>
                 <wp:positionH relativeFrom="column">
                   <wp:posOffset>5343525</wp:posOffset>
@@ -927,22 +1259,22 @@
           </mc:Choice>
           <mc:Fallback>
             <w:pict>
-              <v:rect w14:anchorId="20B61C95" id="Rectangle 3" o:spid="_x0000_s1026" style="position:absolute;margin-left:420.75pt;margin-top:7.5pt;width:765.4pt;height:708.9pt;z-index:251665408;visibility:visible;mso-wrap-style:square;mso-wrap-distance-left:9pt;mso-wrap-distance-top:0;mso-wrap-distance-right:9pt;mso-wrap-distance-bottom:0;mso-position-horizontal:absolute;mso-position-horizontal-relative:text;mso-position-vertical:absolute;mso-position-vertical-relative:text;v-text-anchor:middle" o:gfxdata="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" filled="f" strokecolor="black [3213]" strokeweight="15pt"/>
+              <v:rect w14:anchorId="41830625" id="Rectangle 3" o:spid="_x0000_s1026" style="position:absolute;margin-left:420.75pt;margin-top:7.5pt;width:765.4pt;height:708.9pt;z-index:251665408;visibility:visible;mso-wrap-style:square;mso-wrap-distance-left:9pt;mso-wrap-distance-top:0;mso-wrap-distance-right:9pt;mso-wrap-distance-bottom:0;mso-position-horizontal:absolute;mso-position-horizontal-relative:text;mso-position-vertical:absolute;mso-position-vertical-relative:text;v-text-anchor:middle" o:gfxdata="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" filled="f" strokecolor="black [3213]" strokeweight="15pt"/>
             </w:pict>
           </mc:Fallback>
         </mc:AlternateContent>
       </w:r>
       <w:r>
         <w:rPr>
-          <w:rFonts w:ascii="Montserrat" w:hAnsi="Montserrat"/>
+          <w:rFonts w:ascii="Times New Roman" w:hAnsi="Times New Roman" w:cs="Times New Roman"/>
           <w:noProof/>
-          <w:sz w:val="30"/>
-          <w:szCs w:val="30"/>
+          <w:sz w:val="26"/>
+          <w:szCs w:val="26"/>
         </w:rPr>
         <mc:AlternateContent>
           <mc:Choice Requires="wps">
             <w:drawing>
-              <wp:anchor distT="0" distB="0" distL="114300" distR="114300" simplePos="0" relativeHeight="251666432" behindDoc="0" locked="0" layoutInCell="1" allowOverlap="1" wp14:anchorId="4A1DC833" wp14:editId="7396277D">
+              <wp:anchor distT="0" distB="0" distL="114300" distR="114300" simplePos="0" relativeHeight="251666432" behindDoc="0" locked="0" layoutInCell="1" allowOverlap="1" wp14:anchorId="4A1DC833" wp14:editId="5069788B">
                 <wp:simplePos x="0" y="0"/>
                 <wp:positionH relativeFrom="margin">
                   <wp:posOffset>0</wp:posOffset>
@@ -1152,25 +1484,23 @@
       <w:pPr>
         <w:jc w:val="right"/>
         <w:rPr>
-          <w:rFonts w:ascii="Montserrat" w:hAnsi="Montserrat"/>
-          <w:i/>
-          <w:iCs/>
-          <w:sz w:val="70"/>
-          <w:szCs w:val="70"/>
-        </w:rPr>
-      </w:pPr>
-      <w:r>
-        <w:rPr>
-          <w:rFonts w:ascii="Montserrat" w:hAnsi="Montserrat"/>
+          <w:rFonts w:ascii="Times New Roman" w:hAnsi="Times New Roman" w:cs="Times New Roman"/>
+          <w:sz w:val="26"/>
+          <w:szCs w:val="26"/>
+        </w:rPr>
+      </w:pPr>
+      <w:r>
+        <w:rPr>
+          <w:rFonts w:ascii="Times New Roman" w:hAnsi="Times New Roman" w:cs="Times New Roman"/>
           <w:noProof/>
-          <w:sz w:val="30"/>
-          <w:szCs w:val="30"/>
+          <w:sz w:val="26"/>
+          <w:szCs w:val="26"/>
         </w:rPr>
         <w:lastRenderedPageBreak/>
         <mc:AlternateContent>
           <mc:Choice Requires="wps">
             <w:drawing>
-              <wp:anchor distT="0" distB="0" distL="114300" distR="114300" simplePos="0" relativeHeight="251668480" behindDoc="0" locked="0" layoutInCell="1" allowOverlap="1" wp14:anchorId="2D6583AF" wp14:editId="177FA078">
+              <wp:anchor distT="0" distB="0" distL="114300" distR="114300" simplePos="0" relativeHeight="251668480" behindDoc="0" locked="0" layoutInCell="1" allowOverlap="1" wp14:anchorId="2D6583AF" wp14:editId="79424FEC">
                 <wp:simplePos x="0" y="0"/>
                 <wp:positionH relativeFrom="column">
                   <wp:posOffset>-4076700</wp:posOffset>
@@ -1232,22 +1562,22 @@
           </mc:Choice>
           <mc:Fallback>
             <w:pict>
-              <v:rect w14:anchorId="3B5F3D13" id="Rectangle 4" o:spid="_x0000_s1026" style="position:absolute;margin-left:-321pt;margin-top:7.5pt;width:765.4pt;height:708.9pt;z-index:251668480;visibility:visible;mso-wrap-style:square;mso-wrap-distance-left:9pt;mso-wrap-distance-top:0;mso-wrap-distance-right:9pt;mso-wrap-distance-bottom:0;mso-position-horizontal:absolute;mso-position-horizontal-relative:text;mso-position-vertical:absolute;mso-position-vertical-relative:text;v-text-anchor:middle" o:gfxdata="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" filled="f" strokecolor="black [3213]" strokeweight="15pt"/>
+              <v:rect w14:anchorId="4DFD737A" id="Rectangle 4" o:spid="_x0000_s1026" style="position:absolute;margin-left:-321pt;margin-top:7.5pt;width:765.4pt;height:708.9pt;z-index:251668480;visibility:visible;mso-wrap-style:square;mso-wrap-distance-left:9pt;mso-wrap-distance-top:0;mso-wrap-distance-right:9pt;mso-wrap-distance-bottom:0;mso-position-horizontal:absolute;mso-position-horizontal-relative:text;mso-position-vertical:absolute;mso-position-vertical-relative:text;v-text-anchor:middle" o:gfxdata="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" filled="f" strokecolor="black [3213]" strokeweight="15pt"/>
             </w:pict>
           </mc:Fallback>
         </mc:AlternateContent>
       </w:r>
       <w:r>
         <w:rPr>
-          <w:rFonts w:ascii="Montserrat" w:hAnsi="Montserrat"/>
+          <w:rFonts w:ascii="Times New Roman" w:hAnsi="Times New Roman" w:cs="Times New Roman"/>
           <w:noProof/>
-          <w:sz w:val="30"/>
-          <w:szCs w:val="30"/>
+          <w:sz w:val="26"/>
+          <w:szCs w:val="26"/>
         </w:rPr>
         <mc:AlternateContent>
           <mc:Choice Requires="wps">
             <w:drawing>
-              <wp:anchor distT="0" distB="0" distL="114300" distR="114300" simplePos="0" relativeHeight="251669504" behindDoc="0" locked="0" layoutInCell="1" allowOverlap="1" wp14:anchorId="187D16D4" wp14:editId="29FAD9BB">
+              <wp:anchor distT="0" distB="0" distL="114300" distR="114300" simplePos="0" relativeHeight="251669504" behindDoc="0" locked="0" layoutInCell="1" allowOverlap="1" wp14:anchorId="187D16D4" wp14:editId="0001125D">
                 <wp:simplePos x="0" y="0"/>
                 <wp:positionH relativeFrom="margin">
                   <wp:posOffset>601345</wp:posOffset>
@@ -1429,15 +1759,15 @@
       </w:r>
       <w:r>
         <w:rPr>
-          <w:rFonts w:ascii="Montserrat" w:hAnsi="Montserrat"/>
+          <w:rFonts w:ascii="Times New Roman" w:hAnsi="Times New Roman" w:cs="Times New Roman"/>
           <w:noProof/>
-          <w:sz w:val="30"/>
-          <w:szCs w:val="30"/>
+          <w:sz w:val="26"/>
+          <w:szCs w:val="26"/>
         </w:rPr>
         <mc:AlternateContent>
           <mc:Choice Requires="wps">
             <w:drawing>
-              <wp:anchor distT="0" distB="0" distL="114300" distR="114300" simplePos="0" relativeHeight="251670528" behindDoc="0" locked="0" layoutInCell="1" allowOverlap="1" wp14:anchorId="1490CEA9" wp14:editId="528741F9">
+              <wp:anchor distT="0" distB="0" distL="114300" distR="114300" simplePos="0" relativeHeight="251670528" behindDoc="0" locked="0" layoutInCell="1" allowOverlap="1" wp14:anchorId="1490CEA9" wp14:editId="442A368D">
                 <wp:simplePos x="0" y="0"/>
                 <wp:positionH relativeFrom="column">
                   <wp:posOffset>-241935</wp:posOffset>
@@ -1494,7 +1824,7 @@
           </mc:Choice>
           <mc:Fallback>
             <w:pict>
-              <v:line w14:anchorId="3FCFF442" id="Straight Connector 10" o:spid="_x0000_s1026" style="position:absolute;z-index:251670528;visibility:visible;mso-wrap-style:square;mso-width-percent:0;mso-wrap-distance-left:9pt;mso-wrap-distance-top:0;mso-wrap-distance-right:9pt;mso-wrap-distance-bottom:0;mso-position-horizontal:absolute;mso-position-horizontal-relative:text;mso-position-vertical:absolute;mso-position-vertical-relative:text;mso-width-percent:0;mso-width-relative:margin" from="-19.05pt,384.35pt" to="422.9pt,384.35pt" o:gfxdata="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" strokecolor="black [3213]" strokeweight="2.25pt">
+              <v:line w14:anchorId="361BA350" id="Straight Connector 10" o:spid="_x0000_s1026" style="position:absolute;z-index:251670528;visibility:visible;mso-wrap-style:square;mso-width-percent:0;mso-wrap-distance-left:9pt;mso-wrap-distance-top:0;mso-wrap-distance-right:9pt;mso-wrap-distance-bottom:0;mso-position-horizontal:absolute;mso-position-horizontal-relative:text;mso-position-vertical:absolute;mso-position-vertical-relative:text;mso-width-percent:0;mso-width-relative:margin" from="-19.05pt,384.35pt" to="422.9pt,384.35pt" o:gfxdata="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" strokecolor="black [3213]" strokeweight="2.25pt">
                 <v:stroke joinstyle="miter"/>
               </v:line>
             </w:pict>
@@ -1503,15 +1833,15 @@
       </w:r>
       <w:r>
         <w:rPr>
-          <w:rFonts w:ascii="Montserrat" w:hAnsi="Montserrat"/>
+          <w:rFonts w:ascii="Times New Roman" w:hAnsi="Times New Roman" w:cs="Times New Roman"/>
           <w:noProof/>
-          <w:sz w:val="30"/>
-          <w:szCs w:val="30"/>
+          <w:sz w:val="26"/>
+          <w:szCs w:val="26"/>
         </w:rPr>
         <mc:AlternateContent>
           <mc:Choice Requires="wps">
             <w:drawing>
-              <wp:anchor distT="0" distB="0" distL="114300" distR="114300" simplePos="0" relativeHeight="251671552" behindDoc="0" locked="0" layoutInCell="1" allowOverlap="1" wp14:anchorId="5D31429B" wp14:editId="6FEC2D00">
+              <wp:anchor distT="0" distB="0" distL="114300" distR="114300" simplePos="0" relativeHeight="251671552" behindDoc="0" locked="0" layoutInCell="1" allowOverlap="1" wp14:anchorId="5D31429B" wp14:editId="227BA4FB">
                 <wp:simplePos x="0" y="0"/>
                 <wp:positionH relativeFrom="column">
                   <wp:posOffset>1572260</wp:posOffset>
@@ -1571,7 +1901,7 @@
           </mc:Choice>
           <mc:Fallback>
             <w:pict>
-              <v:line w14:anchorId="23A3E917" id="Straight Connector 11" o:spid="_x0000_s1026" style="position:absolute;z-index:251671552;visibility:visible;mso-wrap-style:square;mso-width-percent:0;mso-height-percent:0;mso-wrap-distance-left:9pt;mso-wrap-distance-top:0;mso-wrap-distance-right:9pt;mso-wrap-distance-bottom:0;mso-position-horizontal:absolute;mso-position-horizontal-relative:text;mso-position-vertical:absolute;mso-position-vertical-relative:text;mso-width-percent:0;mso-height-percent:0;mso-width-relative:margin;mso-height-relative:margin" from="123.8pt,650.15pt" to="423.95pt,650.15pt" o:gfxdata="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" strokecolor="black [3213]" strokeweight="2.25pt">
+              <v:line w14:anchorId="54592A2D" id="Straight Connector 11" o:spid="_x0000_s1026" style="position:absolute;z-index:251671552;visibility:visible;mso-wrap-style:square;mso-width-percent:0;mso-height-percent:0;mso-wrap-distance-left:9pt;mso-wrap-distance-top:0;mso-wrap-distance-right:9pt;mso-wrap-distance-bottom:0;mso-position-horizontal:absolute;mso-position-horizontal-relative:text;mso-position-vertical:absolute;mso-position-vertical-relative:text;mso-width-percent:0;mso-height-percent:0;mso-width-relative:margin;mso-height-relative:margin" from="123.8pt,650.15pt" to="423.95pt,650.15pt" o:gfxdata="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" strokecolor="black [3213]" strokeweight="2.25pt">
                 <v:stroke joinstyle="miter"/>
               </v:line>
             </w:pict>
@@ -1580,15 +1910,15 @@
       </w:r>
       <w:r>
         <w:rPr>
-          <w:rFonts w:ascii="Montserrat" w:hAnsi="Montserrat"/>
+          <w:rFonts w:ascii="Times New Roman" w:hAnsi="Times New Roman" w:cs="Times New Roman"/>
           <w:noProof/>
-          <w:sz w:val="30"/>
-          <w:szCs w:val="30"/>
+          <w:sz w:val="26"/>
+          <w:szCs w:val="26"/>
         </w:rPr>
         <mc:AlternateContent>
           <mc:Choice Requires="wps">
             <w:drawing>
-              <wp:anchor distT="0" distB="0" distL="114300" distR="114300" simplePos="0" relativeHeight="251672576" behindDoc="0" locked="0" layoutInCell="1" allowOverlap="1" wp14:anchorId="19337D7D" wp14:editId="1E81AD90">
+              <wp:anchor distT="0" distB="0" distL="114300" distR="114300" simplePos="0" relativeHeight="251672576" behindDoc="0" locked="0" layoutInCell="1" allowOverlap="1" wp14:anchorId="19337D7D" wp14:editId="7C74E5C8">
                 <wp:simplePos x="0" y="0"/>
                 <wp:positionH relativeFrom="column">
                   <wp:posOffset>2061210</wp:posOffset>
@@ -1704,13 +2034,13 @@
       </w:r>
       <w:r>
         <w:rPr>
-          <w:rFonts w:ascii="Montserrat" w:hAnsi="Montserrat"/>
+          <w:rFonts w:ascii="Times New Roman" w:hAnsi="Times New Roman" w:cs="Times New Roman"/>
           <w:noProof/>
-          <w:sz w:val="30"/>
-          <w:szCs w:val="30"/>
+          <w:sz w:val="26"/>
+          <w:szCs w:val="26"/>
         </w:rPr>
         <w:drawing>
-          <wp:anchor distT="0" distB="0" distL="114300" distR="114300" simplePos="0" relativeHeight="251673600" behindDoc="0" locked="0" layoutInCell="1" allowOverlap="1" wp14:anchorId="31787C0F" wp14:editId="42DC7502">
+          <wp:anchor distT="0" distB="0" distL="114300" distR="114300" simplePos="0" relativeHeight="251673600" behindDoc="0" locked="0" layoutInCell="1" allowOverlap="1" wp14:anchorId="31787C0F" wp14:editId="2BA01721">
             <wp:simplePos x="0" y="0"/>
             <wp:positionH relativeFrom="column">
               <wp:posOffset>3702050</wp:posOffset>
@@ -1773,29 +2103,46 @@
         </w:drawing>
       </w:r>
       <w:r>
+        <w:rPr>
+          <w:rFonts w:ascii="Times New Roman" w:hAnsi="Times New Roman" w:cs="Times New Roman"/>
+          <w:sz w:val="26"/>
+          <w:szCs w:val="26"/>
+        </w:rPr>
         <w:br w:type="page"/>
       </w:r>
-      <w:r>
-        <w:rPr>
-          <w:rFonts w:ascii="Montserrat" w:hAnsi="Montserrat"/>
+    </w:p>
+    <w:p>
+      <w:pPr>
+        <w:jc w:val="right"/>
+        <w:rPr>
+          <w:rFonts w:ascii="Times New Roman" w:hAnsi="Times New Roman" w:cs="Times New Roman"/>
+          <w:i/>
+          <w:iCs/>
+          <w:sz w:val="70"/>
+          <w:szCs w:val="70"/>
+        </w:rPr>
+      </w:pPr>
+      <w:r>
+        <w:rPr>
+          <w:rFonts w:ascii="Times New Roman" w:hAnsi="Times New Roman" w:cs="Times New Roman"/>
           <w:noProof/>
-          <w:sz w:val="40"/>
-          <w:szCs w:val="40"/>
+          <w:sz w:val="70"/>
+          <w:szCs w:val="70"/>
         </w:rPr>
         <w:lastRenderedPageBreak/>
         <mc:AlternateContent>
           <mc:Choice Requires="wps">
             <w:drawing>
-              <wp:anchor distT="0" distB="0" distL="114300" distR="114300" simplePos="0" relativeHeight="251675648" behindDoc="0" locked="0" layoutInCell="1" allowOverlap="1" wp14:anchorId="0FCC26F1" wp14:editId="25FEA519">
+              <wp:anchor distT="0" distB="0" distL="114300" distR="114300" simplePos="0" relativeHeight="251675648" behindDoc="0" locked="0" layoutInCell="1" allowOverlap="1" wp14:anchorId="0FCC26F1" wp14:editId="3455AF5A">
                 <wp:simplePos x="0" y="0"/>
                 <wp:positionH relativeFrom="margin">
-                  <wp:posOffset>75911</wp:posOffset>
+                  <wp:posOffset>40473</wp:posOffset>
                 </wp:positionH>
                 <wp:positionV relativeFrom="paragraph">
-                  <wp:posOffset>609369</wp:posOffset>
+                  <wp:posOffset>492660</wp:posOffset>
                 </wp:positionV>
-                <wp:extent cx="5763491" cy="0"/>
-                <wp:effectExtent l="0" t="19050" r="27940" b="19050"/>
+                <wp:extent cx="5978157" cy="0"/>
+                <wp:effectExtent l="0" t="19050" r="22860" b="19050"/>
                 <wp:wrapNone/>
                 <wp:docPr id="484" name="Straight Connector 484"/>
                 <wp:cNvGraphicFramePr/>
@@ -1806,7 +2153,7 @@
                       <wps:spPr>
                         <a:xfrm>
                           <a:off x="0" y="0"/>
-                          <a:ext cx="5763491" cy="0"/>
+                          <a:ext cx="5978157" cy="0"/>
                         </a:xfrm>
                         <a:prstGeom prst="line">
                           <a:avLst/>
@@ -1843,7 +2190,7 @@
           </mc:Choice>
           <mc:Fallback>
             <w:pict>
-              <v:line w14:anchorId="1BF18E83" id="Straight Connector 484" o:spid="_x0000_s1026" style="position:absolute;z-index:251675648;visibility:visible;mso-wrap-style:square;mso-width-percent:0;mso-wrap-distance-left:9pt;mso-wrap-distance-top:0;mso-wrap-distance-right:9pt;mso-wrap-distance-bottom:0;mso-position-horizontal:absolute;mso-position-horizontal-relative:margin;mso-position-vertical:absolute;mso-position-vertical-relative:text;mso-width-percent:0;mso-width-relative:margin" from="6pt,48pt" to="459.8pt,48pt" o:gfxdata="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" strokecolor="black [3213]" strokeweight="2.25pt">
+              <v:line w14:anchorId="1B534E9E" id="Straight Connector 484" o:spid="_x0000_s1026" style="position:absolute;z-index:251675648;visibility:visible;mso-wrap-style:square;mso-width-percent:0;mso-wrap-distance-left:9pt;mso-wrap-distance-top:0;mso-wrap-distance-right:9pt;mso-wrap-distance-bottom:0;mso-position-horizontal:absolute;mso-position-horizontal-relative:margin;mso-position-vertical:absolute;mso-position-vertical-relative:text;mso-width-percent:0;mso-width-relative:margin" from="3.2pt,38.8pt" to="473.9pt,38.8pt" o:gfxdata="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" strokecolor="black [3213]" strokeweight="2.25pt">
                 <v:stroke joinstyle="miter"/>
                 <w10:wrap anchorx="margin"/>
               </v:line>
@@ -1853,1296 +2200,21 @@
       </w:r>
       <w:r>
         <w:rPr>
-          <w:rFonts w:ascii="Montserrat" w:hAnsi="Montserrat"/>
-          <w:i/>
-          <w:iCs/>
-          <w:sz w:val="40"/>
-          <w:szCs w:val="40"/>
+          <w:rFonts w:ascii="Times New Roman" w:hAnsi="Times New Roman" w:cs="Times New Roman"/>
+          <w:sz w:val="70"/>
+          <w:szCs w:val="70"/>
         </w:rPr>
         <w:t>Runtime</w:t>
       </w:r>
       <w:r>
         <w:rPr>
-          <w:rFonts w:ascii="Montserrat" w:hAnsi="Montserrat"/>
-          <w:i/>
-          <w:iCs/>
-          <w:sz w:val="50"/>
-          <w:szCs w:val="50"/>
-        </w:rPr>
-        <w:t xml:space="preserve"> </w:t>
-      </w:r>
-      <w:r>
-        <w:rPr>
-          <w:rFonts w:ascii="Montserrat" w:hAnsi="Montserrat"/>
-          <w:i/>
-          <w:iCs/>
-          <w:sz w:val="30"/>
-          <w:szCs w:val="30"/>
-        </w:rPr>
-        <w:t xml:space="preserve">/ </w:t>
-      </w:r>
-      <w:r>
-        <w:rPr>
-          <w:rFonts w:ascii="Montserrat" w:hAnsi="Montserrat"/>
+          <w:rFonts w:ascii="Times New Roman" w:hAnsi="Times New Roman" w:cs="Times New Roman"/>
           <w:i/>
           <w:iCs/>
           <w:sz w:val="70"/>
           <w:szCs w:val="70"/>
         </w:rPr>
-        <w:t>MECHANISM</w:t>
-      </w:r>
-    </w:p>
-    <w:p>
-      <w:pPr>
-        <w:spacing w:line="360" w:lineRule="auto"/>
-        <w:jc w:val="right"/>
-        <w:rPr>
-          <w:rFonts w:ascii="Montserrat" w:hAnsi="Montserrat"/>
-          <w:b/>
-          <w:bCs/>
-          <w:sz w:val="70"/>
-          <w:szCs w:val="70"/>
-        </w:rPr>
-      </w:pPr>
-      <w:r>
-        <w:rPr>
-          <w:rFonts w:ascii="Montserrat" w:hAnsi="Montserrat"/>
-          <w:b/>
-          <w:bCs/>
-          <w:noProof/>
-          <w:sz w:val="70"/>
-          <w:szCs w:val="70"/>
-        </w:rPr>
-        <mc:AlternateContent>
-          <mc:Choice Requires="wpg">
-            <w:drawing>
-              <wp:anchor distT="0" distB="0" distL="114300" distR="114300" simplePos="0" relativeHeight="251680768" behindDoc="0" locked="0" layoutInCell="1" allowOverlap="1" wp14:anchorId="67E38C81" wp14:editId="06B241EB">
-                <wp:simplePos x="0" y="0"/>
-                <wp:positionH relativeFrom="column">
-                  <wp:posOffset>173</wp:posOffset>
-                </wp:positionH>
-                <wp:positionV relativeFrom="paragraph">
-                  <wp:posOffset>833986</wp:posOffset>
-                </wp:positionV>
-                <wp:extent cx="5367655" cy="3607723"/>
-                <wp:effectExtent l="0" t="0" r="4445" b="0"/>
-                <wp:wrapNone/>
-                <wp:docPr id="492" name="Group 492"/>
-                <wp:cNvGraphicFramePr/>
-                <a:graphic xmlns:a="http://schemas.openxmlformats.org/drawingml/2006/main">
-                  <a:graphicData uri="http://schemas.microsoft.com/office/word/2010/wordprocessingGroup">
-                    <wpg:wgp>
-                      <wpg:cNvGrpSpPr/>
-                      <wpg:grpSpPr>
-                        <a:xfrm>
-                          <a:off x="0" y="0"/>
-                          <a:ext cx="5367655" cy="3607723"/>
-                          <a:chOff x="0" y="0"/>
-                          <a:chExt cx="5367655" cy="3607723"/>
-                        </a:xfrm>
-                      </wpg:grpSpPr>
-                      <wps:wsp>
-                        <wps:cNvPr id="475" name="Text Box 475"/>
-                        <wps:cNvSpPr txBox="1"/>
-                        <wps:spPr>
-                          <a:xfrm>
-                            <a:off x="732367" y="228600"/>
-                            <a:ext cx="4624137" cy="287020"/>
-                          </a:xfrm>
-                          <a:prstGeom prst="rect">
-                            <a:avLst/>
-                          </a:prstGeom>
-                          <a:solidFill>
-                            <a:schemeClr val="lt1"/>
-                          </a:solidFill>
-                          <a:ln w="6350">
-                            <a:noFill/>
-                          </a:ln>
-                        </wps:spPr>
-                        <wps:txbx>
-                          <w:txbxContent>
-                            <w:p>
-                              <w:pPr>
-                                <w:rPr>
-                                  <w:rFonts w:ascii="Montserrat" w:hAnsi="Montserrat"/>
-                                  <w:b/>
-                                  <w:bCs/>
-                                  <w:sz w:val="36"/>
-                                  <w:szCs w:val="36"/>
-                                </w:rPr>
-                              </w:pPr>
-                              <w:r>
-                                <w:rPr>
-                                  <w:rFonts w:ascii="Montserrat" w:hAnsi="Montserrat"/>
-                                  <w:b/>
-                                  <w:bCs/>
-                                  <w:sz w:val="36"/>
-                                  <w:szCs w:val="36"/>
-                                </w:rPr>
-                                <w:t>Kiến trúc cốt lõi &amp; Luồng chạy (Runtime)</w:t>
-                              </w:r>
-                            </w:p>
-                          </w:txbxContent>
-                        </wps:txbx>
-                        <wps:bodyPr rot="0" spcFirstLastPara="0" vertOverflow="overflow" horzOverflow="overflow" vert="horz" wrap="square" lIns="0" tIns="0" rIns="0" bIns="0" numCol="1" spcCol="0" rtlCol="0" fromWordArt="0" anchor="t" anchorCtr="0" forceAA="0" compatLnSpc="1">
-                          <a:prstTxWarp prst="textNoShape">
-                            <a:avLst/>
-                          </a:prstTxWarp>
-                          <a:noAutofit/>
-                        </wps:bodyPr>
-                      </wps:wsp>
-                      <wps:wsp>
-                        <wps:cNvPr id="485" name="Straight Connector 485"/>
-                        <wps:cNvCnPr/>
-                        <wps:spPr>
-                          <a:xfrm>
-                            <a:off x="740833" y="520700"/>
-                            <a:ext cx="4126832" cy="0"/>
-                          </a:xfrm>
-                          <a:prstGeom prst="line">
-                            <a:avLst/>
-                          </a:prstGeom>
-                          <a:ln w="12700">
-                            <a:solidFill>
-                              <a:schemeClr val="tx1"/>
-                            </a:solidFill>
-                          </a:ln>
-                        </wps:spPr>
-                        <wps:style>
-                          <a:lnRef idx="1">
-                            <a:schemeClr val="accent1"/>
-                          </a:lnRef>
-                          <a:fillRef idx="0">
-                            <a:schemeClr val="accent1"/>
-                          </a:fillRef>
-                          <a:effectRef idx="0">
-                            <a:schemeClr val="accent1"/>
-                          </a:effectRef>
-                          <a:fontRef idx="minor">
-                            <a:schemeClr val="tx1"/>
-                          </a:fontRef>
-                        </wps:style>
-                        <wps:bodyPr/>
-                      </wps:wsp>
-                      <wps:wsp>
-                        <wps:cNvPr id="474" name="Text Box 474"/>
-                        <wps:cNvSpPr txBox="1"/>
-                        <wps:spPr>
-                          <a:xfrm>
-                            <a:off x="0" y="0"/>
-                            <a:ext cx="750570" cy="531495"/>
-                          </a:xfrm>
-                          <a:prstGeom prst="rect">
-                            <a:avLst/>
-                          </a:prstGeom>
-                          <a:solidFill>
-                            <a:schemeClr val="lt1"/>
-                          </a:solidFill>
-                          <a:ln w="6350">
-                            <a:noFill/>
-                          </a:ln>
-                        </wps:spPr>
-                        <wps:txbx>
-                          <w:txbxContent>
-                            <w:p>
-                              <w:pPr>
-                                <w:rPr>
-                                  <w:rFonts w:ascii="Montserrat" w:hAnsi="Montserrat"/>
-                                  <w:sz w:val="70"/>
-                                  <w:szCs w:val="70"/>
-                                </w:rPr>
-                              </w:pPr>
-                              <w:r>
-                                <w:rPr>
-                                  <w:rFonts w:ascii="Montserrat" w:hAnsi="Montserrat"/>
-                                  <w:sz w:val="70"/>
-                                  <w:szCs w:val="70"/>
-                                </w:rPr>
-                                <w:t>[</w:t>
-                              </w:r>
-                              <w:r>
-                                <w:rPr>
-                                  <w:rFonts w:ascii="Montserrat" w:hAnsi="Montserrat"/>
-                                  <w:sz w:val="70"/>
-                                  <w:szCs w:val="70"/>
-                                </w:rPr>
-                                <w:t>0</w:t>
-                              </w:r>
-                              <w:r>
-                                <w:rPr>
-                                  <w:rFonts w:ascii="Montserrat" w:hAnsi="Montserrat"/>
-                                  <w:sz w:val="70"/>
-                                  <w:szCs w:val="70"/>
-                                </w:rPr>
-                                <w:t>1]</w:t>
-                              </w:r>
-                            </w:p>
-                          </w:txbxContent>
-                        </wps:txbx>
-                        <wps:bodyPr rot="0" spcFirstLastPara="0" vertOverflow="overflow" horzOverflow="overflow" vert="horz" wrap="square" lIns="0" tIns="0" rIns="0" bIns="0" numCol="1" spcCol="0" rtlCol="0" fromWordArt="0" anchor="t" anchorCtr="0" forceAA="0" compatLnSpc="1">
-                          <a:prstTxWarp prst="textNoShape">
-                            <a:avLst/>
-                          </a:prstTxWarp>
-                          <a:noAutofit/>
-                        </wps:bodyPr>
-                      </wps:wsp>
-                      <wps:wsp>
-                        <wps:cNvPr id="491" name="Text Box 491"/>
-                        <wps:cNvSpPr txBox="1"/>
-                        <wps:spPr>
-                          <a:xfrm>
-                            <a:off x="0" y="613612"/>
-                            <a:ext cx="5367655" cy="2994111"/>
-                          </a:xfrm>
-                          <a:prstGeom prst="rect">
-                            <a:avLst/>
-                          </a:prstGeom>
-                          <a:solidFill>
-                            <a:schemeClr val="lt1"/>
-                          </a:solidFill>
-                          <a:ln w="6350">
-                            <a:noFill/>
-                          </a:ln>
-                        </wps:spPr>
-                        <wps:txbx>
-                          <w:txbxContent>
-                            <w:p>
-                              <w:pPr>
-                                <w:pStyle w:val="ListParagraph"/>
-                                <w:numPr>
-                                  <w:ilvl w:val="0"/>
-                                  <w:numId w:val="28"/>
-                                </w:numPr>
-                                <w:spacing w:after="0" w:line="288" w:lineRule="auto"/>
-                                <w:rPr>
-                                  <w:rFonts w:ascii="Montserrat" w:hAnsi="Montserrat"/>
-                                  <w:sz w:val="22"/>
-                                  <w:szCs w:val="22"/>
-                                </w:rPr>
-                              </w:pPr>
-                              <w:r>
-                                <w:rPr>
-                                  <w:rFonts w:ascii="Montserrat" w:hAnsi="Montserrat"/>
-                                  <w:sz w:val="22"/>
-                                  <w:szCs w:val="22"/>
-                                </w:rPr>
-                                <w:t>Điểm vào game (Entry Scene): scenes/UI/menu (2).tscn (được đặt làm run/main_scene).</w:t>
-                              </w:r>
-                            </w:p>
-                            <w:p>
-                              <w:pPr>
-                                <w:pStyle w:val="ListParagraph"/>
-                                <w:numPr>
-                                  <w:ilvl w:val="0"/>
-                                  <w:numId w:val="28"/>
-                                </w:numPr>
-                                <w:spacing w:after="0" w:line="288" w:lineRule="auto"/>
-                                <w:rPr>
-                                  <w:rFonts w:ascii="Montserrat" w:hAnsi="Montserrat"/>
-                                  <w:sz w:val="22"/>
-                                  <w:szCs w:val="22"/>
-                                </w:rPr>
-                              </w:pPr>
-                              <w:r>
-                                <w:rPr>
-                                  <w:rFonts w:ascii="Montserrat" w:hAnsi="Montserrat"/>
-                                  <w:sz w:val="22"/>
-                                  <w:szCs w:val="22"/>
-                                </w:rPr>
-                                <w:t>3 Autoloads (Singleton) quan trọng:</w:t>
-                              </w:r>
-                            </w:p>
-                            <w:p>
-                              <w:pPr>
-                                <w:numPr>
-                                  <w:ilvl w:val="0"/>
-                                  <w:numId w:val="27"/>
-                                </w:numPr>
-                                <w:spacing w:after="0" w:line="288" w:lineRule="auto"/>
-                                <w:rPr>
-                                  <w:rFonts w:ascii="Montserrat" w:hAnsi="Montserrat"/>
-                                  <w:sz w:val="22"/>
-                                  <w:szCs w:val="22"/>
-                                </w:rPr>
-                              </w:pPr>
-                              <w:r>
-                                <w:rPr>
-                                  <w:rFonts w:ascii="Montserrat" w:hAnsi="Montserrat"/>
-                                  <w:sz w:val="22"/>
-                                  <w:szCs w:val="22"/>
-                                </w:rPr>
-                                <w:t>SaveManager (scenes/UI/save_manager.gd): Xử lý lưu/tải checkpoint, save slot.</w:t>
-                              </w:r>
-                            </w:p>
-                            <w:p>
-                              <w:pPr>
-                                <w:numPr>
-                                  <w:ilvl w:val="0"/>
-                                  <w:numId w:val="27"/>
-                                </w:numPr>
-                                <w:spacing w:after="0" w:line="288" w:lineRule="auto"/>
-                                <w:rPr>
-                                  <w:rFonts w:ascii="Montserrat" w:hAnsi="Montserrat"/>
-                                  <w:sz w:val="22"/>
-                                  <w:szCs w:val="22"/>
-                                </w:rPr>
-                              </w:pPr>
-                              <w:r>
-                                <w:rPr>
-                                  <w:rFonts w:ascii="Montserrat" w:hAnsi="Montserrat"/>
-                                  <w:sz w:val="22"/>
-                                  <w:szCs w:val="22"/>
-                                </w:rPr>
-                                <w:t>PlayerProgress (scenes/Mechanic/player_progress.gd): Quản lý cấp độ, EXP, nâng cấp và chỉ số người chơi.</w:t>
-                              </w:r>
-                            </w:p>
-                            <w:p>
-                              <w:pPr>
-                                <w:numPr>
-                                  <w:ilvl w:val="0"/>
-                                  <w:numId w:val="27"/>
-                                </w:numPr>
-                                <w:spacing w:after="0" w:line="288" w:lineRule="auto"/>
-                                <w:rPr>
-                                  <w:rFonts w:ascii="Montserrat" w:hAnsi="Montserrat"/>
-                                  <w:sz w:val="22"/>
-                                  <w:szCs w:val="22"/>
-                                </w:rPr>
-                              </w:pPr>
-                              <w:r>
-                                <w:rPr>
-                                  <w:rFonts w:ascii="Montserrat" w:hAnsi="Montserrat"/>
-                                  <w:sz w:val="22"/>
-                                  <w:szCs w:val="22"/>
-                                </w:rPr>
-                                <w:t>FmodManager: Điều phối âm thanh middleware FMOD.</w:t>
-                              </w:r>
-                            </w:p>
-                            <w:p>
-                              <w:pPr>
-                                <w:pStyle w:val="ListParagraph"/>
-                                <w:numPr>
-                                  <w:ilvl w:val="0"/>
-                                  <w:numId w:val="29"/>
-                                </w:numPr>
-                                <w:spacing w:after="0" w:line="288" w:lineRule="auto"/>
-                                <w:rPr>
-                                  <w:rFonts w:ascii="Montserrat" w:hAnsi="Montserrat"/>
-                                  <w:sz w:val="22"/>
-                                  <w:szCs w:val="22"/>
-                                </w:rPr>
-                              </w:pPr>
-                              <w:r>
-                                <w:rPr>
-                                  <w:rFonts w:ascii="Montserrat" w:hAnsi="Montserrat"/>
-                                  <w:sz w:val="22"/>
-                                  <w:szCs w:val="22"/>
-                                </w:rPr>
-                                <w:t>Nhân vật chính (adel): Logic nằm tại scenes/adel/playable_adel.gd (quản lý di chuyển, nhảy, lướt/dash, combo tấn công, stagger và vũ khí).</w:t>
-                              </w:r>
-                            </w:p>
-                            <w:p>
-                              <w:pPr>
-                                <w:pStyle w:val="ListParagraph"/>
-                                <w:numPr>
-                                  <w:ilvl w:val="0"/>
-                                  <w:numId w:val="29"/>
-                                </w:numPr>
-                                <w:spacing w:after="0" w:line="288" w:lineRule="auto"/>
-                                <w:rPr>
-                                  <w:rFonts w:ascii="Montserrat" w:hAnsi="Montserrat"/>
-                                  <w:sz w:val="22"/>
-                                  <w:szCs w:val="22"/>
-                                </w:rPr>
-                              </w:pPr>
-                              <w:r>
-                                <w:rPr>
-                                  <w:rFonts w:ascii="Montserrat" w:hAnsi="Montserrat"/>
-                                  <w:sz w:val="22"/>
-                                  <w:szCs w:val="22"/>
-                                </w:rPr>
-                                <w:t>Vòng lặp tương tác Checkpoint: Kết hợp giữa scenes/Mechanic/campfire.gd và SaveManager (nghỉ ngơi, hồi máu, lưu/tải tiến trình).</w:t>
-                              </w:r>
-                            </w:p>
-                            <w:p>
-                              <w:pPr>
-                                <w:spacing w:after="0" w:line="288" w:lineRule="auto"/>
-                                <w:ind w:left="113"/>
-                                <w:rPr>
-                                  <w:rFonts w:ascii="Montserrat" w:hAnsi="Montserrat"/>
-                                  <w:sz w:val="20"/>
-                                  <w:szCs w:val="20"/>
-                                </w:rPr>
-                              </w:pPr>
-                            </w:p>
-                          </w:txbxContent>
-                        </wps:txbx>
-                        <wps:bodyPr rot="0" spcFirstLastPara="0" vertOverflow="overflow" horzOverflow="overflow" vert="horz" wrap="square" lIns="36000" tIns="36000" rIns="36000" bIns="36000" numCol="1" spcCol="0" rtlCol="0" fromWordArt="0" anchor="t" anchorCtr="0" forceAA="0" compatLnSpc="1">
-                          <a:prstTxWarp prst="textNoShape">
-                            <a:avLst/>
-                          </a:prstTxWarp>
-                          <a:noAutofit/>
-                        </wps:bodyPr>
-                      </wps:wsp>
-                    </wpg:wgp>
-                  </a:graphicData>
-                </a:graphic>
-                <wp14:sizeRelV relativeFrom="margin">
-                  <wp14:pctHeight>0</wp14:pctHeight>
-                </wp14:sizeRelV>
-              </wp:anchor>
-            </w:drawing>
-          </mc:Choice>
-          <mc:Fallback>
-            <w:pict>
-              <v:group w14:anchorId="67E38C81" id="Group 492" o:spid="_x0000_s1029" style="position:absolute;left:0;text-align:left;margin-left:0;margin-top:65.65pt;width:422.65pt;height:284.05pt;z-index:251680768;mso-height-relative:margin" coordsize="53676,36077" o:gfxdata="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">
-                <v:shape id="Text Box 475" o:spid="_x0000_s1030" type="#_x0000_t202" style="position:absolute;left:7323;top:2286;width:46242;height:2870;visibility:visible;mso-wrap-style:square;v-text-anchor:top" o:gfxdata="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" fillcolor="white [3201]" stroked="f" strokeweight=".5pt">
-                  <v:textbox inset="0,0,0,0">
-                    <w:txbxContent>
-                      <w:p>
-                        <w:pPr>
-                          <w:rPr>
-                            <w:rFonts w:ascii="Montserrat" w:hAnsi="Montserrat"/>
-                            <w:b/>
-                            <w:bCs/>
-                            <w:sz w:val="36"/>
-                            <w:szCs w:val="36"/>
-                          </w:rPr>
-                        </w:pPr>
-                        <w:r>
-                          <w:rPr>
-                            <w:rFonts w:ascii="Montserrat" w:hAnsi="Montserrat"/>
-                            <w:b/>
-                            <w:bCs/>
-                            <w:sz w:val="36"/>
-                            <w:szCs w:val="36"/>
-                          </w:rPr>
-                          <w:t>Kiến trúc cốt lõi &amp; Luồng chạy (Runtime)</w:t>
-                        </w:r>
-                      </w:p>
-                    </w:txbxContent>
-                  </v:textbox>
-                </v:shape>
-                <v:line id="Straight Connector 485" o:spid="_x0000_s1031" style="position:absolute;visibility:visible;mso-wrap-style:square" from="7408,5207" to="48676,5207" o:connectortype="straight" o:gfxdata="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" strokecolor="black [3213]" strokeweight="1pt">
-                  <v:stroke joinstyle="miter"/>
-                </v:line>
-                <v:shape id="Text Box 474" o:spid="_x0000_s1032" type="#_x0000_t202" style="position:absolute;width:7505;height:5314;visibility:visible;mso-wrap-style:square;v-text-anchor:top" o:gfxdata="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" fillcolor="white [3201]" stroked="f" strokeweight=".5pt">
-                  <v:textbox inset="0,0,0,0">
-                    <w:txbxContent>
-                      <w:p>
-                        <w:pPr>
-                          <w:rPr>
-                            <w:rFonts w:ascii="Montserrat" w:hAnsi="Montserrat"/>
-                            <w:sz w:val="70"/>
-                            <w:szCs w:val="70"/>
-                          </w:rPr>
-                        </w:pPr>
-                        <w:r>
-                          <w:rPr>
-                            <w:rFonts w:ascii="Montserrat" w:hAnsi="Montserrat"/>
-                            <w:sz w:val="70"/>
-                            <w:szCs w:val="70"/>
-                          </w:rPr>
-                          <w:t>[</w:t>
-                        </w:r>
-                        <w:r>
-                          <w:rPr>
-                            <w:rFonts w:ascii="Montserrat" w:hAnsi="Montserrat"/>
-                            <w:sz w:val="70"/>
-                            <w:szCs w:val="70"/>
-                          </w:rPr>
-                          <w:t>0</w:t>
-                        </w:r>
-                        <w:r>
-                          <w:rPr>
-                            <w:rFonts w:ascii="Montserrat" w:hAnsi="Montserrat"/>
-                            <w:sz w:val="70"/>
-                            <w:szCs w:val="70"/>
-                          </w:rPr>
-                          <w:t>1]</w:t>
-                        </w:r>
-                      </w:p>
-                    </w:txbxContent>
-                  </v:textbox>
-                </v:shape>
-                <v:shape id="Text Box 491" o:spid="_x0000_s1033" type="#_x0000_t202" style="position:absolute;top:6136;width:53676;height:29941;visibility:visible;mso-wrap-style:square;v-text-anchor:top" o:gfxdata="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" fillcolor="white [3201]" stroked="f" strokeweight=".5pt">
-                  <v:textbox inset="1mm,1mm,1mm,1mm">
-                    <w:txbxContent>
-                      <w:p>
-                        <w:pPr>
-                          <w:pStyle w:val="ListParagraph"/>
-                          <w:numPr>
-                            <w:ilvl w:val="0"/>
-                            <w:numId w:val="28"/>
-                          </w:numPr>
-                          <w:spacing w:after="0" w:line="288" w:lineRule="auto"/>
-                          <w:rPr>
-                            <w:rFonts w:ascii="Montserrat" w:hAnsi="Montserrat"/>
-                            <w:sz w:val="22"/>
-                            <w:szCs w:val="22"/>
-                          </w:rPr>
-                        </w:pPr>
-                        <w:r>
-                          <w:rPr>
-                            <w:rFonts w:ascii="Montserrat" w:hAnsi="Montserrat"/>
-                            <w:sz w:val="22"/>
-                            <w:szCs w:val="22"/>
-                          </w:rPr>
-                          <w:t>Điểm vào game (Entry Scene): scenes/UI/menu (2).tscn (được đặt làm run/main_scene).</w:t>
-                        </w:r>
-                      </w:p>
-                      <w:p>
-                        <w:pPr>
-                          <w:pStyle w:val="ListParagraph"/>
-                          <w:numPr>
-                            <w:ilvl w:val="0"/>
-                            <w:numId w:val="28"/>
-                          </w:numPr>
-                          <w:spacing w:after="0" w:line="288" w:lineRule="auto"/>
-                          <w:rPr>
-                            <w:rFonts w:ascii="Montserrat" w:hAnsi="Montserrat"/>
-                            <w:sz w:val="22"/>
-                            <w:szCs w:val="22"/>
-                          </w:rPr>
-                        </w:pPr>
-                        <w:r>
-                          <w:rPr>
-                            <w:rFonts w:ascii="Montserrat" w:hAnsi="Montserrat"/>
-                            <w:sz w:val="22"/>
-                            <w:szCs w:val="22"/>
-                          </w:rPr>
-                          <w:t>3 Autoloads (Singleton) quan trọng:</w:t>
-                        </w:r>
-                      </w:p>
-                      <w:p>
-                        <w:pPr>
-                          <w:numPr>
-                            <w:ilvl w:val="0"/>
-                            <w:numId w:val="27"/>
-                          </w:numPr>
-                          <w:spacing w:after="0" w:line="288" w:lineRule="auto"/>
-                          <w:rPr>
-                            <w:rFonts w:ascii="Montserrat" w:hAnsi="Montserrat"/>
-                            <w:sz w:val="22"/>
-                            <w:szCs w:val="22"/>
-                          </w:rPr>
-                        </w:pPr>
-                        <w:r>
-                          <w:rPr>
-                            <w:rFonts w:ascii="Montserrat" w:hAnsi="Montserrat"/>
-                            <w:sz w:val="22"/>
-                            <w:szCs w:val="22"/>
-                          </w:rPr>
-                          <w:t>SaveManager (scenes/UI/save_manager.gd): Xử lý lưu/tải checkpoint, save slot.</w:t>
-                        </w:r>
-                      </w:p>
-                      <w:p>
-                        <w:pPr>
-                          <w:numPr>
-                            <w:ilvl w:val="0"/>
-                            <w:numId w:val="27"/>
-                          </w:numPr>
-                          <w:spacing w:after="0" w:line="288" w:lineRule="auto"/>
-                          <w:rPr>
-                            <w:rFonts w:ascii="Montserrat" w:hAnsi="Montserrat"/>
-                            <w:sz w:val="22"/>
-                            <w:szCs w:val="22"/>
-                          </w:rPr>
-                        </w:pPr>
-                        <w:r>
-                          <w:rPr>
-                            <w:rFonts w:ascii="Montserrat" w:hAnsi="Montserrat"/>
-                            <w:sz w:val="22"/>
-                            <w:szCs w:val="22"/>
-                          </w:rPr>
-                          <w:t>PlayerProgress (scenes/Mechanic/player_progress.gd): Quản lý cấp độ, EXP, nâng cấp và chỉ số người chơi.</w:t>
-                        </w:r>
-                      </w:p>
-                      <w:p>
-                        <w:pPr>
-                          <w:numPr>
-                            <w:ilvl w:val="0"/>
-                            <w:numId w:val="27"/>
-                          </w:numPr>
-                          <w:spacing w:after="0" w:line="288" w:lineRule="auto"/>
-                          <w:rPr>
-                            <w:rFonts w:ascii="Montserrat" w:hAnsi="Montserrat"/>
-                            <w:sz w:val="22"/>
-                            <w:szCs w:val="22"/>
-                          </w:rPr>
-                        </w:pPr>
-                        <w:r>
-                          <w:rPr>
-                            <w:rFonts w:ascii="Montserrat" w:hAnsi="Montserrat"/>
-                            <w:sz w:val="22"/>
-                            <w:szCs w:val="22"/>
-                          </w:rPr>
-                          <w:t>FmodManager: Điều phối âm thanh middleware FMOD.</w:t>
-                        </w:r>
-                      </w:p>
-                      <w:p>
-                        <w:pPr>
-                          <w:pStyle w:val="ListParagraph"/>
-                          <w:numPr>
-                            <w:ilvl w:val="0"/>
-                            <w:numId w:val="29"/>
-                          </w:numPr>
-                          <w:spacing w:after="0" w:line="288" w:lineRule="auto"/>
-                          <w:rPr>
-                            <w:rFonts w:ascii="Montserrat" w:hAnsi="Montserrat"/>
-                            <w:sz w:val="22"/>
-                            <w:szCs w:val="22"/>
-                          </w:rPr>
-                        </w:pPr>
-                        <w:r>
-                          <w:rPr>
-                            <w:rFonts w:ascii="Montserrat" w:hAnsi="Montserrat"/>
-                            <w:sz w:val="22"/>
-                            <w:szCs w:val="22"/>
-                          </w:rPr>
-                          <w:t>Nhân vật chính (adel): Logic nằm tại scenes/adel/playable_adel.gd (quản lý di chuyển, nhảy, lướt/dash, combo tấn công, stagger và vũ khí).</w:t>
-                        </w:r>
-                      </w:p>
-                      <w:p>
-                        <w:pPr>
-                          <w:pStyle w:val="ListParagraph"/>
-                          <w:numPr>
-                            <w:ilvl w:val="0"/>
-                            <w:numId w:val="29"/>
-                          </w:numPr>
-                          <w:spacing w:after="0" w:line="288" w:lineRule="auto"/>
-                          <w:rPr>
-                            <w:rFonts w:ascii="Montserrat" w:hAnsi="Montserrat"/>
-                            <w:sz w:val="22"/>
-                            <w:szCs w:val="22"/>
-                          </w:rPr>
-                        </w:pPr>
-                        <w:r>
-                          <w:rPr>
-                            <w:rFonts w:ascii="Montserrat" w:hAnsi="Montserrat"/>
-                            <w:sz w:val="22"/>
-                            <w:szCs w:val="22"/>
-                          </w:rPr>
-                          <w:t>Vòng lặp tương tác Checkpoint: Kết hợp giữa scenes/Mechanic/campfire.gd và SaveManager (nghỉ ngơi, hồi máu, lưu/tải tiến trình).</w:t>
-                        </w:r>
-                      </w:p>
-                      <w:p>
-                        <w:pPr>
-                          <w:spacing w:after="0" w:line="288" w:lineRule="auto"/>
-                          <w:ind w:left="113"/>
-                          <w:rPr>
-                            <w:rFonts w:ascii="Montserrat" w:hAnsi="Montserrat"/>
-                            <w:sz w:val="20"/>
-                            <w:szCs w:val="20"/>
-                          </w:rPr>
-                        </w:pPr>
-                      </w:p>
-                    </w:txbxContent>
-                  </v:textbox>
-                </v:shape>
-              </v:group>
-            </w:pict>
-          </mc:Fallback>
-        </mc:AlternateContent>
-      </w:r>
-      <w:r>
-        <w:rPr>
-          <w:rFonts w:ascii="Montserrat" w:hAnsi="Montserrat"/>
-          <w:b/>
-          <w:bCs/>
-          <w:sz w:val="70"/>
-          <w:szCs w:val="70"/>
-        </w:rPr>
-        <w:t>Tổng quan</w:t>
-      </w:r>
-    </w:p>
-    <w:p>
-      <w:pPr>
-        <w:tabs>
-          <w:tab w:val="right" w:pos="9026"/>
-        </w:tabs>
-        <w:rPr>
-          <w:rFonts w:ascii="Montserrat" w:hAnsi="Montserrat"/>
-          <w:b/>
-          <w:bCs/>
-          <w:noProof/>
-          <w:sz w:val="70"/>
-          <w:szCs w:val="70"/>
-        </w:rPr>
-      </w:pPr>
-    </w:p>
-    <w:p>
-      <w:r>
-        <w:rPr>
-          <w:rFonts w:ascii="Montserrat" w:hAnsi="Montserrat"/>
-          <w:b/>
-          <w:bCs/>
-          <w:noProof/>
-          <w:sz w:val="70"/>
-          <w:szCs w:val="70"/>
-        </w:rPr>
-        <mc:AlternateContent>
-          <mc:Choice Requires="wpg">
-            <w:drawing>
-              <wp:anchor distT="0" distB="0" distL="114300" distR="114300" simplePos="0" relativeHeight="251682816" behindDoc="0" locked="0" layoutInCell="1" allowOverlap="1" wp14:anchorId="510DD387" wp14:editId="759E0A55">
-                <wp:simplePos x="0" y="0"/>
-                <wp:positionH relativeFrom="column">
-                  <wp:posOffset>0</wp:posOffset>
-                </wp:positionH>
-                <wp:positionV relativeFrom="paragraph">
-                  <wp:posOffset>3005455</wp:posOffset>
-                </wp:positionV>
-                <wp:extent cx="5476875" cy="3168493"/>
-                <wp:effectExtent l="0" t="0" r="9525" b="0"/>
-                <wp:wrapNone/>
-                <wp:docPr id="14" name="Group 14"/>
-                <wp:cNvGraphicFramePr/>
-                <a:graphic xmlns:a="http://schemas.openxmlformats.org/drawingml/2006/main">
-                  <a:graphicData uri="http://schemas.microsoft.com/office/word/2010/wordprocessingGroup">
-                    <wpg:wgp>
-                      <wpg:cNvGrpSpPr/>
-                      <wpg:grpSpPr>
-                        <a:xfrm>
-                          <a:off x="0" y="0"/>
-                          <a:ext cx="5476875" cy="3168493"/>
-                          <a:chOff x="0" y="0"/>
-                          <a:chExt cx="5476875" cy="3168493"/>
-                        </a:xfrm>
-                      </wpg:grpSpPr>
-                      <wpg:grpSp>
-                        <wpg:cNvPr id="493" name="Group 493"/>
-                        <wpg:cNvGrpSpPr/>
-                        <wpg:grpSpPr>
-                          <a:xfrm>
-                            <a:off x="0" y="0"/>
-                            <a:ext cx="5476875" cy="531355"/>
-                            <a:chOff x="-1" y="-63517"/>
-                            <a:chExt cx="5477529" cy="531495"/>
-                          </a:xfrm>
-                        </wpg:grpSpPr>
-                        <wps:wsp>
-                          <wps:cNvPr id="494" name="Text Box 494"/>
-                          <wps:cNvSpPr txBox="1"/>
-                          <wps:spPr>
-                            <a:xfrm>
-                              <a:off x="853391" y="165084"/>
-                              <a:ext cx="4624137" cy="287020"/>
-                            </a:xfrm>
-                            <a:prstGeom prst="rect">
-                              <a:avLst/>
-                            </a:prstGeom>
-                            <a:solidFill>
-                              <a:schemeClr val="lt1"/>
-                            </a:solidFill>
-                            <a:ln w="6350">
-                              <a:noFill/>
-                            </a:ln>
-                          </wps:spPr>
-                          <wps:txbx>
-                            <w:txbxContent>
-                              <w:p>
-                                <w:pPr>
-                                  <w:rPr>
-                                    <w:rFonts w:ascii="Montserrat" w:hAnsi="Montserrat"/>
-                                    <w:b/>
-                                    <w:bCs/>
-                                    <w:sz w:val="36"/>
-                                    <w:szCs w:val="36"/>
-                                  </w:rPr>
-                                </w:pPr>
-                                <w:r>
-                                  <w:rPr>
-                                    <w:rFonts w:ascii="Montserrat" w:hAnsi="Montserrat"/>
-                                    <w:b/>
-                                    <w:bCs/>
-                                    <w:sz w:val="36"/>
-                                    <w:szCs w:val="36"/>
-                                  </w:rPr>
-                                  <w:t>Công nghệ &amp; Thư viện tích hợp</w:t>
-                                </w:r>
-                              </w:p>
-                            </w:txbxContent>
-                          </wps:txbx>
-                          <wps:bodyPr rot="0" spcFirstLastPara="0" vertOverflow="overflow" horzOverflow="overflow" vert="horz" wrap="square" lIns="0" tIns="0" rIns="0" bIns="0" numCol="1" spcCol="0" rtlCol="0" fromWordArt="0" anchor="t" anchorCtr="0" forceAA="0" compatLnSpc="1">
-                            <a:prstTxWarp prst="textNoShape">
-                              <a:avLst/>
-                            </a:prstTxWarp>
-                            <a:noAutofit/>
-                          </wps:bodyPr>
-                        </wps:wsp>
-                        <wps:wsp>
-                          <wps:cNvPr id="495" name="Straight Connector 495"/>
-                          <wps:cNvCnPr/>
-                          <wps:spPr>
-                            <a:xfrm>
-                              <a:off x="740824" y="457094"/>
-                              <a:ext cx="4584845" cy="0"/>
-                            </a:xfrm>
-                            <a:prstGeom prst="line">
-                              <a:avLst/>
-                            </a:prstGeom>
-                            <a:ln w="12700">
-                              <a:solidFill>
-                                <a:schemeClr val="tx1"/>
-                              </a:solidFill>
-                            </a:ln>
-                          </wps:spPr>
-                          <wps:style>
-                            <a:lnRef idx="1">
-                              <a:schemeClr val="accent1"/>
-                            </a:lnRef>
-                            <a:fillRef idx="0">
-                              <a:schemeClr val="accent1"/>
-                            </a:fillRef>
-                            <a:effectRef idx="0">
-                              <a:schemeClr val="accent1"/>
-                            </a:effectRef>
-                            <a:fontRef idx="minor">
-                              <a:schemeClr val="tx1"/>
-                            </a:fontRef>
-                          </wps:style>
-                          <wps:bodyPr/>
-                        </wps:wsp>
-                        <wps:wsp>
-                          <wps:cNvPr id="496" name="Text Box 496"/>
-                          <wps:cNvSpPr txBox="1"/>
-                          <wps:spPr>
-                            <a:xfrm>
-                              <a:off x="-1" y="-63517"/>
-                              <a:ext cx="838200" cy="531495"/>
-                            </a:xfrm>
-                            <a:prstGeom prst="rect">
-                              <a:avLst/>
-                            </a:prstGeom>
-                            <a:solidFill>
-                              <a:schemeClr val="lt1"/>
-                            </a:solidFill>
-                            <a:ln w="6350">
-                              <a:noFill/>
-                            </a:ln>
-                          </wps:spPr>
-                          <wps:txbx>
-                            <w:txbxContent>
-                              <w:p>
-                                <w:pPr>
-                                  <w:rPr>
-                                    <w:rFonts w:ascii="Montserrat" w:hAnsi="Montserrat"/>
-                                    <w:sz w:val="70"/>
-                                    <w:szCs w:val="70"/>
-                                  </w:rPr>
-                                </w:pPr>
-                                <w:r>
-                                  <w:rPr>
-                                    <w:rFonts w:ascii="Montserrat" w:hAnsi="Montserrat"/>
-                                    <w:sz w:val="70"/>
-                                    <w:szCs w:val="70"/>
-                                  </w:rPr>
-                                  <w:t>[</w:t>
-                                </w:r>
-                                <w:r>
-                                  <w:rPr>
-                                    <w:rFonts w:ascii="Montserrat" w:hAnsi="Montserrat"/>
-                                    <w:sz w:val="70"/>
-                                    <w:szCs w:val="70"/>
-                                  </w:rPr>
-                                  <w:t>02</w:t>
-                                </w:r>
-                                <w:r>
-                                  <w:rPr>
-                                    <w:rFonts w:ascii="Montserrat" w:hAnsi="Montserrat"/>
-                                    <w:sz w:val="70"/>
-                                    <w:szCs w:val="70"/>
-                                  </w:rPr>
-                                  <w:t>]</w:t>
-                                </w:r>
-                              </w:p>
-                            </w:txbxContent>
-                          </wps:txbx>
-                          <wps:bodyPr rot="0" spcFirstLastPara="0" vertOverflow="overflow" horzOverflow="overflow" vert="horz" wrap="square" lIns="0" tIns="0" rIns="0" bIns="0" numCol="1" spcCol="0" rtlCol="0" fromWordArt="0" anchor="t" anchorCtr="0" forceAA="0" compatLnSpc="1">
-                            <a:prstTxWarp prst="textNoShape">
-                              <a:avLst/>
-                            </a:prstTxWarp>
-                            <a:noAutofit/>
-                          </wps:bodyPr>
-                        </wps:wsp>
-                      </wpg:grpSp>
-                      <wps:wsp>
-                        <wps:cNvPr id="13" name="Text Box 13"/>
-                        <wps:cNvSpPr txBox="1"/>
-                        <wps:spPr>
-                          <a:xfrm>
-                            <a:off x="0" y="581891"/>
-                            <a:ext cx="5367655" cy="2586602"/>
-                          </a:xfrm>
-                          <a:prstGeom prst="rect">
-                            <a:avLst/>
-                          </a:prstGeom>
-                          <a:solidFill>
-                            <a:schemeClr val="lt1"/>
-                          </a:solidFill>
-                          <a:ln w="6350">
-                            <a:noFill/>
-                          </a:ln>
-                        </wps:spPr>
-                        <wps:txbx>
-                          <w:txbxContent>
-                            <w:p>
-                              <w:pPr>
-                                <w:pStyle w:val="ListParagraph"/>
-                                <w:numPr>
-                                  <w:ilvl w:val="0"/>
-                                  <w:numId w:val="31"/>
-                                </w:numPr>
-                                <w:spacing w:after="0" w:line="288" w:lineRule="auto"/>
-                                <w:rPr>
-                                  <w:rFonts w:ascii="Montserrat" w:hAnsi="Montserrat"/>
-                                  <w:sz w:val="22"/>
-                                  <w:szCs w:val="22"/>
-                                </w:rPr>
-                              </w:pPr>
-                              <w:r>
-                                <w:rPr>
-                                  <w:rFonts w:ascii="Montserrat" w:hAnsi="Montserrat"/>
-                                  <w:sz w:val="22"/>
-                                  <w:szCs w:val="22"/>
-                                </w:rPr>
-                                <w:t>Engine: Godot Engine 4.7 (Renderer: Forward Plus, Physics: Jolt physics).</w:t>
-                              </w:r>
-                            </w:p>
-                            <w:p>
-                              <w:pPr>
-                                <w:pStyle w:val="ListParagraph"/>
-                                <w:numPr>
-                                  <w:ilvl w:val="0"/>
-                                  <w:numId w:val="31"/>
-                                </w:numPr>
-                                <w:spacing w:after="0" w:line="288" w:lineRule="auto"/>
-                                <w:rPr>
-                                  <w:rFonts w:ascii="Montserrat" w:hAnsi="Montserrat"/>
-                                  <w:sz w:val="22"/>
-                                  <w:szCs w:val="22"/>
-                                </w:rPr>
-                              </w:pPr>
-                              <w:r>
-                                <w:rPr>
-                                  <w:rFonts w:ascii="Montserrat" w:hAnsi="Montserrat"/>
-                                  <w:sz w:val="22"/>
-                                  <w:szCs w:val="22"/>
-                                </w:rPr>
-                                <w:t>Animation &amp; Audio:</w:t>
-                              </w:r>
-                            </w:p>
-                            <w:p>
-                              <w:pPr>
-                                <w:numPr>
-                                  <w:ilvl w:val="0"/>
-                                  <w:numId w:val="30"/>
-                                </w:numPr>
-                                <w:spacing w:after="0" w:line="288" w:lineRule="auto"/>
-                                <w:rPr>
-                                  <w:rFonts w:ascii="Montserrat" w:hAnsi="Montserrat"/>
-                                  <w:sz w:val="22"/>
-                                  <w:szCs w:val="22"/>
-                                </w:rPr>
-                              </w:pPr>
-                              <w:r>
-                                <w:rPr>
-                                  <w:rFonts w:ascii="Montserrat" w:hAnsi="Montserrat"/>
-                                  <w:sz w:val="22"/>
-                                  <w:szCs w:val="22"/>
-                                </w:rPr>
-                                <w:t>Sử dụng Spine GDExtension cho hoạt họa xương 2D (binaries nằm trong /bin).</w:t>
-                              </w:r>
-                            </w:p>
-                            <w:p>
-                              <w:pPr>
-                                <w:numPr>
-                                  <w:ilvl w:val="0"/>
-                                  <w:numId w:val="30"/>
-                                </w:numPr>
-                                <w:spacing w:after="0" w:line="288" w:lineRule="auto"/>
-                                <w:rPr>
-                                  <w:rFonts w:ascii="Montserrat" w:hAnsi="Montserrat"/>
-                                  <w:sz w:val="22"/>
-                                  <w:szCs w:val="22"/>
-                                </w:rPr>
-                              </w:pPr>
-                              <w:r>
-                                <w:rPr>
-                                  <w:rFonts w:ascii="Montserrat" w:hAnsi="Montserrat"/>
-                                  <w:sz w:val="22"/>
-                                  <w:szCs w:val="22"/>
-                                </w:rPr>
-                                <w:t>Sử dụng FMOD GDExtension cùng bank âm thanh tại /soujournAudio.</w:t>
-                              </w:r>
-                            </w:p>
-                            <w:p>
-                              <w:pPr>
-                                <w:pStyle w:val="ListParagraph"/>
-                                <w:numPr>
-                                  <w:ilvl w:val="0"/>
-                                  <w:numId w:val="32"/>
-                                </w:numPr>
-                                <w:spacing w:after="0" w:line="288" w:lineRule="auto"/>
-                                <w:rPr>
-                                  <w:rFonts w:ascii="Montserrat" w:hAnsi="Montserrat"/>
-                                  <w:sz w:val="22"/>
-                                  <w:szCs w:val="22"/>
-                                </w:rPr>
-                              </w:pPr>
-                              <w:r>
-                                <w:rPr>
-                                  <w:rFonts w:ascii="Montserrat" w:hAnsi="Montserrat"/>
-                                  <w:sz w:val="22"/>
-                                  <w:szCs w:val="22"/>
-                                </w:rPr>
-                                <w:t>Công cụ mở rộng (/addons): Có plugin nhập layer PSD (psd_to_layer_scene) và plugin MCP/AI (godot_ai).</w:t>
-                              </w:r>
-                            </w:p>
-                            <w:p>
-                              <w:pPr>
-                                <w:spacing w:after="0" w:line="288" w:lineRule="auto"/>
-                                <w:ind w:left="113"/>
-                                <w:rPr>
-                                  <w:rFonts w:ascii="Montserrat" w:hAnsi="Montserrat"/>
-                                  <w:sz w:val="20"/>
-                                  <w:szCs w:val="20"/>
-                                </w:rPr>
-                              </w:pPr>
-                            </w:p>
-                          </w:txbxContent>
-                        </wps:txbx>
-                        <wps:bodyPr rot="0" spcFirstLastPara="0" vertOverflow="overflow" horzOverflow="overflow" vert="horz" wrap="square" lIns="36000" tIns="36000" rIns="36000" bIns="36000" numCol="1" spcCol="0" rtlCol="0" fromWordArt="0" anchor="t" anchorCtr="0" forceAA="0" compatLnSpc="1">
-                          <a:prstTxWarp prst="textNoShape">
-                            <a:avLst/>
-                          </a:prstTxWarp>
-                          <a:noAutofit/>
-                        </wps:bodyPr>
-                      </wps:wsp>
-                    </wpg:wgp>
-                  </a:graphicData>
-                </a:graphic>
-              </wp:anchor>
-            </w:drawing>
-          </mc:Choice>
-          <mc:Fallback>
-            <w:pict>
-              <v:group w14:anchorId="510DD387" id="Group 14" o:spid="_x0000_s1034" style="position:absolute;margin-left:0;margin-top:236.65pt;width:431.25pt;height:249.5pt;z-index:251682816" coordsize="54768,31684" o:gfxdata="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">
-                <v:group id="Group 493" o:spid="_x0000_s1035" style="position:absolute;width:54768;height:5313" coordorigin=",-635" coordsize="54775,5314" o:gfxdata="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">
-                  <v:shape id="Text Box 494" o:spid="_x0000_s1036" type="#_x0000_t202" style="position:absolute;left:8533;top:1650;width:46242;height:2871;visibility:visible;mso-wrap-style:square;v-text-anchor:top" o:gfxdata="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" fillcolor="white [3201]" stroked="f" strokeweight=".5pt">
-                    <v:textbox inset="0,0,0,0">
-                      <w:txbxContent>
-                        <w:p>
-                          <w:pPr>
-                            <w:rPr>
-                              <w:rFonts w:ascii="Montserrat" w:hAnsi="Montserrat"/>
-                              <w:b/>
-                              <w:bCs/>
-                              <w:sz w:val="36"/>
-                              <w:szCs w:val="36"/>
-                            </w:rPr>
-                          </w:pPr>
-                          <w:r>
-                            <w:rPr>
-                              <w:rFonts w:ascii="Montserrat" w:hAnsi="Montserrat"/>
-                              <w:b/>
-                              <w:bCs/>
-                              <w:sz w:val="36"/>
-                              <w:szCs w:val="36"/>
-                            </w:rPr>
-                            <w:t>Công nghệ &amp; Thư viện tích hợp</w:t>
-                          </w:r>
-                        </w:p>
-                      </w:txbxContent>
-                    </v:textbox>
-                  </v:shape>
-                  <v:line id="Straight Connector 495" o:spid="_x0000_s1037" style="position:absolute;visibility:visible;mso-wrap-style:square" from="7408,4570" to="53256,4570" o:connectortype="straight" o:gfxdata="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" strokecolor="black [3213]" strokeweight="1pt">
-                    <v:stroke joinstyle="miter"/>
-                  </v:line>
-                  <v:shape id="Text Box 496" o:spid="_x0000_s1038" type="#_x0000_t202" style="position:absolute;top:-635;width:8381;height:5314;visibility:visible;mso-wrap-style:square;v-text-anchor:top" o:gfxdata="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" fillcolor="white [3201]" stroked="f" strokeweight=".5pt">
-                    <v:textbox inset="0,0,0,0">
-                      <w:txbxContent>
-                        <w:p>
-                          <w:pPr>
-                            <w:rPr>
-                              <w:rFonts w:ascii="Montserrat" w:hAnsi="Montserrat"/>
-                              <w:sz w:val="70"/>
-                              <w:szCs w:val="70"/>
-                            </w:rPr>
-                          </w:pPr>
-                          <w:r>
-                            <w:rPr>
-                              <w:rFonts w:ascii="Montserrat" w:hAnsi="Montserrat"/>
-                              <w:sz w:val="70"/>
-                              <w:szCs w:val="70"/>
-                            </w:rPr>
-                            <w:t>[</w:t>
-                          </w:r>
-                          <w:r>
-                            <w:rPr>
-                              <w:rFonts w:ascii="Montserrat" w:hAnsi="Montserrat"/>
-                              <w:sz w:val="70"/>
-                              <w:szCs w:val="70"/>
-                            </w:rPr>
-                            <w:t>02</w:t>
-                          </w:r>
-                          <w:r>
-                            <w:rPr>
-                              <w:rFonts w:ascii="Montserrat" w:hAnsi="Montserrat"/>
-                              <w:sz w:val="70"/>
-                              <w:szCs w:val="70"/>
-                            </w:rPr>
-                            <w:t>]</w:t>
-                          </w:r>
-                        </w:p>
-                      </w:txbxContent>
-                    </v:textbox>
-                  </v:shape>
-                </v:group>
-                <v:shape id="Text Box 13" o:spid="_x0000_s1039" type="#_x0000_t202" style="position:absolute;top:5818;width:53676;height:25866;visibility:visible;mso-wrap-style:square;v-text-anchor:top" o:gfxdata="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" fillcolor="white [3201]" stroked="f" strokeweight=".5pt">
-                  <v:textbox inset="1mm,1mm,1mm,1mm">
-                    <w:txbxContent>
-                      <w:p>
-                        <w:pPr>
-                          <w:pStyle w:val="ListParagraph"/>
-                          <w:numPr>
-                            <w:ilvl w:val="0"/>
-                            <w:numId w:val="31"/>
-                          </w:numPr>
-                          <w:spacing w:after="0" w:line="288" w:lineRule="auto"/>
-                          <w:rPr>
-                            <w:rFonts w:ascii="Montserrat" w:hAnsi="Montserrat"/>
-                            <w:sz w:val="22"/>
-                            <w:szCs w:val="22"/>
-                          </w:rPr>
-                        </w:pPr>
-                        <w:r>
-                          <w:rPr>
-                            <w:rFonts w:ascii="Montserrat" w:hAnsi="Montserrat"/>
-                            <w:sz w:val="22"/>
-                            <w:szCs w:val="22"/>
-                          </w:rPr>
-                          <w:t>Engine: Godot Engine 4.7 (Renderer: Forward Plus, Physics: Jolt physics).</w:t>
-                        </w:r>
-                      </w:p>
-                      <w:p>
-                        <w:pPr>
-                          <w:pStyle w:val="ListParagraph"/>
-                          <w:numPr>
-                            <w:ilvl w:val="0"/>
-                            <w:numId w:val="31"/>
-                          </w:numPr>
-                          <w:spacing w:after="0" w:line="288" w:lineRule="auto"/>
-                          <w:rPr>
-                            <w:rFonts w:ascii="Montserrat" w:hAnsi="Montserrat"/>
-                            <w:sz w:val="22"/>
-                            <w:szCs w:val="22"/>
-                          </w:rPr>
-                        </w:pPr>
-                        <w:r>
-                          <w:rPr>
-                            <w:rFonts w:ascii="Montserrat" w:hAnsi="Montserrat"/>
-                            <w:sz w:val="22"/>
-                            <w:szCs w:val="22"/>
-                          </w:rPr>
-                          <w:t>Animation &amp; Audio:</w:t>
-                        </w:r>
-                      </w:p>
-                      <w:p>
-                        <w:pPr>
-                          <w:numPr>
-                            <w:ilvl w:val="0"/>
-                            <w:numId w:val="30"/>
-                          </w:numPr>
-                          <w:spacing w:after="0" w:line="288" w:lineRule="auto"/>
-                          <w:rPr>
-                            <w:rFonts w:ascii="Montserrat" w:hAnsi="Montserrat"/>
-                            <w:sz w:val="22"/>
-                            <w:szCs w:val="22"/>
-                          </w:rPr>
-                        </w:pPr>
-                        <w:r>
-                          <w:rPr>
-                            <w:rFonts w:ascii="Montserrat" w:hAnsi="Montserrat"/>
-                            <w:sz w:val="22"/>
-                            <w:szCs w:val="22"/>
-                          </w:rPr>
-                          <w:t>Sử dụng Spine GDExtension cho hoạt họa xương 2D (binaries nằm trong /bin).</w:t>
-                        </w:r>
-                      </w:p>
-                      <w:p>
-                        <w:pPr>
-                          <w:numPr>
-                            <w:ilvl w:val="0"/>
-                            <w:numId w:val="30"/>
-                          </w:numPr>
-                          <w:spacing w:after="0" w:line="288" w:lineRule="auto"/>
-                          <w:rPr>
-                            <w:rFonts w:ascii="Montserrat" w:hAnsi="Montserrat"/>
-                            <w:sz w:val="22"/>
-                            <w:szCs w:val="22"/>
-                          </w:rPr>
-                        </w:pPr>
-                        <w:r>
-                          <w:rPr>
-                            <w:rFonts w:ascii="Montserrat" w:hAnsi="Montserrat"/>
-                            <w:sz w:val="22"/>
-                            <w:szCs w:val="22"/>
-                          </w:rPr>
-                          <w:t>Sử dụng FMOD GDExtension cùng bank âm thanh tại /soujournAudio.</w:t>
-                        </w:r>
-                      </w:p>
-                      <w:p>
-                        <w:pPr>
-                          <w:pStyle w:val="ListParagraph"/>
-                          <w:numPr>
-                            <w:ilvl w:val="0"/>
-                            <w:numId w:val="32"/>
-                          </w:numPr>
-                          <w:spacing w:after="0" w:line="288" w:lineRule="auto"/>
-                          <w:rPr>
-                            <w:rFonts w:ascii="Montserrat" w:hAnsi="Montserrat"/>
-                            <w:sz w:val="22"/>
-                            <w:szCs w:val="22"/>
-                          </w:rPr>
-                        </w:pPr>
-                        <w:r>
-                          <w:rPr>
-                            <w:rFonts w:ascii="Montserrat" w:hAnsi="Montserrat"/>
-                            <w:sz w:val="22"/>
-                            <w:szCs w:val="22"/>
-                          </w:rPr>
-                          <w:t>Công cụ mở rộng (/addons): Có plugin nhập layer PSD (psd_to_layer_scene) và plugin MCP/AI (godot_ai).</w:t>
-                        </w:r>
-                      </w:p>
-                      <w:p>
-                        <w:pPr>
-                          <w:spacing w:after="0" w:line="288" w:lineRule="auto"/>
-                          <w:ind w:left="113"/>
-                          <w:rPr>
-                            <w:rFonts w:ascii="Montserrat" w:hAnsi="Montserrat"/>
-                            <w:sz w:val="20"/>
-                            <w:szCs w:val="20"/>
-                          </w:rPr>
-                        </w:pPr>
-                      </w:p>
-                    </w:txbxContent>
-                  </v:textbox>
-                </v:shape>
-              </v:group>
-            </w:pict>
-          </mc:Fallback>
-        </mc:AlternateContent>
-      </w:r>
-      <w:r>
-        <w:rPr>
-          <w:rFonts w:ascii="Montserrat" w:hAnsi="Montserrat"/>
-          <w:b/>
-          <w:bCs/>
-          <w:sz w:val="70"/>
-          <w:szCs w:val="70"/>
-        </w:rPr>
-        <w:br w:type="page"/>
+        <w:t xml:space="preserve"> / MECHANISM</w:t>
       </w:r>
     </w:p>
     <w:p>
@@ -3150,38 +2222,396 @@
         <w:pStyle w:val="Heading1"/>
         <w:numPr>
           <w:ilvl w:val="0"/>
-          <w:numId w:val="16"/>
+          <w:numId w:val="37"/>
         </w:numPr>
-      </w:pPr>
-      <w:bookmarkStart w:id="0" w:name="_Toc239322996"/>
-      <w:r>
-        <w:lastRenderedPageBreak/>
+        <w:rPr>
+          <w:kern w:val="16"/>
+        </w:rPr>
+      </w:pPr>
+      <w:bookmarkStart w:id="0" w:name="_Toc240274298"/>
+      <w:bookmarkStart w:id="1" w:name="_Hlk240354218"/>
+      <w:r>
+        <w:rPr>
+          <w:kern w:val="16"/>
+        </w:rPr>
+        <w:t>Kiến trúc cốt lõi &amp; Luồng chạy (Runtime)</w:t>
+      </w:r>
+      <w:bookmarkEnd w:id="0"/>
+    </w:p>
+    <w:p>
+      <w:pPr>
+        <w:pStyle w:val="ListParagraph"/>
+        <w:numPr>
+          <w:ilvl w:val="0"/>
+          <w:numId w:val="28"/>
+        </w:numPr>
+        <w:spacing w:after="0" w:line="288" w:lineRule="auto"/>
+        <w:rPr>
+          <w:rFonts w:ascii="Times New Roman" w:hAnsi="Times New Roman" w:cs="Times New Roman"/>
+          <w:sz w:val="26"/>
+          <w:szCs w:val="26"/>
+        </w:rPr>
+      </w:pPr>
+      <w:r>
+        <w:rPr>
+          <w:rFonts w:ascii="Times New Roman" w:hAnsi="Times New Roman" w:cs="Times New Roman"/>
+          <w:sz w:val="26"/>
+          <w:szCs w:val="26"/>
+        </w:rPr>
+        <w:t>Điểm vào game (Entry Scene): scenes/UI/menu (2).tscn (được đặt làm run/main_scene).</w:t>
+      </w:r>
+    </w:p>
+    <w:p>
+      <w:pPr>
+        <w:pStyle w:val="ListParagraph"/>
+        <w:numPr>
+          <w:ilvl w:val="0"/>
+          <w:numId w:val="28"/>
+        </w:numPr>
+        <w:spacing w:after="0" w:line="288" w:lineRule="auto"/>
+        <w:rPr>
+          <w:rFonts w:ascii="Times New Roman" w:hAnsi="Times New Roman" w:cs="Times New Roman"/>
+          <w:sz w:val="26"/>
+          <w:szCs w:val="26"/>
+        </w:rPr>
+      </w:pPr>
+      <w:r>
+        <w:rPr>
+          <w:rFonts w:ascii="Times New Roman" w:hAnsi="Times New Roman" w:cs="Times New Roman"/>
+          <w:sz w:val="26"/>
+          <w:szCs w:val="26"/>
+        </w:rPr>
+        <w:t>3 Autoloads quan trọng:</w:t>
+      </w:r>
+    </w:p>
+    <w:p>
+      <w:pPr>
+        <w:numPr>
+          <w:ilvl w:val="0"/>
+          <w:numId w:val="27"/>
+        </w:numPr>
+        <w:spacing w:after="0" w:line="288" w:lineRule="auto"/>
+        <w:rPr>
+          <w:rFonts w:ascii="Times New Roman" w:hAnsi="Times New Roman" w:cs="Times New Roman"/>
+          <w:sz w:val="26"/>
+          <w:szCs w:val="26"/>
+        </w:rPr>
+      </w:pPr>
+      <w:r>
+        <w:rPr>
+          <w:rFonts w:ascii="Times New Roman" w:hAnsi="Times New Roman" w:cs="Times New Roman"/>
+          <w:sz w:val="26"/>
+          <w:szCs w:val="26"/>
+        </w:rPr>
+        <w:t>SaveManager (scenes/UI/save_manager.gd): Xử lý lưu/tải checkpoint, save slot.</w:t>
+      </w:r>
+    </w:p>
+    <w:p>
+      <w:pPr>
+        <w:numPr>
+          <w:ilvl w:val="0"/>
+          <w:numId w:val="27"/>
+        </w:numPr>
+        <w:spacing w:after="0" w:line="288" w:lineRule="auto"/>
+        <w:rPr>
+          <w:rFonts w:ascii="Times New Roman" w:hAnsi="Times New Roman" w:cs="Times New Roman"/>
+          <w:sz w:val="26"/>
+          <w:szCs w:val="26"/>
+        </w:rPr>
+      </w:pPr>
+      <w:r>
+        <w:rPr>
+          <w:rFonts w:ascii="Times New Roman" w:hAnsi="Times New Roman" w:cs="Times New Roman"/>
+          <w:sz w:val="26"/>
+          <w:szCs w:val="26"/>
+        </w:rPr>
+        <w:t>PlayerProgress (scenes/Mechanic/player_progress.gd): Quản lý cấp độ, EXP, nâng cấp và chỉ số người chơi.</w:t>
+      </w:r>
+    </w:p>
+    <w:p>
+      <w:pPr>
+        <w:numPr>
+          <w:ilvl w:val="0"/>
+          <w:numId w:val="27"/>
+        </w:numPr>
+        <w:spacing w:after="0" w:line="288" w:lineRule="auto"/>
+        <w:rPr>
+          <w:rFonts w:ascii="Times New Roman" w:hAnsi="Times New Roman" w:cs="Times New Roman"/>
+          <w:sz w:val="26"/>
+          <w:szCs w:val="26"/>
+        </w:rPr>
+      </w:pPr>
+      <w:r>
+        <w:rPr>
+          <w:rFonts w:ascii="Times New Roman" w:hAnsi="Times New Roman" w:cs="Times New Roman"/>
+          <w:sz w:val="26"/>
+          <w:szCs w:val="26"/>
+        </w:rPr>
+        <w:t>FmodManager: Điều phối âm thanh middleware FMOD.</w:t>
+      </w:r>
+    </w:p>
+    <w:p>
+      <w:pPr>
+        <w:pStyle w:val="ListParagraph"/>
+        <w:numPr>
+          <w:ilvl w:val="0"/>
+          <w:numId w:val="29"/>
+        </w:numPr>
+        <w:spacing w:after="0" w:line="288" w:lineRule="auto"/>
+        <w:rPr>
+          <w:rFonts w:ascii="Times New Roman" w:hAnsi="Times New Roman" w:cs="Times New Roman"/>
+          <w:sz w:val="26"/>
+          <w:szCs w:val="26"/>
+        </w:rPr>
+      </w:pPr>
+      <w:r>
+        <w:rPr>
+          <w:rFonts w:ascii="Times New Roman" w:hAnsi="Times New Roman" w:cs="Times New Roman"/>
+          <w:sz w:val="26"/>
+          <w:szCs w:val="26"/>
+        </w:rPr>
+        <w:t>Nhân vật chính: Logic nằm tại scenes/adel/playable_adel.gd</w:t>
+      </w:r>
+      <w:r>
+        <w:rPr>
+          <w:rFonts w:ascii="Times New Roman" w:hAnsi="Times New Roman" w:cs="Times New Roman"/>
+          <w:sz w:val="26"/>
+          <w:szCs w:val="26"/>
+        </w:rPr>
+        <w:t xml:space="preserve">, </w:t>
+      </w:r>
+      <w:r>
+        <w:rPr>
+          <w:rFonts w:ascii="Times New Roman" w:hAnsi="Times New Roman" w:cs="Times New Roman"/>
+          <w:sz w:val="26"/>
+          <w:szCs w:val="26"/>
+        </w:rPr>
+        <w:t>quản lý di chuyển, nhảy, lướt/dash, combo tấn công, stagger và vũ khí.</w:t>
+      </w:r>
+    </w:p>
+    <w:p>
+      <w:pPr>
+        <w:pStyle w:val="ListParagraph"/>
+        <w:numPr>
+          <w:ilvl w:val="0"/>
+          <w:numId w:val="29"/>
+        </w:numPr>
+        <w:spacing w:after="0" w:line="288" w:lineRule="auto"/>
+        <w:rPr>
+          <w:rFonts w:ascii="Times New Roman" w:hAnsi="Times New Roman" w:cs="Times New Roman"/>
+          <w:sz w:val="26"/>
+          <w:szCs w:val="26"/>
+        </w:rPr>
+      </w:pPr>
+      <w:r>
+        <w:rPr>
+          <w:rFonts w:ascii="Times New Roman" w:hAnsi="Times New Roman" w:cs="Times New Roman"/>
+          <w:sz w:val="26"/>
+          <w:szCs w:val="26"/>
+        </w:rPr>
+        <w:t>Vòng lặp tương tác Checkpoint: Kết hợp giữa scenes/Mechanic/campfire.gd và SaveManager</w:t>
+      </w:r>
+      <w:r>
+        <w:rPr>
+          <w:rFonts w:ascii="Times New Roman" w:hAnsi="Times New Roman" w:cs="Times New Roman"/>
+          <w:sz w:val="26"/>
+          <w:szCs w:val="26"/>
+        </w:rPr>
+        <w:t xml:space="preserve">, </w:t>
+      </w:r>
+      <w:r>
+        <w:rPr>
+          <w:rFonts w:ascii="Times New Roman" w:hAnsi="Times New Roman" w:cs="Times New Roman"/>
+          <w:sz w:val="26"/>
+          <w:szCs w:val="26"/>
+        </w:rPr>
+        <w:t>nghỉ ngơi, hồi máu, lưu/tải tiến trình.</w:t>
+      </w:r>
+    </w:p>
+    <w:p>
+      <w:pPr>
+        <w:spacing w:after="0" w:line="288" w:lineRule="auto"/>
+        <w:rPr>
+          <w:rFonts w:ascii="Times New Roman" w:hAnsi="Times New Roman" w:cs="Times New Roman"/>
+          <w:sz w:val="26"/>
+          <w:szCs w:val="26"/>
+        </w:rPr>
+      </w:pPr>
+    </w:p>
+    <w:p>
+      <w:pPr>
+        <w:pStyle w:val="Heading1"/>
+      </w:pPr>
+      <w:bookmarkStart w:id="2" w:name="_Toc240274299"/>
+      <w:r>
+        <w:t>Công nghệ &amp; Thư viện tích hợp</w:t>
+      </w:r>
+      <w:bookmarkEnd w:id="2"/>
+    </w:p>
+    <w:p>
+      <w:pPr>
+        <w:pStyle w:val="ListParagraph"/>
+        <w:numPr>
+          <w:ilvl w:val="0"/>
+          <w:numId w:val="31"/>
+        </w:numPr>
+        <w:spacing w:after="0" w:line="288" w:lineRule="auto"/>
+        <w:rPr>
+          <w:rFonts w:ascii="Times New Roman" w:hAnsi="Times New Roman" w:cs="Times New Roman"/>
+          <w:sz w:val="26"/>
+          <w:szCs w:val="26"/>
+        </w:rPr>
+      </w:pPr>
+      <w:r>
+        <w:rPr>
+          <w:rFonts w:ascii="Times New Roman" w:hAnsi="Times New Roman" w:cs="Times New Roman"/>
+          <w:sz w:val="26"/>
+          <w:szCs w:val="26"/>
+        </w:rPr>
+        <w:t>Engine: Godot Engine 4.7 Renderer: Forward Plus, Physics: Jolt physics.</w:t>
+      </w:r>
+    </w:p>
+    <w:p>
+      <w:pPr>
+        <w:pStyle w:val="ListParagraph"/>
+        <w:numPr>
+          <w:ilvl w:val="0"/>
+          <w:numId w:val="31"/>
+        </w:numPr>
+        <w:spacing w:after="0" w:line="288" w:lineRule="auto"/>
+        <w:rPr>
+          <w:rFonts w:ascii="Times New Roman" w:hAnsi="Times New Roman" w:cs="Times New Roman"/>
+          <w:sz w:val="26"/>
+          <w:szCs w:val="26"/>
+        </w:rPr>
+      </w:pPr>
+      <w:r>
+        <w:rPr>
+          <w:rFonts w:ascii="Times New Roman" w:hAnsi="Times New Roman" w:cs="Times New Roman"/>
+          <w:sz w:val="26"/>
+          <w:szCs w:val="26"/>
+        </w:rPr>
+        <w:t>Animation &amp; Audio:</w:t>
+      </w:r>
+    </w:p>
+    <w:p>
+      <w:pPr>
+        <w:numPr>
+          <w:ilvl w:val="0"/>
+          <w:numId w:val="30"/>
+        </w:numPr>
+        <w:spacing w:after="0" w:line="288" w:lineRule="auto"/>
+        <w:rPr>
+          <w:rFonts w:ascii="Times New Roman" w:hAnsi="Times New Roman" w:cs="Times New Roman"/>
+          <w:sz w:val="26"/>
+          <w:szCs w:val="26"/>
+        </w:rPr>
+      </w:pPr>
+      <w:r>
+        <w:rPr>
+          <w:rFonts w:ascii="Times New Roman" w:hAnsi="Times New Roman" w:cs="Times New Roman"/>
+          <w:sz w:val="26"/>
+          <w:szCs w:val="26"/>
+        </w:rPr>
+        <w:t>Sử dụng Spine GDExtension cho hoạt họa xương 2D (binaries nằm trong /bin).</w:t>
+      </w:r>
+    </w:p>
+    <w:p>
+      <w:pPr>
+        <w:numPr>
+          <w:ilvl w:val="0"/>
+          <w:numId w:val="30"/>
+        </w:numPr>
+        <w:spacing w:after="0" w:line="288" w:lineRule="auto"/>
+        <w:rPr>
+          <w:rFonts w:ascii="Times New Roman" w:hAnsi="Times New Roman" w:cs="Times New Roman"/>
+          <w:sz w:val="26"/>
+          <w:szCs w:val="26"/>
+        </w:rPr>
+      </w:pPr>
+      <w:r>
+        <w:rPr>
+          <w:rFonts w:ascii="Times New Roman" w:hAnsi="Times New Roman" w:cs="Times New Roman"/>
+          <w:sz w:val="26"/>
+          <w:szCs w:val="26"/>
+        </w:rPr>
+        <w:t>Sử dụng FMOD GDExtension cùng bank âm thanh tại /soujournAudio.</w:t>
+      </w:r>
+    </w:p>
+    <w:p>
+      <w:pPr>
+        <w:pStyle w:val="ListParagraph"/>
+        <w:numPr>
+          <w:ilvl w:val="0"/>
+          <w:numId w:val="32"/>
+        </w:numPr>
+        <w:spacing w:after="0" w:line="288" w:lineRule="auto"/>
+        <w:rPr>
+          <w:rFonts w:ascii="Times New Roman" w:hAnsi="Times New Roman" w:cs="Times New Roman"/>
+          <w:sz w:val="26"/>
+          <w:szCs w:val="26"/>
+        </w:rPr>
+      </w:pPr>
+      <w:r>
+        <w:rPr>
+          <w:rFonts w:ascii="Times New Roman" w:hAnsi="Times New Roman" w:cs="Times New Roman"/>
+          <w:sz w:val="26"/>
+          <w:szCs w:val="26"/>
+        </w:rPr>
+        <w:t>Công cụ mở rộng (/addons): Có plugin nhập layer PSD và plugin MCP/AI.</w:t>
+      </w:r>
+    </w:p>
+    <w:p>
+      <w:pPr>
+        <w:pStyle w:val="Heading1"/>
+        <w:rPr>
+          <w:lang w:eastAsia="ja-JP"/>
+        </w:rPr>
+      </w:pPr>
+      <w:bookmarkStart w:id="3" w:name="_Toc240274300"/>
+      <w:r>
+        <w:rPr>
+          <w:lang w:eastAsia="ja-JP"/>
+        </w:rPr>
+        <w:t>Chi tiết triển khai hệ thống</w:t>
+      </w:r>
+      <w:bookmarkEnd w:id="3"/>
+    </w:p>
+    <w:p>
+      <w:pPr>
+        <w:pStyle w:val="Heading2"/>
+        <w:numPr>
+          <w:ilvl w:val="0"/>
+          <w:numId w:val="39"/>
+        </w:numPr>
+        <w:rPr>
+          <w:lang w:eastAsia="ja-JP"/>
+        </w:rPr>
+      </w:pPr>
+      <w:bookmarkStart w:id="4" w:name="_Toc240274301"/>
+      <w:r>
+        <w:rPr>
+          <w:lang w:eastAsia="ja-JP"/>
+        </w:rPr>
         <w:t>Playable_adel.gd</w:t>
       </w:r>
-      <w:bookmarkEnd w:id="0"/>
-      <w:r>
-        <w:t xml:space="preserve"> </w:t>
-      </w:r>
-    </w:p>
-    <w:p>
-      <w:pPr>
-        <w:ind w:left="360"/>
+      <w:bookmarkEnd w:id="4"/>
+    </w:p>
+    <w:p>
+      <w:pPr>
+        <w:ind w:firstLine="360"/>
         <w:jc w:val="both"/>
         <w:rPr>
-          <w:rFonts w:ascii="Montserrat" w:hAnsi="Montserrat"/>
-          <w:b/>
-          <w:bCs/>
-          <w:sz w:val="22"/>
-          <w:szCs w:val="22"/>
-        </w:rPr>
-      </w:pPr>
-      <w:r>
-        <w:rPr>
-          <w:rFonts w:ascii="Montserrat" w:hAnsi="Montserrat"/>
-          <w:b/>
-          <w:bCs/>
-          <w:sz w:val="22"/>
-          <w:szCs w:val="22"/>
+          <w:rFonts w:ascii="Times New Roman" w:hAnsi="Times New Roman" w:cs="Times New Roman"/>
+          <w:sz w:val="26"/>
+          <w:szCs w:val="26"/>
+        </w:rPr>
+      </w:pPr>
+      <w:r>
+        <w:rPr>
+          <w:rFonts w:ascii="Times New Roman" w:hAnsi="Times New Roman" w:cs="Times New Roman"/>
+          <w:sz w:val="26"/>
+          <w:szCs w:val="26"/>
         </w:rPr>
         <w:t>Khối 1: Các hàm của Engine</w:t>
       </w:r>
@@ -3194,28 +2624,28 @@
           <w:numId w:val="9"/>
         </w:numPr>
         <w:rPr>
-          <w:rFonts w:ascii="Montserrat" w:hAnsi="Montserrat"/>
+          <w:rFonts w:ascii="Times New Roman" w:hAnsi="Times New Roman" w:cs="Times New Roman"/>
           <w:b/>
           <w:bCs/>
-          <w:sz w:val="22"/>
-          <w:szCs w:val="22"/>
-        </w:rPr>
-      </w:pPr>
-      <w:r>
-        <w:rPr>
-          <w:rFonts w:ascii="Montserrat" w:hAnsi="Montserrat"/>
+          <w:sz w:val="26"/>
+          <w:szCs w:val="26"/>
+        </w:rPr>
+      </w:pPr>
+      <w:r>
+        <w:rPr>
+          <w:rFonts w:ascii="Times New Roman" w:hAnsi="Times New Roman" w:cs="Times New Roman"/>
           <w:b/>
           <w:bCs/>
-          <w:sz w:val="22"/>
-          <w:szCs w:val="22"/>
+          <w:sz w:val="26"/>
+          <w:szCs w:val="26"/>
         </w:rPr>
         <w:t>_ready()</w:t>
       </w:r>
       <w:r>
         <w:rPr>
-          <w:rFonts w:ascii="Montserrat" w:hAnsi="Montserrat"/>
-          <w:sz w:val="22"/>
-          <w:szCs w:val="22"/>
+          <w:rFonts w:ascii="Times New Roman" w:hAnsi="Times New Roman" w:cs="Times New Roman"/>
+          <w:sz w:val="26"/>
+          <w:szCs w:val="26"/>
         </w:rPr>
         <w:t>: Khởi tạo nhân vật, kết nối tín hiệu kết thúc animation và bật trạng thái đứng im ban đầu.</w:t>
       </w:r>
@@ -3228,28 +2658,44 @@
           <w:numId w:val="9"/>
         </w:numPr>
         <w:rPr>
-          <w:rFonts w:ascii="Montserrat" w:hAnsi="Montserrat"/>
-          <w:sz w:val="22"/>
-          <w:szCs w:val="22"/>
-        </w:rPr>
-      </w:pPr>
-      <w:r>
-        <w:rPr>
-          <w:rFonts w:ascii="Montserrat" w:hAnsi="Montserrat"/>
+          <w:rFonts w:ascii="Times New Roman" w:hAnsi="Times New Roman" w:cs="Times New Roman"/>
+          <w:sz w:val="26"/>
+          <w:szCs w:val="26"/>
+        </w:rPr>
+      </w:pPr>
+      <w:r>
+        <w:rPr>
+          <w:rFonts w:ascii="Times New Roman" w:hAnsi="Times New Roman" w:cs="Times New Roman"/>
           <w:b/>
           <w:bCs/>
-          <w:sz w:val="22"/>
-          <w:szCs w:val="22"/>
+          <w:sz w:val="26"/>
+          <w:szCs w:val="26"/>
         </w:rPr>
         <w:t>_unhandled_input(event)</w:t>
       </w:r>
       <w:r>
         <w:rPr>
-          <w:rFonts w:ascii="Montserrat" w:hAnsi="Montserrat"/>
-          <w:sz w:val="22"/>
-          <w:szCs w:val="22"/>
-        </w:rPr>
-        <w:t>: Bắt các sự kiện bấm phím từ người chơi (tấn công, tương tác) và xử lý phím tắt test nhận sát thương (debug).</w:t>
+          <w:rFonts w:ascii="Times New Roman" w:hAnsi="Times New Roman" w:cs="Times New Roman"/>
+          <w:sz w:val="26"/>
+          <w:szCs w:val="26"/>
+        </w:rPr>
+        <w:t>: Bắt các sự kiện bấm phím từ người chơi (tấn công, tương tác) và xử lý phím tắ</w:t>
+      </w:r>
+      <w:r>
+        <w:rPr>
+          <w:rFonts w:ascii="Times New Roman" w:hAnsi="Times New Roman" w:cs="Times New Roman"/>
+          <w:sz w:val="26"/>
+          <w:szCs w:val="26"/>
+        </w:rPr>
+        <w:t>t debug</w:t>
+      </w:r>
+      <w:r>
+        <w:rPr>
+          <w:rFonts w:ascii="Times New Roman" w:hAnsi="Times New Roman" w:cs="Times New Roman"/>
+          <w:sz w:val="26"/>
+          <w:szCs w:val="26"/>
+        </w:rPr>
+        <w:t>.</w:t>
       </w:r>
     </w:p>
     <w:p>
@@ -3260,47 +2706,44 @@
           <w:numId w:val="9"/>
         </w:numPr>
         <w:rPr>
-          <w:rFonts w:ascii="Montserrat" w:hAnsi="Montserrat"/>
-          <w:sz w:val="22"/>
-          <w:szCs w:val="22"/>
-        </w:rPr>
-      </w:pPr>
-      <w:r>
-        <w:rPr>
-          <w:rFonts w:ascii="Montserrat" w:hAnsi="Montserrat"/>
+          <w:rFonts w:ascii="Times New Roman" w:hAnsi="Times New Roman" w:cs="Times New Roman"/>
+          <w:sz w:val="26"/>
+          <w:szCs w:val="26"/>
+        </w:rPr>
+      </w:pPr>
+      <w:r>
+        <w:rPr>
+          <w:rFonts w:ascii="Times New Roman" w:hAnsi="Times New Roman" w:cs="Times New Roman"/>
           <w:b/>
           <w:bCs/>
-          <w:sz w:val="22"/>
-          <w:szCs w:val="22"/>
+          <w:sz w:val="26"/>
+          <w:szCs w:val="26"/>
         </w:rPr>
         <w:t>_physics_process(delta)</w:t>
       </w:r>
       <w:r>
         <w:rPr>
-          <w:rFonts w:ascii="Montserrat" w:hAnsi="Montserrat"/>
-          <w:sz w:val="22"/>
-          <w:szCs w:val="22"/>
-        </w:rPr>
-        <w:t>: Vòng lặp vật lý cốt lõi chạy liên tục ở mỗi khung hình, quản lý toàn bộ trạng thái di chuyển, trọng lực, choáng, phòng thủ và kích hoạt lướt (Dash) của nhân vật.</w:t>
-      </w:r>
-    </w:p>
-    <w:p>
-      <w:pPr>
-        <w:rPr>
-          <w:rFonts w:ascii="Montserrat" w:hAnsi="Montserrat"/>
-          <w:b/>
-          <w:bCs/>
-          <w:sz w:val="22"/>
-          <w:szCs w:val="22"/>
-        </w:rPr>
-      </w:pPr>
-      <w:r>
-        <w:rPr>
-          <w:rFonts w:ascii="Montserrat" w:hAnsi="Montserrat"/>
-          <w:b/>
-          <w:bCs/>
-          <w:sz w:val="22"/>
-          <w:szCs w:val="22"/>
+          <w:rFonts w:ascii="Times New Roman" w:hAnsi="Times New Roman" w:cs="Times New Roman"/>
+          <w:sz w:val="26"/>
+          <w:szCs w:val="26"/>
+        </w:rPr>
+        <w:t>: Vòng lặp vật lý cốt lõi chạy liên tục ở mỗi khung hình, quản lý toàn bộ trạng thái di chuyển, trọng lực, choáng, phòng thủ và kích hoạt lướt của nhân vật.</w:t>
+      </w:r>
+    </w:p>
+    <w:p>
+      <w:pPr>
+        <w:ind w:firstLine="360"/>
+        <w:rPr>
+          <w:rFonts w:ascii="Times New Roman" w:hAnsi="Times New Roman" w:cs="Times New Roman"/>
+          <w:sz w:val="26"/>
+          <w:szCs w:val="26"/>
+        </w:rPr>
+      </w:pPr>
+      <w:r>
+        <w:rPr>
+          <w:rFonts w:ascii="Times New Roman" w:hAnsi="Times New Roman" w:cs="Times New Roman"/>
+          <w:sz w:val="26"/>
+          <w:szCs w:val="26"/>
         </w:rPr>
         <w:t>Khối 2: Các hàm Công khai</w:t>
       </w:r>
@@ -3312,38 +2755,30 @@
           <w:numId w:val="5"/>
         </w:numPr>
         <w:rPr>
-          <w:rFonts w:ascii="Montserrat" w:hAnsi="Montserrat"/>
+          <w:rFonts w:ascii="Times New Roman" w:hAnsi="Times New Roman" w:cs="Times New Roman"/>
           <w:b/>
           <w:bCs/>
-          <w:sz w:val="22"/>
-          <w:szCs w:val="22"/>
-        </w:rPr>
-      </w:pPr>
-      <w:r>
-        <w:rPr>
-          <w:rFonts w:ascii="Montserrat" w:hAnsi="Montserrat"/>
+          <w:sz w:val="26"/>
+          <w:szCs w:val="26"/>
+        </w:rPr>
+      </w:pPr>
+      <w:r>
+        <w:rPr>
+          <w:rFonts w:ascii="Times New Roman" w:hAnsi="Times New Roman" w:cs="Times New Roman"/>
           <w:b/>
           <w:bCs/>
-          <w:sz w:val="22"/>
-          <w:szCs w:val="22"/>
+          <w:sz w:val="26"/>
+          <w:szCs w:val="26"/>
         </w:rPr>
         <w:t>take_damage(...)</w:t>
       </w:r>
       <w:r>
         <w:rPr>
-          <w:rFonts w:ascii="Montserrat" w:hAnsi="Montserrat"/>
-          <w:sz w:val="22"/>
-          <w:szCs w:val="22"/>
-        </w:rPr>
-        <w:t xml:space="preserve">: </w:t>
-      </w:r>
-      <w:r>
-        <w:rPr>
-          <w:rFonts w:ascii="Montserrat" w:hAnsi="Montserrat"/>
-          <w:sz w:val="22"/>
-          <w:szCs w:val="22"/>
-        </w:rPr>
-        <w:t>Tính toán lượng sát thương nhận vào, kích hoạt trạng thái bất tử tạm thời hoặc bật hiệu ứng bị hất văng (stagger).</w:t>
+          <w:rFonts w:ascii="Times New Roman" w:hAnsi="Times New Roman" w:cs="Times New Roman"/>
+          <w:sz w:val="26"/>
+          <w:szCs w:val="26"/>
+        </w:rPr>
+        <w:t>: Tính toán lượng sát thương nhận vào, kích hoạt trạng thái bất tử tạm thời hoặc bật hiệu ứng bị hất văng.</w:t>
       </w:r>
     </w:p>
     <w:p>
@@ -3353,48 +2788,38 @@
           <w:numId w:val="5"/>
         </w:numPr>
         <w:rPr>
-          <w:rFonts w:ascii="Montserrat" w:hAnsi="Montserrat"/>
+          <w:rFonts w:ascii="Times New Roman" w:hAnsi="Times New Roman" w:cs="Times New Roman"/>
           <w:b/>
           <w:bCs/>
-          <w:sz w:val="22"/>
-          <w:szCs w:val="22"/>
-        </w:rPr>
-      </w:pPr>
-      <w:r>
-        <w:rPr>
-          <w:rFonts w:ascii="Montserrat" w:hAnsi="Montserrat"/>
+          <w:sz w:val="26"/>
+          <w:szCs w:val="26"/>
+        </w:rPr>
+      </w:pPr>
+      <w:r>
+        <w:rPr>
+          <w:rFonts w:ascii="Times New Roman" w:hAnsi="Times New Roman" w:cs="Times New Roman"/>
           <w:b/>
           <w:bCs/>
-          <w:sz w:val="22"/>
-          <w:szCs w:val="22"/>
+          <w:sz w:val="26"/>
+          <w:szCs w:val="26"/>
         </w:rPr>
         <w:t>get_damage_dealt_multiplier()</w:t>
       </w:r>
       <w:r>
         <w:rPr>
-          <w:rFonts w:ascii="Montserrat" w:hAnsi="Montserrat"/>
+          <w:rFonts w:ascii="Times New Roman" w:hAnsi="Times New Roman" w:cs="Times New Roman"/>
           <w:b/>
           <w:bCs/>
-          <w:sz w:val="22"/>
-          <w:szCs w:val="22"/>
-        </w:rPr>
-        <w:t xml:space="preserve">, </w:t>
-      </w:r>
-      <w:r>
-        <w:rPr>
-          <w:rFonts w:ascii="Montserrat" w:hAnsi="Montserrat"/>
-          <w:b/>
-          <w:bCs/>
-          <w:sz w:val="22"/>
-          <w:szCs w:val="22"/>
-        </w:rPr>
-        <w:t>get_attack_speed_multiplier()</w:t>
-      </w:r>
-      <w:r>
-        <w:rPr>
-          <w:rFonts w:ascii="Montserrat" w:hAnsi="Montserrat"/>
-          <w:sz w:val="22"/>
-          <w:szCs w:val="22"/>
+          <w:sz w:val="26"/>
+          <w:szCs w:val="26"/>
+        </w:rPr>
+        <w:t>, get_attack_speed_multiplier()</w:t>
+      </w:r>
+      <w:r>
+        <w:rPr>
+          <w:rFonts w:ascii="Times New Roman" w:hAnsi="Times New Roman" w:cs="Times New Roman"/>
+          <w:sz w:val="26"/>
+          <w:szCs w:val="26"/>
         </w:rPr>
         <w:t>: Truy xuất hệ số nhân sát thương và tốc độ đánh từ hệ thống giao diện HUD.</w:t>
       </w:r>
@@ -3406,78 +2831,41 @@
           <w:numId w:val="5"/>
         </w:numPr>
         <w:rPr>
-          <w:rFonts w:ascii="Montserrat" w:hAnsi="Montserrat"/>
+          <w:rFonts w:ascii="Times New Roman" w:hAnsi="Times New Roman" w:cs="Times New Roman"/>
           <w:b/>
           <w:bCs/>
-          <w:sz w:val="22"/>
-          <w:szCs w:val="22"/>
-        </w:rPr>
-      </w:pPr>
-      <w:r>
-        <w:rPr>
-          <w:rFonts w:ascii="Montserrat" w:hAnsi="Montserrat"/>
+          <w:sz w:val="26"/>
+          <w:szCs w:val="26"/>
+        </w:rPr>
+      </w:pPr>
+      <w:r>
+        <w:rPr>
+          <w:rFonts w:ascii="Times New Roman" w:hAnsi="Times New Roman" w:cs="Times New Roman"/>
           <w:b/>
           <w:bCs/>
-          <w:sz w:val="22"/>
-          <w:szCs w:val="22"/>
-        </w:rPr>
+          <w:sz w:val="26"/>
+          <w:szCs w:val="26"/>
+        </w:rPr>
+        <w:lastRenderedPageBreak/>
         <w:t>enter_rest(...)</w:t>
       </w:r>
       <w:r>
         <w:rPr>
-          <w:rFonts w:ascii="Montserrat" w:hAnsi="Montserrat"/>
+          <w:rFonts w:ascii="Times New Roman" w:hAnsi="Times New Roman" w:cs="Times New Roman"/>
           <w:b/>
           <w:bCs/>
-          <w:sz w:val="22"/>
-          <w:szCs w:val="22"/>
-        </w:rPr>
-        <w:t xml:space="preserve">, </w:t>
-      </w:r>
-      <w:r>
-        <w:rPr>
-          <w:rFonts w:ascii="Montserrat" w:hAnsi="Montserrat"/>
-          <w:b/>
-          <w:bCs/>
-          <w:sz w:val="22"/>
-          <w:szCs w:val="22"/>
-        </w:rPr>
-        <w:t>play_rest_animation()</w:t>
-      </w:r>
-      <w:r>
-        <w:rPr>
-          <w:rFonts w:ascii="Montserrat" w:hAnsi="Montserrat"/>
-          <w:b/>
-          <w:bCs/>
-          <w:sz w:val="22"/>
-          <w:szCs w:val="22"/>
-        </w:rPr>
-        <w:t xml:space="preserve">, </w:t>
-      </w:r>
-      <w:r>
-        <w:rPr>
-          <w:rFonts w:ascii="Montserrat" w:hAnsi="Montserrat"/>
-          <w:b/>
-          <w:bCs/>
-          <w:sz w:val="22"/>
-          <w:szCs w:val="22"/>
-        </w:rPr>
-        <w:t>exit_rest()</w:t>
-      </w:r>
-      <w:r>
-        <w:rPr>
-          <w:rFonts w:ascii="Montserrat" w:hAnsi="Montserrat"/>
-          <w:sz w:val="22"/>
-          <w:szCs w:val="22"/>
-        </w:rPr>
-        <w:t>: Nhóm hàm xử lý chuỗi hành động khi nhân vật ngồi nghỉ tại trạm lưu game</w:t>
-      </w:r>
-      <w:r>
-        <w:rPr>
-          <w:rFonts w:ascii="Montserrat" w:hAnsi="Montserrat"/>
-          <w:sz w:val="22"/>
-          <w:szCs w:val="22"/>
-        </w:rPr>
-        <w:t>.</w:t>
+          <w:sz w:val="26"/>
+          <w:szCs w:val="26"/>
+        </w:rPr>
+        <w:t>, play_rest_animation(), exit_rest()</w:t>
+      </w:r>
+      <w:r>
+        <w:rPr>
+          <w:rFonts w:ascii="Times New Roman" w:hAnsi="Times New Roman" w:cs="Times New Roman"/>
+          <w:sz w:val="26"/>
+          <w:szCs w:val="26"/>
+        </w:rPr>
+        <w:t>: Nhóm hàm xử lý chuỗi hành động khi nhân vật ngồi nghỉ tại trạm lưu game.</w:t>
       </w:r>
     </w:p>
     <w:p>
@@ -3487,38 +2875,30 @@
           <w:numId w:val="5"/>
         </w:numPr>
         <w:rPr>
-          <w:rFonts w:ascii="Montserrat" w:hAnsi="Montserrat"/>
+          <w:rFonts w:ascii="Times New Roman" w:hAnsi="Times New Roman" w:cs="Times New Roman"/>
           <w:b/>
           <w:bCs/>
-          <w:sz w:val="22"/>
-          <w:szCs w:val="22"/>
-        </w:rPr>
-      </w:pPr>
-      <w:r>
-        <w:rPr>
-          <w:rFonts w:ascii="Montserrat" w:hAnsi="Montserrat"/>
+          <w:sz w:val="26"/>
+          <w:szCs w:val="26"/>
+        </w:rPr>
+      </w:pPr>
+      <w:r>
+        <w:rPr>
+          <w:rFonts w:ascii="Times New Roman" w:hAnsi="Times New Roman" w:cs="Times New Roman"/>
           <w:b/>
           <w:bCs/>
-          <w:sz w:val="22"/>
-          <w:szCs w:val="22"/>
+          <w:sz w:val="26"/>
+          <w:szCs w:val="26"/>
         </w:rPr>
         <w:t>snap_feet_to_floor(...)</w:t>
       </w:r>
       <w:r>
         <w:rPr>
-          <w:rFonts w:ascii="Montserrat" w:hAnsi="Montserrat"/>
-          <w:sz w:val="22"/>
-          <w:szCs w:val="22"/>
-        </w:rPr>
-        <w:t xml:space="preserve">: </w:t>
-      </w:r>
-      <w:r>
-        <w:rPr>
-          <w:rFonts w:ascii="Montserrat" w:hAnsi="Montserrat"/>
-          <w:sz w:val="22"/>
-          <w:szCs w:val="22"/>
-        </w:rPr>
-        <w:t>Phóng tia laser (RayCast) xuống dưới để tự động hút gót chân nhân vật chạm chính xác vào mặt sàn, chống lơ lửng khi đứng ở mép dốc.</w:t>
+          <w:rFonts w:ascii="Times New Roman" w:hAnsi="Times New Roman" w:cs="Times New Roman"/>
+          <w:sz w:val="26"/>
+          <w:szCs w:val="26"/>
+        </w:rPr>
+        <w:t>: Phóng tia RayCast xuống dưới để tự động hút gót chân nhân vật chạm chính xác vào mặt sàn, chống lơ lửng khi đứng ở mép dốc.</w:t>
       </w:r>
     </w:p>
     <w:p>
@@ -3528,46 +2908,30 @@
           <w:numId w:val="5"/>
         </w:numPr>
         <w:rPr>
-          <w:rFonts w:ascii="Montserrat" w:hAnsi="Montserrat"/>
+          <w:rFonts w:ascii="Times New Roman" w:hAnsi="Times New Roman" w:cs="Times New Roman"/>
           <w:b/>
           <w:bCs/>
-          <w:sz w:val="22"/>
-          <w:szCs w:val="22"/>
-        </w:rPr>
-      </w:pPr>
-      <w:r>
-        <w:rPr>
-          <w:rFonts w:ascii="Montserrat" w:hAnsi="Montserrat"/>
+          <w:sz w:val="26"/>
+          <w:szCs w:val="26"/>
+        </w:rPr>
+      </w:pPr>
+      <w:r>
+        <w:rPr>
+          <w:rFonts w:ascii="Times New Roman" w:hAnsi="Times New Roman" w:cs="Times New Roman"/>
           <w:b/>
           <w:bCs/>
-          <w:sz w:val="22"/>
-          <w:szCs w:val="22"/>
+          <w:sz w:val="26"/>
+          <w:szCs w:val="26"/>
         </w:rPr>
         <w:t>play_pickup_animation()</w:t>
       </w:r>
       <w:r>
         <w:rPr>
-          <w:rFonts w:ascii="Montserrat" w:hAnsi="Montserrat"/>
-          <w:sz w:val="22"/>
-          <w:szCs w:val="22"/>
-        </w:rPr>
-        <w:t xml:space="preserve">: </w:t>
-      </w:r>
-      <w:r>
-        <w:rPr>
-          <w:rFonts w:ascii="Montserrat" w:hAnsi="Montserrat"/>
-          <w:sz w:val="22"/>
-          <w:szCs w:val="22"/>
-        </w:rPr>
-        <w:t>Khóa khả năng di chuyển và phát hoạt ảnh nhặt đồ</w:t>
-      </w:r>
-      <w:r>
-        <w:rPr>
-          <w:rFonts w:ascii="Montserrat" w:hAnsi="Montserrat"/>
-          <w:sz w:val="22"/>
-          <w:szCs w:val="22"/>
-        </w:rPr>
-        <w:t>.</w:t>
+          <w:rFonts w:ascii="Times New Roman" w:hAnsi="Times New Roman" w:cs="Times New Roman"/>
+          <w:sz w:val="26"/>
+          <w:szCs w:val="26"/>
+        </w:rPr>
+        <w:t>: Khóa khả năng di chuyển và phát hoạt ảnh nhặt đồ.</w:t>
       </w:r>
     </w:p>
     <w:p>
@@ -3577,57 +2941,44 @@
           <w:numId w:val="5"/>
         </w:numPr>
         <w:rPr>
-          <w:rFonts w:ascii="Montserrat" w:hAnsi="Montserrat"/>
-          <w:sz w:val="22"/>
-          <w:szCs w:val="22"/>
-        </w:rPr>
-      </w:pPr>
-      <w:r>
-        <w:rPr>
-          <w:rFonts w:ascii="Montserrat" w:hAnsi="Montserrat"/>
+          <w:rFonts w:ascii="Times New Roman" w:hAnsi="Times New Roman" w:cs="Times New Roman"/>
+          <w:sz w:val="26"/>
+          <w:szCs w:val="26"/>
+        </w:rPr>
+      </w:pPr>
+      <w:r>
+        <w:rPr>
+          <w:rFonts w:ascii="Times New Roman" w:hAnsi="Times New Roman" w:cs="Times New Roman"/>
           <w:b/>
           <w:bCs/>
-          <w:sz w:val="22"/>
-          <w:szCs w:val="22"/>
-        </w:rPr>
-        <w:t>change_weapon(new_weapon_name: String</w:t>
-      </w:r>
-      <w:r>
-        <w:rPr>
-          <w:rFonts w:ascii="Montserrat" w:hAnsi="Montserrat"/>
-          <w:b/>
-          <w:bCs/>
-          <w:sz w:val="22"/>
-          <w:szCs w:val="22"/>
-        </w:rPr>
-        <w:t>)</w:t>
-      </w:r>
-      <w:r>
-        <w:rPr>
-          <w:rFonts w:ascii="Montserrat" w:hAnsi="Montserrat"/>
-          <w:sz w:val="22"/>
-          <w:szCs w:val="22"/>
-        </w:rPr>
-        <w:t>: Thay đổi vũ khí hiện tại của nhân vật dựa trên biến chuỗi (string) và tự động reset bộ đếm combo về 0 để tránh lỗi animation.</w:t>
-      </w:r>
-    </w:p>
-    <w:p>
-      <w:pPr>
-        <w:rPr>
-          <w:rFonts w:ascii="Montserrat" w:hAnsi="Montserrat"/>
-          <w:b/>
-          <w:bCs/>
-          <w:sz w:val="22"/>
-          <w:szCs w:val="22"/>
-        </w:rPr>
-      </w:pPr>
-      <w:r>
-        <w:rPr>
-          <w:rFonts w:ascii="Montserrat" w:hAnsi="Montserrat"/>
-          <w:b/>
-          <w:bCs/>
-          <w:sz w:val="22"/>
-          <w:szCs w:val="22"/>
+          <w:sz w:val="26"/>
+          <w:szCs w:val="26"/>
+        </w:rPr>
+        <w:t>change_weapon(new_weapon_name: String)</w:t>
+      </w:r>
+      <w:r>
+        <w:rPr>
+          <w:rFonts w:ascii="Times New Roman" w:hAnsi="Times New Roman" w:cs="Times New Roman"/>
+          <w:sz w:val="26"/>
+          <w:szCs w:val="26"/>
+        </w:rPr>
+        <w:t>: Thay đổi vũ khí hiện tại của nhân vật dựa trên biến chuỗi và tự động reset bộ đếm combo về 0 để tránh lỗi animation.</w:t>
+      </w:r>
+    </w:p>
+    <w:p>
+      <w:pPr>
+        <w:ind w:firstLine="360"/>
+        <w:rPr>
+          <w:rFonts w:ascii="Times New Roman" w:hAnsi="Times New Roman" w:cs="Times New Roman"/>
+          <w:sz w:val="26"/>
+          <w:szCs w:val="26"/>
+        </w:rPr>
+      </w:pPr>
+      <w:r>
+        <w:rPr>
+          <w:rFonts w:ascii="Times New Roman" w:hAnsi="Times New Roman" w:cs="Times New Roman"/>
+          <w:sz w:val="26"/>
+          <w:szCs w:val="26"/>
         </w:rPr>
         <w:t>Khối 3: Các hàm Nội bộ</w:t>
       </w:r>
@@ -3639,28 +2990,61 @@
           <w:numId w:val="6"/>
         </w:numPr>
         <w:rPr>
-          <w:rFonts w:ascii="Montserrat" w:hAnsi="Montserrat"/>
-          <w:sz w:val="22"/>
-          <w:szCs w:val="22"/>
-        </w:rPr>
-      </w:pPr>
-      <w:r>
-        <w:rPr>
-          <w:rFonts w:ascii="Montserrat" w:hAnsi="Montserrat"/>
+          <w:rFonts w:ascii="Times New Roman" w:hAnsi="Times New Roman" w:cs="Times New Roman"/>
+          <w:sz w:val="26"/>
+          <w:szCs w:val="26"/>
+        </w:rPr>
+      </w:pPr>
+      <w:r>
+        <w:rPr>
+          <w:rFonts w:ascii="Times New Roman" w:hAnsi="Times New Roman" w:cs="Times New Roman"/>
+          <w:sz w:val="26"/>
+          <w:szCs w:val="26"/>
+        </w:rPr>
+        <w:t>Nhóm Combat</w:t>
+      </w:r>
+      <w:r>
+        <w:rPr>
+          <w:rFonts w:ascii="Times New Roman" w:hAnsi="Times New Roman" w:cs="Times New Roman"/>
+          <w:sz w:val="26"/>
+          <w:szCs w:val="26"/>
+        </w:rPr>
+        <w:t>:</w:t>
+      </w:r>
+    </w:p>
+    <w:p>
+      <w:pPr>
+        <w:pStyle w:val="NormalWeb"/>
+        <w:ind w:left="720"/>
+        <w:rPr>
+          <w:sz w:val="26"/>
+          <w:szCs w:val="26"/>
+        </w:rPr>
+      </w:pPr>
+      <w:r>
+        <w:rPr>
+          <w:rStyle w:val="HTMLCode"/>
+          <w:rFonts w:ascii="Times New Roman" w:eastAsiaTheme="majorEastAsia" w:hAnsi="Times New Roman" w:cs="Times New Roman"/>
           <w:b/>
           <w:bCs/>
-          <w:sz w:val="22"/>
-          <w:szCs w:val="22"/>
-        </w:rPr>
-        <w:t>Nhóm Combat</w:t>
-      </w:r>
-      <w:r>
-        <w:rPr>
-          <w:rFonts w:ascii="Montserrat" w:hAnsi="Montserrat"/>
-          <w:sz w:val="22"/>
-          <w:szCs w:val="22"/>
-        </w:rPr>
-        <w:t>:</w:t>
+          <w:sz w:val="26"/>
+          <w:szCs w:val="26"/>
+        </w:rPr>
+        <w:t>_play_combo_step()</w:t>
+      </w:r>
+      <w:r>
+        <w:rPr>
+          <w:sz w:val="26"/>
+          <w:szCs w:val="26"/>
+        </w:rPr>
+        <w:t xml:space="preserve">: </w:t>
+      </w:r>
+      <w:r>
+        <w:rPr>
+          <w:sz w:val="26"/>
+          <w:szCs w:val="26"/>
+        </w:rPr>
+        <w:t>Kích hoạt đòn chém tương ứng với nhịp combo, đẩy nhân vật tới trước một khoảng nhỏ. Nếu đánh trên không, ngắt hoàn toàn đà rơi để tạo cảm giác treo lơ lửng.</w:t>
       </w:r>
     </w:p>
     <w:p>
@@ -3668,37 +3052,27 @@
         <w:pStyle w:val="NormalWeb"/>
         <w:ind w:left="720"/>
         <w:rPr>
-          <w:rFonts w:ascii="Montserrat" w:hAnsi="Montserrat"/>
-          <w:sz w:val="22"/>
-          <w:szCs w:val="22"/>
+          <w:sz w:val="26"/>
+          <w:szCs w:val="26"/>
         </w:rPr>
       </w:pPr>
       <w:r>
         <w:rPr>
           <w:rStyle w:val="HTMLCode"/>
-          <w:rFonts w:ascii="Montserrat" w:eastAsiaTheme="majorEastAsia" w:hAnsi="Montserrat"/>
+          <w:rFonts w:ascii="Times New Roman" w:eastAsiaTheme="majorEastAsia" w:hAnsi="Times New Roman" w:cs="Times New Roman"/>
           <w:b/>
           <w:bCs/>
-          <w:sz w:val="22"/>
-          <w:szCs w:val="22"/>
-        </w:rPr>
-        <w:t>_play_combo_step()</w:t>
-      </w:r>
-      <w:r>
-        <w:rPr>
-          <w:rFonts w:ascii="Montserrat" w:hAnsi="Montserrat"/>
-          <w:sz w:val="22"/>
-          <w:szCs w:val="22"/>
-        </w:rPr>
-        <w:t xml:space="preserve">: </w:t>
-      </w:r>
-      <w:r>
-        <w:rPr>
-          <w:rFonts w:ascii="Montserrat" w:hAnsi="Montserrat"/>
-          <w:sz w:val="22"/>
-          <w:szCs w:val="22"/>
-        </w:rPr>
-        <w:t>Kích hoạt đòn chém tương ứng với nhịp combo, đẩy nhân vật tới trước một khoảng nhỏ. Nếu đánh trên không, ngắt hoàn toàn đà rơi để tạo cảm giác treo lơ lửng.</w:t>
+          <w:sz w:val="26"/>
+          <w:szCs w:val="26"/>
+        </w:rPr>
+        <w:t>_reset_combo()</w:t>
+      </w:r>
+      <w:r>
+        <w:rPr>
+          <w:sz w:val="26"/>
+          <w:szCs w:val="26"/>
+        </w:rPr>
+        <w:t>: Xóa bộ đếm combo về 0 khi hết thời gian chờ hoặc kết thúc chuỗi đánh.</w:t>
       </w:r>
     </w:p>
     <w:p>
@@ -3706,29 +3080,32 @@
         <w:pStyle w:val="NormalWeb"/>
         <w:ind w:left="720"/>
         <w:rPr>
-          <w:rFonts w:ascii="Montserrat" w:hAnsi="Montserrat"/>
-          <w:sz w:val="22"/>
-          <w:szCs w:val="22"/>
-        </w:rPr>
-      </w:pPr>
-      <w:r>
-        <w:rPr>
-          <w:rStyle w:val="HTMLCode"/>
-          <w:rFonts w:ascii="Montserrat" w:eastAsiaTheme="majorEastAsia" w:hAnsi="Montserrat"/>
+          <w:sz w:val="26"/>
+          <w:szCs w:val="26"/>
+        </w:rPr>
+      </w:pPr>
+      <w:r>
+        <w:rPr>
           <w:b/>
           <w:bCs/>
-          <w:sz w:val="22"/>
-          <w:szCs w:val="22"/>
-        </w:rPr>
-        <w:t>_reset_combo()</w:t>
-      </w:r>
-      <w:r>
-        <w:rPr>
-          <w:rFonts w:ascii="Montserrat" w:hAnsi="Montserrat"/>
-          <w:sz w:val="22"/>
-          <w:szCs w:val="22"/>
-        </w:rPr>
-        <w:t>: Xóa bộ đếm combo về 0 khi hết thời gian chờ hoặc kết thúc chuỗi đánh.</w:t>
+          <w:sz w:val="26"/>
+          <w:szCs w:val="26"/>
+        </w:rPr>
+        <w:t>_play_jump_attack()</w:t>
+      </w:r>
+      <w:r>
+        <w:rPr>
+          <w:sz w:val="26"/>
+          <w:szCs w:val="26"/>
+        </w:rPr>
+        <w:t xml:space="preserve">: </w:t>
+      </w:r>
+      <w:r>
+        <w:rPr>
+          <w:sz w:val="26"/>
+          <w:szCs w:val="26"/>
+        </w:rPr>
+        <w:t>Kích hoạt đòn tấn công bổ nhào từ trên không. Ngắt toàn bộ đà di chuyển ngang và áp dụng trọng lực rơi nhanh gấp 1.5 lần bình thường.</w:t>
       </w:r>
     </w:p>
     <w:p>
@@ -3736,76 +3113,25 @@
         <w:pStyle w:val="NormalWeb"/>
         <w:ind w:left="720"/>
         <w:rPr>
-          <w:rFonts w:ascii="Montserrat" w:hAnsi="Montserrat"/>
-          <w:sz w:val="22"/>
-          <w:szCs w:val="22"/>
-        </w:rPr>
-      </w:pPr>
-      <w:r>
-        <w:rPr>
-          <w:rFonts w:ascii="Montserrat" w:hAnsi="Montserrat"/>
+          <w:sz w:val="26"/>
+          <w:szCs w:val="26"/>
+        </w:rPr>
+      </w:pPr>
+      <w:r>
+        <w:rPr>
           <w:b/>
           <w:bCs/>
-          <w:sz w:val="22"/>
-          <w:szCs w:val="22"/>
-        </w:rPr>
-        <w:t>_play_jump_attack()</w:t>
-      </w:r>
-      <w:r>
-        <w:rPr>
-          <w:rFonts w:ascii="Montserrat" w:hAnsi="Montserrat"/>
-          <w:sz w:val="22"/>
-          <w:szCs w:val="22"/>
-        </w:rPr>
-        <w:t>:</w:t>
-      </w:r>
-      <w:r>
-        <w:rPr>
-          <w:rFonts w:ascii="Montserrat" w:hAnsi="Montserrat"/>
-          <w:sz w:val="22"/>
-          <w:szCs w:val="22"/>
-        </w:rPr>
-        <w:t xml:space="preserve"> </w:t>
-      </w:r>
-      <w:r>
-        <w:rPr>
-          <w:rFonts w:ascii="Montserrat" w:hAnsi="Montserrat"/>
-          <w:sz w:val="22"/>
-          <w:szCs w:val="22"/>
-        </w:rPr>
-        <w:t>Kích hoạt đòn tấn công bổ nhào từ trên không</w:t>
-      </w:r>
-      <w:r>
-        <w:rPr>
-          <w:rFonts w:ascii="Montserrat" w:hAnsi="Montserrat"/>
-          <w:sz w:val="22"/>
-          <w:szCs w:val="22"/>
-        </w:rPr>
-        <w:t xml:space="preserve">. </w:t>
-      </w:r>
-      <w:r>
-        <w:rPr>
-          <w:rFonts w:ascii="Montserrat" w:hAnsi="Montserrat"/>
-          <w:sz w:val="22"/>
-          <w:szCs w:val="22"/>
-        </w:rPr>
-        <w:t>Ngắt toàn bộ đà di chuyển ngang</w:t>
-      </w:r>
-      <w:r>
-        <w:rPr>
-          <w:rFonts w:ascii="Montserrat" w:hAnsi="Montserrat"/>
-          <w:sz w:val="22"/>
-          <w:szCs w:val="22"/>
-        </w:rPr>
-        <w:t xml:space="preserve"> </w:t>
-      </w:r>
-      <w:r>
-        <w:rPr>
-          <w:rFonts w:ascii="Montserrat" w:hAnsi="Montserrat"/>
-          <w:sz w:val="22"/>
-          <w:szCs w:val="22"/>
-        </w:rPr>
-        <w:t>và áp dụng trọng lực rơi nhanh gấp 1.5 lần bình thường.</w:t>
+          <w:sz w:val="26"/>
+          <w:szCs w:val="26"/>
+        </w:rPr>
+        <w:t>_play_jump_attack_land():</w:t>
+      </w:r>
+      <w:r>
+        <w:rPr>
+          <w:sz w:val="26"/>
+          <w:szCs w:val="26"/>
+        </w:rPr>
+        <w:t xml:space="preserve"> Bắt đầu hoạt ảnh chạm đất ngay khi nhân vật tiếp đất. Tích hợp bộ đếm giờ để quản lý thời gian thi triển. Kèm theo lệnh xả cờ trạng thái để chống kẹt hoạt ảnh.</w:t>
       </w:r>
     </w:p>
     <w:p>
@@ -3813,44 +3139,27 @@
         <w:pStyle w:val="NormalWeb"/>
         <w:ind w:left="720"/>
         <w:rPr>
-          <w:rFonts w:ascii="Montserrat" w:hAnsi="Montserrat"/>
-          <w:sz w:val="22"/>
-          <w:szCs w:val="22"/>
-        </w:rPr>
-      </w:pPr>
-      <w:r>
-        <w:rPr>
-          <w:rFonts w:ascii="Montserrat" w:hAnsi="Montserrat"/>
+          <w:sz w:val="26"/>
+          <w:szCs w:val="26"/>
+        </w:rPr>
+      </w:pPr>
+      <w:r>
+        <w:rPr>
+          <w:rStyle w:val="HTMLCode"/>
+          <w:rFonts w:ascii="Times New Roman" w:eastAsiaTheme="majorEastAsia" w:hAnsi="Times New Roman" w:cs="Times New Roman"/>
           <w:b/>
           <w:bCs/>
-          <w:sz w:val="22"/>
-          <w:szCs w:val="22"/>
-        </w:rPr>
-        <w:t>_play_jump_attack_land():</w:t>
-      </w:r>
-      <w:r>
-        <w:rPr>
-          <w:rFonts w:ascii="Montserrat" w:hAnsi="Montserrat"/>
-          <w:sz w:val="22"/>
-          <w:szCs w:val="22"/>
-        </w:rPr>
-        <w:t xml:space="preserve"> Bắt đầu hoạt ảnh chạm đất ngay khi nhân vật tiếp đất. Tích hợp bộ đếm giờ để quản lý thời gian thi triển. Kèm theo lệnh xả cờ trạng thái</w:t>
-      </w:r>
-      <w:r>
-        <w:rPr>
-          <w:rFonts w:ascii="Montserrat" w:hAnsi="Montserrat"/>
-          <w:sz w:val="22"/>
-          <w:szCs w:val="22"/>
-        </w:rPr>
-        <w:t xml:space="preserve"> </w:t>
-      </w:r>
-      <w:r>
-        <w:rPr>
-          <w:rFonts w:ascii="Montserrat" w:hAnsi="Montserrat"/>
-          <w:sz w:val="22"/>
-          <w:szCs w:val="22"/>
-        </w:rPr>
-        <w:t>để chống kẹt hoạt ảnh.</w:t>
+          <w:sz w:val="26"/>
+          <w:szCs w:val="26"/>
+        </w:rPr>
+        <w:t>_knockback_dir(hit_from_global)</w:t>
+      </w:r>
+      <w:r>
+        <w:rPr>
+          <w:sz w:val="26"/>
+          <w:szCs w:val="26"/>
+        </w:rPr>
+        <w:t>: Tính toán vector hướng hất văng ngược chiều với vị trí của nguồn gây sát thương.</w:t>
       </w:r>
     </w:p>
     <w:p>
@@ -3858,29 +3167,25 @@
         <w:pStyle w:val="NormalWeb"/>
         <w:ind w:left="720"/>
         <w:rPr>
-          <w:rFonts w:ascii="Montserrat" w:hAnsi="Montserrat"/>
-          <w:sz w:val="22"/>
-          <w:szCs w:val="22"/>
-        </w:rPr>
-      </w:pPr>
-      <w:r>
-        <w:rPr>
-          <w:rStyle w:val="HTMLCode"/>
-          <w:rFonts w:ascii="Montserrat" w:eastAsiaTheme="majorEastAsia" w:hAnsi="Montserrat"/>
+          <w:sz w:val="26"/>
+          <w:szCs w:val="26"/>
+        </w:rPr>
+      </w:pPr>
+      <w:r>
+        <w:rPr>
           <w:b/>
           <w:bCs/>
-          <w:sz w:val="22"/>
-          <w:szCs w:val="22"/>
-        </w:rPr>
-        <w:t>_knockback_dir(hit_from_global)</w:t>
-      </w:r>
-      <w:r>
-        <w:rPr>
-          <w:rFonts w:ascii="Montserrat" w:hAnsi="Montserrat"/>
-          <w:sz w:val="22"/>
-          <w:szCs w:val="22"/>
-        </w:rPr>
-        <w:t>: Tính toán vector hướng hất văng ngược chiều với vị trí của nguồn gây sát thương.</w:t>
+          <w:sz w:val="26"/>
+          <w:szCs w:val="26"/>
+        </w:rPr>
+        <w:t>_cancel_jump_attack_land():</w:t>
+      </w:r>
+      <w:r>
+        <w:rPr>
+          <w:sz w:val="26"/>
+          <w:szCs w:val="26"/>
+        </w:rPr>
+        <w:t xml:space="preserve"> Cho phép người chơi chủ động ngắt hoạt ảnh hạ cánh sớm ở giây thứ 0.3 bằng cách bấm di chuyển hoặc tấn công, giúp nhịp độ combat linh hoạt hơn.</w:t>
       </w:r>
     </w:p>
     <w:p>
@@ -3888,29 +3193,27 @@
         <w:pStyle w:val="NormalWeb"/>
         <w:ind w:left="720"/>
         <w:rPr>
-          <w:rFonts w:ascii="Montserrat" w:hAnsi="Montserrat"/>
-          <w:sz w:val="22"/>
-          <w:szCs w:val="22"/>
-        </w:rPr>
-      </w:pPr>
-      <w:r>
-        <w:rPr>
-          <w:rFonts w:ascii="Montserrat" w:hAnsi="Montserrat"/>
+          <w:sz w:val="26"/>
+          <w:szCs w:val="26"/>
+        </w:rPr>
+      </w:pPr>
+      <w:r>
+        <w:rPr>
+          <w:rStyle w:val="HTMLCode"/>
+          <w:rFonts w:ascii="Times New Roman" w:eastAsiaTheme="majorEastAsia" w:hAnsi="Times New Roman" w:cs="Times New Roman"/>
           <w:b/>
           <w:bCs/>
-          <w:sz w:val="22"/>
-          <w:szCs w:val="22"/>
-        </w:rPr>
-        <w:lastRenderedPageBreak/>
-        <w:t>_cancel_jump_attack_land():</w:t>
-      </w:r>
-      <w:r>
-        <w:rPr>
-          <w:rFonts w:ascii="Montserrat" w:hAnsi="Montserrat"/>
-          <w:sz w:val="22"/>
-          <w:szCs w:val="22"/>
-        </w:rPr>
-        <w:t xml:space="preserve"> Cho phép người chơi chủ động ngắt hoạt ảnh hạ cánh sớm ở giây thứ 0.3 bằng cách bấm di chuyển hoặc tấn công, giúp nhịp độ combat linh hoạt hơn.</w:t>
+          <w:sz w:val="26"/>
+          <w:szCs w:val="26"/>
+        </w:rPr>
+        <w:t>_apply_stagger(knockback_dir)</w:t>
+      </w:r>
+      <w:r>
+        <w:rPr>
+          <w:sz w:val="26"/>
+          <w:szCs w:val="26"/>
+        </w:rPr>
+        <w:t>: Đẩy nhân vật văng đi một lực nhất định, gây choáng, ngắt animation hiện tại và kích hoạt i-frame.</w:t>
       </w:r>
     </w:p>
     <w:p>
@@ -3918,29 +3221,47 @@
         <w:pStyle w:val="NormalWeb"/>
         <w:ind w:left="720"/>
         <w:rPr>
-          <w:rFonts w:ascii="Montserrat" w:hAnsi="Montserrat"/>
-          <w:sz w:val="22"/>
-          <w:szCs w:val="22"/>
+          <w:sz w:val="26"/>
+          <w:szCs w:val="26"/>
         </w:rPr>
       </w:pPr>
       <w:r>
         <w:rPr>
           <w:rStyle w:val="HTMLCode"/>
-          <w:rFonts w:ascii="Montserrat" w:eastAsiaTheme="majorEastAsia" w:hAnsi="Montserrat"/>
+          <w:rFonts w:ascii="Times New Roman" w:eastAsiaTheme="majorEastAsia" w:hAnsi="Times New Roman" w:cs="Times New Roman"/>
           <w:b/>
           <w:bCs/>
-          <w:sz w:val="22"/>
-          <w:szCs w:val="22"/>
-        </w:rPr>
-        <w:t>_apply_stagger(knockback_dir)</w:t>
-      </w:r>
-      <w:r>
-        <w:rPr>
-          <w:rFonts w:ascii="Montserrat" w:hAnsi="Montserrat"/>
-          <w:sz w:val="22"/>
-          <w:szCs w:val="22"/>
-        </w:rPr>
-        <w:t>: Đẩy nhân vật văng đi một lực nhất định, gây choáng, ngắt animation hiện tại và kích hoạt khung hình bất tử (i-frame).</w:t>
+          <w:sz w:val="26"/>
+          <w:szCs w:val="26"/>
+        </w:rPr>
+        <w:t>_start_invulnerability(duration)</w:t>
+      </w:r>
+      <w:r>
+        <w:rPr>
+          <w:b/>
+          <w:bCs/>
+          <w:sz w:val="26"/>
+          <w:szCs w:val="26"/>
+        </w:rPr>
+        <w:t xml:space="preserve">, </w:t>
+      </w:r>
+      <w:r>
+        <w:rPr>
+          <w:rStyle w:val="HTMLCode"/>
+          <w:rFonts w:ascii="Times New Roman" w:eastAsiaTheme="majorEastAsia" w:hAnsi="Times New Roman" w:cs="Times New Roman"/>
+          <w:b/>
+          <w:bCs/>
+          <w:sz w:val="26"/>
+          <w:szCs w:val="26"/>
+        </w:rPr>
+        <w:t>_end_invulnerability()</w:t>
+      </w:r>
+      <w:r>
+        <w:rPr>
+          <w:sz w:val="26"/>
+          <w:szCs w:val="26"/>
+        </w:rPr>
+        <w:t>: Bật và tắt khung hình bất tử để tránh việc nhân vật nhận sát thương liên tục từ nhiều nguồn cùng lúc.</w:t>
       </w:r>
     </w:p>
     <w:p>
@@ -3948,90 +3269,27 @@
         <w:pStyle w:val="NormalWeb"/>
         <w:ind w:left="720"/>
         <w:rPr>
-          <w:rFonts w:ascii="Montserrat" w:hAnsi="Montserrat"/>
-          <w:sz w:val="22"/>
-          <w:szCs w:val="22"/>
+          <w:sz w:val="26"/>
+          <w:szCs w:val="26"/>
         </w:rPr>
       </w:pPr>
       <w:r>
         <w:rPr>
           <w:rStyle w:val="HTMLCode"/>
-          <w:rFonts w:ascii="Montserrat" w:eastAsiaTheme="majorEastAsia" w:hAnsi="Montserrat"/>
+          <w:rFonts w:ascii="Times New Roman" w:eastAsiaTheme="majorEastAsia" w:hAnsi="Times New Roman" w:cs="Times New Roman"/>
           <w:b/>
           <w:bCs/>
-          <w:sz w:val="22"/>
-          <w:szCs w:val="22"/>
-        </w:rPr>
-        <w:t>_start_invulnerability(duration)</w:t>
-      </w:r>
-      <w:r>
-        <w:rPr>
-          <w:rFonts w:ascii="Montserrat" w:hAnsi="Montserrat"/>
-          <w:b/>
-          <w:bCs/>
-          <w:sz w:val="22"/>
-          <w:szCs w:val="22"/>
-        </w:rPr>
-        <w:t>,</w:t>
-      </w:r>
-      <w:r>
-        <w:rPr>
-          <w:rFonts w:ascii="Montserrat" w:hAnsi="Montserrat"/>
-          <w:b/>
-          <w:bCs/>
-          <w:sz w:val="22"/>
-          <w:szCs w:val="22"/>
-        </w:rPr>
-        <w:t xml:space="preserve"> </w:t>
-      </w:r>
-      <w:r>
-        <w:rPr>
-          <w:rStyle w:val="HTMLCode"/>
-          <w:rFonts w:ascii="Montserrat" w:eastAsiaTheme="majorEastAsia" w:hAnsi="Montserrat"/>
-          <w:b/>
-          <w:bCs/>
-          <w:sz w:val="22"/>
-          <w:szCs w:val="22"/>
-        </w:rPr>
-        <w:t>_end_invulnerability()</w:t>
-      </w:r>
-      <w:r>
-        <w:rPr>
-          <w:rFonts w:ascii="Montserrat" w:hAnsi="Montserrat"/>
-          <w:sz w:val="22"/>
-          <w:szCs w:val="22"/>
-        </w:rPr>
-        <w:t>: Bật và tắt khung hình bất tử để tránh việc nhân vật nhận sát thương liên tục từ nhiều nguồn cùng lúc.</w:t>
-      </w:r>
-    </w:p>
-    <w:p>
-      <w:pPr>
-        <w:pStyle w:val="NormalWeb"/>
-        <w:ind w:left="720"/>
-        <w:rPr>
-          <w:rFonts w:ascii="Montserrat" w:hAnsi="Montserrat"/>
-          <w:sz w:val="22"/>
-          <w:szCs w:val="22"/>
-        </w:rPr>
-      </w:pPr>
-      <w:r>
-        <w:rPr>
-          <w:rStyle w:val="HTMLCode"/>
-          <w:rFonts w:ascii="Montserrat" w:eastAsiaTheme="majorEastAsia" w:hAnsi="Montserrat"/>
-          <w:b/>
-          <w:bCs/>
-          <w:sz w:val="22"/>
-          <w:szCs w:val="22"/>
+          <w:sz w:val="26"/>
+          <w:szCs w:val="26"/>
         </w:rPr>
         <w:t>_find_hud()</w:t>
       </w:r>
       <w:r>
         <w:rPr>
-          <w:rFonts w:ascii="Montserrat" w:hAnsi="Montserrat"/>
-          <w:sz w:val="22"/>
-          <w:szCs w:val="22"/>
-        </w:rPr>
-        <w:t>: Tìm kiếm node HUD trên Scene Tree để lấy và gửi dữ liệu hiển thị (máu, chỉ số).</w:t>
+          <w:sz w:val="26"/>
+          <w:szCs w:val="26"/>
+        </w:rPr>
+        <w:t>: Tìm kiếm node HUD trên Scene Tree để lấy và gửi dữ liệu hiển thị.</w:t>
       </w:r>
     </w:p>
     <w:p>
@@ -4041,28 +3299,74 @@
           <w:numId w:val="6"/>
         </w:numPr>
         <w:rPr>
-          <w:rFonts w:ascii="Montserrat" w:hAnsi="Montserrat"/>
-          <w:sz w:val="22"/>
-          <w:szCs w:val="22"/>
-        </w:rPr>
-      </w:pPr>
-      <w:r>
-        <w:rPr>
-          <w:rFonts w:ascii="Montserrat" w:hAnsi="Montserrat"/>
+          <w:rFonts w:ascii="Times New Roman" w:hAnsi="Times New Roman" w:cs="Times New Roman"/>
+          <w:sz w:val="26"/>
+          <w:szCs w:val="26"/>
+        </w:rPr>
+      </w:pPr>
+      <w:r>
+        <w:rPr>
+          <w:rFonts w:ascii="Times New Roman" w:hAnsi="Times New Roman" w:cs="Times New Roman"/>
+          <w:sz w:val="26"/>
+          <w:szCs w:val="26"/>
+        </w:rPr>
+        <w:t>Nhóm Vật lý / Di chuyển</w:t>
+      </w:r>
+      <w:r>
+        <w:rPr>
+          <w:rFonts w:ascii="Times New Roman" w:hAnsi="Times New Roman" w:cs="Times New Roman"/>
+          <w:sz w:val="26"/>
+          <w:szCs w:val="26"/>
+        </w:rPr>
+        <w:t>:</w:t>
+      </w:r>
+    </w:p>
+    <w:p>
+      <w:pPr>
+        <w:pStyle w:val="NormalWeb"/>
+        <w:ind w:left="720"/>
+        <w:rPr>
+          <w:sz w:val="26"/>
+          <w:szCs w:val="26"/>
+        </w:rPr>
+      </w:pPr>
+      <w:r>
+        <w:rPr>
+          <w:rStyle w:val="HTMLCode"/>
+          <w:rFonts w:ascii="Times New Roman" w:eastAsiaTheme="majorEastAsia" w:hAnsi="Times New Roman" w:cs="Times New Roman"/>
           <w:b/>
           <w:bCs/>
-          <w:sz w:val="22"/>
-          <w:szCs w:val="22"/>
-        </w:rPr>
-        <w:t>Nhóm Vật lý / Di chuyển</w:t>
-      </w:r>
-      <w:r>
-        <w:rPr>
-          <w:rFonts w:ascii="Montserrat" w:hAnsi="Montserrat"/>
-          <w:sz w:val="22"/>
-          <w:szCs w:val="22"/>
-        </w:rPr>
-        <w:t>:</w:t>
+          <w:sz w:val="26"/>
+          <w:szCs w:val="26"/>
+        </w:rPr>
+        <w:t>_get_move_speed_multiplier()</w:t>
+      </w:r>
+      <w:r>
+        <w:rPr>
+          <w:b/>
+          <w:bCs/>
+          <w:sz w:val="26"/>
+          <w:szCs w:val="26"/>
+        </w:rPr>
+        <w:t xml:space="preserve"> / </w:t>
+      </w:r>
+      <w:r>
+        <w:rPr>
+          <w:rStyle w:val="HTMLCode"/>
+          <w:rFonts w:ascii="Times New Roman" w:eastAsiaTheme="majorEastAsia" w:hAnsi="Times New Roman" w:cs="Times New Roman"/>
+          <w:b/>
+          <w:bCs/>
+          <w:sz w:val="26"/>
+          <w:szCs w:val="26"/>
+        </w:rPr>
+        <w:t>_get_ground_target_speed()</w:t>
+      </w:r>
+      <w:r>
+        <w:rPr>
+          <w:sz w:val="26"/>
+          <w:szCs w:val="26"/>
+        </w:rPr>
+        <w:t>: Tính toán tốc độ chạy cuối cùng dựa trên trạng thái đi bộ, chạy hoặc hiệu ứng buff từ đồ.</w:t>
       </w:r>
     </w:p>
     <w:p>
@@ -4070,50 +3374,48 @@
         <w:pStyle w:val="NormalWeb"/>
         <w:ind w:left="720"/>
         <w:rPr>
-          <w:rFonts w:ascii="Montserrat" w:hAnsi="Montserrat"/>
-          <w:sz w:val="22"/>
-          <w:szCs w:val="22"/>
+          <w:sz w:val="26"/>
+          <w:szCs w:val="26"/>
         </w:rPr>
       </w:pPr>
       <w:r>
         <w:rPr>
           <w:rStyle w:val="HTMLCode"/>
-          <w:rFonts w:ascii="Montserrat" w:eastAsiaTheme="majorEastAsia" w:hAnsi="Montserrat"/>
+          <w:rFonts w:ascii="Times New Roman" w:eastAsiaTheme="majorEastAsia" w:hAnsi="Times New Roman" w:cs="Times New Roman"/>
           <w:b/>
           <w:bCs/>
-          <w:sz w:val="22"/>
-          <w:szCs w:val="22"/>
-        </w:rPr>
-        <w:t>_get_move_speed_multiplier()</w:t>
-      </w:r>
-      <w:r>
-        <w:rPr>
-          <w:rFonts w:ascii="Montserrat" w:hAnsi="Montserrat"/>
+          <w:sz w:val="26"/>
+          <w:szCs w:val="26"/>
+        </w:rPr>
+        <w:lastRenderedPageBreak/>
+        <w:t>_uses_run_jump()</w:t>
+      </w:r>
+      <w:r>
+        <w:rPr>
           <w:b/>
           <w:bCs/>
-          <w:sz w:val="22"/>
-          <w:szCs w:val="22"/>
+          <w:sz w:val="26"/>
+          <w:szCs w:val="26"/>
         </w:rPr>
         <w:t xml:space="preserve"> / </w:t>
       </w:r>
       <w:r>
         <w:rPr>
           <w:rStyle w:val="HTMLCode"/>
-          <w:rFonts w:ascii="Montserrat" w:eastAsiaTheme="majorEastAsia" w:hAnsi="Montserrat"/>
+          <w:rFonts w:ascii="Times New Roman" w:eastAsiaTheme="majorEastAsia" w:hAnsi="Times New Roman" w:cs="Times New Roman"/>
           <w:b/>
           <w:bCs/>
-          <w:sz w:val="22"/>
-          <w:szCs w:val="22"/>
-        </w:rPr>
-        <w:t>_get_ground_target_speed()</w:t>
-      </w:r>
-      <w:r>
-        <w:rPr>
-          <w:rFonts w:ascii="Montserrat" w:hAnsi="Montserrat"/>
-          <w:sz w:val="22"/>
-          <w:szCs w:val="22"/>
-        </w:rPr>
-        <w:t>: Tính toán tốc độ chạy cuối cùng dựa trên trạng thái đi bộ, chạy nước rút (run boost) hoặc hiệu ứng buff từ đồ.</w:t>
+          <w:sz w:val="26"/>
+          <w:szCs w:val="26"/>
+        </w:rPr>
+        <w:t>_get_ground_jump_velocity()</w:t>
+      </w:r>
+      <w:r>
+        <w:rPr>
+          <w:sz w:val="26"/>
+          <w:szCs w:val="26"/>
+        </w:rPr>
+        <w:t>: Kiểm tra xem nhân vật đang nhảy từ trạng thái đi bộ hay chạy đà để quyết định lực đẩy trục Y.</w:t>
       </w:r>
     </w:p>
     <w:p>
@@ -4121,50 +3423,81 @@
         <w:pStyle w:val="NormalWeb"/>
         <w:ind w:left="720"/>
         <w:rPr>
-          <w:rFonts w:ascii="Montserrat" w:hAnsi="Montserrat"/>
-          <w:sz w:val="22"/>
-          <w:szCs w:val="22"/>
-        </w:rPr>
-      </w:pPr>
-      <w:r>
-        <w:rPr>
-          <w:rStyle w:val="HTMLCode"/>
-          <w:rFonts w:ascii="Montserrat" w:eastAsiaTheme="majorEastAsia" w:hAnsi="Montserrat"/>
+          <w:sz w:val="26"/>
+          <w:szCs w:val="26"/>
+        </w:rPr>
+      </w:pPr>
+      <w:r>
+        <w:rPr>
           <w:b/>
           <w:bCs/>
-          <w:sz w:val="22"/>
-          <w:szCs w:val="22"/>
-        </w:rPr>
-        <w:t>_uses_run_jump()</w:t>
-      </w:r>
-      <w:r>
-        <w:rPr>
-          <w:rFonts w:ascii="Montserrat" w:hAnsi="Montserrat"/>
+          <w:sz w:val="26"/>
+          <w:szCs w:val="26"/>
+        </w:rPr>
+        <w:t>_perform_dash(dash_direction: float)</w:t>
+      </w:r>
+      <w:r>
+        <w:rPr>
+          <w:sz w:val="26"/>
+          <w:szCs w:val="26"/>
+        </w:rPr>
+        <w:t>: Tách rời toàn bộ logic lướt và lướt trên không ra khỏi vòng lặp vật lý chính. Chịu trách nhiệm gọi animation tương ứng, kích hoạt hiệu ứng tàn ảnh và sử dụng Tween để đẩy nhân vật tới trước.</w:t>
+      </w:r>
+    </w:p>
+    <w:p>
+      <w:pPr>
+        <w:pStyle w:val="NormalWeb"/>
+        <w:ind w:left="720"/>
+        <w:rPr>
+          <w:sz w:val="26"/>
+          <w:szCs w:val="26"/>
+        </w:rPr>
+      </w:pPr>
+      <w:r>
+        <w:rPr>
+          <w:rStyle w:val="HTMLCode"/>
+          <w:rFonts w:ascii="Times New Roman" w:eastAsiaTheme="majorEastAsia" w:hAnsi="Times New Roman" w:cs="Times New Roman"/>
           <w:b/>
           <w:bCs/>
-          <w:sz w:val="22"/>
-          <w:szCs w:val="22"/>
-        </w:rPr>
-        <w:t xml:space="preserve"> / </w:t>
-      </w:r>
+          <w:sz w:val="26"/>
+          <w:szCs w:val="26"/>
+        </w:rPr>
+        <w:t>_begin_air_movement()</w:t>
+      </w:r>
+      <w:r>
+        <w:rPr>
+          <w:sz w:val="26"/>
+          <w:szCs w:val="26"/>
+        </w:rPr>
+        <w:t>: Thiết lập thông số gia tốc và giới hạn tốc độ khi nhân vật đang lơ lửng trên không.</w:t>
+      </w:r>
+    </w:p>
+    <w:p>
+      <w:pPr>
+        <w:pStyle w:val="NormalWeb"/>
+        <w:ind w:left="720"/>
+        <w:rPr>
+          <w:sz w:val="26"/>
+          <w:szCs w:val="26"/>
+        </w:rPr>
+      </w:pPr>
       <w:r>
         <w:rPr>
           <w:rStyle w:val="HTMLCode"/>
-          <w:rFonts w:ascii="Montserrat" w:eastAsiaTheme="majorEastAsia" w:hAnsi="Montserrat"/>
+          <w:rFonts w:ascii="Times New Roman" w:eastAsiaTheme="majorEastAsia" w:hAnsi="Times New Roman" w:cs="Times New Roman"/>
           <w:b/>
           <w:bCs/>
-          <w:sz w:val="22"/>
-          <w:szCs w:val="22"/>
-        </w:rPr>
-        <w:t>_get_ground_jump_velocity()</w:t>
-      </w:r>
-      <w:r>
-        <w:rPr>
-          <w:rFonts w:ascii="Montserrat" w:hAnsi="Montserrat"/>
-          <w:sz w:val="22"/>
-          <w:szCs w:val="22"/>
-        </w:rPr>
-        <w:t>: Kiểm tra xem nhân vật đang nhảy từ trạng thái đi bộ hay chạy đà để quyết định lực đẩy trục Y.</w:t>
+          <w:sz w:val="26"/>
+          <w:szCs w:val="26"/>
+        </w:rPr>
+        <w:t>_apply_vertical_physics(delta)</w:t>
+      </w:r>
+      <w:r>
+        <w:rPr>
+          <w:sz w:val="26"/>
+          <w:szCs w:val="26"/>
+        </w:rPr>
+        <w:t>: Áp dụng trọng lực kéo nhân vật xuống, giới hạn tốc độ rơi tối đa (Max Fall Speed) để không xuyên qua sàn.</w:t>
       </w:r>
     </w:p>
     <w:p>
@@ -4172,44 +3505,27 @@
         <w:pStyle w:val="NormalWeb"/>
         <w:ind w:left="720"/>
         <w:rPr>
-          <w:rFonts w:ascii="Montserrat" w:hAnsi="Montserrat"/>
-          <w:sz w:val="22"/>
-          <w:szCs w:val="22"/>
-        </w:rPr>
-      </w:pPr>
-      <w:r>
-        <w:rPr>
-          <w:rFonts w:ascii="Montserrat" w:hAnsi="Montserrat"/>
+          <w:sz w:val="26"/>
+          <w:szCs w:val="26"/>
+        </w:rPr>
+      </w:pPr>
+      <w:r>
+        <w:rPr>
+          <w:rStyle w:val="HTMLCode"/>
+          <w:rFonts w:ascii="Times New Roman" w:eastAsiaTheme="majorEastAsia" w:hAnsi="Times New Roman" w:cs="Times New Roman"/>
           <w:b/>
           <w:bCs/>
-          <w:sz w:val="22"/>
-          <w:szCs w:val="22"/>
-        </w:rPr>
-        <w:t>_perform_dash(dash_direction: float)</w:t>
-      </w:r>
-      <w:r>
-        <w:rPr>
-          <w:rFonts w:ascii="Montserrat" w:hAnsi="Montserrat"/>
-          <w:sz w:val="22"/>
-          <w:szCs w:val="22"/>
-        </w:rPr>
-        <w:t>:</w:t>
-      </w:r>
-      <w:r>
-        <w:rPr>
-          <w:rFonts w:ascii="Montserrat" w:hAnsi="Montserrat"/>
-          <w:sz w:val="22"/>
-          <w:szCs w:val="22"/>
-        </w:rPr>
-        <w:t xml:space="preserve"> Tách rời toàn bộ logic lướt và lướt trên không ra khỏi vòng lặp vật lý chính. Chịu trách nhiệm gọi animation tương ứng, kích hoạt hiệu ứng tàn ảnh và sử dụng Tween để đẩy nhân vật tới trước</w:t>
-      </w:r>
-      <w:r>
-        <w:rPr>
-          <w:rFonts w:ascii="Montserrat" w:hAnsi="Montserrat"/>
-          <w:sz w:val="22"/>
-          <w:szCs w:val="22"/>
-        </w:rPr>
-        <w:t>.</w:t>
+          <w:sz w:val="26"/>
+          <w:szCs w:val="26"/>
+        </w:rPr>
+        <w:t>_apply_horizontal_movement(direction, delta)</w:t>
+      </w:r>
+      <w:r>
+        <w:rPr>
+          <w:sz w:val="26"/>
+          <w:szCs w:val="26"/>
+        </w:rPr>
+        <w:t>: Áp dụng lực đẩy trái/phải, tính toán lực ma sát để trượt chậm lại khi phanh hoặc chuyển hướng đột ngột.</w:t>
       </w:r>
     </w:p>
     <w:p>
@@ -4217,29 +3533,27 @@
         <w:pStyle w:val="NormalWeb"/>
         <w:ind w:left="720"/>
         <w:rPr>
-          <w:rFonts w:ascii="Montserrat" w:hAnsi="Montserrat"/>
-          <w:sz w:val="22"/>
-          <w:szCs w:val="22"/>
+          <w:sz w:val="26"/>
+          <w:szCs w:val="26"/>
         </w:rPr>
       </w:pPr>
       <w:r>
         <w:rPr>
           <w:rStyle w:val="HTMLCode"/>
-          <w:rFonts w:ascii="Montserrat" w:eastAsiaTheme="majorEastAsia" w:hAnsi="Montserrat"/>
+          <w:rFonts w:ascii="Times New Roman" w:eastAsiaTheme="majorEastAsia" w:hAnsi="Times New Roman" w:cs="Times New Roman"/>
           <w:b/>
           <w:bCs/>
-          <w:sz w:val="22"/>
-          <w:szCs w:val="22"/>
-        </w:rPr>
-        <w:t>_begin_air_movement()</w:t>
-      </w:r>
-      <w:r>
-        <w:rPr>
-          <w:rFonts w:ascii="Montserrat" w:hAnsi="Montserrat"/>
-          <w:sz w:val="22"/>
-          <w:szCs w:val="22"/>
-        </w:rPr>
-        <w:t>: Thiết lập thông số gia tốc và giới hạn tốc độ khi nhân vật đang lơ lửng trên không.</w:t>
+          <w:sz w:val="26"/>
+          <w:szCs w:val="26"/>
+        </w:rPr>
+        <w:t>_handle_jump_input()</w:t>
+      </w:r>
+      <w:r>
+        <w:rPr>
+          <w:sz w:val="26"/>
+          <w:szCs w:val="26"/>
+        </w:rPr>
+        <w:t>: Xử lý logic nhấn phím nhảy lần 1, nhảy đúp và thiết lập lại biến đếm số lần nhảy.</w:t>
       </w:r>
     </w:p>
     <w:p>
@@ -4247,29 +3561,27 @@
         <w:pStyle w:val="NormalWeb"/>
         <w:ind w:left="720"/>
         <w:rPr>
-          <w:rFonts w:ascii="Montserrat" w:hAnsi="Montserrat"/>
-          <w:sz w:val="22"/>
-          <w:szCs w:val="22"/>
+          <w:sz w:val="26"/>
+          <w:szCs w:val="26"/>
         </w:rPr>
       </w:pPr>
       <w:r>
         <w:rPr>
           <w:rStyle w:val="HTMLCode"/>
-          <w:rFonts w:ascii="Montserrat" w:eastAsiaTheme="majorEastAsia" w:hAnsi="Montserrat"/>
+          <w:rFonts w:ascii="Times New Roman" w:eastAsiaTheme="majorEastAsia" w:hAnsi="Times New Roman" w:cs="Times New Roman"/>
           <w:b/>
           <w:bCs/>
-          <w:sz w:val="22"/>
-          <w:szCs w:val="22"/>
-        </w:rPr>
-        <w:t>_apply_vertical_physics(delta)</w:t>
-      </w:r>
-      <w:r>
-        <w:rPr>
-          <w:rFonts w:ascii="Montserrat" w:hAnsi="Montserrat"/>
-          <w:sz w:val="22"/>
-          <w:szCs w:val="22"/>
-        </w:rPr>
-        <w:t>: Áp dụng trọng lực kéo nhân vật xuống, giới hạn tốc độ rơi tối đa (Max Fall Speed) để không xuyên qua sàn.</w:t>
+          <w:sz w:val="26"/>
+          <w:szCs w:val="26"/>
+        </w:rPr>
+        <w:t>_capsule_half_height(col)</w:t>
+      </w:r>
+      <w:r>
+        <w:rPr>
+          <w:sz w:val="26"/>
+          <w:szCs w:val="26"/>
+        </w:rPr>
+        <w:t>: Đo đạc một nửa chiều cao của khung hình va chạm (CapsuleShape) để tính toán điểm neo chân cho hàm bám sàn.</w:t>
       </w:r>
     </w:p>
     <w:p>
@@ -4277,117 +3589,25 @@
         <w:pStyle w:val="NormalWeb"/>
         <w:ind w:left="720"/>
         <w:rPr>
-          <w:rFonts w:ascii="Montserrat" w:hAnsi="Montserrat"/>
-          <w:sz w:val="22"/>
-          <w:szCs w:val="22"/>
+          <w:sz w:val="26"/>
+          <w:szCs w:val="26"/>
         </w:rPr>
       </w:pPr>
       <w:r>
         <w:rPr>
           <w:rStyle w:val="HTMLCode"/>
-          <w:rFonts w:ascii="Montserrat" w:eastAsiaTheme="majorEastAsia" w:hAnsi="Montserrat"/>
+          <w:rFonts w:ascii="Times New Roman" w:eastAsiaTheme="majorEastAsia" w:hAnsi="Times New Roman" w:cs="Times New Roman"/>
           <w:b/>
           <w:bCs/>
-          <w:sz w:val="22"/>
-          <w:szCs w:val="22"/>
-        </w:rPr>
-        <w:t>_apply_horizontal_movement(direction, delta)</w:t>
-      </w:r>
-      <w:r>
-        <w:rPr>
-          <w:rFonts w:ascii="Montserrat" w:hAnsi="Montserrat"/>
-          <w:sz w:val="22"/>
-          <w:szCs w:val="22"/>
-        </w:rPr>
-        <w:t>: Áp dụng lực đẩy trái/phải, tính toán lực ma sát để trượt chậm lại (skid) khi phanh hoặc chuyển hướng đột ngột.</w:t>
-      </w:r>
-    </w:p>
-    <w:p>
-      <w:pPr>
-        <w:pStyle w:val="NormalWeb"/>
-        <w:ind w:left="720"/>
-        <w:rPr>
-          <w:rFonts w:ascii="Montserrat" w:hAnsi="Montserrat"/>
-          <w:sz w:val="22"/>
-          <w:szCs w:val="22"/>
-        </w:rPr>
-      </w:pPr>
-      <w:r>
-        <w:rPr>
-          <w:rStyle w:val="HTMLCode"/>
-          <w:rFonts w:ascii="Montserrat" w:eastAsiaTheme="majorEastAsia" w:hAnsi="Montserrat"/>
-          <w:b/>
-          <w:bCs/>
-          <w:sz w:val="22"/>
-          <w:szCs w:val="22"/>
-        </w:rPr>
-        <w:t>_handle_jump_input()</w:t>
-      </w:r>
-      <w:r>
-        <w:rPr>
-          <w:rFonts w:ascii="Montserrat" w:hAnsi="Montserrat"/>
-          <w:sz w:val="22"/>
-          <w:szCs w:val="22"/>
-        </w:rPr>
-        <w:t>: Xử lý logic nhấn phím nhảy lần 1, nhảy đúp (double jump) và thiết lập lại biến đếm số lần nhảy.</w:t>
-      </w:r>
-    </w:p>
-    <w:p>
-      <w:pPr>
-        <w:pStyle w:val="NormalWeb"/>
-        <w:ind w:left="720"/>
-        <w:rPr>
-          <w:rFonts w:ascii="Montserrat" w:hAnsi="Montserrat"/>
-          <w:sz w:val="22"/>
-          <w:szCs w:val="22"/>
-        </w:rPr>
-      </w:pPr>
-      <w:r>
-        <w:rPr>
-          <w:rStyle w:val="HTMLCode"/>
-          <w:rFonts w:ascii="Montserrat" w:eastAsiaTheme="majorEastAsia" w:hAnsi="Montserrat"/>
-          <w:b/>
-          <w:bCs/>
-          <w:sz w:val="22"/>
-          <w:szCs w:val="22"/>
-        </w:rPr>
-        <w:t>_capsule_half_height(col)</w:t>
-      </w:r>
-      <w:r>
-        <w:rPr>
-          <w:rFonts w:ascii="Montserrat" w:hAnsi="Montserrat"/>
-          <w:sz w:val="22"/>
-          <w:szCs w:val="22"/>
-        </w:rPr>
-        <w:t>: Đo đạc một nửa chiều cao của khung hình va chạm (CapsuleShape) để tính toán điểm neo chân cho hàm bám sàn.</w:t>
-      </w:r>
-    </w:p>
-    <w:p>
-      <w:pPr>
-        <w:pStyle w:val="NormalWeb"/>
-        <w:ind w:left="720"/>
-        <w:rPr>
-          <w:rFonts w:ascii="Montserrat" w:hAnsi="Montserrat"/>
-          <w:sz w:val="22"/>
-          <w:szCs w:val="22"/>
-        </w:rPr>
-      </w:pPr>
-      <w:r>
-        <w:rPr>
-          <w:rStyle w:val="HTMLCode"/>
-          <w:rFonts w:ascii="Montserrat" w:eastAsiaTheme="majorEastAsia" w:hAnsi="Montserrat"/>
-          <w:b/>
-          <w:bCs/>
-          <w:sz w:val="22"/>
-          <w:szCs w:val="22"/>
+          <w:sz w:val="26"/>
+          <w:szCs w:val="26"/>
         </w:rPr>
         <w:t>_set_enemy_collision_enabled(enabled)</w:t>
       </w:r>
       <w:r>
         <w:rPr>
-          <w:rFonts w:ascii="Montserrat" w:hAnsi="Montserrat"/>
-          <w:sz w:val="22"/>
-          <w:szCs w:val="22"/>
+          <w:sz w:val="26"/>
+          <w:szCs w:val="26"/>
         </w:rPr>
         <w:t>: Tắt/bật layer va chạm với kẻ địch (Layer 3), có tác dụng chính là cho phép nhân vật lướt (Dash) xuyên qua người quái vật mà không bị chặn lại.</w:t>
       </w:r>
@@ -4399,30 +3619,102 @@
           <w:numId w:val="6"/>
         </w:numPr>
         <w:rPr>
-          <w:rFonts w:ascii="Montserrat" w:hAnsi="Montserrat"/>
+          <w:rFonts w:ascii="Times New Roman" w:hAnsi="Times New Roman" w:cs="Times New Roman"/>
+          <w:sz w:val="26"/>
+          <w:szCs w:val="26"/>
+        </w:rPr>
+      </w:pPr>
+      <w:r>
+        <w:rPr>
+          <w:rFonts w:ascii="Times New Roman" w:hAnsi="Times New Roman" w:cs="Times New Roman"/>
+          <w:sz w:val="26"/>
+          <w:szCs w:val="26"/>
+        </w:rPr>
+        <w:t>Nhóm Animation / Đồ họa</w:t>
+      </w:r>
+      <w:r>
+        <w:rPr>
+          <w:rFonts w:ascii="Times New Roman" w:hAnsi="Times New Roman" w:cs="Times New Roman"/>
+          <w:sz w:val="26"/>
+          <w:szCs w:val="26"/>
+        </w:rPr>
+        <w:t>:</w:t>
+      </w:r>
+    </w:p>
+    <w:p>
+      <w:pPr>
+        <w:pStyle w:val="NormalWeb"/>
+        <w:ind w:left="720"/>
+        <w:rPr>
+          <w:sz w:val="26"/>
+          <w:szCs w:val="26"/>
+        </w:rPr>
+      </w:pPr>
+      <w:r>
+        <w:rPr>
+          <w:rStyle w:val="HTMLCode"/>
+          <w:rFonts w:ascii="Times New Roman" w:eastAsiaTheme="majorEastAsia" w:hAnsi="Times New Roman" w:cs="Times New Roman"/>
           <w:b/>
           <w:bCs/>
-          <w:sz w:val="22"/>
-          <w:szCs w:val="22"/>
-        </w:rPr>
-      </w:pPr>
-      <w:r>
-        <w:rPr>
-          <w:rFonts w:ascii="Montserrat" w:hAnsi="Montserrat"/>
+          <w:sz w:val="26"/>
+          <w:szCs w:val="26"/>
+        </w:rPr>
+        <w:t>_update_facing(direction)</w:t>
+      </w:r>
+      <w:r>
+        <w:rPr>
+          <w:sz w:val="26"/>
+          <w:szCs w:val="26"/>
+        </w:rPr>
+        <w:t>: Lật trục X của hệ thống khung xương để nhân vật quay mặt về hướng đang di chuyển.</w:t>
+      </w:r>
+    </w:p>
+    <w:p>
+      <w:pPr>
+        <w:pStyle w:val="NormalWeb"/>
+        <w:ind w:left="720"/>
+        <w:rPr>
+          <w:sz w:val="26"/>
+          <w:szCs w:val="26"/>
+        </w:rPr>
+      </w:pPr>
+      <w:r>
+        <w:rPr>
+          <w:rStyle w:val="HTMLCode"/>
+          <w:rFonts w:ascii="Times New Roman" w:eastAsiaTheme="majorEastAsia" w:hAnsi="Times New Roman" w:cs="Times New Roman"/>
           <w:b/>
           <w:bCs/>
-          <w:sz w:val="22"/>
-          <w:szCs w:val="22"/>
-        </w:rPr>
-        <w:t>Nhóm Animation / Đồ họa</w:t>
-      </w:r>
-      <w:r>
-        <w:rPr>
-          <w:rFonts w:ascii="Montserrat" w:hAnsi="Montserrat"/>
-          <w:sz w:val="22"/>
-          <w:szCs w:val="22"/>
-        </w:rPr>
-        <w:t>:</w:t>
+          <w:sz w:val="26"/>
+          <w:szCs w:val="26"/>
+        </w:rPr>
+        <w:t>_play_jump_start()</w:t>
+      </w:r>
+      <w:r>
+        <w:rPr>
+          <w:b/>
+          <w:bCs/>
+          <w:sz w:val="26"/>
+          <w:szCs w:val="26"/>
+        </w:rPr>
+        <w:t xml:space="preserve"> / </w:t>
+      </w:r>
+      <w:r>
+        <w:rPr>
+          <w:rStyle w:val="HTMLCode"/>
+          <w:rFonts w:ascii="Times New Roman" w:eastAsiaTheme="majorEastAsia" w:hAnsi="Times New Roman" w:cs="Times New Roman"/>
+          <w:b/>
+          <w:bCs/>
+          <w:sz w:val="26"/>
+          <w:szCs w:val="26"/>
+        </w:rPr>
+        <w:t>_play_jump_land()</w:t>
+      </w:r>
+      <w:r>
+        <w:rPr>
+          <w:sz w:val="26"/>
+          <w:szCs w:val="26"/>
+        </w:rPr>
+        <w:t>: Căn thời gian và phát hoạt ảnh lấy đà nhảy hoặc nhún chân khi chạm đất.</w:t>
       </w:r>
     </w:p>
     <w:p>
@@ -4430,29 +3722,47 @@
         <w:pStyle w:val="NormalWeb"/>
         <w:ind w:left="720"/>
         <w:rPr>
-          <w:rFonts w:ascii="Montserrat" w:hAnsi="Montserrat"/>
-          <w:sz w:val="22"/>
-          <w:szCs w:val="22"/>
+          <w:sz w:val="26"/>
+          <w:szCs w:val="26"/>
         </w:rPr>
       </w:pPr>
       <w:r>
         <w:rPr>
           <w:rStyle w:val="HTMLCode"/>
-          <w:rFonts w:ascii="Montserrat" w:eastAsiaTheme="majorEastAsia" w:hAnsi="Montserrat"/>
+          <w:rFonts w:ascii="Times New Roman" w:eastAsiaTheme="majorEastAsia" w:hAnsi="Times New Roman" w:cs="Times New Roman"/>
           <w:b/>
           <w:bCs/>
-          <w:sz w:val="22"/>
-          <w:szCs w:val="22"/>
-        </w:rPr>
-        <w:t>_update_facing(direction)</w:t>
-      </w:r>
-      <w:r>
-        <w:rPr>
-          <w:rFonts w:ascii="Montserrat" w:hAnsi="Montserrat"/>
-          <w:sz w:val="22"/>
-          <w:szCs w:val="22"/>
-        </w:rPr>
-        <w:t>: Lật trục X của hệ thống khung xương (SpinePivot) để nhân vật quay mặt về hướng đang di chuyển.</w:t>
+          <w:sz w:val="26"/>
+          <w:szCs w:val="26"/>
+        </w:rPr>
+        <w:t>_update_ground_animation(direction)</w:t>
+      </w:r>
+      <w:r>
+        <w:rPr>
+          <w:b/>
+          <w:bCs/>
+          <w:sz w:val="26"/>
+          <w:szCs w:val="26"/>
+        </w:rPr>
+        <w:t xml:space="preserve"> / </w:t>
+      </w:r>
+      <w:r>
+        <w:rPr>
+          <w:rStyle w:val="HTMLCode"/>
+          <w:rFonts w:ascii="Times New Roman" w:eastAsiaTheme="majorEastAsia" w:hAnsi="Times New Roman" w:cs="Times New Roman"/>
+          <w:b/>
+          <w:bCs/>
+          <w:sz w:val="26"/>
+          <w:szCs w:val="26"/>
+        </w:rPr>
+        <w:t>_update_air_animation()</w:t>
+      </w:r>
+      <w:r>
+        <w:rPr>
+          <w:sz w:val="26"/>
+          <w:szCs w:val="26"/>
+        </w:rPr>
+        <w:t>: Bộ máy quản lý trạng thái (State Machine) để chuyển đổi tự động giữa các hoạt ảnh chạy, đi bộ, trượt (skid) và rớt xuống.</w:t>
       </w:r>
     </w:p>
     <w:p>
@@ -4460,319 +3770,250 @@
         <w:pStyle w:val="NormalWeb"/>
         <w:ind w:left="720"/>
         <w:rPr>
-          <w:rFonts w:ascii="Montserrat" w:hAnsi="Montserrat"/>
-          <w:sz w:val="22"/>
-          <w:szCs w:val="22"/>
+          <w:sz w:val="26"/>
+          <w:szCs w:val="26"/>
         </w:rPr>
       </w:pPr>
       <w:r>
         <w:rPr>
           <w:rStyle w:val="HTMLCode"/>
-          <w:rFonts w:ascii="Montserrat" w:eastAsiaTheme="majorEastAsia" w:hAnsi="Montserrat"/>
+          <w:rFonts w:ascii="Times New Roman" w:eastAsiaTheme="majorEastAsia" w:hAnsi="Times New Roman" w:cs="Times New Roman"/>
           <w:b/>
           <w:bCs/>
-          <w:sz w:val="22"/>
-          <w:szCs w:val="22"/>
-        </w:rPr>
-        <w:lastRenderedPageBreak/>
-        <w:t>_play_jump_start()</w:t>
-      </w:r>
-      <w:r>
-        <w:rPr>
-          <w:rFonts w:ascii="Montserrat" w:hAnsi="Montserrat"/>
+          <w:sz w:val="26"/>
+          <w:szCs w:val="26"/>
+        </w:rPr>
+        <w:t>_get_all_visible_sprites(node, arr)</w:t>
+      </w:r>
+      <w:r>
+        <w:rPr>
+          <w:sz w:val="26"/>
+          <w:szCs w:val="26"/>
+        </w:rPr>
+        <w:t>: Quét đệ quy toàn bộ cấu trúc xương để lập danh sách các mảnh ảnh đang hiển thị.</w:t>
+      </w:r>
+    </w:p>
+    <w:p>
+      <w:pPr>
+        <w:pStyle w:val="NormalWeb"/>
+        <w:ind w:left="720"/>
+        <w:rPr>
+          <w:sz w:val="26"/>
+          <w:szCs w:val="26"/>
+        </w:rPr>
+      </w:pPr>
+      <w:r>
+        <w:rPr>
+          <w:rStyle w:val="HTMLCode"/>
+          <w:rFonts w:ascii="Times New Roman" w:eastAsiaTheme="majorEastAsia" w:hAnsi="Times New Roman" w:cs="Times New Roman"/>
           <w:b/>
           <w:bCs/>
-          <w:sz w:val="22"/>
-          <w:szCs w:val="22"/>
-        </w:rPr>
-        <w:t xml:space="preserve"> / </w:t>
-      </w:r>
-      <w:r>
-        <w:rPr>
-          <w:rStyle w:val="HTMLCode"/>
-          <w:rFonts w:ascii="Montserrat" w:eastAsiaTheme="majorEastAsia" w:hAnsi="Montserrat"/>
+          <w:sz w:val="26"/>
+          <w:szCs w:val="26"/>
+        </w:rPr>
+        <w:t>_spawn_ghost_trail()</w:t>
+      </w:r>
+      <w:r>
+        <w:rPr>
           <w:b/>
           <w:bCs/>
-          <w:sz w:val="22"/>
-          <w:szCs w:val="22"/>
-        </w:rPr>
-        <w:t>_play_jump_land()</w:t>
-      </w:r>
-      <w:r>
-        <w:rPr>
-          <w:rFonts w:ascii="Montserrat" w:hAnsi="Montserrat"/>
-          <w:sz w:val="22"/>
-          <w:szCs w:val="22"/>
-        </w:rPr>
-        <w:t>: Căn thời gian và phát hoạt ảnh lấy đà nhảy hoặc nhún chân khi chạm đất.</w:t>
-      </w:r>
-    </w:p>
-    <w:p>
-      <w:pPr>
-        <w:pStyle w:val="NormalWeb"/>
-        <w:ind w:left="720"/>
-        <w:rPr>
-          <w:rFonts w:ascii="Montserrat" w:hAnsi="Montserrat"/>
-          <w:sz w:val="22"/>
-          <w:szCs w:val="22"/>
-        </w:rPr>
-      </w:pPr>
+          <w:sz w:val="26"/>
+          <w:szCs w:val="26"/>
+        </w:rPr>
+        <w:t xml:space="preserve"> / </w:t>
+      </w:r>
       <w:r>
         <w:rPr>
           <w:rStyle w:val="HTMLCode"/>
-          <w:rFonts w:ascii="Montserrat" w:eastAsiaTheme="majorEastAsia" w:hAnsi="Montserrat"/>
+          <w:rFonts w:ascii="Times New Roman" w:eastAsiaTheme="majorEastAsia" w:hAnsi="Times New Roman" w:cs="Times New Roman"/>
           <w:b/>
           <w:bCs/>
-          <w:sz w:val="22"/>
-          <w:szCs w:val="22"/>
-        </w:rPr>
-        <w:t>_update_ground_animation(direction)</w:t>
-      </w:r>
-      <w:r>
-        <w:rPr>
-          <w:rFonts w:ascii="Montserrat" w:hAnsi="Montserrat"/>
+          <w:sz w:val="26"/>
+          <w:szCs w:val="26"/>
+        </w:rPr>
+        <w:t>_ghost_trail_loop(duration)</w:t>
+      </w:r>
+      <w:r>
+        <w:rPr>
+          <w:sz w:val="26"/>
+          <w:szCs w:val="26"/>
+        </w:rPr>
+        <w:t>: Tạo ra các hình nhân vật ảo</w:t>
+      </w:r>
+      <w:r>
+        <w:rPr>
+          <w:sz w:val="26"/>
+          <w:szCs w:val="26"/>
+        </w:rPr>
+        <w:t xml:space="preserve"> </w:t>
+      </w:r>
+      <w:r>
+        <w:rPr>
+          <w:sz w:val="26"/>
+          <w:szCs w:val="26"/>
+        </w:rPr>
+        <w:t xml:space="preserve">lặp đi lặp lại và làm chúng mờ dần theo thời gian để tạo hiệu ứng tàn </w:t>
+      </w:r>
+      <w:r>
+        <w:rPr>
+          <w:sz w:val="26"/>
+          <w:szCs w:val="26"/>
+        </w:rPr>
+        <w:t>ảnh khi Dash.</w:t>
+      </w:r>
+    </w:p>
+    <w:p>
+      <w:pPr>
+        <w:ind w:left="720"/>
+        <w:rPr>
+          <w:rFonts w:ascii="Times New Roman" w:hAnsi="Times New Roman" w:cs="Times New Roman"/>
+          <w:sz w:val="26"/>
+          <w:szCs w:val="26"/>
+        </w:rPr>
+      </w:pPr>
+      <w:r>
+        <w:rPr>
+          <w:rFonts w:ascii="Times New Roman" w:hAnsi="Times New Roman" w:cs="Times New Roman"/>
+          <w:sz w:val="26"/>
+          <w:szCs w:val="26"/>
+        </w:rPr>
+        <w:t>Khối 4: Các hàm Tín hiệu</w:t>
+      </w:r>
+    </w:p>
+    <w:p>
+      <w:pPr>
+        <w:ind w:left="720"/>
+        <w:rPr>
+          <w:rFonts w:ascii="Times New Roman" w:hAnsi="Times New Roman" w:cs="Times New Roman"/>
+          <w:sz w:val="26"/>
+          <w:szCs w:val="26"/>
+        </w:rPr>
+      </w:pPr>
+      <w:r>
+        <w:rPr>
+          <w:rFonts w:ascii="Times New Roman" w:hAnsi="Times New Roman" w:cs="Times New Roman"/>
           <w:b/>
           <w:bCs/>
-          <w:sz w:val="22"/>
-          <w:szCs w:val="22"/>
-        </w:rPr>
-        <w:t xml:space="preserve"> / </w:t>
-      </w:r>
-      <w:r>
-        <w:rPr>
-          <w:rStyle w:val="HTMLCode"/>
-          <w:rFonts w:ascii="Montserrat" w:eastAsiaTheme="majorEastAsia" w:hAnsi="Montserrat"/>
+          <w:sz w:val="26"/>
+          <w:szCs w:val="26"/>
+        </w:rPr>
+        <w:t>_on_spine_anim_finished(anim_name: StringName)</w:t>
+      </w:r>
+      <w:r>
+        <w:rPr>
+          <w:rFonts w:ascii="Times New Roman" w:hAnsi="Times New Roman" w:cs="Times New Roman"/>
           <w:b/>
           <w:bCs/>
-          <w:sz w:val="22"/>
-          <w:szCs w:val="22"/>
-        </w:rPr>
-        <w:t>_update_air_animation()</w:t>
-      </w:r>
-      <w:r>
-        <w:rPr>
-          <w:rFonts w:ascii="Montserrat" w:hAnsi="Montserrat"/>
-          <w:sz w:val="22"/>
-          <w:szCs w:val="22"/>
-        </w:rPr>
-        <w:t>: Bộ máy quản lý trạng thái (State Machine) để chuyển đổi tự động giữa các hoạt ảnh chạy, đi bộ, trượt (skid) và rớt xuống.</w:t>
-      </w:r>
-    </w:p>
-    <w:p>
-      <w:pPr>
-        <w:pStyle w:val="NormalWeb"/>
+          <w:sz w:val="26"/>
+          <w:szCs w:val="26"/>
+        </w:rPr>
+        <w:t>:</w:t>
+      </w:r>
+      <w:r>
+        <w:rPr>
+          <w:rFonts w:ascii="Times New Roman" w:hAnsi="Times New Roman" w:cs="Times New Roman"/>
+          <w:sz w:val="26"/>
+          <w:szCs w:val="26"/>
+        </w:rPr>
+        <w:t xml:space="preserve"> Lắng nghe khi một animation chạy đến frame cuối cùng để tự động trả lại quyền điều khiển di chuyển hoặc tiếp nối nhịp combo.</w:t>
+      </w:r>
+    </w:p>
+    <w:p>
+      <w:pPr>
         <w:ind w:left="720"/>
         <w:rPr>
-          <w:rFonts w:ascii="Montserrat" w:hAnsi="Montserrat"/>
-          <w:sz w:val="22"/>
-          <w:szCs w:val="22"/>
-        </w:rPr>
-      </w:pPr>
-      <w:r>
-        <w:rPr>
-          <w:rStyle w:val="HTMLCode"/>
-          <w:rFonts w:ascii="Montserrat" w:eastAsiaTheme="majorEastAsia" w:hAnsi="Montserrat"/>
+          <w:rFonts w:ascii="Times New Roman" w:hAnsi="Times New Roman" w:cs="Times New Roman"/>
+          <w:sz w:val="26"/>
+          <w:szCs w:val="26"/>
+        </w:rPr>
+      </w:pPr>
+      <w:r>
+        <w:rPr>
+          <w:rFonts w:ascii="Times New Roman" w:hAnsi="Times New Roman" w:cs="Times New Roman"/>
           <w:b/>
           <w:bCs/>
-          <w:sz w:val="22"/>
-          <w:szCs w:val="22"/>
-        </w:rPr>
-        <w:t>_get_all_visible_sprites(node, arr)</w:t>
-      </w:r>
-      <w:r>
-        <w:rPr>
-          <w:rFonts w:ascii="Montserrat" w:hAnsi="Montserrat"/>
-          <w:sz w:val="22"/>
-          <w:szCs w:val="22"/>
-        </w:rPr>
-        <w:t>: Quét đệ quy toàn bộ cấu trúc xương để lập danh sách các mảnh ảnh đang hiển thị.</w:t>
-      </w:r>
-    </w:p>
-    <w:p>
-      <w:pPr>
-        <w:pStyle w:val="NormalWeb"/>
-        <w:ind w:left="720"/>
-        <w:rPr>
-          <w:rFonts w:ascii="Montserrat" w:hAnsi="Montserrat"/>
-          <w:sz w:val="22"/>
-          <w:szCs w:val="22"/>
-        </w:rPr>
-      </w:pPr>
-      <w:r>
-        <w:rPr>
-          <w:rStyle w:val="HTMLCode"/>
-          <w:rFonts w:ascii="Montserrat" w:eastAsiaTheme="majorEastAsia" w:hAnsi="Montserrat"/>
+          <w:sz w:val="26"/>
+          <w:szCs w:val="26"/>
+        </w:rPr>
+        <w:lastRenderedPageBreak/>
+        <w:t>_on_stagger_stun_end()</w:t>
+      </w:r>
+      <w:r>
+        <w:rPr>
+          <w:rFonts w:ascii="Times New Roman" w:hAnsi="Times New Roman" w:cs="Times New Roman"/>
+          <w:sz w:val="26"/>
+          <w:szCs w:val="26"/>
+        </w:rPr>
+        <w:t>: Mở khóa kỹ năng lướt</w:t>
+      </w:r>
+      <w:r>
+        <w:rPr>
+          <w:rFonts w:ascii="Times New Roman" w:hAnsi="Times New Roman" w:cs="Times New Roman"/>
+          <w:sz w:val="26"/>
+          <w:szCs w:val="26"/>
+        </w:rPr>
+        <w:t xml:space="preserve"> </w:t>
+      </w:r>
+      <w:r>
+        <w:rPr>
+          <w:rFonts w:ascii="Times New Roman" w:hAnsi="Times New Roman" w:cs="Times New Roman"/>
+          <w:sz w:val="26"/>
+          <w:szCs w:val="26"/>
+        </w:rPr>
+        <w:t>khi bộ đếm ngược kết thúc.</w:t>
+      </w:r>
+    </w:p>
+    <w:p>
+      <w:pPr>
+        <w:pStyle w:val="ListParagraph"/>
+        <w:rPr>
+          <w:rFonts w:ascii="Times New Roman" w:hAnsi="Times New Roman" w:cs="Times New Roman"/>
+          <w:sz w:val="26"/>
+          <w:szCs w:val="26"/>
+        </w:rPr>
+      </w:pPr>
+      <w:r>
+        <w:rPr>
+          <w:rFonts w:ascii="Times New Roman" w:hAnsi="Times New Roman" w:cs="Times New Roman"/>
           <w:b/>
           <w:bCs/>
-          <w:sz w:val="22"/>
-          <w:szCs w:val="22"/>
-        </w:rPr>
-        <w:t>_spawn_ghost_trail()</w:t>
-      </w:r>
-      <w:r>
-        <w:rPr>
-          <w:rFonts w:ascii="Montserrat" w:hAnsi="Montserrat"/>
-          <w:b/>
-          <w:bCs/>
-          <w:sz w:val="22"/>
-          <w:szCs w:val="22"/>
-        </w:rPr>
-        <w:t xml:space="preserve"> / </w:t>
-      </w:r>
-      <w:r>
-        <w:rPr>
-          <w:rStyle w:val="HTMLCode"/>
-          <w:rFonts w:ascii="Montserrat" w:eastAsiaTheme="majorEastAsia" w:hAnsi="Montserrat"/>
-          <w:b/>
-          <w:bCs/>
-          <w:sz w:val="22"/>
-          <w:szCs w:val="22"/>
-        </w:rPr>
-        <w:t>_ghost_trail_loop(duration)</w:t>
-      </w:r>
-      <w:r>
-        <w:rPr>
-          <w:rFonts w:ascii="Montserrat" w:hAnsi="Montserrat"/>
-          <w:sz w:val="22"/>
-          <w:szCs w:val="22"/>
-        </w:rPr>
-        <w:t>: Tạo ra các hình nhân vật ảo (clone) lặp đi lặp lại và làm chúng mờ dần theo thời gian để tạo hiệu ứng tàn ảnh (Ghost Trail) khi Dash.</w:t>
-      </w:r>
-    </w:p>
-    <w:p>
-      <w:pPr>
-        <w:numPr>
-          <w:ilvl w:val="0"/>
-          <w:numId w:val="6"/>
-        </w:numPr>
-        <w:rPr>
-          <w:rFonts w:ascii="Montserrat" w:hAnsi="Montserrat"/>
-          <w:b/>
-          <w:bCs/>
-          <w:sz w:val="22"/>
-          <w:szCs w:val="22"/>
-        </w:rPr>
-      </w:pPr>
-      <w:r>
-        <w:rPr>
-          <w:rFonts w:ascii="Montserrat" w:hAnsi="Montserrat"/>
-          <w:b/>
-          <w:bCs/>
-          <w:sz w:val="22"/>
-          <w:szCs w:val="22"/>
-        </w:rPr>
-        <w:t>Khối 4: Các hàm Tín hiệu</w:t>
-      </w:r>
-    </w:p>
-    <w:p>
-      <w:pPr>
-        <w:ind w:left="720"/>
-        <w:rPr>
-          <w:rFonts w:ascii="Montserrat" w:hAnsi="Montserrat"/>
-          <w:sz w:val="22"/>
-          <w:szCs w:val="22"/>
-        </w:rPr>
-      </w:pPr>
-      <w:r>
-        <w:rPr>
-          <w:rFonts w:ascii="Montserrat" w:hAnsi="Montserrat"/>
-          <w:b/>
-          <w:bCs/>
-          <w:sz w:val="22"/>
-          <w:szCs w:val="22"/>
-        </w:rPr>
-        <w:t>_on_spine_anim_finished(anim_name: StringName)</w:t>
-      </w:r>
-      <w:r>
-        <w:rPr>
-          <w:rFonts w:ascii="Montserrat" w:hAnsi="Montserrat"/>
-          <w:b/>
-          <w:bCs/>
-          <w:sz w:val="22"/>
-          <w:szCs w:val="22"/>
-        </w:rPr>
-        <w:t>:</w:t>
-      </w:r>
-      <w:r>
-        <w:rPr>
-          <w:rFonts w:ascii="Montserrat" w:hAnsi="Montserrat"/>
-          <w:sz w:val="22"/>
-          <w:szCs w:val="22"/>
-        </w:rPr>
-        <w:t xml:space="preserve"> Lắng nghe khi một animation (nhảy, lướt, đánh, nhặt đồ) chạy đến frame cuối cùng để tự động trả lại quyền điều khiển di chuyển hoặc tiếp nối nhịp combo.</w:t>
-      </w:r>
-    </w:p>
-    <w:p>
-      <w:pPr>
-        <w:ind w:left="720"/>
-        <w:rPr>
-          <w:rFonts w:ascii="Montserrat" w:hAnsi="Montserrat"/>
-          <w:sz w:val="22"/>
-          <w:szCs w:val="22"/>
-        </w:rPr>
-      </w:pPr>
-      <w:r>
-        <w:rPr>
-          <w:rFonts w:ascii="Montserrat" w:hAnsi="Montserrat"/>
-          <w:b/>
-          <w:bCs/>
-          <w:sz w:val="22"/>
-          <w:szCs w:val="22"/>
-        </w:rPr>
-        <w:t>_on_stagger_stun_end()</w:t>
-      </w:r>
-      <w:r>
-        <w:rPr>
-          <w:rFonts w:ascii="Montserrat" w:hAnsi="Montserrat"/>
-          <w:sz w:val="22"/>
-          <w:szCs w:val="22"/>
-        </w:rPr>
-        <w:t>: Mở khóa kỹ năng lướt (Dash) khi bộ đếm ngược kết thúc.</w:t>
+          <w:sz w:val="26"/>
+          <w:szCs w:val="26"/>
+        </w:rPr>
+        <w:t>_on_dodge_cooldown_timeout()</w:t>
+      </w:r>
+      <w:r>
+        <w:rPr>
+          <w:rFonts w:ascii="Times New Roman" w:hAnsi="Times New Roman" w:cs="Times New Roman"/>
+          <w:sz w:val="26"/>
+          <w:szCs w:val="26"/>
+        </w:rPr>
+        <w:t xml:space="preserve">: Hủy trạng thái </w:t>
+      </w:r>
+      <w:r>
+        <w:rPr>
+          <w:rFonts w:ascii="Times New Roman" w:hAnsi="Times New Roman" w:cs="Times New Roman"/>
+          <w:sz w:val="26"/>
+          <w:szCs w:val="26"/>
+        </w:rPr>
+        <w:t>lướt</w:t>
+      </w:r>
+      <w:r>
+        <w:rPr>
+          <w:rFonts w:ascii="Times New Roman" w:hAnsi="Times New Roman" w:cs="Times New Roman"/>
+          <w:sz w:val="26"/>
+          <w:szCs w:val="26"/>
+        </w:rPr>
+        <w:t>, trả lại khả năng di chuyển và tính toán bù trừ thời gian bất tử còn lại sau khi bị đánh trúng.</w:t>
       </w:r>
     </w:p>
     <w:p>
       <w:pPr>
         <w:pStyle w:val="ListParagraph"/>
         <w:rPr>
-          <w:rFonts w:ascii="Montserrat" w:hAnsi="Montserrat"/>
-          <w:sz w:val="22"/>
-          <w:szCs w:val="22"/>
-        </w:rPr>
-      </w:pPr>
-      <w:r>
-        <w:rPr>
-          <w:rFonts w:ascii="Montserrat" w:hAnsi="Montserrat"/>
-          <w:b/>
-          <w:bCs/>
-          <w:sz w:val="22"/>
-          <w:szCs w:val="22"/>
-        </w:rPr>
-        <w:t>_on_dodge_cooldown_timeout()</w:t>
-      </w:r>
-      <w:r>
-        <w:rPr>
-          <w:rFonts w:ascii="Montserrat" w:hAnsi="Montserrat"/>
-          <w:sz w:val="22"/>
-          <w:szCs w:val="22"/>
-        </w:rPr>
-        <w:t xml:space="preserve">: </w:t>
-      </w:r>
-      <w:r>
-        <w:rPr>
-          <w:rFonts w:ascii="Montserrat" w:hAnsi="Montserrat"/>
-          <w:sz w:val="22"/>
-          <w:szCs w:val="22"/>
-        </w:rPr>
-        <w:t>Hủy trạng thái choáng, trả lại khả năng di chuyển và tính toán bù trừ thời gian bất tử còn lại sau khi bị đánh trúng.</w:t>
-      </w:r>
-    </w:p>
-    <w:p>
-      <w:pPr>
-        <w:pStyle w:val="ListParagraph"/>
-        <w:rPr>
-          <w:rFonts w:ascii="Montserrat" w:hAnsi="Montserrat"/>
-          <w:sz w:val="22"/>
-          <w:szCs w:val="22"/>
+          <w:rFonts w:ascii="Times New Roman" w:hAnsi="Times New Roman" w:cs="Times New Roman"/>
+          <w:sz w:val="26"/>
+          <w:szCs w:val="26"/>
         </w:rPr>
       </w:pPr>
     </w:p>
@@ -4784,7 +4025,7 @@
           <w:numId w:val="14"/>
         </w:numPr>
         <w:rPr>
-          <w:rFonts w:ascii="Montserrat" w:hAnsi="Montserrat"/>
+          <w:rFonts w:ascii="Times New Roman" w:hAnsi="Times New Roman" w:cs="Times New Roman"/>
           <w:b/>
           <w:bCs/>
           <w:sz w:val="26"/>
@@ -4793,7 +4034,7 @@
       </w:pPr>
       <w:r>
         <w:rPr>
-          <w:rFonts w:ascii="Montserrat" w:hAnsi="Montserrat"/>
+          <w:rFonts w:ascii="Times New Roman" w:hAnsi="Times New Roman" w:cs="Times New Roman"/>
           <w:b/>
           <w:bCs/>
           <w:sz w:val="26"/>
@@ -4807,60 +4048,55 @@
         <w:pStyle w:val="NormalWeb"/>
         <w:ind w:left="720"/>
         <w:rPr>
-          <w:rFonts w:ascii="Montserrat" w:hAnsi="Montserrat"/>
-          <w:sz w:val="22"/>
-          <w:szCs w:val="22"/>
-        </w:rPr>
-      </w:pPr>
-      <w:r>
-        <w:rPr>
-          <w:rFonts w:ascii="Montserrat" w:hAnsi="Montserrat"/>
+          <w:sz w:val="26"/>
+          <w:szCs w:val="26"/>
+        </w:rPr>
+      </w:pPr>
+      <w:r>
+        <w:rPr>
           <w:b/>
           <w:bCs/>
-          <w:sz w:val="22"/>
-          <w:szCs w:val="22"/>
+          <w:sz w:val="26"/>
+          <w:szCs w:val="26"/>
         </w:rPr>
         <w:t>Tối ưu Hệ thống Đa vũ khí:</w:t>
       </w:r>
       <w:r>
         <w:rPr>
-          <w:rFonts w:ascii="Montserrat" w:hAnsi="Montserrat"/>
-          <w:sz w:val="22"/>
-          <w:szCs w:val="22"/>
+          <w:sz w:val="26"/>
+          <w:szCs w:val="26"/>
         </w:rPr>
         <w:t xml:space="preserve"> Thay thế các câu lệnh </w:t>
       </w:r>
       <w:r>
         <w:rPr>
           <w:rStyle w:val="HTMLCode"/>
-          <w:rFonts w:ascii="Montserrat" w:eastAsiaTheme="majorEastAsia" w:hAnsi="Montserrat"/>
-          <w:sz w:val="22"/>
-          <w:szCs w:val="22"/>
+          <w:rFonts w:ascii="Times New Roman" w:eastAsiaTheme="majorEastAsia" w:hAnsi="Times New Roman" w:cs="Times New Roman"/>
+          <w:sz w:val="26"/>
+          <w:szCs w:val="26"/>
         </w:rPr>
         <w:t>if/else</w:t>
       </w:r>
       <w:r>
         <w:rPr>
-          <w:rFonts w:ascii="Montserrat" w:hAnsi="Montserrat"/>
-          <w:sz w:val="22"/>
-          <w:szCs w:val="22"/>
+          <w:sz w:val="26"/>
+          <w:szCs w:val="26"/>
         </w:rPr>
         <w:t xml:space="preserve"> cứng nhắc bằng Nội suy chuỗi. Tên animation giờ đây được tự động gọi theo công thức </w:t>
       </w:r>
       <w:r>
         <w:rPr>
           <w:rStyle w:val="HTMLCode"/>
-          <w:rFonts w:ascii="Montserrat" w:eastAsiaTheme="majorEastAsia" w:hAnsi="Montserrat"/>
-          <w:sz w:val="22"/>
-          <w:szCs w:val="22"/>
+          <w:rFonts w:ascii="Times New Roman" w:eastAsiaTheme="majorEastAsia" w:hAnsi="Times New Roman" w:cs="Times New Roman"/>
+          <w:sz w:val="26"/>
+          <w:szCs w:val="26"/>
         </w:rPr>
         <w:t>current_weapon + "_attack_" + combo_step</w:t>
       </w:r>
       <w:r>
         <w:rPr>
-          <w:rFonts w:ascii="Montserrat" w:hAnsi="Montserrat"/>
-          <w:sz w:val="22"/>
-          <w:szCs w:val="22"/>
+          <w:sz w:val="26"/>
+          <w:szCs w:val="26"/>
         </w:rPr>
         <w:t>, giúp dễ dàng mở rộng thêm vũ khí mới (như spear, axe) mà không cần viết thêm code xử lý.</w:t>
       </w:r>
@@ -4870,77 +4106,71 @@
         <w:pStyle w:val="NormalWeb"/>
         <w:ind w:left="720"/>
         <w:rPr>
-          <w:rFonts w:ascii="Montserrat" w:hAnsi="Montserrat"/>
-          <w:sz w:val="22"/>
-          <w:szCs w:val="22"/>
-        </w:rPr>
-      </w:pPr>
-      <w:r>
-        <w:rPr>
-          <w:rFonts w:ascii="Montserrat" w:hAnsi="Montserrat"/>
+          <w:sz w:val="26"/>
+          <w:szCs w:val="26"/>
+        </w:rPr>
+      </w:pPr>
+      <w:r>
+        <w:rPr>
           <w:b/>
           <w:bCs/>
-          <w:sz w:val="22"/>
-          <w:szCs w:val="22"/>
+          <w:sz w:val="26"/>
+          <w:szCs w:val="26"/>
         </w:rPr>
         <w:t>Bảo vệ Vòng lặp Vật lý:</w:t>
       </w:r>
       <w:r>
         <w:rPr>
-          <w:rFonts w:ascii="Montserrat" w:hAnsi="Montserrat"/>
-          <w:sz w:val="22"/>
-          <w:szCs w:val="22"/>
+          <w:sz w:val="26"/>
+          <w:szCs w:val="26"/>
         </w:rPr>
         <w:t xml:space="preserve"> Tách logic Tween của hàm lướt (</w:t>
       </w:r>
       <w:r>
         <w:rPr>
           <w:rStyle w:val="HTMLCode"/>
-          <w:rFonts w:ascii="Montserrat" w:eastAsiaTheme="majorEastAsia" w:hAnsi="Montserrat"/>
-          <w:sz w:val="22"/>
-          <w:szCs w:val="22"/>
+          <w:rFonts w:ascii="Times New Roman" w:eastAsiaTheme="majorEastAsia" w:hAnsi="Times New Roman" w:cs="Times New Roman"/>
+          <w:sz w:val="26"/>
+          <w:szCs w:val="26"/>
         </w:rPr>
         <w:t>_perform_dash</w:t>
       </w:r>
       <w:r>
         <w:rPr>
-          <w:rFonts w:ascii="Montserrat" w:hAnsi="Montserrat"/>
-          <w:sz w:val="22"/>
-          <w:szCs w:val="22"/>
+          <w:sz w:val="26"/>
+          <w:szCs w:val="26"/>
         </w:rPr>
         <w:t xml:space="preserve">) ra khỏi </w:t>
       </w:r>
       <w:r>
         <w:rPr>
           <w:rStyle w:val="HTMLCode"/>
-          <w:rFonts w:ascii="Montserrat" w:eastAsiaTheme="majorEastAsia" w:hAnsi="Montserrat"/>
-          <w:sz w:val="22"/>
-          <w:szCs w:val="22"/>
+          <w:rFonts w:ascii="Times New Roman" w:eastAsiaTheme="majorEastAsia" w:hAnsi="Times New Roman" w:cs="Times New Roman"/>
+          <w:sz w:val="26"/>
+          <w:szCs w:val="26"/>
         </w:rPr>
         <w:t>_physics_process</w:t>
       </w:r>
       <w:r>
         <w:rPr>
-          <w:rFonts w:ascii="Montserrat" w:hAnsi="Montserrat"/>
-          <w:sz w:val="22"/>
-          <w:szCs w:val="22"/>
+          <w:sz w:val="26"/>
+          <w:szCs w:val="26"/>
         </w:rPr>
         <w:t xml:space="preserve"> để ngăn chặn lệnh </w:t>
       </w:r>
       <w:r>
         <w:rPr>
           <w:rStyle w:val="HTMLCode"/>
-          <w:rFonts w:ascii="Montserrat" w:eastAsiaTheme="majorEastAsia" w:hAnsi="Montserrat"/>
-          <w:sz w:val="22"/>
-          <w:szCs w:val="22"/>
+          <w:rFonts w:ascii="Times New Roman" w:eastAsiaTheme="majorEastAsia" w:hAnsi="Times New Roman" w:cs="Times New Roman"/>
+          <w:sz w:val="26"/>
+          <w:szCs w:val="26"/>
         </w:rPr>
         <w:t>await</w:t>
       </w:r>
       <w:r>
         <w:rPr>
-          <w:rFonts w:ascii="Montserrat" w:hAnsi="Montserrat"/>
-          <w:sz w:val="22"/>
-          <w:szCs w:val="22"/>
+          <w:sz w:val="26"/>
+          <w:szCs w:val="26"/>
         </w:rPr>
         <w:t xml:space="preserve"> làm đóng băng luồng xử lý chính. Bổ sung các cờ trạng thái để cô lập hoạt ảnh và tốc độ, giải quyết triệt để lỗi xung đột kẹt animation khi vừa lướt vừa chém.</w:t>
       </w:r>
@@ -4949,239 +4179,239 @@
       <w:pPr>
         <w:pStyle w:val="ListParagraph"/>
         <w:rPr>
-          <w:rFonts w:ascii="Montserrat" w:hAnsi="Montserrat"/>
-          <w:sz w:val="22"/>
-          <w:szCs w:val="22"/>
-        </w:rPr>
-      </w:pPr>
-      <w:r>
-        <w:rPr>
-          <w:rFonts w:ascii="Montserrat" w:hAnsi="Montserrat"/>
+          <w:rFonts w:ascii="Times New Roman" w:hAnsi="Times New Roman" w:cs="Times New Roman"/>
+          <w:sz w:val="26"/>
+          <w:szCs w:val="26"/>
+        </w:rPr>
+      </w:pPr>
+      <w:r>
+        <w:rPr>
+          <w:rFonts w:ascii="Times New Roman" w:hAnsi="Times New Roman" w:cs="Times New Roman"/>
           <w:b/>
           <w:bCs/>
-          <w:sz w:val="22"/>
-          <w:szCs w:val="22"/>
+          <w:sz w:val="26"/>
+          <w:szCs w:val="26"/>
         </w:rPr>
         <w:t>Tối ưu Hủy Hoạt Ảnh &amp; Chống kẹt trạng thái:</w:t>
       </w:r>
       <w:r>
         <w:rPr>
-          <w:rFonts w:ascii="Montserrat" w:hAnsi="Montserrat"/>
-          <w:sz w:val="22"/>
-          <w:szCs w:val="22"/>
-        </w:rPr>
-        <w:t xml:space="preserve"> Xây dựng bộ đếm giờ thủ công</w:t>
-      </w:r>
-      <w:r>
-        <w:rPr>
-          <w:rFonts w:ascii="Montserrat" w:hAnsi="Montserrat"/>
-          <w:sz w:val="22"/>
-          <w:szCs w:val="22"/>
-        </w:rPr>
-        <w:t xml:space="preserve"> </w:t>
-      </w:r>
-      <w:r>
-        <w:rPr>
-          <w:rFonts w:ascii="Montserrat" w:hAnsi="Montserrat"/>
-          <w:sz w:val="22"/>
-          <w:szCs w:val="22"/>
-        </w:rPr>
-        <w:t>song song với hệ thống tín hiệu của AnimationPlayer để cho phép ngắt đòn Jump Attack sớm. Đồng thời, khắc phục triệt để lỗi kẹt cứng nhân vật ở khung hình cuối của đòn đánh bằng cách bổ sung lệnh làm sạch biến cờ ngay trước khi gọi hoạt ảnh ghi đè</w:t>
-      </w:r>
-      <w:r>
-        <w:rPr>
-          <w:rFonts w:ascii="Montserrat" w:hAnsi="Montserrat"/>
-          <w:sz w:val="22"/>
-          <w:szCs w:val="22"/>
-        </w:rPr>
-        <w:t>.</w:t>
-      </w:r>
-    </w:p>
-    <w:p>
-      <w:r>
-        <w:br w:type="page"/>
-      </w:r>
-    </w:p>
-    <w:p>
-      <w:pPr>
-        <w:pStyle w:val="Heading1"/>
+          <w:rFonts w:ascii="Times New Roman" w:hAnsi="Times New Roman" w:cs="Times New Roman"/>
+          <w:sz w:val="26"/>
+          <w:szCs w:val="26"/>
+        </w:rPr>
+        <w:t xml:space="preserve"> Xây dựng bộ đếm giờ thủ công song song với hệ thống tín hiệu của AnimationPlayer để cho phép ngắt đòn Jump Attack sớm. Đồng thời, khắc phục triệt để lỗi kẹt cứng nhân vật ở khung hình cuối của đòn đánh bằng cách bổ sung lệnh làm sạch biến cờ ngay trước khi gọi hoạt ảnh ghi đè.</w:t>
+      </w:r>
+    </w:p>
+    <w:p>
+      <w:pPr>
+        <w:pStyle w:val="Heading2"/>
         <w:numPr>
           <w:ilvl w:val="0"/>
-          <w:numId w:val="16"/>
+          <w:numId w:val="39"/>
         </w:numPr>
-      </w:pPr>
-      <w:bookmarkStart w:id="1" w:name="_Toc239322997"/>
-      <w:r>
-        <w:lastRenderedPageBreak/>
+        <w:rPr>
+          <w:rFonts w:cs="Times New Roman"/>
+          <w:sz w:val="26"/>
+          <w:szCs w:val="26"/>
+        </w:rPr>
+      </w:pPr>
+      <w:bookmarkStart w:id="5" w:name="_Toc240274302"/>
+      <w:bookmarkStart w:id="6" w:name="_Hlk240275319"/>
+      <w:r>
         <w:t>Campfire.gd</w:t>
       </w:r>
-      <w:bookmarkEnd w:id="1"/>
-    </w:p>
-    <w:p>
-      <w:pPr>
-        <w:rPr>
-          <w:rFonts w:ascii="Montserrat" w:hAnsi="Montserrat"/>
-          <w:sz w:val="22"/>
-          <w:szCs w:val="22"/>
-        </w:rPr>
-      </w:pPr>
-      <w:r>
-        <w:rPr>
-          <w:rFonts w:ascii="Montserrat" w:hAnsi="Montserrat"/>
+      <w:bookmarkEnd w:id="5"/>
+    </w:p>
+    <w:bookmarkEnd w:id="6"/>
+    <w:p>
+      <w:pPr>
+        <w:ind w:firstLine="360"/>
+        <w:rPr>
+          <w:rFonts w:ascii="Times New Roman" w:hAnsi="Times New Roman" w:cs="Times New Roman"/>
+          <w:sz w:val="26"/>
+          <w:szCs w:val="26"/>
+        </w:rPr>
+      </w:pPr>
+      <w:r>
+        <w:rPr>
+          <w:rFonts w:ascii="Times New Roman" w:hAnsi="Times New Roman" w:cs="Times New Roman"/>
+          <w:sz w:val="26"/>
+          <w:szCs w:val="26"/>
+        </w:rPr>
+        <w:t>Khối 1: Các hàm của Engine</w:t>
+      </w:r>
+    </w:p>
+    <w:p>
+      <w:pPr>
+        <w:ind w:left="720"/>
+        <w:rPr>
+          <w:rFonts w:ascii="Times New Roman" w:hAnsi="Times New Roman" w:cs="Times New Roman"/>
+          <w:sz w:val="26"/>
+          <w:szCs w:val="26"/>
+        </w:rPr>
+      </w:pPr>
+      <w:r>
+        <w:rPr>
+          <w:rFonts w:ascii="Times New Roman" w:hAnsi="Times New Roman" w:cs="Times New Roman"/>
           <w:b/>
           <w:bCs/>
-          <w:sz w:val="22"/>
-          <w:szCs w:val="22"/>
-        </w:rPr>
-        <w:t>Khối 1: Các hàm của Engine</w:t>
+          <w:sz w:val="26"/>
+          <w:szCs w:val="26"/>
+        </w:rPr>
+        <w:t>_ready():</w:t>
+      </w:r>
+      <w:r>
+        <w:rPr>
+          <w:rFonts w:ascii="Times New Roman" w:hAnsi="Times New Roman" w:cs="Times New Roman"/>
+          <w:sz w:val="26"/>
+          <w:szCs w:val="26"/>
+        </w:rPr>
+        <w:t xml:space="preserve"> Khởi tạo UI của đống lử</w:t>
+      </w:r>
+      <w:r>
+        <w:rPr>
+          <w:rFonts w:ascii="Times New Roman" w:hAnsi="Times New Roman" w:cs="Times New Roman"/>
+          <w:sz w:val="26"/>
+          <w:szCs w:val="26"/>
+        </w:rPr>
+        <w:t>a</w:t>
+      </w:r>
+      <w:r>
+        <w:rPr>
+          <w:rFonts w:ascii="Times New Roman" w:hAnsi="Times New Roman" w:cs="Times New Roman"/>
+          <w:sz w:val="26"/>
+          <w:szCs w:val="26"/>
+        </w:rPr>
+        <w:t>, thiết lập kết nối tín hiệu cho các nút bấm và tắt camera góc hẹp mặc định.</w:t>
       </w:r>
     </w:p>
     <w:p>
       <w:pPr>
         <w:ind w:left="720"/>
         <w:rPr>
-          <w:rFonts w:ascii="Montserrat" w:hAnsi="Montserrat"/>
-          <w:sz w:val="22"/>
-          <w:szCs w:val="22"/>
-        </w:rPr>
-      </w:pPr>
-      <w:r>
-        <w:rPr>
-          <w:rFonts w:ascii="Montserrat" w:hAnsi="Montserrat"/>
+          <w:rFonts w:ascii="Times New Roman" w:hAnsi="Times New Roman" w:cs="Times New Roman"/>
+          <w:sz w:val="26"/>
+          <w:szCs w:val="26"/>
+        </w:rPr>
+      </w:pPr>
+      <w:bookmarkStart w:id="7" w:name="_Hlk240275306"/>
+      <w:r>
+        <w:rPr>
+          <w:rFonts w:ascii="Times New Roman" w:hAnsi="Times New Roman" w:cs="Times New Roman"/>
           <w:b/>
           <w:bCs/>
-          <w:sz w:val="22"/>
-          <w:szCs w:val="22"/>
-        </w:rPr>
-        <w:t>_ready():</w:t>
-      </w:r>
-      <w:r>
-        <w:rPr>
-          <w:rFonts w:ascii="Montserrat" w:hAnsi="Montserrat"/>
-          <w:sz w:val="22"/>
-          <w:szCs w:val="22"/>
-        </w:rPr>
-        <w:t xml:space="preserve"> Khởi tạo UI của đống lửa (ẩn các bảng menu), thiết lập kết nối tín hiệu cho các nút bấm và tắt camera góc hẹp (cinematic) mặc định.</w:t>
+          <w:sz w:val="26"/>
+          <w:szCs w:val="26"/>
+        </w:rPr>
+        <w:t>_physics_process(delta):</w:t>
+      </w:r>
+      <w:r>
+        <w:rPr>
+          <w:rFonts w:ascii="Times New Roman" w:hAnsi="Times New Roman" w:cs="Times New Roman"/>
+          <w:sz w:val="26"/>
+          <w:szCs w:val="26"/>
+        </w:rPr>
+        <w:t xml:space="preserve"> </w:t>
+      </w:r>
+      <w:bookmarkEnd w:id="7"/>
+      <w:r>
+        <w:rPr>
+          <w:rFonts w:ascii="Times New Roman" w:hAnsi="Times New Roman" w:cs="Times New Roman"/>
+          <w:sz w:val="26"/>
+          <w:szCs w:val="26"/>
+        </w:rPr>
+        <w:t>Vòng lặp liên tục kiểm tra khoảng cách của người chơi (dùng _find_nearby_candidate()). Nếu người chơi trong tầm phát hiện, hiện nút Prompt (Press F to rest). Quản lý bộ đếm lùi hồi chiêu (_rest_cooldown) để tránh bấm nhầm liên tục.</w:t>
       </w:r>
     </w:p>
     <w:p>
       <w:pPr>
         <w:ind w:left="720"/>
         <w:rPr>
-          <w:rFonts w:ascii="Montserrat" w:hAnsi="Montserrat"/>
-          <w:sz w:val="22"/>
-          <w:szCs w:val="22"/>
-        </w:rPr>
-      </w:pPr>
-      <w:r>
-        <w:rPr>
-          <w:rFonts w:ascii="Montserrat" w:hAnsi="Montserrat"/>
+          <w:rFonts w:ascii="Times New Roman" w:hAnsi="Times New Roman" w:cs="Times New Roman"/>
+          <w:sz w:val="26"/>
+          <w:szCs w:val="26"/>
+        </w:rPr>
+      </w:pPr>
+      <w:r>
+        <w:rPr>
+          <w:rFonts w:ascii="Times New Roman" w:hAnsi="Times New Roman" w:cs="Times New Roman"/>
           <w:b/>
           <w:bCs/>
-          <w:sz w:val="22"/>
-          <w:szCs w:val="22"/>
-        </w:rPr>
-        <w:t>_physics_process(delta):</w:t>
-      </w:r>
-      <w:r>
-        <w:rPr>
-          <w:rFonts w:ascii="Montserrat" w:hAnsi="Montserrat"/>
-          <w:sz w:val="22"/>
-          <w:szCs w:val="22"/>
-        </w:rPr>
-        <w:t xml:space="preserve"> Vòng lặp liên tục kiểm tra khoảng cách của người chơi (dùng _find_nearby_candidate()). Nếu người chơi trong tầm phát hiện, hiện nút Prompt (Press F to rest). Quản lý bộ đếm lùi hồi chiêu (_rest_cooldown) để tránh bấm nhầm liên tục.</w:t>
+          <w:sz w:val="26"/>
+          <w:szCs w:val="26"/>
+        </w:rPr>
+        <w:t>_unhandled_input(event):</w:t>
+      </w:r>
+      <w:r>
+        <w:rPr>
+          <w:rFonts w:ascii="Times New Roman" w:hAnsi="Times New Roman" w:cs="Times New Roman"/>
+          <w:sz w:val="26"/>
+          <w:szCs w:val="26"/>
+        </w:rPr>
+        <w:t xml:space="preserve"> Bắt sự kiện phím tương tác. Chuyển đổi giữa trạng thái ngồi xuống lưu game (_sit_and_save()) hoặc đứng lên rời đi (_stand_up()).</w:t>
+      </w:r>
+    </w:p>
+    <w:p>
+      <w:pPr>
+        <w:ind w:firstLine="360"/>
+        <w:rPr>
+          <w:rFonts w:ascii="Times New Roman" w:hAnsi="Times New Roman" w:cs="Times New Roman"/>
+          <w:sz w:val="26"/>
+          <w:szCs w:val="26"/>
+        </w:rPr>
+      </w:pPr>
+      <w:r>
+        <w:rPr>
+          <w:rFonts w:ascii="Times New Roman" w:hAnsi="Times New Roman" w:cs="Times New Roman"/>
+          <w:sz w:val="26"/>
+          <w:szCs w:val="26"/>
+        </w:rPr>
+        <w:t>Khối 2: Các hàm công khai</w:t>
       </w:r>
     </w:p>
     <w:p>
       <w:pPr>
         <w:ind w:left="720"/>
         <w:rPr>
-          <w:rFonts w:ascii="Montserrat" w:hAnsi="Montserrat"/>
-          <w:sz w:val="22"/>
-          <w:szCs w:val="22"/>
-        </w:rPr>
-      </w:pPr>
-      <w:r>
-        <w:rPr>
-          <w:rFonts w:ascii="Montserrat" w:hAnsi="Montserrat"/>
+          <w:rFonts w:ascii="Times New Roman" w:hAnsi="Times New Roman" w:cs="Times New Roman"/>
+          <w:sz w:val="26"/>
+          <w:szCs w:val="26"/>
+        </w:rPr>
+      </w:pPr>
+      <w:r>
+        <w:rPr>
+          <w:rFonts w:ascii="Times New Roman" w:hAnsi="Times New Roman" w:cs="Times New Roman"/>
           <w:b/>
           <w:bCs/>
-          <w:sz w:val="22"/>
-          <w:szCs w:val="22"/>
-        </w:rPr>
-        <w:t>_unhandled_input(event):</w:t>
-      </w:r>
-      <w:r>
-        <w:rPr>
-          <w:rFonts w:ascii="Montserrat" w:hAnsi="Montserrat"/>
-          <w:sz w:val="22"/>
-          <w:szCs w:val="22"/>
-        </w:rPr>
-        <w:t xml:space="preserve"> Bắt sự kiện phím tương tác. Chuyển đổi giữa trạng thái ngồi xuống lưu game (_sit_and_save()) hoặc đứng lên rời đi (_stand_up()).</w:t>
-      </w:r>
-    </w:p>
-    <w:p>
-      <w:pPr>
-        <w:rPr>
-          <w:rFonts w:ascii="Montserrat" w:hAnsi="Montserrat"/>
-          <w:sz w:val="22"/>
-          <w:szCs w:val="22"/>
-        </w:rPr>
-      </w:pPr>
-      <w:r>
-        <w:rPr>
-          <w:rFonts w:ascii="Montserrat" w:hAnsi="Montserrat"/>
-          <w:b/>
-          <w:bCs/>
-          <w:sz w:val="22"/>
-          <w:szCs w:val="22"/>
-        </w:rPr>
-        <w:t>Khối 2: Các hàm Công khai</w:t>
-      </w:r>
-    </w:p>
-    <w:p>
-      <w:pPr>
-        <w:ind w:left="720"/>
-        <w:rPr>
-          <w:rFonts w:ascii="Montserrat" w:hAnsi="Montserrat"/>
-          <w:sz w:val="22"/>
-          <w:szCs w:val="22"/>
-        </w:rPr>
-      </w:pPr>
-      <w:r>
-        <w:rPr>
-          <w:rFonts w:ascii="Montserrat" w:hAnsi="Montserrat"/>
-          <w:b/>
-          <w:bCs/>
-          <w:sz w:val="22"/>
-          <w:szCs w:val="22"/>
+          <w:sz w:val="26"/>
+          <w:szCs w:val="26"/>
         </w:rPr>
         <w:t>get_checkpoint_id():</w:t>
       </w:r>
       <w:r>
         <w:rPr>
-          <w:rFonts w:ascii="Montserrat" w:hAnsi="Montserrat"/>
-          <w:sz w:val="22"/>
-          <w:szCs w:val="22"/>
+          <w:rFonts w:ascii="Times New Roman" w:hAnsi="Times New Roman" w:cs="Times New Roman"/>
+          <w:sz w:val="26"/>
+          <w:szCs w:val="26"/>
         </w:rPr>
         <w:t xml:space="preserve"> Cung cấp ID định danh của đống lửa hiện tại cho hệ thống SaveManager.</w:t>
       </w:r>
     </w:p>
     <w:p>
       <w:pPr>
-        <w:rPr>
-          <w:rFonts w:ascii="Montserrat" w:hAnsi="Montserrat"/>
-          <w:sz w:val="22"/>
-          <w:szCs w:val="22"/>
-        </w:rPr>
-      </w:pPr>
-      <w:r>
-        <w:rPr>
-          <w:rFonts w:ascii="Montserrat" w:hAnsi="Montserrat"/>
-          <w:b/>
-          <w:bCs/>
-          <w:sz w:val="22"/>
-          <w:szCs w:val="22"/>
+        <w:ind w:firstLine="360"/>
+        <w:rPr>
+          <w:rFonts w:ascii="Times New Roman" w:hAnsi="Times New Roman" w:cs="Times New Roman"/>
+          <w:sz w:val="26"/>
+          <w:szCs w:val="26"/>
+        </w:rPr>
+      </w:pPr>
+      <w:r>
+        <w:rPr>
+          <w:rFonts w:ascii="Times New Roman" w:hAnsi="Times New Roman" w:cs="Times New Roman"/>
+          <w:sz w:val="26"/>
+          <w:szCs w:val="26"/>
         </w:rPr>
         <w:t>Khối 3: Các hàm Nội bộ</w:t>
       </w:r>
@@ -5193,18 +4423,18 @@
           <w:numId w:val="19"/>
         </w:numPr>
         <w:rPr>
-          <w:rFonts w:ascii="Montserrat" w:hAnsi="Montserrat"/>
-          <w:sz w:val="22"/>
-          <w:szCs w:val="22"/>
-        </w:rPr>
-      </w:pPr>
-      <w:r>
-        <w:rPr>
-          <w:rFonts w:ascii="Montserrat" w:hAnsi="Montserrat"/>
+          <w:rFonts w:ascii="Times New Roman" w:hAnsi="Times New Roman" w:cs="Times New Roman"/>
+          <w:sz w:val="26"/>
+          <w:szCs w:val="26"/>
+        </w:rPr>
+      </w:pPr>
+      <w:r>
+        <w:rPr>
+          <w:rFonts w:ascii="Times New Roman" w:hAnsi="Times New Roman" w:cs="Times New Roman"/>
           <w:b/>
           <w:bCs/>
-          <w:sz w:val="22"/>
-          <w:szCs w:val="22"/>
+          <w:sz w:val="26"/>
+          <w:szCs w:val="26"/>
         </w:rPr>
         <w:t>Nhóm Logic Nghỉ ngơi:</w:t>
       </w:r>
@@ -5213,54 +4443,55 @@
       <w:pPr>
         <w:ind w:left="720"/>
         <w:rPr>
-          <w:rFonts w:ascii="Montserrat" w:hAnsi="Montserrat"/>
-          <w:sz w:val="22"/>
-          <w:szCs w:val="22"/>
-        </w:rPr>
-      </w:pPr>
-      <w:r>
-        <w:rPr>
-          <w:rFonts w:ascii="Montserrat" w:hAnsi="Montserrat"/>
+          <w:rFonts w:ascii="Times New Roman" w:hAnsi="Times New Roman" w:cs="Times New Roman"/>
+          <w:sz w:val="26"/>
+          <w:szCs w:val="26"/>
+        </w:rPr>
+      </w:pPr>
+      <w:r>
+        <w:rPr>
+          <w:rFonts w:ascii="Times New Roman" w:hAnsi="Times New Roman" w:cs="Times New Roman"/>
           <w:b/>
           <w:bCs/>
-          <w:sz w:val="22"/>
-          <w:szCs w:val="22"/>
-        </w:rPr>
+          <w:sz w:val="26"/>
+          <w:szCs w:val="26"/>
+        </w:rPr>
+        <w:lastRenderedPageBreak/>
         <w:t>_sit_and_save():</w:t>
       </w:r>
       <w:r>
         <w:rPr>
-          <w:rFonts w:ascii="Montserrat" w:hAnsi="Montserrat"/>
-          <w:sz w:val="22"/>
-          <w:szCs w:val="22"/>
-        </w:rPr>
-        <w:t xml:space="preserve"> Chuỗi hành động khi ngồi nghỉ: Căn chỉnh vị trí nhân vật tự động quay mặt về đống lửa, kích hoạt hiệu ứng fade đen màn hình, gọi hàm hồi máu (heal_player_full), chuyển góc nhìn sang cinematic_camera (phóng to) và mở Menu Nghỉ.</w:t>
+          <w:rFonts w:ascii="Times New Roman" w:hAnsi="Times New Roman" w:cs="Times New Roman"/>
+          <w:sz w:val="26"/>
+          <w:szCs w:val="26"/>
+        </w:rPr>
+        <w:t xml:space="preserve"> Chuỗi hành động khi ngồi nghỉ: Căn chỉnh vị trí nhân vật tự động quay mặt về đống lửa, kích hoạt hiệu ứng fade đen màn hình, gọi hàm hồi máu (heal_player_full), chuyển góc nhìn sang cinematic_camera và mở Menu Nghỉ.</w:t>
       </w:r>
     </w:p>
     <w:p>
       <w:pPr>
         <w:ind w:left="720"/>
         <w:rPr>
-          <w:rFonts w:ascii="Montserrat" w:hAnsi="Montserrat"/>
-          <w:sz w:val="22"/>
-          <w:szCs w:val="22"/>
-        </w:rPr>
-      </w:pPr>
-      <w:r>
-        <w:rPr>
-          <w:rFonts w:ascii="Montserrat" w:hAnsi="Montserrat"/>
+          <w:rFonts w:ascii="Times New Roman" w:hAnsi="Times New Roman" w:cs="Times New Roman"/>
+          <w:sz w:val="26"/>
+          <w:szCs w:val="26"/>
+        </w:rPr>
+      </w:pPr>
+      <w:r>
+        <w:rPr>
+          <w:rFonts w:ascii="Times New Roman" w:hAnsi="Times New Roman" w:cs="Times New Roman"/>
           <w:b/>
           <w:bCs/>
-          <w:sz w:val="22"/>
-          <w:szCs w:val="22"/>
+          <w:sz w:val="26"/>
+          <w:szCs w:val="26"/>
         </w:rPr>
         <w:t>_stand_up():</w:t>
       </w:r>
       <w:r>
         <w:rPr>
-          <w:rFonts w:ascii="Montserrat" w:hAnsi="Montserrat"/>
-          <w:sz w:val="22"/>
-          <w:szCs w:val="22"/>
+          <w:rFonts w:ascii="Times New Roman" w:hAnsi="Times New Roman" w:cs="Times New Roman"/>
+          <w:sz w:val="26"/>
+          <w:szCs w:val="26"/>
         </w:rPr>
         <w:t xml:space="preserve"> Xử lý quá trình rời đống lửa: Đóng toàn bộ UI, fade đen màn hình, trả lại camera và quyền điều khiển cho nhân vật.</w:t>
       </w:r>
@@ -5269,26 +4500,26 @@
       <w:pPr>
         <w:ind w:left="720"/>
         <w:rPr>
-          <w:rFonts w:ascii="Montserrat" w:hAnsi="Montserrat"/>
-          <w:sz w:val="22"/>
-          <w:szCs w:val="22"/>
-        </w:rPr>
-      </w:pPr>
-      <w:r>
-        <w:rPr>
-          <w:rFonts w:ascii="Montserrat" w:hAnsi="Montserrat"/>
+          <w:rFonts w:ascii="Times New Roman" w:hAnsi="Times New Roman" w:cs="Times New Roman"/>
+          <w:sz w:val="26"/>
+          <w:szCs w:val="26"/>
+        </w:rPr>
+      </w:pPr>
+      <w:r>
+        <w:rPr>
+          <w:rFonts w:ascii="Times New Roman" w:hAnsi="Times New Roman" w:cs="Times New Roman"/>
           <w:b/>
           <w:bCs/>
-          <w:sz w:val="22"/>
-          <w:szCs w:val="22"/>
+          <w:sz w:val="26"/>
+          <w:szCs w:val="26"/>
         </w:rPr>
         <w:t>_find_nearby_candidate():</w:t>
       </w:r>
       <w:r>
         <w:rPr>
-          <w:rFonts w:ascii="Montserrat" w:hAnsi="Montserrat"/>
-          <w:sz w:val="22"/>
-          <w:szCs w:val="22"/>
+          <w:rFonts w:ascii="Times New Roman" w:hAnsi="Times New Roman" w:cs="Times New Roman"/>
+          <w:sz w:val="26"/>
+          <w:szCs w:val="26"/>
         </w:rPr>
         <w:t xml:space="preserve"> Thuật toán dò quét Scene Tree để tìm Node nhân vật đang đứng trong vùng bán kính.</w:t>
       </w:r>
@@ -5300,102 +4531,148 @@
           <w:numId w:val="19"/>
         </w:numPr>
         <w:rPr>
-          <w:rFonts w:ascii="Montserrat" w:hAnsi="Montserrat"/>
-          <w:sz w:val="22"/>
-          <w:szCs w:val="22"/>
-        </w:rPr>
-      </w:pPr>
-      <w:r>
-        <w:rPr>
-          <w:rFonts w:ascii="Montserrat" w:hAnsi="Montserrat"/>
+          <w:rFonts w:ascii="Times New Roman" w:hAnsi="Times New Roman" w:cs="Times New Roman"/>
+          <w:sz w:val="26"/>
+          <w:szCs w:val="26"/>
+        </w:rPr>
+      </w:pPr>
+      <w:r>
+        <w:rPr>
+          <w:rFonts w:ascii="Times New Roman" w:hAnsi="Times New Roman" w:cs="Times New Roman"/>
+          <w:sz w:val="26"/>
+          <w:szCs w:val="26"/>
+        </w:rPr>
+        <w:t>Nhóm UI &amp; Hiệu ứng:</w:t>
+      </w:r>
+    </w:p>
+    <w:p>
+      <w:pPr>
+        <w:ind w:left="720"/>
+        <w:rPr>
+          <w:rFonts w:ascii="Times New Roman" w:hAnsi="Times New Roman" w:cs="Times New Roman"/>
+          <w:sz w:val="26"/>
+          <w:szCs w:val="26"/>
+        </w:rPr>
+      </w:pPr>
+      <w:r>
+        <w:rPr>
+          <w:rFonts w:ascii="Times New Roman" w:hAnsi="Times New Roman" w:cs="Times New Roman"/>
           <w:b/>
           <w:bCs/>
-          <w:sz w:val="22"/>
-          <w:szCs w:val="22"/>
-        </w:rPr>
-        <w:t>Nhóm UI &amp; Hiệu ứng:</w:t>
+          <w:sz w:val="26"/>
+          <w:szCs w:val="26"/>
+        </w:rPr>
+        <w:t>_setup_rest_menu_buttons(), _setup_upgrade_menu():</w:t>
+      </w:r>
+      <w:r>
+        <w:rPr>
+          <w:rFonts w:ascii="Times New Roman" w:hAnsi="Times New Roman" w:cs="Times New Roman"/>
+          <w:sz w:val="26"/>
+          <w:szCs w:val="26"/>
+        </w:rPr>
+        <w:t xml:space="preserve"> Khởi tạo động menu nâng cấp và kết nối tín hiệu cho 5 nút bấm cơ bản</w:t>
+      </w:r>
+      <w:r>
+        <w:rPr>
+          <w:rFonts w:ascii="Times New Roman" w:hAnsi="Times New Roman" w:cs="Times New Roman"/>
+          <w:sz w:val="26"/>
+          <w:szCs w:val="26"/>
+        </w:rPr>
+        <w:t xml:space="preserve">: </w:t>
+      </w:r>
+      <w:r>
+        <w:rPr>
+          <w:rFonts w:ascii="Times New Roman" w:hAnsi="Times New Roman" w:cs="Times New Roman"/>
+          <w:sz w:val="26"/>
+          <w:szCs w:val="26"/>
+        </w:rPr>
+        <w:t>Save, Load, Upgrade, Title, Leave.</w:t>
       </w:r>
     </w:p>
     <w:p>
       <w:pPr>
         <w:ind w:left="720"/>
         <w:rPr>
-          <w:rFonts w:ascii="Montserrat" w:hAnsi="Montserrat"/>
-          <w:sz w:val="22"/>
-          <w:szCs w:val="22"/>
-        </w:rPr>
-      </w:pPr>
-      <w:r>
-        <w:rPr>
-          <w:rFonts w:ascii="Montserrat" w:hAnsi="Montserrat"/>
+          <w:rFonts w:ascii="Times New Roman" w:hAnsi="Times New Roman" w:cs="Times New Roman"/>
+          <w:sz w:val="26"/>
+          <w:szCs w:val="26"/>
+        </w:rPr>
+      </w:pPr>
+      <w:r>
+        <w:rPr>
+          <w:rFonts w:ascii="Times New Roman" w:hAnsi="Times New Roman" w:cs="Times New Roman"/>
           <w:b/>
           <w:bCs/>
-          <w:sz w:val="22"/>
-          <w:szCs w:val="22"/>
-        </w:rPr>
-        <w:t>_setup_rest_menu_buttons(), _setup_upgrade_menu():</w:t>
-      </w:r>
-      <w:r>
-        <w:rPr>
-          <w:rFonts w:ascii="Montserrat" w:hAnsi="Montserrat"/>
-          <w:sz w:val="22"/>
-          <w:szCs w:val="22"/>
-        </w:rPr>
-        <w:t xml:space="preserve"> Khởi tạo động (instantiate) menu nâng cấp (Relica) và kết nối tín hiệu cho 5 nút bấm cơ bản (Save, Load, Upgrade, Title, Leave).</w:t>
-      </w:r>
-    </w:p>
-    <w:p>
-      <w:pPr>
-        <w:ind w:left="720"/>
-        <w:rPr>
-          <w:rFonts w:ascii="Montserrat" w:hAnsi="Montserrat"/>
-          <w:sz w:val="22"/>
-          <w:szCs w:val="22"/>
-        </w:rPr>
-      </w:pPr>
-      <w:r>
-        <w:rPr>
-          <w:rFonts w:ascii="Montserrat" w:hAnsi="Montserrat"/>
+          <w:sz w:val="26"/>
+          <w:szCs w:val="26"/>
+        </w:rPr>
+        <w:t>_populate_slot_menu(), _format_slot_label():</w:t>
+      </w:r>
+      <w:r>
+        <w:rPr>
+          <w:rFonts w:ascii="Times New Roman" w:hAnsi="Times New Roman" w:cs="Times New Roman"/>
+          <w:sz w:val="26"/>
+          <w:szCs w:val="26"/>
+        </w:rPr>
+        <w:t xml:space="preserve"> Đọc dữ liệu từ ổ cứng thông qua SaveManager, tự động tạo danh sách các </w:t>
+      </w:r>
+      <w:r>
+        <w:rPr>
+          <w:rFonts w:ascii="Times New Roman" w:hAnsi="Times New Roman" w:cs="Times New Roman"/>
+          <w:sz w:val="26"/>
+          <w:szCs w:val="26"/>
+        </w:rPr>
+        <w:t>slot</w:t>
+      </w:r>
+      <w:r>
+        <w:rPr>
+          <w:rFonts w:ascii="Times New Roman" w:hAnsi="Times New Roman" w:cs="Times New Roman"/>
+          <w:sz w:val="26"/>
+          <w:szCs w:val="26"/>
+        </w:rPr>
+        <w:t xml:space="preserve"> Save/Load, hiển thị trạng </w:t>
+      </w:r>
+      <w:r>
+        <w:rPr>
+          <w:rFonts w:ascii="Times New Roman" w:hAnsi="Times New Roman" w:cs="Times New Roman"/>
+          <w:sz w:val="26"/>
+          <w:szCs w:val="26"/>
+        </w:rPr>
+        <w:t>HP</w:t>
+      </w:r>
+      <w:r>
+        <w:rPr>
+          <w:rFonts w:ascii="Times New Roman" w:hAnsi="Times New Roman" w:cs="Times New Roman"/>
+          <w:sz w:val="26"/>
+          <w:szCs w:val="26"/>
+        </w:rPr>
+        <w:t xml:space="preserve"> và vị trí khu vực.</w:t>
+      </w:r>
+    </w:p>
+    <w:p>
+      <w:pPr>
+        <w:ind w:firstLine="720"/>
+        <w:rPr>
+          <w:rFonts w:ascii="Times New Roman" w:hAnsi="Times New Roman" w:cs="Times New Roman"/>
+          <w:sz w:val="26"/>
+          <w:szCs w:val="26"/>
+        </w:rPr>
+      </w:pPr>
+      <w:r>
+        <w:rPr>
+          <w:rFonts w:ascii="Times New Roman" w:hAnsi="Times New Roman" w:cs="Times New Roman"/>
           <w:b/>
           <w:bCs/>
-          <w:sz w:val="22"/>
-          <w:szCs w:val="22"/>
-        </w:rPr>
-        <w:t>_populate_slot_menu(), _format_slot_label():</w:t>
-      </w:r>
-      <w:r>
-        <w:rPr>
-          <w:rFonts w:ascii="Montserrat" w:hAnsi="Montserrat"/>
-          <w:sz w:val="22"/>
-          <w:szCs w:val="22"/>
-        </w:rPr>
-        <w:t xml:space="preserve"> Đọc dữ liệu từ ổ cứng thông qua SaveManager, tự động tạo danh sách các ô (slot) Save/Load, hiển thị trạng thái máu (HP) và vị trí khu vực.</w:t>
-      </w:r>
-    </w:p>
-    <w:p>
-      <w:pPr>
-        <w:ind w:firstLine="720"/>
-        <w:rPr>
-          <w:rFonts w:ascii="Montserrat" w:hAnsi="Montserrat"/>
-          <w:sz w:val="22"/>
-          <w:szCs w:val="22"/>
-        </w:rPr>
-      </w:pPr>
-      <w:r>
-        <w:rPr>
-          <w:rFonts w:ascii="Montserrat" w:hAnsi="Montserrat"/>
-          <w:b/>
-          <w:bCs/>
-          <w:sz w:val="22"/>
-          <w:szCs w:val="22"/>
+          <w:sz w:val="26"/>
+          <w:szCs w:val="26"/>
         </w:rPr>
         <w:t>_show_saved_flash():</w:t>
       </w:r>
       <w:r>
         <w:rPr>
-          <w:rFonts w:ascii="Montserrat" w:hAnsi="Montserrat"/>
-          <w:sz w:val="22"/>
-          <w:szCs w:val="22"/>
+          <w:rFonts w:ascii="Times New Roman" w:hAnsi="Times New Roman" w:cs="Times New Roman"/>
+          <w:sz w:val="26"/>
+          <w:szCs w:val="26"/>
         </w:rPr>
         <w:t xml:space="preserve"> Tạo hiệu ứng chữ "Saved" nhấp nháy góc dưới màn hình.</w:t>
       </w:r>
@@ -5407,160 +4684,146 @@
           <w:numId w:val="19"/>
         </w:numPr>
         <w:rPr>
-          <w:rFonts w:ascii="Montserrat" w:hAnsi="Montserrat"/>
-          <w:sz w:val="22"/>
-          <w:szCs w:val="22"/>
-        </w:rPr>
-      </w:pPr>
-      <w:r>
-        <w:rPr>
-          <w:rFonts w:ascii="Montserrat" w:hAnsi="Montserrat"/>
+          <w:rFonts w:ascii="Times New Roman" w:hAnsi="Times New Roman" w:cs="Times New Roman"/>
+          <w:sz w:val="26"/>
+          <w:szCs w:val="26"/>
+        </w:rPr>
+      </w:pPr>
+      <w:r>
+        <w:rPr>
+          <w:rFonts w:ascii="Times New Roman" w:hAnsi="Times New Roman" w:cs="Times New Roman"/>
+          <w:sz w:val="26"/>
+          <w:szCs w:val="26"/>
+        </w:rPr>
+        <w:t>Nhóm Hệ thống Lưu/Tải:</w:t>
+      </w:r>
+    </w:p>
+    <w:p>
+      <w:pPr>
+        <w:ind w:left="720"/>
+        <w:rPr>
+          <w:rFonts w:ascii="Times New Roman" w:hAnsi="Times New Roman" w:cs="Times New Roman"/>
+          <w:sz w:val="26"/>
+          <w:szCs w:val="26"/>
+        </w:rPr>
+      </w:pPr>
+      <w:r>
+        <w:rPr>
+          <w:rFonts w:ascii="Times New Roman" w:hAnsi="Times New Roman" w:cs="Times New Roman"/>
           <w:b/>
           <w:bCs/>
-          <w:sz w:val="22"/>
-          <w:szCs w:val="22"/>
-        </w:rPr>
-        <w:t>Nhóm Hệ thống Lưu/Tải:</w:t>
-      </w:r>
-    </w:p>
-    <w:p>
-      <w:pPr>
-        <w:ind w:left="720"/>
-        <w:rPr>
-          <w:rFonts w:ascii="Montserrat" w:hAnsi="Montserrat"/>
-          <w:sz w:val="22"/>
-          <w:szCs w:val="22"/>
-        </w:rPr>
-      </w:pPr>
-      <w:r>
-        <w:rPr>
-          <w:rFonts w:ascii="Montserrat" w:hAnsi="Montserrat"/>
+          <w:sz w:val="26"/>
+          <w:szCs w:val="26"/>
+        </w:rPr>
+        <w:t>_save_to_slot(slot) / _load_from_slot(slot):</w:t>
+      </w:r>
+      <w:r>
+        <w:rPr>
+          <w:rFonts w:ascii="Times New Roman" w:hAnsi="Times New Roman" w:cs="Times New Roman"/>
+          <w:sz w:val="26"/>
+          <w:szCs w:val="26"/>
+        </w:rPr>
+        <w:t xml:space="preserve"> Giao tiếp trực tiếp với SaveManager để ghi đè dữ liệu hoặc tải lại cảnh chơi kèm hiệu ứng chuyển cảnh.</w:t>
+      </w:r>
+    </w:p>
+    <w:p>
+      <w:pPr>
+        <w:ind w:firstLine="720"/>
+        <w:rPr>
+          <w:rFonts w:ascii="Times New Roman" w:hAnsi="Times New Roman" w:cs="Times New Roman"/>
+          <w:sz w:val="26"/>
+          <w:szCs w:val="26"/>
+        </w:rPr>
+      </w:pPr>
+      <w:r>
+        <w:rPr>
+          <w:rFonts w:ascii="Times New Roman" w:hAnsi="Times New Roman" w:cs="Times New Roman"/>
           <w:b/>
           <w:bCs/>
-          <w:sz w:val="22"/>
-          <w:szCs w:val="22"/>
-        </w:rPr>
-        <w:t>_save_to_slot(slot) / _load_from_slot(slot):</w:t>
-      </w:r>
-      <w:r>
-        <w:rPr>
-          <w:rFonts w:ascii="Montserrat" w:hAnsi="Montserrat"/>
-          <w:sz w:val="22"/>
-          <w:szCs w:val="22"/>
-        </w:rPr>
-        <w:t xml:space="preserve"> Giao tiếp trực tiếp với SaveManager để ghi đè dữ liệu hoặc tải lại cảnh chơi kèm hiệu ứng chuyển cảnh.</w:t>
-      </w:r>
-    </w:p>
-    <w:p>
-      <w:pPr>
-        <w:ind w:firstLine="720"/>
-        <w:rPr>
-          <w:rFonts w:ascii="Montserrat" w:hAnsi="Montserrat"/>
-          <w:sz w:val="22"/>
-          <w:szCs w:val="22"/>
-        </w:rPr>
-      </w:pPr>
-      <w:r>
-        <w:rPr>
-          <w:rFonts w:ascii="Montserrat" w:hAnsi="Montserrat"/>
+          <w:sz w:val="26"/>
+          <w:szCs w:val="26"/>
+        </w:rPr>
+        <w:t>_go_to_title():</w:t>
+      </w:r>
+      <w:r>
+        <w:rPr>
+          <w:rFonts w:ascii="Times New Roman" w:hAnsi="Times New Roman" w:cs="Times New Roman"/>
+          <w:sz w:val="26"/>
+          <w:szCs w:val="26"/>
+        </w:rPr>
+        <w:t xml:space="preserve"> Quay về màn hình chính.</w:t>
+      </w:r>
+    </w:p>
+    <w:p>
+      <w:pPr>
+        <w:ind w:firstLine="360"/>
+        <w:rPr>
+          <w:rFonts w:ascii="Times New Roman" w:hAnsi="Times New Roman" w:cs="Times New Roman"/>
+          <w:sz w:val="26"/>
+          <w:szCs w:val="26"/>
+        </w:rPr>
+      </w:pPr>
+      <w:r>
+        <w:rPr>
+          <w:rFonts w:ascii="Times New Roman" w:hAnsi="Times New Roman" w:cs="Times New Roman"/>
+          <w:sz w:val="26"/>
+          <w:szCs w:val="26"/>
+        </w:rPr>
+        <w:t>Khối 4: Các hàm Tín hiệu</w:t>
+      </w:r>
+    </w:p>
+    <w:p>
+      <w:pPr>
+        <w:ind w:left="720"/>
+        <w:rPr>
+          <w:rFonts w:ascii="Times New Roman" w:hAnsi="Times New Roman" w:cs="Times New Roman"/>
+          <w:sz w:val="26"/>
+          <w:szCs w:val="26"/>
+        </w:rPr>
+      </w:pPr>
+      <w:r>
+        <w:rPr>
+          <w:rFonts w:ascii="Times New Roman" w:hAnsi="Times New Roman" w:cs="Times New Roman"/>
           <w:b/>
           <w:bCs/>
-          <w:sz w:val="22"/>
-          <w:szCs w:val="22"/>
-        </w:rPr>
-        <w:t>_go_to_title():</w:t>
-      </w:r>
-      <w:r>
-        <w:rPr>
-          <w:rFonts w:ascii="Montserrat" w:hAnsi="Montserrat"/>
-          <w:sz w:val="22"/>
-          <w:szCs w:val="22"/>
-        </w:rPr>
-        <w:t xml:space="preserve"> Quay về màn hình chính.</w:t>
-      </w:r>
-    </w:p>
-    <w:p>
-      <w:pPr>
-        <w:ind w:firstLine="720"/>
-        <w:rPr>
-          <w:rFonts w:ascii="Montserrat" w:hAnsi="Montserrat"/>
-          <w:sz w:val="22"/>
-          <w:szCs w:val="22"/>
-        </w:rPr>
-      </w:pPr>
-    </w:p>
-    <w:p>
-      <w:pPr>
-        <w:rPr>
-          <w:rFonts w:ascii="Montserrat" w:hAnsi="Montserrat"/>
-          <w:sz w:val="22"/>
-          <w:szCs w:val="22"/>
-        </w:rPr>
-      </w:pPr>
-      <w:r>
-        <w:rPr>
-          <w:rFonts w:ascii="Montserrat" w:hAnsi="Montserrat"/>
+          <w:sz w:val="26"/>
+          <w:szCs w:val="26"/>
+        </w:rPr>
+        <w:t>_on_body_entered(), _on_body_exited():</w:t>
+      </w:r>
+      <w:r>
+        <w:rPr>
+          <w:rFonts w:ascii="Times New Roman" w:hAnsi="Times New Roman" w:cs="Times New Roman"/>
+          <w:sz w:val="26"/>
+          <w:szCs w:val="26"/>
+        </w:rPr>
+        <w:t xml:space="preserve"> Lắng nghe va chạm vật lý (Area2D) để xác nhận khi người chơi thực sự bước vào/ra khỏi vùng lửa.</w:t>
+      </w:r>
+    </w:p>
+    <w:p>
+      <w:pPr>
+        <w:ind w:left="720"/>
+        <w:rPr>
+          <w:rFonts w:ascii="Times New Roman" w:hAnsi="Times New Roman" w:cs="Times New Roman"/>
+          <w:sz w:val="26"/>
+          <w:szCs w:val="26"/>
+        </w:rPr>
+      </w:pPr>
+      <w:r>
+        <w:rPr>
+          <w:rFonts w:ascii="Times New Roman" w:hAnsi="Times New Roman" w:cs="Times New Roman"/>
           <w:b/>
           <w:bCs/>
-          <w:sz w:val="22"/>
-          <w:szCs w:val="22"/>
-        </w:rPr>
-        <w:lastRenderedPageBreak/>
-        <w:t>Khối 4: Các hàm Tín hiệu</w:t>
-      </w:r>
-    </w:p>
-    <w:p>
-      <w:pPr>
-        <w:ind w:left="720"/>
-        <w:rPr>
-          <w:rFonts w:ascii="Montserrat" w:hAnsi="Montserrat"/>
-          <w:sz w:val="22"/>
-          <w:szCs w:val="22"/>
-        </w:rPr>
-      </w:pPr>
-      <w:r>
-        <w:rPr>
-          <w:rFonts w:ascii="Montserrat" w:hAnsi="Montserrat"/>
-          <w:b/>
-          <w:bCs/>
-          <w:sz w:val="22"/>
-          <w:szCs w:val="22"/>
-        </w:rPr>
-        <w:t>_on_body_entered(), _on_body_exited():</w:t>
-      </w:r>
-      <w:r>
-        <w:rPr>
-          <w:rFonts w:ascii="Montserrat" w:hAnsi="Montserrat"/>
-          <w:sz w:val="22"/>
-          <w:szCs w:val="22"/>
-        </w:rPr>
-        <w:t xml:space="preserve"> Lắng nghe va chạm vật lý (Area2D) để xác nhận khi người chơi thực sự bước vào/ra khỏi vùng lửa.</w:t>
-      </w:r>
-    </w:p>
-    <w:p>
-      <w:pPr>
-        <w:ind w:left="720"/>
-        <w:rPr>
-          <w:rFonts w:ascii="Montserrat" w:hAnsi="Montserrat"/>
-          <w:sz w:val="22"/>
-          <w:szCs w:val="22"/>
-        </w:rPr>
-      </w:pPr>
-      <w:r>
-        <w:rPr>
-          <w:rFonts w:ascii="Montserrat" w:hAnsi="Montserrat"/>
-          <w:b/>
-          <w:bCs/>
-          <w:sz w:val="22"/>
-          <w:szCs w:val="22"/>
+          <w:sz w:val="26"/>
+          <w:szCs w:val="26"/>
         </w:rPr>
         <w:t>_on_..._pressed():</w:t>
       </w:r>
       <w:r>
         <w:rPr>
-          <w:rFonts w:ascii="Montserrat" w:hAnsi="Montserrat"/>
-          <w:sz w:val="22"/>
-          <w:szCs w:val="22"/>
+          <w:rFonts w:ascii="Times New Roman" w:hAnsi="Times New Roman" w:cs="Times New Roman"/>
+          <w:sz w:val="26"/>
+          <w:szCs w:val="26"/>
         </w:rPr>
         <w:t xml:space="preserve"> Nhóm hàm trung gian nhận tín hiệu nhấp chuột/phím vào các mục menu tương ứng.</w:t>
       </w:r>
@@ -5573,14 +4836,14 @@
           <w:numId w:val="14"/>
         </w:numPr>
         <w:rPr>
-          <w:rFonts w:ascii="Montserrat" w:hAnsi="Montserrat"/>
-          <w:sz w:val="22"/>
-          <w:szCs w:val="22"/>
-        </w:rPr>
-      </w:pPr>
-      <w:r>
-        <w:rPr>
-          <w:rFonts w:ascii="Montserrat" w:hAnsi="Montserrat"/>
+          <w:rFonts w:ascii="Times New Roman" w:hAnsi="Times New Roman" w:cs="Times New Roman"/>
+          <w:sz w:val="26"/>
+          <w:szCs w:val="26"/>
+        </w:rPr>
+      </w:pPr>
+      <w:r>
+        <w:rPr>
+          <w:rFonts w:ascii="Times New Roman" w:hAnsi="Times New Roman" w:cs="Times New Roman"/>
           <w:b/>
           <w:bCs/>
           <w:sz w:val="26"/>
@@ -5591,150 +4854,161 @@
     </w:p>
     <w:p>
       <w:pPr>
-        <w:rPr>
-          <w:sz w:val="22"/>
-          <w:szCs w:val="22"/>
-        </w:rPr>
-      </w:pPr>
-      <w:r>
-        <w:rPr>
-          <w:sz w:val="22"/>
-          <w:szCs w:val="22"/>
+        <w:pStyle w:val="ListParagraph"/>
+        <w:rPr>
+          <w:rFonts w:ascii="Times New Roman" w:hAnsi="Times New Roman" w:cs="Times New Roman"/>
+          <w:sz w:val="26"/>
+          <w:szCs w:val="26"/>
+        </w:rPr>
+      </w:pPr>
+      <w:r>
+        <w:rPr>
+          <w:rFonts w:ascii="Times New Roman" w:hAnsi="Times New Roman" w:cs="Times New Roman"/>
+          <w:sz w:val="26"/>
+          <w:szCs w:val="26"/>
+        </w:rPr>
+        <w:t>Hàm _physics_process(delta) trong Campfire.gd liên tục quét khoảng cách người chơi tần suất ~60 lần/1 giây kết hợp với hàm _find_nearby_candidate() gây suy giảm hiệu năng nghiêm trọng trong trường hợp có số lượng lớn campfire trên bản đồ.</w:t>
+      </w:r>
+      <w:r>
+        <w:rPr>
+          <w:rFonts w:ascii="Times New Roman" w:hAnsi="Times New Roman" w:cs="Times New Roman"/>
+          <w:sz w:val="26"/>
+          <w:szCs w:val="26"/>
         </w:rPr>
         <w:br w:type="page"/>
       </w:r>
     </w:p>
     <w:p>
       <w:pPr>
-        <w:pStyle w:val="Heading1"/>
+        <w:pStyle w:val="Heading2"/>
         <w:numPr>
           <w:ilvl w:val="0"/>
-          <w:numId w:val="16"/>
+          <w:numId w:val="39"/>
         </w:numPr>
       </w:pPr>
+      <w:bookmarkStart w:id="8" w:name="_Toc240274303"/>
       <w:r>
         <w:lastRenderedPageBreak/>
         <w:t>Ui.gd</w:t>
       </w:r>
-    </w:p>
-    <w:p>
-      <w:pPr>
-        <w:rPr>
-          <w:rFonts w:ascii="Montserrat" w:hAnsi="Montserrat"/>
-          <w:sz w:val="22"/>
-          <w:szCs w:val="22"/>
-        </w:rPr>
-      </w:pPr>
-      <w:r>
-        <w:rPr>
-          <w:rFonts w:ascii="Montserrat" w:hAnsi="Montserrat"/>
+      <w:bookmarkEnd w:id="8"/>
+    </w:p>
+    <w:p>
+      <w:pPr>
+        <w:ind w:firstLine="360"/>
+        <w:rPr>
+          <w:rFonts w:ascii="Times New Roman" w:hAnsi="Times New Roman" w:cs="Times New Roman"/>
+          <w:sz w:val="26"/>
+          <w:szCs w:val="26"/>
+        </w:rPr>
+      </w:pPr>
+      <w:r>
+        <w:rPr>
+          <w:rFonts w:ascii="Times New Roman" w:hAnsi="Times New Roman" w:cs="Times New Roman"/>
+          <w:sz w:val="26"/>
+          <w:szCs w:val="26"/>
+        </w:rPr>
+        <w:t>Khối 1: Các hàm của Engine</w:t>
+      </w:r>
+    </w:p>
+    <w:p>
+      <w:pPr>
+        <w:ind w:left="360"/>
+        <w:rPr>
+          <w:rFonts w:ascii="Times New Roman" w:hAnsi="Times New Roman" w:cs="Times New Roman"/>
+          <w:sz w:val="26"/>
+          <w:szCs w:val="26"/>
+        </w:rPr>
+      </w:pPr>
+      <w:r>
+        <w:rPr>
+          <w:rFonts w:ascii="Times New Roman" w:hAnsi="Times New Roman" w:cs="Times New Roman"/>
           <w:b/>
           <w:bCs/>
-          <w:sz w:val="22"/>
-          <w:szCs w:val="22"/>
-        </w:rPr>
-        <w:t>Khối 1: Các hàm của Engine</w:t>
+          <w:sz w:val="26"/>
+          <w:szCs w:val="26"/>
+        </w:rPr>
+        <w:t>_ready():</w:t>
+      </w:r>
+      <w:r>
+        <w:rPr>
+          <w:rFonts w:ascii="Times New Roman" w:hAnsi="Times New Roman" w:cs="Times New Roman"/>
+          <w:sz w:val="26"/>
+          <w:szCs w:val="26"/>
+        </w:rPr>
+        <w:t xml:space="preserve"> Khởi tạo lượng máu phục hồi của bình Flask, thiết lập giới hạn UI của máu/thể lực, đồng bộ thông số từ PlayerProgress, liên kết tín hiệu Stagger và ẩn HUD ban đầu.</w:t>
       </w:r>
     </w:p>
     <w:p>
       <w:pPr>
         <w:ind w:left="360"/>
         <w:rPr>
-          <w:rFonts w:ascii="Montserrat" w:hAnsi="Montserrat"/>
-          <w:sz w:val="22"/>
-          <w:szCs w:val="22"/>
-        </w:rPr>
-      </w:pPr>
-      <w:r>
-        <w:rPr>
-          <w:rFonts w:ascii="Montserrat" w:hAnsi="Montserrat"/>
+          <w:rFonts w:ascii="Times New Roman" w:hAnsi="Times New Roman" w:cs="Times New Roman"/>
+          <w:sz w:val="26"/>
+          <w:szCs w:val="26"/>
+        </w:rPr>
+      </w:pPr>
+      <w:r>
+        <w:rPr>
+          <w:rFonts w:ascii="Times New Roman" w:hAnsi="Times New Roman" w:cs="Times New Roman"/>
           <w:b/>
           <w:bCs/>
-          <w:sz w:val="22"/>
-          <w:szCs w:val="22"/>
-        </w:rPr>
-        <w:t>_ready():</w:t>
-      </w:r>
-      <w:r>
-        <w:rPr>
-          <w:rFonts w:ascii="Montserrat" w:hAnsi="Montserrat"/>
-          <w:sz w:val="22"/>
-          <w:szCs w:val="22"/>
-        </w:rPr>
-        <w:t xml:space="preserve"> Khởi tạo lượng máu phục hồi của bình Flask, thiết lập giới hạn UI của máu/thể lực, đồng bộ thông số từ PlayerProgress, liên kết tín hiệu Stagger và ẩn HUD ban đầu.</w:t>
+          <w:sz w:val="26"/>
+          <w:szCs w:val="26"/>
+        </w:rPr>
+        <w:t>_process(delta):</w:t>
+      </w:r>
+      <w:r>
+        <w:rPr>
+          <w:rFonts w:ascii="Times New Roman" w:hAnsi="Times New Roman" w:cs="Times New Roman"/>
+          <w:sz w:val="26"/>
+          <w:szCs w:val="26"/>
+        </w:rPr>
+        <w:t xml:space="preserve"> Vòng lặp liên tục quản lý: đếm ngược thời gian kẹt máu (Stagger Lock), hồi phục thể lực ngoài giao tranh, tự động ẩn HUD sau 3s không chiến đấu, tính toán sát thương rút máu (Bleeding), và đẩy tiến trình animation của Shader bình Flask.</w:t>
       </w:r>
     </w:p>
     <w:p>
       <w:pPr>
         <w:ind w:left="360"/>
         <w:rPr>
-          <w:rFonts w:ascii="Montserrat" w:hAnsi="Montserrat"/>
-          <w:sz w:val="22"/>
-          <w:szCs w:val="22"/>
-        </w:rPr>
-      </w:pPr>
-      <w:r>
-        <w:rPr>
-          <w:rFonts w:ascii="Montserrat" w:hAnsi="Montserrat"/>
+          <w:rFonts w:ascii="Times New Roman" w:hAnsi="Times New Roman" w:cs="Times New Roman"/>
+          <w:sz w:val="26"/>
+          <w:szCs w:val="26"/>
+        </w:rPr>
+      </w:pPr>
+      <w:r>
+        <w:rPr>
+          <w:rFonts w:ascii="Times New Roman" w:hAnsi="Times New Roman" w:cs="Times New Roman"/>
           <w:b/>
           <w:bCs/>
-          <w:sz w:val="22"/>
-          <w:szCs w:val="22"/>
-        </w:rPr>
-        <w:t>_process(delta):</w:t>
-      </w:r>
-      <w:r>
-        <w:rPr>
-          <w:rFonts w:ascii="Montserrat" w:hAnsi="Montserrat"/>
-          <w:sz w:val="22"/>
-          <w:szCs w:val="22"/>
-        </w:rPr>
-        <w:t xml:space="preserve"> Vòng lặp liên tục quản lý: đếm ngược thời gian kẹt máu (Stagger Lock), hồi phục thể lực ngoài giao tranh, tự động ẩn HUD sau 3s không chiến đấu, tính toán sát thương rút máu (Bleeding), và đẩy tiến trình animation của Shader bình Flask.</w:t>
-      </w:r>
-    </w:p>
-    <w:p>
-      <w:pPr>
-        <w:ind w:left="360"/>
-        <w:rPr>
-          <w:rFonts w:ascii="Montserrat" w:hAnsi="Montserrat"/>
-          <w:sz w:val="22"/>
-          <w:szCs w:val="22"/>
-        </w:rPr>
-      </w:pPr>
-      <w:r>
-        <w:rPr>
-          <w:rFonts w:ascii="Montserrat" w:hAnsi="Montserrat"/>
-          <w:b/>
-          <w:bCs/>
-          <w:sz w:val="22"/>
-          <w:szCs w:val="22"/>
+          <w:sz w:val="26"/>
+          <w:szCs w:val="26"/>
         </w:rPr>
         <w:t>_unhandled_input(event):</w:t>
       </w:r>
       <w:r>
         <w:rPr>
-          <w:rFonts w:ascii="Montserrat" w:hAnsi="Montserrat"/>
-          <w:sz w:val="22"/>
-          <w:szCs w:val="22"/>
+          <w:rFonts w:ascii="Times New Roman" w:hAnsi="Times New Roman" w:cs="Times New Roman"/>
+          <w:sz w:val="26"/>
+          <w:szCs w:val="26"/>
         </w:rPr>
         <w:t xml:space="preserve"> Bắt phím tắt uống bình hồi máu (Soul Flask).</w:t>
       </w:r>
     </w:p>
     <w:p>
       <w:pPr>
-        <w:rPr>
-          <w:rFonts w:ascii="Montserrat" w:hAnsi="Montserrat"/>
-          <w:sz w:val="22"/>
-          <w:szCs w:val="22"/>
-        </w:rPr>
-      </w:pPr>
-      <w:r>
-        <w:rPr>
-          <w:rFonts w:ascii="Montserrat" w:hAnsi="Montserrat"/>
-          <w:b/>
-          <w:bCs/>
-          <w:sz w:val="22"/>
-          <w:szCs w:val="22"/>
+        <w:ind w:firstLine="360"/>
+        <w:rPr>
+          <w:rFonts w:ascii="Times New Roman" w:hAnsi="Times New Roman" w:cs="Times New Roman"/>
+          <w:sz w:val="26"/>
+          <w:szCs w:val="26"/>
+        </w:rPr>
+      </w:pPr>
+      <w:r>
+        <w:rPr>
+          <w:rFonts w:ascii="Times New Roman" w:hAnsi="Times New Roman" w:cs="Times New Roman"/>
+          <w:sz w:val="26"/>
+          <w:szCs w:val="26"/>
         </w:rPr>
         <w:t xml:space="preserve">Khối 2: Các hàm Công khai </w:t>
       </w:r>
@@ -5746,81 +5020,79 @@
           <w:numId w:val="23"/>
         </w:numPr>
         <w:rPr>
-          <w:rFonts w:ascii="Montserrat" w:hAnsi="Montserrat"/>
-          <w:sz w:val="22"/>
-          <w:szCs w:val="22"/>
+          <w:rFonts w:ascii="Times New Roman" w:hAnsi="Times New Roman" w:cs="Times New Roman"/>
+          <w:sz w:val="26"/>
+          <w:szCs w:val="26"/>
           <w:lang w:val="pt-BR"/>
         </w:rPr>
       </w:pPr>
       <w:r>
         <w:rPr>
-          <w:rFonts w:ascii="Montserrat" w:hAnsi="Montserrat"/>
+          <w:rFonts w:ascii="Times New Roman" w:hAnsi="Times New Roman" w:cs="Times New Roman"/>
+          <w:sz w:val="26"/>
+          <w:szCs w:val="26"/>
+          <w:lang w:val="pt-BR"/>
+        </w:rPr>
+        <w:t>Nhóm Sinh Tồn (HP &amp; Combat):</w:t>
+      </w:r>
+    </w:p>
+    <w:p>
+      <w:pPr>
+        <w:ind w:left="1080"/>
+        <w:rPr>
+          <w:rFonts w:ascii="Times New Roman" w:hAnsi="Times New Roman" w:cs="Times New Roman"/>
+          <w:sz w:val="26"/>
+          <w:szCs w:val="26"/>
+          <w:lang w:val="pt-BR"/>
+        </w:rPr>
+      </w:pPr>
+      <w:r>
+        <w:rPr>
+          <w:rFonts w:ascii="Times New Roman" w:hAnsi="Times New Roman" w:cs="Times New Roman"/>
           <w:b/>
           <w:bCs/>
-          <w:sz w:val="22"/>
-          <w:szCs w:val="22"/>
+          <w:sz w:val="26"/>
+          <w:szCs w:val="26"/>
           <w:lang w:val="pt-BR"/>
         </w:rPr>
-        <w:t>Nhóm Sinh Tồn (HP &amp; Combat):</w:t>
+        <w:t>apply_damage(...) / damage(dmg):</w:t>
+      </w:r>
+      <w:r>
+        <w:rPr>
+          <w:rFonts w:ascii="Times New Roman" w:hAnsi="Times New Roman" w:cs="Times New Roman"/>
+          <w:sz w:val="26"/>
+          <w:szCs w:val="26"/>
+          <w:lang w:val="pt-BR"/>
+        </w:rPr>
+        <w:t xml:space="preserve"> Xử lý logic sát thương đầu vào cốt lõi. Áp dụng hệ số nhân sát thương từ Debuff, kiểm tra và hãm máu khi chạm mốc Stagger (66%, 33%), gọi hiệu ứng chớp đỏ và kiểm tra điều kiện chết (respawn_at_checkpoint).</w:t>
       </w:r>
     </w:p>
     <w:p>
       <w:pPr>
         <w:ind w:left="1080"/>
         <w:rPr>
-          <w:rFonts w:ascii="Montserrat" w:hAnsi="Montserrat"/>
-          <w:sz w:val="22"/>
-          <w:szCs w:val="22"/>
+          <w:rFonts w:ascii="Times New Roman" w:hAnsi="Times New Roman" w:cs="Times New Roman"/>
+          <w:sz w:val="26"/>
+          <w:szCs w:val="26"/>
           <w:lang w:val="pt-BR"/>
         </w:rPr>
       </w:pPr>
       <w:r>
         <w:rPr>
-          <w:rFonts w:ascii="Montserrat" w:hAnsi="Montserrat"/>
+          <w:rFonts w:ascii="Times New Roman" w:hAnsi="Times New Roman" w:cs="Times New Roman"/>
           <w:b/>
           <w:bCs/>
-          <w:sz w:val="22"/>
-          <w:szCs w:val="22"/>
+          <w:sz w:val="26"/>
+          <w:szCs w:val="26"/>
           <w:lang w:val="pt-BR"/>
         </w:rPr>
-        <w:t>apply_damage(...) / damage(dmg):</w:t>
-      </w:r>
-      <w:r>
-        <w:rPr>
-          <w:rFonts w:ascii="Montserrat" w:hAnsi="Montserrat"/>
-          <w:sz w:val="22"/>
-          <w:szCs w:val="22"/>
-          <w:lang w:val="pt-BR"/>
-        </w:rPr>
-        <w:t xml:space="preserve"> Xử lý logic sát thương đầu vào cốt lõi. Áp dụng hệ số nhân sát thương từ Debuff, kiểm tra và hãm máu khi chạm mốc Stagger (66%, 33%), gọi hiệu ứng chớp đỏ và kiểm tra điều kiện chết (respawn_at_checkpoint).</w:t>
-      </w:r>
-    </w:p>
-    <w:p>
-      <w:pPr>
-        <w:ind w:left="1080"/>
-        <w:rPr>
-          <w:rFonts w:ascii="Montserrat" w:hAnsi="Montserrat"/>
-          <w:sz w:val="22"/>
-          <w:szCs w:val="22"/>
-          <w:lang w:val="pt-BR"/>
-        </w:rPr>
-      </w:pPr>
-      <w:r>
-        <w:rPr>
-          <w:rFonts w:ascii="Montserrat" w:hAnsi="Montserrat"/>
-          <w:b/>
-          <w:bCs/>
-          <w:sz w:val="22"/>
-          <w:szCs w:val="22"/>
-          <w:lang w:val="pt-BR"/>
-        </w:rPr>
         <w:t>heal_to_full():</w:t>
       </w:r>
       <w:r>
         <w:rPr>
-          <w:rFonts w:ascii="Montserrat" w:hAnsi="Montserrat"/>
-          <w:sz w:val="22"/>
-          <w:szCs w:val="22"/>
+          <w:rFonts w:ascii="Times New Roman" w:hAnsi="Times New Roman" w:cs="Times New Roman"/>
+          <w:sz w:val="26"/>
+          <w:szCs w:val="26"/>
           <w:lang w:val="pt-BR"/>
         </w:rPr>
         <w:t xml:space="preserve"> Hồi phục toàn bộ HP, Stamina, sạc lại bình Flask và xóa sạch Debuff (thường dùng tại Campfire).</w:t>
@@ -5833,48 +5105,46 @@
           <w:numId w:val="23"/>
         </w:numPr>
         <w:rPr>
-          <w:rFonts w:ascii="Montserrat" w:hAnsi="Montserrat"/>
-          <w:sz w:val="22"/>
-          <w:szCs w:val="22"/>
+          <w:rFonts w:ascii="Times New Roman" w:hAnsi="Times New Roman" w:cs="Times New Roman"/>
+          <w:sz w:val="26"/>
+          <w:szCs w:val="26"/>
           <w:lang w:val="pt-BR"/>
         </w:rPr>
       </w:pPr>
       <w:r>
         <w:rPr>
-          <w:rFonts w:ascii="Montserrat" w:hAnsi="Montserrat"/>
+          <w:rFonts w:ascii="Times New Roman" w:hAnsi="Times New Roman" w:cs="Times New Roman"/>
+          <w:sz w:val="26"/>
+          <w:szCs w:val="26"/>
+          <w:lang w:val="pt-BR"/>
+        </w:rPr>
+        <w:t>Nhóm Bình Hồi Phục (Flask):</w:t>
+      </w:r>
+    </w:p>
+    <w:p>
+      <w:pPr>
+        <w:ind w:left="1080"/>
+        <w:rPr>
+          <w:rFonts w:ascii="Times New Roman" w:hAnsi="Times New Roman" w:cs="Times New Roman"/>
+          <w:sz w:val="26"/>
+          <w:szCs w:val="26"/>
+        </w:rPr>
+      </w:pPr>
+      <w:r>
+        <w:rPr>
+          <w:rFonts w:ascii="Times New Roman" w:hAnsi="Times New Roman" w:cs="Times New Roman"/>
           <w:b/>
           <w:bCs/>
-          <w:sz w:val="22"/>
-          <w:szCs w:val="22"/>
-          <w:lang w:val="pt-BR"/>
-        </w:rPr>
-        <w:t>Nhóm Bình Hồi Phục (Flask):</w:t>
-      </w:r>
-    </w:p>
-    <w:p>
-      <w:pPr>
-        <w:ind w:left="1080"/>
-        <w:rPr>
-          <w:rFonts w:ascii="Montserrat" w:hAnsi="Montserrat"/>
-          <w:sz w:val="22"/>
-          <w:szCs w:val="22"/>
-        </w:rPr>
-      </w:pPr>
-      <w:r>
-        <w:rPr>
-          <w:rFonts w:ascii="Montserrat" w:hAnsi="Montserrat"/>
-          <w:b/>
-          <w:bCs/>
-          <w:sz w:val="22"/>
-          <w:szCs w:val="22"/>
+          <w:sz w:val="26"/>
+          <w:szCs w:val="26"/>
         </w:rPr>
         <w:t>use_soul_flask():</w:t>
       </w:r>
       <w:r>
         <w:rPr>
-          <w:rFonts w:ascii="Montserrat" w:hAnsi="Montserrat"/>
-          <w:sz w:val="22"/>
-          <w:szCs w:val="22"/>
+          <w:rFonts w:ascii="Times New Roman" w:hAnsi="Times New Roman" w:cs="Times New Roman"/>
+          <w:sz w:val="26"/>
+          <w:szCs w:val="26"/>
         </w:rPr>
         <w:t xml:space="preserve"> Bắt đầu tiến trình uống bình. Sử dụng Tween để tạo hoạt ảnh rút cạn chất lỏng trong bình (Shader) trong 0.9s, chặn spam uống liên tục.</w:t>
       </w:r>
@@ -5886,46 +5156,44 @@
           <w:numId w:val="23"/>
         </w:numPr>
         <w:rPr>
-          <w:rFonts w:ascii="Montserrat" w:hAnsi="Montserrat"/>
-          <w:sz w:val="22"/>
-          <w:szCs w:val="22"/>
-        </w:rPr>
-      </w:pPr>
-      <w:r>
-        <w:rPr>
-          <w:rFonts w:ascii="Montserrat" w:hAnsi="Montserrat"/>
+          <w:rFonts w:ascii="Times New Roman" w:hAnsi="Times New Roman" w:cs="Times New Roman"/>
+          <w:sz w:val="26"/>
+          <w:szCs w:val="26"/>
+        </w:rPr>
+      </w:pPr>
+      <w:r>
+        <w:rPr>
+          <w:rFonts w:ascii="Times New Roman" w:hAnsi="Times New Roman" w:cs="Times New Roman"/>
+          <w:sz w:val="26"/>
+          <w:szCs w:val="26"/>
+        </w:rPr>
+        <w:t>Nhóm Thể Lực (Stamina):</w:t>
+      </w:r>
+    </w:p>
+    <w:p>
+      <w:pPr>
+        <w:ind w:left="1080"/>
+        <w:rPr>
+          <w:rFonts w:ascii="Times New Roman" w:hAnsi="Times New Roman" w:cs="Times New Roman"/>
+          <w:sz w:val="26"/>
+          <w:szCs w:val="26"/>
+        </w:rPr>
+      </w:pPr>
+      <w:r>
+        <w:rPr>
+          <w:rFonts w:ascii="Times New Roman" w:hAnsi="Times New Roman" w:cs="Times New Roman"/>
           <w:b/>
           <w:bCs/>
-          <w:sz w:val="22"/>
-          <w:szCs w:val="22"/>
-        </w:rPr>
-        <w:t>Nhóm Thể Lực (Stamina):</w:t>
-      </w:r>
-    </w:p>
-    <w:p>
-      <w:pPr>
-        <w:ind w:left="1080"/>
-        <w:rPr>
-          <w:rFonts w:ascii="Montserrat" w:hAnsi="Montserrat"/>
-          <w:sz w:val="22"/>
-          <w:szCs w:val="22"/>
-        </w:rPr>
-      </w:pPr>
-      <w:r>
-        <w:rPr>
-          <w:rFonts w:ascii="Montserrat" w:hAnsi="Montserrat"/>
-          <w:b/>
-          <w:bCs/>
-          <w:sz w:val="22"/>
-          <w:szCs w:val="22"/>
+          <w:sz w:val="26"/>
+          <w:szCs w:val="26"/>
         </w:rPr>
         <w:t>can_spend_stamina() / spend_stamina():</w:t>
       </w:r>
       <w:r>
         <w:rPr>
-          <w:rFonts w:ascii="Montserrat" w:hAnsi="Montserrat"/>
-          <w:sz w:val="22"/>
-          <w:szCs w:val="22"/>
+          <w:rFonts w:ascii="Times New Roman" w:hAnsi="Times New Roman" w:cs="Times New Roman"/>
+          <w:sz w:val="26"/>
+          <w:szCs w:val="26"/>
         </w:rPr>
         <w:t xml:space="preserve"> Trừ thể lực dựa trên hành động cụ thể (attack, parry, deflect). Đưa người chơi vào trạng thái giao tranh.</w:t>
       </w:r>
@@ -5937,46 +5205,44 @@
           <w:numId w:val="23"/>
         </w:numPr>
         <w:rPr>
-          <w:rFonts w:ascii="Montserrat" w:hAnsi="Montserrat"/>
-          <w:sz w:val="22"/>
-          <w:szCs w:val="22"/>
-        </w:rPr>
-      </w:pPr>
-      <w:r>
-        <w:rPr>
-          <w:rFonts w:ascii="Montserrat" w:hAnsi="Montserrat"/>
+          <w:rFonts w:ascii="Times New Roman" w:hAnsi="Times New Roman" w:cs="Times New Roman"/>
+          <w:sz w:val="26"/>
+          <w:szCs w:val="26"/>
+        </w:rPr>
+      </w:pPr>
+      <w:r>
+        <w:rPr>
+          <w:rFonts w:ascii="Times New Roman" w:hAnsi="Times New Roman" w:cs="Times New Roman"/>
+          <w:sz w:val="26"/>
+          <w:szCs w:val="26"/>
+        </w:rPr>
+        <w:t>Nhóm Trạng thái (Buffs/Debuffs Modifiers):</w:t>
+      </w:r>
+    </w:p>
+    <w:p>
+      <w:pPr>
+        <w:ind w:left="1080"/>
+        <w:rPr>
+          <w:rFonts w:ascii="Times New Roman" w:hAnsi="Times New Roman" w:cs="Times New Roman"/>
+          <w:sz w:val="26"/>
+          <w:szCs w:val="26"/>
+        </w:rPr>
+      </w:pPr>
+      <w:r>
+        <w:rPr>
+          <w:rFonts w:ascii="Times New Roman" w:hAnsi="Times New Roman" w:cs="Times New Roman"/>
           <w:b/>
           <w:bCs/>
-          <w:sz w:val="22"/>
-          <w:szCs w:val="22"/>
-        </w:rPr>
-        <w:t>Nhóm Trạng thái (Buffs/Debuffs Modifiers):</w:t>
-      </w:r>
-    </w:p>
-    <w:p>
-      <w:pPr>
-        <w:ind w:left="1080"/>
-        <w:rPr>
-          <w:rFonts w:ascii="Montserrat" w:hAnsi="Montserrat"/>
-          <w:sz w:val="22"/>
-          <w:szCs w:val="22"/>
-        </w:rPr>
-      </w:pPr>
-      <w:r>
-        <w:rPr>
-          <w:rFonts w:ascii="Montserrat" w:hAnsi="Montserrat"/>
-          <w:b/>
-          <w:bCs/>
-          <w:sz w:val="22"/>
-          <w:szCs w:val="22"/>
+          <w:sz w:val="26"/>
+          <w:szCs w:val="26"/>
         </w:rPr>
         <w:t>get_damage_taken_multiplier() / get_attack_speed_multiplier()...:</w:t>
       </w:r>
       <w:r>
         <w:rPr>
-          <w:rFonts w:ascii="Montserrat" w:hAnsi="Montserrat"/>
-          <w:sz w:val="22"/>
-          <w:szCs w:val="22"/>
+          <w:rFonts w:ascii="Times New Roman" w:hAnsi="Times New Roman" w:cs="Times New Roman"/>
+          <w:sz w:val="26"/>
+          <w:szCs w:val="26"/>
         </w:rPr>
         <w:t xml:space="preserve"> Cung cấp các hệ số nhân chỉ số cho nhân vật dựa trên mức độ nghiêm trọng của Fracture (gãy xương) và Bleeding (chảy máu). Cấp độ 2 của Fracture gây giảm tốc chạy và tốc đánh.</w:t>
       </w:r>
@@ -5988,96 +5254,93 @@
           <w:numId w:val="23"/>
         </w:numPr>
         <w:rPr>
-          <w:rFonts w:ascii="Montserrat" w:hAnsi="Montserrat"/>
-          <w:sz w:val="22"/>
-          <w:szCs w:val="22"/>
-        </w:rPr>
-      </w:pPr>
-      <w:r>
-        <w:rPr>
-          <w:rFonts w:ascii="Montserrat" w:hAnsi="Montserrat"/>
+          <w:rFonts w:ascii="Times New Roman" w:hAnsi="Times New Roman" w:cs="Times New Roman"/>
+          <w:sz w:val="26"/>
+          <w:szCs w:val="26"/>
+        </w:rPr>
+      </w:pPr>
+      <w:r>
+        <w:rPr>
+          <w:rFonts w:ascii="Times New Roman" w:hAnsi="Times New Roman" w:cs="Times New Roman"/>
+          <w:sz w:val="26"/>
+          <w:szCs w:val="26"/>
+        </w:rPr>
+        <w:t>Nhóm UI (Giao diện hiển thị):</w:t>
+      </w:r>
+    </w:p>
+    <w:p>
+      <w:pPr>
+        <w:ind w:left="1080"/>
+        <w:rPr>
+          <w:rFonts w:ascii="Times New Roman" w:hAnsi="Times New Roman" w:cs="Times New Roman"/>
+          <w:sz w:val="26"/>
+          <w:szCs w:val="26"/>
+        </w:rPr>
+      </w:pPr>
+      <w:r>
+        <w:rPr>
+          <w:rFonts w:ascii="Times New Roman" w:hAnsi="Times New Roman" w:cs="Times New Roman"/>
           <w:b/>
           <w:bCs/>
-          <w:sz w:val="22"/>
-          <w:szCs w:val="22"/>
-        </w:rPr>
-        <w:t>Nhóm UI (Giao diện hiển thị):</w:t>
+          <w:sz w:val="26"/>
+          <w:szCs w:val="26"/>
+        </w:rPr>
+        <w:t>sync_hp_display(), sync_stamina_display(), sync_flask_display(), sync_status_icons():</w:t>
+      </w:r>
+      <w:r>
+        <w:rPr>
+          <w:rFonts w:ascii="Times New Roman" w:hAnsi="Times New Roman" w:cs="Times New Roman"/>
+          <w:sz w:val="26"/>
+          <w:szCs w:val="26"/>
+        </w:rPr>
+        <w:t xml:space="preserve"> Đồng bộ hóa dữ liệu phần mềm ra thanh Progress Bar, Label text và Icon trên màn hình, luôn kèm theo lệnh ép HUD hiện lên (fade_in()).</w:t>
       </w:r>
     </w:p>
     <w:p>
       <w:pPr>
         <w:ind w:left="1080"/>
         <w:rPr>
-          <w:rFonts w:ascii="Montserrat" w:hAnsi="Montserrat"/>
-          <w:sz w:val="22"/>
-          <w:szCs w:val="22"/>
-        </w:rPr>
-      </w:pPr>
-      <w:r>
-        <w:rPr>
-          <w:rFonts w:ascii="Montserrat" w:hAnsi="Montserrat"/>
+          <w:rFonts w:ascii="Times New Roman" w:hAnsi="Times New Roman" w:cs="Times New Roman"/>
+          <w:sz w:val="26"/>
+          <w:szCs w:val="26"/>
+        </w:rPr>
+      </w:pPr>
+      <w:r>
+        <w:rPr>
+          <w:rFonts w:ascii="Times New Roman" w:hAnsi="Times New Roman" w:cs="Times New Roman"/>
           <w:b/>
           <w:bCs/>
-          <w:sz w:val="22"/>
-          <w:szCs w:val="22"/>
-        </w:rPr>
-        <w:t>sync_hp_display(), sync_stamina_display(), sync_flask_display(), sync_status_icons():</w:t>
-      </w:r>
-      <w:r>
-        <w:rPr>
-          <w:rFonts w:ascii="Montserrat" w:hAnsi="Montserrat"/>
-          <w:sz w:val="22"/>
-          <w:szCs w:val="22"/>
-        </w:rPr>
-        <w:t xml:space="preserve"> Đồng bộ hóa dữ liệu phần mềm ra thanh Progress Bar, Label text và Icon trên màn hình, luôn kèm theo lệnh ép HUD hiện lên (fade_in()).</w:t>
-      </w:r>
-    </w:p>
-    <w:p>
-      <w:pPr>
-        <w:ind w:left="1080"/>
-        <w:rPr>
-          <w:rFonts w:ascii="Montserrat" w:hAnsi="Montserrat"/>
-          <w:sz w:val="22"/>
-          <w:szCs w:val="22"/>
-        </w:rPr>
-      </w:pPr>
-      <w:r>
-        <w:rPr>
-          <w:rFonts w:ascii="Montserrat" w:hAnsi="Montserrat"/>
-          <w:b/>
-          <w:bCs/>
-          <w:sz w:val="22"/>
-          <w:szCs w:val="22"/>
-        </w:rPr>
+          <w:sz w:val="26"/>
+          <w:szCs w:val="26"/>
+        </w:rPr>
+        <w:lastRenderedPageBreak/>
         <w:t>fade_in(), fade_out(), flash_red(), flash_heal():</w:t>
       </w:r>
       <w:r>
         <w:rPr>
-          <w:rFonts w:ascii="Montserrat" w:hAnsi="Montserrat"/>
-          <w:sz w:val="22"/>
-          <w:szCs w:val="22"/>
+          <w:rFonts w:ascii="Times New Roman" w:hAnsi="Times New Roman" w:cs="Times New Roman"/>
+          <w:sz w:val="26"/>
+          <w:szCs w:val="26"/>
         </w:rPr>
         <w:t xml:space="preserve"> Tạo các hiệu ứng chuyển sắc (Tween) cho toàn bộ HUD khi nhận sát thương hoặc hồi máu.</w:t>
       </w:r>
     </w:p>
     <w:p>
       <w:pPr>
-        <w:rPr>
-          <w:rFonts w:ascii="Montserrat" w:hAnsi="Montserrat"/>
-          <w:sz w:val="22"/>
-          <w:szCs w:val="22"/>
-        </w:rPr>
-      </w:pPr>
-      <w:r>
-        <w:rPr>
-          <w:rFonts w:ascii="Montserrat" w:hAnsi="Montserrat"/>
-          <w:b/>
-          <w:bCs/>
-          <w:sz w:val="22"/>
-          <w:szCs w:val="22"/>
-        </w:rPr>
-        <w:lastRenderedPageBreak/>
-        <w:t>Khối 3: Các hàm Nội bộ (Private Methods)</w:t>
+        <w:ind w:firstLine="360"/>
+        <w:rPr>
+          <w:rFonts w:ascii="Times New Roman" w:hAnsi="Times New Roman" w:cs="Times New Roman"/>
+          <w:sz w:val="26"/>
+          <w:szCs w:val="26"/>
+        </w:rPr>
+      </w:pPr>
+      <w:r>
+        <w:rPr>
+          <w:rFonts w:ascii="Times New Roman" w:hAnsi="Times New Roman" w:cs="Times New Roman"/>
+          <w:sz w:val="26"/>
+          <w:szCs w:val="26"/>
+        </w:rPr>
+        <w:t>Khối 3: Các hàm Nội bộ</w:t>
       </w:r>
     </w:p>
     <w:p>
@@ -6087,102 +5350,100 @@
           <w:numId w:val="24"/>
         </w:numPr>
         <w:rPr>
-          <w:rFonts w:ascii="Montserrat" w:hAnsi="Montserrat"/>
-          <w:sz w:val="22"/>
-          <w:szCs w:val="22"/>
-        </w:rPr>
-      </w:pPr>
-      <w:r>
-        <w:rPr>
-          <w:rFonts w:ascii="Montserrat" w:hAnsi="Montserrat"/>
+          <w:rFonts w:ascii="Times New Roman" w:hAnsi="Times New Roman" w:cs="Times New Roman"/>
+          <w:sz w:val="26"/>
+          <w:szCs w:val="26"/>
+        </w:rPr>
+      </w:pPr>
+      <w:r>
+        <w:rPr>
+          <w:rFonts w:ascii="Times New Roman" w:hAnsi="Times New Roman" w:cs="Times New Roman"/>
+          <w:sz w:val="26"/>
+          <w:szCs w:val="26"/>
+        </w:rPr>
+        <w:t>Nhóm Xử lý Sát thương &amp; Trạng thái:</w:t>
+      </w:r>
+    </w:p>
+    <w:p>
+      <w:pPr>
+        <w:ind w:left="1080"/>
+        <w:rPr>
+          <w:rFonts w:ascii="Times New Roman" w:hAnsi="Times New Roman" w:cs="Times New Roman"/>
+          <w:sz w:val="26"/>
+          <w:szCs w:val="26"/>
+        </w:rPr>
+      </w:pPr>
+      <w:r>
+        <w:rPr>
+          <w:rFonts w:ascii="Times New Roman" w:hAnsi="Times New Roman" w:cs="Times New Roman"/>
           <w:b/>
           <w:bCs/>
-          <w:sz w:val="22"/>
-          <w:szCs w:val="22"/>
-        </w:rPr>
-        <w:t>Nhóm Xử lý Sát thương &amp; Trạng thái:</w:t>
+          <w:sz w:val="26"/>
+          <w:szCs w:val="26"/>
+        </w:rPr>
+        <w:t>_process_bleeding(delta) / _apply_raw_hp_loss():</w:t>
+      </w:r>
+      <w:r>
+        <w:rPr>
+          <w:rFonts w:ascii="Times New Roman" w:hAnsi="Times New Roman" w:cs="Times New Roman"/>
+          <w:sz w:val="26"/>
+          <w:szCs w:val="26"/>
+        </w:rPr>
+        <w:t xml:space="preserve"> Rút máu trực tiếp theo thời gian (DPS) mỗi 1 giây mà không kích hoạt mốc Stagger, ngăn chặn việc người chơi bị lách luật Stagger.</w:t>
       </w:r>
     </w:p>
     <w:p>
       <w:pPr>
         <w:ind w:left="1080"/>
         <w:rPr>
-          <w:rFonts w:ascii="Montserrat" w:hAnsi="Montserrat"/>
-          <w:sz w:val="22"/>
-          <w:szCs w:val="22"/>
-        </w:rPr>
-      </w:pPr>
-      <w:r>
-        <w:rPr>
-          <w:rFonts w:ascii="Montserrat" w:hAnsi="Montserrat"/>
+          <w:rFonts w:ascii="Times New Roman" w:hAnsi="Times New Roman" w:cs="Times New Roman"/>
+          <w:sz w:val="26"/>
+          <w:szCs w:val="26"/>
+        </w:rPr>
+      </w:pPr>
+      <w:r>
+        <w:rPr>
+          <w:rFonts w:ascii="Times New Roman" w:hAnsi="Times New Roman" w:cs="Times New Roman"/>
           <w:b/>
           <w:bCs/>
-          <w:sz w:val="22"/>
-          <w:szCs w:val="22"/>
-        </w:rPr>
-        <w:t>_process_bleeding(delta) / _apply_raw_hp_loss():</w:t>
-      </w:r>
-      <w:r>
-        <w:rPr>
-          <w:rFonts w:ascii="Montserrat" w:hAnsi="Montserrat"/>
-          <w:sz w:val="22"/>
-          <w:szCs w:val="22"/>
-        </w:rPr>
-        <w:t xml:space="preserve"> Rút máu trực tiếp theo thời gian (DPS) mỗi 1 giây mà không kích hoạt mốc Stagger, ngăn chặn việc người chơi bị lách luật Stagger.</w:t>
+          <w:sz w:val="26"/>
+          <w:szCs w:val="26"/>
+        </w:rPr>
+        <w:t>_apply_random_stagger_debuff():</w:t>
+      </w:r>
+      <w:r>
+        <w:rPr>
+          <w:rFonts w:ascii="Times New Roman" w:hAnsi="Times New Roman" w:cs="Times New Roman"/>
+          <w:sz w:val="26"/>
+          <w:szCs w:val="26"/>
+        </w:rPr>
+        <w:t xml:space="preserve"> Bốc ngẫu nhiên (50/50) để áp dụng Bleeding hoặc Fracture khi người chơi bị vỡ mốc Stagger.</w:t>
       </w:r>
     </w:p>
     <w:p>
       <w:pPr>
         <w:ind w:left="1080"/>
         <w:rPr>
-          <w:rFonts w:ascii="Montserrat" w:hAnsi="Montserrat"/>
-          <w:sz w:val="22"/>
-          <w:szCs w:val="22"/>
-        </w:rPr>
-      </w:pPr>
-      <w:r>
-        <w:rPr>
-          <w:rFonts w:ascii="Montserrat" w:hAnsi="Montserrat"/>
+          <w:rFonts w:ascii="Times New Roman" w:hAnsi="Times New Roman" w:cs="Times New Roman"/>
+          <w:sz w:val="26"/>
+          <w:szCs w:val="26"/>
+        </w:rPr>
+      </w:pPr>
+      <w:r>
+        <w:rPr>
+          <w:rFonts w:ascii="Times New Roman" w:hAnsi="Times New Roman" w:cs="Times New Roman"/>
           <w:b/>
           <w:bCs/>
-          <w:sz w:val="22"/>
-          <w:szCs w:val="22"/>
-        </w:rPr>
-        <w:t>_apply_random_stagger_debuff():</w:t>
-      </w:r>
-      <w:r>
-        <w:rPr>
-          <w:rFonts w:ascii="Montserrat" w:hAnsi="Montserrat"/>
-          <w:sz w:val="22"/>
-          <w:szCs w:val="22"/>
-        </w:rPr>
-        <w:t xml:space="preserve"> Bốc ngẫu nhiên (50/50) để áp dụng Bleeding hoặc Fracture khi người chơi bị vỡ mốc Stagger.</w:t>
-      </w:r>
-    </w:p>
-    <w:p>
-      <w:pPr>
-        <w:ind w:left="1080"/>
-        <w:rPr>
-          <w:rFonts w:ascii="Montserrat" w:hAnsi="Montserrat"/>
-          <w:sz w:val="22"/>
-          <w:szCs w:val="22"/>
-        </w:rPr>
-      </w:pPr>
-      <w:r>
-        <w:rPr>
-          <w:rFonts w:ascii="Montserrat" w:hAnsi="Montserrat"/>
-          <w:b/>
-          <w:bCs/>
-          <w:sz w:val="22"/>
-          <w:szCs w:val="22"/>
+          <w:sz w:val="26"/>
+          <w:szCs w:val="26"/>
         </w:rPr>
         <w:t>_cure_debuffs_from_flask():</w:t>
       </w:r>
       <w:r>
         <w:rPr>
-          <w:rFonts w:ascii="Montserrat" w:hAnsi="Montserrat"/>
-          <w:sz w:val="22"/>
-          <w:szCs w:val="22"/>
+          <w:rFonts w:ascii="Times New Roman" w:hAnsi="Times New Roman" w:cs="Times New Roman"/>
+          <w:sz w:val="26"/>
+          <w:szCs w:val="26"/>
         </w:rPr>
         <w:t xml:space="preserve"> Chữa dứt điểm Bleeding và giảm 1 cấp Fracture khi uống Flask.</w:t>
       </w:r>
@@ -6194,46 +5455,44 @@
           <w:numId w:val="24"/>
         </w:numPr>
         <w:rPr>
-          <w:rFonts w:ascii="Montserrat" w:hAnsi="Montserrat"/>
-          <w:sz w:val="22"/>
-          <w:szCs w:val="22"/>
-        </w:rPr>
-      </w:pPr>
-      <w:r>
-        <w:rPr>
-          <w:rFonts w:ascii="Montserrat" w:hAnsi="Montserrat"/>
+          <w:rFonts w:ascii="Times New Roman" w:hAnsi="Times New Roman" w:cs="Times New Roman"/>
+          <w:sz w:val="26"/>
+          <w:szCs w:val="26"/>
+        </w:rPr>
+      </w:pPr>
+      <w:r>
+        <w:rPr>
+          <w:rFonts w:ascii="Times New Roman" w:hAnsi="Times New Roman" w:cs="Times New Roman"/>
+          <w:sz w:val="26"/>
+          <w:szCs w:val="26"/>
+        </w:rPr>
+        <w:t>Nhóm Toán học Stagger:</w:t>
+      </w:r>
+    </w:p>
+    <w:p>
+      <w:pPr>
+        <w:ind w:left="1080"/>
+        <w:rPr>
+          <w:rFonts w:ascii="Times New Roman" w:hAnsi="Times New Roman" w:cs="Times New Roman"/>
+          <w:sz w:val="26"/>
+          <w:szCs w:val="26"/>
+        </w:rPr>
+      </w:pPr>
+      <w:r>
+        <w:rPr>
+          <w:rFonts w:ascii="Times New Roman" w:hAnsi="Times New Roman" w:cs="Times New Roman"/>
           <w:b/>
           <w:bCs/>
-          <w:sz w:val="22"/>
-          <w:szCs w:val="22"/>
-        </w:rPr>
-        <w:t>Nhóm Toán học Stagger:</w:t>
-      </w:r>
-    </w:p>
-    <w:p>
-      <w:pPr>
-        <w:ind w:left="1080"/>
-        <w:rPr>
-          <w:rFonts w:ascii="Montserrat" w:hAnsi="Montserrat"/>
-          <w:sz w:val="22"/>
-          <w:szCs w:val="22"/>
-        </w:rPr>
-      </w:pPr>
-      <w:r>
-        <w:rPr>
-          <w:rFonts w:ascii="Montserrat" w:hAnsi="Montserrat"/>
-          <w:b/>
-          <w:bCs/>
-          <w:sz w:val="22"/>
-          <w:szCs w:val="22"/>
+          <w:sz w:val="26"/>
+          <w:szCs w:val="26"/>
         </w:rPr>
         <w:t>_resolve_stagger_crossing():</w:t>
       </w:r>
       <w:r>
         <w:rPr>
-          <w:rFonts w:ascii="Montserrat" w:hAnsi="Montserrat"/>
-          <w:sz w:val="22"/>
-          <w:szCs w:val="22"/>
+          <w:rFonts w:ascii="Times New Roman" w:hAnsi="Times New Roman" w:cs="Times New Roman"/>
+          <w:sz w:val="26"/>
+          <w:szCs w:val="26"/>
         </w:rPr>
         <w:t xml:space="preserve"> Thuật toán tính toán điểm chặn HP. Nếu đòn đánh xuyên qua mốc 66% hoặc 33%, khóa HP ngay tại mốc đó, cấp quyền miễn nhiễm Stagger lần 2 trong 1 giây (i-frame cơ chế), và phát tín hiệu cho nhân vật bị hất văng.</w:t>
       </w:r>
@@ -6245,121 +5504,118 @@
           <w:numId w:val="24"/>
         </w:numPr>
         <w:rPr>
-          <w:rFonts w:ascii="Montserrat" w:hAnsi="Montserrat"/>
-          <w:sz w:val="22"/>
-          <w:szCs w:val="22"/>
-        </w:rPr>
-      </w:pPr>
-      <w:r>
-        <w:rPr>
-          <w:rFonts w:ascii="Montserrat" w:hAnsi="Montserrat"/>
+          <w:rFonts w:ascii="Times New Roman" w:hAnsi="Times New Roman" w:cs="Times New Roman"/>
+          <w:sz w:val="26"/>
+          <w:szCs w:val="26"/>
+        </w:rPr>
+      </w:pPr>
+      <w:r>
+        <w:rPr>
+          <w:rFonts w:ascii="Times New Roman" w:hAnsi="Times New Roman" w:cs="Times New Roman"/>
+          <w:sz w:val="26"/>
+          <w:szCs w:val="26"/>
+        </w:rPr>
+        <w:t>Nhóm Đồ họa &amp; Rung giật (VFX):</w:t>
+      </w:r>
+    </w:p>
+    <w:p>
+      <w:pPr>
+        <w:ind w:left="1080"/>
+        <w:rPr>
+          <w:rFonts w:ascii="Times New Roman" w:hAnsi="Times New Roman" w:cs="Times New Roman"/>
+          <w:sz w:val="26"/>
+          <w:szCs w:val="26"/>
+        </w:rPr>
+      </w:pPr>
+      <w:r>
+        <w:rPr>
+          <w:rFonts w:ascii="Times New Roman" w:hAnsi="Times New Roman" w:cs="Times New Roman"/>
           <w:b/>
           <w:bCs/>
-          <w:sz w:val="22"/>
-          <w:szCs w:val="22"/>
-        </w:rPr>
-        <w:t>Nhóm Đồ họa &amp; Rung giật (VFX):</w:t>
+          <w:sz w:val="26"/>
+          <w:szCs w:val="26"/>
+        </w:rPr>
+        <w:t>_trigger_impact_feedback(), _update_flask_shake():</w:t>
+      </w:r>
+      <w:r>
+        <w:rPr>
+          <w:rFonts w:ascii="Times New Roman" w:hAnsi="Times New Roman" w:cs="Times New Roman"/>
+          <w:sz w:val="26"/>
+          <w:szCs w:val="26"/>
+        </w:rPr>
+        <w:t xml:space="preserve"> Tính toán biên độ dao động hình sin/cos để tạo hiệu ứng lắc bình Flask vật lý và gửi tín hiệu rung màn hình cho hệ thống ScreenEffects mỗi khi bị Stagger hoặc uống máu.</w:t>
+      </w:r>
+    </w:p>
+    <w:p>
+      <w:pPr>
+        <w:ind w:firstLine="360"/>
+        <w:rPr>
+          <w:rFonts w:ascii="Times New Roman" w:hAnsi="Times New Roman" w:cs="Times New Roman"/>
+          <w:sz w:val="26"/>
+          <w:szCs w:val="26"/>
+        </w:rPr>
+      </w:pPr>
+      <w:r>
+        <w:rPr>
+          <w:rFonts w:ascii="Times New Roman" w:hAnsi="Times New Roman" w:cs="Times New Roman"/>
+          <w:sz w:val="26"/>
+          <w:szCs w:val="26"/>
+        </w:rPr>
+        <w:t>Khối 4: Các hàm Tín hiệu</w:t>
       </w:r>
     </w:p>
     <w:p>
       <w:pPr>
         <w:ind w:left="1080"/>
         <w:rPr>
-          <w:rFonts w:ascii="Montserrat" w:hAnsi="Montserrat"/>
-          <w:sz w:val="22"/>
-          <w:szCs w:val="22"/>
-        </w:rPr>
-      </w:pPr>
-      <w:r>
-        <w:rPr>
-          <w:rFonts w:ascii="Montserrat" w:hAnsi="Montserrat"/>
+          <w:rFonts w:ascii="Times New Roman" w:hAnsi="Times New Roman" w:cs="Times New Roman"/>
+          <w:sz w:val="26"/>
+          <w:szCs w:val="26"/>
+        </w:rPr>
+      </w:pPr>
+      <w:r>
+        <w:rPr>
+          <w:rFonts w:ascii="Times New Roman" w:hAnsi="Times New Roman" w:cs="Times New Roman"/>
           <w:b/>
           <w:bCs/>
-          <w:sz w:val="22"/>
-          <w:szCs w:val="22"/>
-        </w:rPr>
-        <w:t>_trigger_impact_feedback(), _update_flask_shake():</w:t>
-      </w:r>
-      <w:r>
-        <w:rPr>
-          <w:rFonts w:ascii="Montserrat" w:hAnsi="Montserrat"/>
-          <w:sz w:val="22"/>
-          <w:szCs w:val="22"/>
-        </w:rPr>
-        <w:t xml:space="preserve"> Tính toán biên độ dao động hình sin/cos để tạo hiệu ứng lắc bình Flask vật lý và gửi tín hiệu rung màn hình cho hệ thống ScreenEffects mỗi khi bị Stagger hoặc uống máu.</w:t>
-      </w:r>
-    </w:p>
-    <w:p>
-      <w:pPr>
-        <w:rPr>
-          <w:rFonts w:ascii="Montserrat" w:hAnsi="Montserrat"/>
-          <w:sz w:val="22"/>
-          <w:szCs w:val="22"/>
-        </w:rPr>
-      </w:pPr>
-      <w:r>
-        <w:rPr>
-          <w:rFonts w:ascii="Montserrat" w:hAnsi="Montserrat"/>
+          <w:sz w:val="26"/>
+          <w:szCs w:val="26"/>
+        </w:rPr>
+        <w:t>_on_stagger_triggered():</w:t>
+      </w:r>
+      <w:r>
+        <w:rPr>
+          <w:rFonts w:ascii="Times New Roman" w:hAnsi="Times New Roman" w:cs="Times New Roman"/>
+          <w:sz w:val="26"/>
+          <w:szCs w:val="26"/>
+        </w:rPr>
+        <w:t xml:space="preserve"> Lắng nghe tín hiệu tự phát để kích hoạt rung màn hình mạnh (0.72) khi vỡ mốc.</w:t>
+      </w:r>
+    </w:p>
+    <w:p>
+      <w:pPr>
+        <w:ind w:left="1080"/>
+        <w:rPr>
+          <w:rFonts w:ascii="Times New Roman" w:hAnsi="Times New Roman" w:cs="Times New Roman"/>
+          <w:sz w:val="26"/>
+          <w:szCs w:val="26"/>
+        </w:rPr>
+      </w:pPr>
+      <w:r>
+        <w:rPr>
+          <w:rFonts w:ascii="Times New Roman" w:hAnsi="Times New Roman" w:cs="Times New Roman"/>
           <w:b/>
           <w:bCs/>
-          <w:sz w:val="22"/>
-          <w:szCs w:val="22"/>
-        </w:rPr>
-        <w:t>Khối 4: Các hàm Tín hiệu (Signal Callbacks)</w:t>
-      </w:r>
-    </w:p>
-    <w:p>
-      <w:pPr>
-        <w:ind w:left="1080"/>
-        <w:rPr>
-          <w:rFonts w:ascii="Montserrat" w:hAnsi="Montserrat"/>
-          <w:sz w:val="22"/>
-          <w:szCs w:val="22"/>
-        </w:rPr>
-      </w:pPr>
-      <w:r>
-        <w:rPr>
-          <w:rFonts w:ascii="Montserrat" w:hAnsi="Montserrat"/>
-          <w:b/>
-          <w:bCs/>
-          <w:sz w:val="22"/>
-          <w:szCs w:val="22"/>
-        </w:rPr>
-        <w:t>_on_stagger_triggered():</w:t>
-      </w:r>
-      <w:r>
-        <w:rPr>
-          <w:rFonts w:ascii="Montserrat" w:hAnsi="Montserrat"/>
-          <w:sz w:val="22"/>
-          <w:szCs w:val="22"/>
-        </w:rPr>
-        <w:t xml:space="preserve"> Lắng nghe tín hiệu tự phát để kích hoạt rung màn hình mạnh (0.72) khi vỡ mốc.</w:t>
-      </w:r>
-    </w:p>
-    <w:p>
-      <w:pPr>
-        <w:ind w:left="1080"/>
-        <w:rPr>
-          <w:rFonts w:ascii="Montserrat" w:hAnsi="Montserrat"/>
-          <w:sz w:val="22"/>
-          <w:szCs w:val="22"/>
-        </w:rPr>
-      </w:pPr>
-      <w:r>
-        <w:rPr>
-          <w:rFonts w:ascii="Montserrat" w:hAnsi="Montserrat"/>
-          <w:b/>
-          <w:bCs/>
-          <w:sz w:val="22"/>
-          <w:szCs w:val="22"/>
+          <w:sz w:val="26"/>
+          <w:szCs w:val="26"/>
         </w:rPr>
         <w:t>_on_flask_drain_complete():</w:t>
       </w:r>
       <w:r>
         <w:rPr>
-          <w:rFonts w:ascii="Montserrat" w:hAnsi="Montserrat"/>
-          <w:sz w:val="22"/>
-          <w:szCs w:val="22"/>
+          <w:rFonts w:ascii="Times New Roman" w:hAnsi="Times New Roman" w:cs="Times New Roman"/>
+          <w:sz w:val="26"/>
+          <w:szCs w:val="26"/>
         </w:rPr>
         <w:t xml:space="preserve"> Xảy ra sau 0.9s kể từ khi bấm nút uống bình. Đây mới là lúc lượng máu thực sự được cộng vào, trừ số lần sử dụng đi 1 và phát hiệu ứng chớp xanh (flash_heal). Cơ chế delay này yêu cầu người chơi phải căn thời gian an toàn để uống máu thay vì spam ngay lập tức.</w:t>
       </w:r>
@@ -6372,14 +5628,14 @@
           <w:numId w:val="14"/>
         </w:numPr>
         <w:rPr>
-          <w:rFonts w:ascii="Montserrat" w:hAnsi="Montserrat"/>
-          <w:sz w:val="22"/>
-          <w:szCs w:val="22"/>
-        </w:rPr>
-      </w:pPr>
-      <w:r>
-        <w:rPr>
-          <w:rFonts w:ascii="Montserrat" w:hAnsi="Montserrat"/>
+          <w:rFonts w:ascii="Times New Roman" w:hAnsi="Times New Roman" w:cs="Times New Roman"/>
+          <w:sz w:val="26"/>
+          <w:szCs w:val="26"/>
+        </w:rPr>
+      </w:pPr>
+      <w:r>
+        <w:rPr>
+          <w:rFonts w:ascii="Times New Roman" w:hAnsi="Times New Roman" w:cs="Times New Roman"/>
           <w:b/>
           <w:bCs/>
           <w:sz w:val="26"/>
@@ -6388,28 +5644,29 @@
         <w:t>Ghi chú:</w:t>
       </w:r>
     </w:p>
-    <w:p>
-      <w:pPr>
-        <w:rPr>
-          <w:rFonts w:ascii="Montserrat" w:hAnsi="Montserrat"/>
-          <w:sz w:val="22"/>
-          <w:szCs w:val="22"/>
-        </w:rPr>
-      </w:pPr>
-    </w:p>
-    <w:p>
-      <w:pPr>
-        <w:rPr>
-          <w:rFonts w:ascii="Montserrat" w:hAnsi="Montserrat"/>
-          <w:sz w:val="22"/>
-          <w:szCs w:val="22"/>
-        </w:rPr>
-      </w:pPr>
-      <w:r>
-        <w:rPr>
-          <w:rFonts w:ascii="Montserrat" w:hAnsi="Montserrat"/>
-          <w:sz w:val="22"/>
-          <w:szCs w:val="22"/>
+    <w:bookmarkEnd w:id="1"/>
+    <w:p>
+      <w:pPr>
+        <w:rPr>
+          <w:rFonts w:ascii="Times New Roman" w:hAnsi="Times New Roman" w:cs="Times New Roman"/>
+          <w:sz w:val="26"/>
+          <w:szCs w:val="26"/>
+        </w:rPr>
+      </w:pPr>
+    </w:p>
+    <w:p>
+      <w:pPr>
+        <w:rPr>
+          <w:rFonts w:ascii="Times New Roman" w:hAnsi="Times New Roman" w:cs="Times New Roman"/>
+          <w:sz w:val="26"/>
+          <w:szCs w:val="26"/>
+        </w:rPr>
+      </w:pPr>
+      <w:r>
+        <w:rPr>
+          <w:rFonts w:ascii="Times New Roman" w:hAnsi="Times New Roman" w:cs="Times New Roman"/>
+          <w:sz w:val="26"/>
+          <w:szCs w:val="26"/>
         </w:rPr>
         <w:br w:type="page"/>
       </w:r>
@@ -6417,25 +5674,25 @@
     <w:p>
       <w:pPr>
         <w:rPr>
-          <w:rFonts w:ascii="Montserrat" w:hAnsi="Montserrat"/>
-          <w:sz w:val="22"/>
-          <w:szCs w:val="22"/>
-        </w:rPr>
-      </w:pPr>
-    </w:p>
-    <w:p>
-      <w:pPr>
-        <w:rPr>
-          <w:rFonts w:ascii="Montserrat" w:hAnsi="Montserrat"/>
-          <w:sz w:val="22"/>
-          <w:szCs w:val="22"/>
-        </w:rPr>
-      </w:pPr>
-      <w:r>
-        <w:rPr>
-          <w:rFonts w:ascii="Montserrat" w:hAnsi="Montserrat"/>
-          <w:sz w:val="22"/>
-          <w:szCs w:val="22"/>
+          <w:rFonts w:ascii="Times New Roman" w:hAnsi="Times New Roman" w:cs="Times New Roman"/>
+          <w:sz w:val="26"/>
+          <w:szCs w:val="26"/>
+        </w:rPr>
+      </w:pPr>
+    </w:p>
+    <w:p>
+      <w:pPr>
+        <w:rPr>
+          <w:rFonts w:ascii="Times New Roman" w:hAnsi="Times New Roman" w:cs="Times New Roman"/>
+          <w:sz w:val="26"/>
+          <w:szCs w:val="26"/>
+        </w:rPr>
+      </w:pPr>
+      <w:r>
+        <w:rPr>
+          <w:rFonts w:ascii="Times New Roman" w:hAnsi="Times New Roman" w:cs="Times New Roman"/>
+          <w:sz w:val="26"/>
+          <w:szCs w:val="26"/>
         </w:rPr>
         <w:br w:type="page"/>
       </w:r>
@@ -6443,25 +5700,25 @@
     <w:p>
       <w:pPr>
         <w:rPr>
-          <w:rFonts w:ascii="Montserrat" w:hAnsi="Montserrat"/>
-          <w:sz w:val="22"/>
-          <w:szCs w:val="22"/>
-        </w:rPr>
-      </w:pPr>
-    </w:p>
-    <w:p>
-      <w:pPr>
-        <w:rPr>
-          <w:rFonts w:ascii="Montserrat" w:hAnsi="Montserrat"/>
-          <w:sz w:val="22"/>
-          <w:szCs w:val="22"/>
-        </w:rPr>
-      </w:pPr>
-      <w:r>
-        <w:rPr>
-          <w:rFonts w:ascii="Montserrat" w:hAnsi="Montserrat"/>
-          <w:sz w:val="22"/>
-          <w:szCs w:val="22"/>
+          <w:rFonts w:ascii="Times New Roman" w:hAnsi="Times New Roman" w:cs="Times New Roman"/>
+          <w:sz w:val="26"/>
+          <w:szCs w:val="26"/>
+        </w:rPr>
+      </w:pPr>
+    </w:p>
+    <w:p>
+      <w:pPr>
+        <w:rPr>
+          <w:rFonts w:ascii="Times New Roman" w:hAnsi="Times New Roman" w:cs="Times New Roman"/>
+          <w:sz w:val="26"/>
+          <w:szCs w:val="26"/>
+        </w:rPr>
+      </w:pPr>
+      <w:r>
+        <w:rPr>
+          <w:rFonts w:ascii="Times New Roman" w:hAnsi="Times New Roman" w:cs="Times New Roman"/>
+          <w:sz w:val="26"/>
+          <w:szCs w:val="26"/>
         </w:rPr>
         <w:br w:type="page"/>
       </w:r>
@@ -6469,25 +5726,25 @@
     <w:p>
       <w:pPr>
         <w:rPr>
-          <w:rFonts w:ascii="Montserrat" w:hAnsi="Montserrat"/>
-          <w:sz w:val="22"/>
-          <w:szCs w:val="22"/>
-        </w:rPr>
-      </w:pPr>
-    </w:p>
-    <w:p>
-      <w:pPr>
-        <w:rPr>
-          <w:rFonts w:ascii="Montserrat" w:hAnsi="Montserrat"/>
-          <w:sz w:val="22"/>
-          <w:szCs w:val="22"/>
-        </w:rPr>
-      </w:pPr>
-      <w:r>
-        <w:rPr>
-          <w:rFonts w:ascii="Montserrat" w:hAnsi="Montserrat"/>
-          <w:sz w:val="22"/>
-          <w:szCs w:val="22"/>
+          <w:rFonts w:ascii="Times New Roman" w:hAnsi="Times New Roman" w:cs="Times New Roman"/>
+          <w:sz w:val="26"/>
+          <w:szCs w:val="26"/>
+        </w:rPr>
+      </w:pPr>
+    </w:p>
+    <w:p>
+      <w:pPr>
+        <w:rPr>
+          <w:rFonts w:ascii="Times New Roman" w:hAnsi="Times New Roman" w:cs="Times New Roman"/>
+          <w:sz w:val="26"/>
+          <w:szCs w:val="26"/>
+        </w:rPr>
+      </w:pPr>
+      <w:r>
+        <w:rPr>
+          <w:rFonts w:ascii="Times New Roman" w:hAnsi="Times New Roman" w:cs="Times New Roman"/>
+          <w:sz w:val="26"/>
+          <w:szCs w:val="26"/>
         </w:rPr>
         <w:br w:type="page"/>
       </w:r>
@@ -6495,25 +5752,25 @@
     <w:p>
       <w:pPr>
         <w:rPr>
-          <w:rFonts w:ascii="Montserrat" w:hAnsi="Montserrat"/>
-          <w:sz w:val="22"/>
-          <w:szCs w:val="22"/>
-        </w:rPr>
-      </w:pPr>
-    </w:p>
-    <w:p>
-      <w:pPr>
-        <w:rPr>
-          <w:rFonts w:ascii="Montserrat" w:hAnsi="Montserrat"/>
-          <w:sz w:val="22"/>
-          <w:szCs w:val="22"/>
-        </w:rPr>
-      </w:pPr>
-      <w:r>
-        <w:rPr>
-          <w:rFonts w:ascii="Montserrat" w:hAnsi="Montserrat"/>
-          <w:sz w:val="22"/>
-          <w:szCs w:val="22"/>
+          <w:rFonts w:ascii="Times New Roman" w:hAnsi="Times New Roman" w:cs="Times New Roman"/>
+          <w:sz w:val="26"/>
+          <w:szCs w:val="26"/>
+        </w:rPr>
+      </w:pPr>
+    </w:p>
+    <w:p>
+      <w:pPr>
+        <w:rPr>
+          <w:rFonts w:ascii="Times New Roman" w:hAnsi="Times New Roman" w:cs="Times New Roman"/>
+          <w:sz w:val="26"/>
+          <w:szCs w:val="26"/>
+        </w:rPr>
+      </w:pPr>
+      <w:r>
+        <w:rPr>
+          <w:rFonts w:ascii="Times New Roman" w:hAnsi="Times New Roman" w:cs="Times New Roman"/>
+          <w:sz w:val="26"/>
+          <w:szCs w:val="26"/>
         </w:rPr>
         <w:br w:type="page"/>
       </w:r>
@@ -6521,25 +5778,25 @@
     <w:p>
       <w:pPr>
         <w:rPr>
-          <w:rFonts w:ascii="Montserrat" w:hAnsi="Montserrat"/>
-          <w:sz w:val="22"/>
-          <w:szCs w:val="22"/>
-        </w:rPr>
-      </w:pPr>
-    </w:p>
-    <w:p>
-      <w:pPr>
-        <w:rPr>
-          <w:rFonts w:ascii="Montserrat" w:hAnsi="Montserrat"/>
-          <w:sz w:val="22"/>
-          <w:szCs w:val="22"/>
-        </w:rPr>
-      </w:pPr>
-      <w:r>
-        <w:rPr>
-          <w:rFonts w:ascii="Montserrat" w:hAnsi="Montserrat"/>
-          <w:sz w:val="22"/>
-          <w:szCs w:val="22"/>
+          <w:rFonts w:ascii="Times New Roman" w:hAnsi="Times New Roman" w:cs="Times New Roman"/>
+          <w:sz w:val="26"/>
+          <w:szCs w:val="26"/>
+        </w:rPr>
+      </w:pPr>
+    </w:p>
+    <w:p>
+      <w:pPr>
+        <w:rPr>
+          <w:rFonts w:ascii="Times New Roman" w:hAnsi="Times New Roman" w:cs="Times New Roman"/>
+          <w:sz w:val="26"/>
+          <w:szCs w:val="26"/>
+        </w:rPr>
+      </w:pPr>
+      <w:r>
+        <w:rPr>
+          <w:rFonts w:ascii="Times New Roman" w:hAnsi="Times New Roman" w:cs="Times New Roman"/>
+          <w:sz w:val="26"/>
+          <w:szCs w:val="26"/>
         </w:rPr>
         <w:br w:type="page"/>
       </w:r>
@@ -6547,9 +5804,9 @@
     <w:p>
       <w:pPr>
         <w:rPr>
-          <w:rFonts w:ascii="Montserrat" w:hAnsi="Montserrat"/>
-          <w:sz w:val="22"/>
-          <w:szCs w:val="22"/>
+          <w:rFonts w:ascii="Times New Roman" w:hAnsi="Times New Roman" w:cs="Times New Roman"/>
+          <w:sz w:val="26"/>
+          <w:szCs w:val="26"/>
         </w:rPr>
       </w:pPr>
     </w:p>
@@ -7027,6 +6284,92 @@
     </w:lvl>
   </w:abstractNum>
   <w:abstractNum w:abstractNumId="4" w15:restartNumberingAfterBreak="0">
+    <w:nsid w:val="15AB0493"/>
+    <w:multiLevelType w:val="hybridMultilevel"/>
+    <w:tmpl w:val="BDF4C69C"/>
+    <w:lvl w:ilvl="0" w:tplc="04090013">
+      <w:start w:val="1"/>
+      <w:numFmt w:val="upperRoman"/>
+      <w:lvlText w:val="%1."/>
+      <w:lvlJc w:val="right"/>
+      <w:pPr>
+        <w:ind w:left="720" w:hanging="360"/>
+      </w:pPr>
+    </w:lvl>
+    <w:lvl w:ilvl="1" w:tplc="04090019" w:tentative="1">
+      <w:start w:val="1"/>
+      <w:numFmt w:val="lowerLetter"/>
+      <w:lvlText w:val="%2."/>
+      <w:lvlJc w:val="left"/>
+      <w:pPr>
+        <w:ind w:left="1440" w:hanging="360"/>
+      </w:pPr>
+    </w:lvl>
+    <w:lvl w:ilvl="2" w:tplc="0409001B" w:tentative="1">
+      <w:start w:val="1"/>
+      <w:numFmt w:val="lowerRoman"/>
+      <w:lvlText w:val="%3."/>
+      <w:lvlJc w:val="right"/>
+      <w:pPr>
+        <w:ind w:left="2160" w:hanging="180"/>
+      </w:pPr>
+    </w:lvl>
+    <w:lvl w:ilvl="3" w:tplc="0409000F" w:tentative="1">
+      <w:start w:val="1"/>
+      <w:numFmt w:val="decimal"/>
+      <w:lvlText w:val="%4."/>
+      <w:lvlJc w:val="left"/>
+      <w:pPr>
+        <w:ind w:left="2880" w:hanging="360"/>
+      </w:pPr>
+    </w:lvl>
+    <w:lvl w:ilvl="4" w:tplc="04090019" w:tentative="1">
+      <w:start w:val="1"/>
+      <w:numFmt w:val="lowerLetter"/>
+      <w:lvlText w:val="%5."/>
+      <w:lvlJc w:val="left"/>
+      <w:pPr>
+        <w:ind w:left="3600" w:hanging="360"/>
+      </w:pPr>
+    </w:lvl>
+    <w:lvl w:ilvl="5" w:tplc="0409001B" w:tentative="1">
+      <w:start w:val="1"/>
+      <w:numFmt w:val="lowerRoman"/>
+      <w:lvlText w:val="%6."/>
+      <w:lvlJc w:val="right"/>
+      <w:pPr>
+        <w:ind w:left="4320" w:hanging="180"/>
+      </w:pPr>
+    </w:lvl>
+    <w:lvl w:ilvl="6" w:tplc="0409000F" w:tentative="1">
+      <w:start w:val="1"/>
+      <w:numFmt w:val="decimal"/>
+      <w:lvlText w:val="%7."/>
+      <w:lvlJc w:val="left"/>
+      <w:pPr>
+        <w:ind w:left="5040" w:hanging="360"/>
+      </w:pPr>
+    </w:lvl>
+    <w:lvl w:ilvl="7" w:tplc="04090019" w:tentative="1">
+      <w:start w:val="1"/>
+      <w:numFmt w:val="lowerLetter"/>
+      <w:lvlText w:val="%8."/>
+      <w:lvlJc w:val="left"/>
+      <w:pPr>
+        <w:ind w:left="5760" w:hanging="360"/>
+      </w:pPr>
+    </w:lvl>
+    <w:lvl w:ilvl="8" w:tplc="0409001B" w:tentative="1">
+      <w:start w:val="1"/>
+      <w:numFmt w:val="lowerRoman"/>
+      <w:lvlText w:val="%9."/>
+      <w:lvlJc w:val="right"/>
+      <w:pPr>
+        <w:ind w:left="6480" w:hanging="180"/>
+      </w:pPr>
+    </w:lvl>
+  </w:abstractNum>
+  <w:abstractNum w:abstractNumId="5" w15:restartNumberingAfterBreak="0">
     <w:nsid w:val="168D5DDB"/>
     <w:multiLevelType w:val="hybridMultilevel"/>
     <w:tmpl w:val="B74C6608"/>
@@ -7139,7 +6482,7 @@
       </w:rPr>
     </w:lvl>
   </w:abstractNum>
-  <w:abstractNum w:abstractNumId="5" w15:restartNumberingAfterBreak="0">
+  <w:abstractNum w:abstractNumId="6" w15:restartNumberingAfterBreak="0">
     <w:nsid w:val="187F79A6"/>
     <w:multiLevelType w:val="multilevel"/>
     <w:tmpl w:val="5A5CDCD8"/>
@@ -7288,7 +6631,7 @@
       </w:rPr>
     </w:lvl>
   </w:abstractNum>
-  <w:abstractNum w:abstractNumId="6" w15:restartNumberingAfterBreak="0">
+  <w:abstractNum w:abstractNumId="7" w15:restartNumberingAfterBreak="0">
     <w:nsid w:val="18B20FA7"/>
     <w:multiLevelType w:val="multilevel"/>
     <w:tmpl w:val="6B6A3FEE"/>
@@ -7437,7 +6780,7 @@
       </w:rPr>
     </w:lvl>
   </w:abstractNum>
-  <w:abstractNum w:abstractNumId="7" w15:restartNumberingAfterBreak="0">
+  <w:abstractNum w:abstractNumId="8" w15:restartNumberingAfterBreak="0">
     <w:nsid w:val="1C8F607D"/>
     <w:multiLevelType w:val="multilevel"/>
     <w:tmpl w:val="A7BA232E"/>
@@ -7586,7 +6929,7 @@
       </w:rPr>
     </w:lvl>
   </w:abstractNum>
-  <w:abstractNum w:abstractNumId="8" w15:restartNumberingAfterBreak="0">
+  <w:abstractNum w:abstractNumId="9" w15:restartNumberingAfterBreak="0">
     <w:nsid w:val="203715CD"/>
     <w:multiLevelType w:val="multilevel"/>
     <w:tmpl w:val="2BACE148"/>
@@ -7735,7 +7078,7 @@
       </w:rPr>
     </w:lvl>
   </w:abstractNum>
-  <w:abstractNum w:abstractNumId="9" w15:restartNumberingAfterBreak="0">
+  <w:abstractNum w:abstractNumId="10" w15:restartNumberingAfterBreak="0">
     <w:nsid w:val="20FE66A9"/>
     <w:multiLevelType w:val="multilevel"/>
     <w:tmpl w:val="38961ED2"/>
@@ -7884,7 +7227,94 @@
       </w:rPr>
     </w:lvl>
   </w:abstractNum>
-  <w:abstractNum w:abstractNumId="10" w15:restartNumberingAfterBreak="0">
+  <w:abstractNum w:abstractNumId="11" w15:restartNumberingAfterBreak="0">
+    <w:nsid w:val="27A63DA4"/>
+    <w:multiLevelType w:val="hybridMultilevel"/>
+    <w:tmpl w:val="FD321B92"/>
+    <w:lvl w:ilvl="0" w:tplc="8CAC259E">
+      <w:start w:val="1"/>
+      <w:numFmt w:val="upperRoman"/>
+      <w:pStyle w:val="Heading1"/>
+      <w:lvlText w:val="%1."/>
+      <w:lvlJc w:val="right"/>
+      <w:pPr>
+        <w:ind w:left="720" w:hanging="360"/>
+      </w:pPr>
+    </w:lvl>
+    <w:lvl w:ilvl="1" w:tplc="04090019" w:tentative="1">
+      <w:start w:val="1"/>
+      <w:numFmt w:val="lowerLetter"/>
+      <w:lvlText w:val="%2."/>
+      <w:lvlJc w:val="left"/>
+      <w:pPr>
+        <w:ind w:left="1440" w:hanging="360"/>
+      </w:pPr>
+    </w:lvl>
+    <w:lvl w:ilvl="2" w:tplc="0409001B" w:tentative="1">
+      <w:start w:val="1"/>
+      <w:numFmt w:val="lowerRoman"/>
+      <w:lvlText w:val="%3."/>
+      <w:lvlJc w:val="right"/>
+      <w:pPr>
+        <w:ind w:left="2160" w:hanging="180"/>
+      </w:pPr>
+    </w:lvl>
+    <w:lvl w:ilvl="3" w:tplc="0409000F" w:tentative="1">
+      <w:start w:val="1"/>
+      <w:numFmt w:val="decimal"/>
+      <w:lvlText w:val="%4."/>
+      <w:lvlJc w:val="left"/>
+      <w:pPr>
+        <w:ind w:left="2880" w:hanging="360"/>
+      </w:pPr>
+    </w:lvl>
+    <w:lvl w:ilvl="4" w:tplc="04090019" w:tentative="1">
+      <w:start w:val="1"/>
+      <w:numFmt w:val="lowerLetter"/>
+      <w:lvlText w:val="%5."/>
+      <w:lvlJc w:val="left"/>
+      <w:pPr>
+        <w:ind w:left="3600" w:hanging="360"/>
+      </w:pPr>
+    </w:lvl>
+    <w:lvl w:ilvl="5" w:tplc="0409001B" w:tentative="1">
+      <w:start w:val="1"/>
+      <w:numFmt w:val="lowerRoman"/>
+      <w:lvlText w:val="%6."/>
+      <w:lvlJc w:val="right"/>
+      <w:pPr>
+        <w:ind w:left="4320" w:hanging="180"/>
+      </w:pPr>
+    </w:lvl>
+    <w:lvl w:ilvl="6" w:tplc="0409000F" w:tentative="1">
+      <w:start w:val="1"/>
+      <w:numFmt w:val="decimal"/>
+      <w:lvlText w:val="%7."/>
+      <w:lvlJc w:val="left"/>
+      <w:pPr>
+        <w:ind w:left="5040" w:hanging="360"/>
+      </w:pPr>
+    </w:lvl>
+    <w:lvl w:ilvl="7" w:tplc="04090019" w:tentative="1">
+      <w:start w:val="1"/>
+      <w:numFmt w:val="lowerLetter"/>
+      <w:lvlText w:val="%8."/>
+      <w:lvlJc w:val="left"/>
+      <w:pPr>
+        <w:ind w:left="5760" w:hanging="360"/>
+      </w:pPr>
+    </w:lvl>
+    <w:lvl w:ilvl="8" w:tplc="0409001B" w:tentative="1">
+      <w:start w:val="1"/>
+      <w:numFmt w:val="lowerRoman"/>
+      <w:lvlText w:val="%9."/>
+      <w:lvlJc w:val="right"/>
+      <w:pPr>
+        <w:ind w:left="6480" w:hanging="180"/>
+      </w:pPr>
+    </w:lvl>
+  </w:abstractNum>
+  <w:abstractNum w:abstractNumId="12" w15:restartNumberingAfterBreak="0">
     <w:nsid w:val="2DEF673A"/>
     <w:multiLevelType w:val="multilevel"/>
     <w:tmpl w:val="EAAC57A4"/>
@@ -8033,7 +7463,7 @@
       </w:rPr>
     </w:lvl>
   </w:abstractNum>
-  <w:abstractNum w:abstractNumId="11" w15:restartNumberingAfterBreak="0">
+  <w:abstractNum w:abstractNumId="13" w15:restartNumberingAfterBreak="0">
     <w:nsid w:val="2FF34385"/>
     <w:multiLevelType w:val="hybridMultilevel"/>
     <w:tmpl w:val="F1A61148"/>
@@ -8146,7 +7576,7 @@
       </w:rPr>
     </w:lvl>
   </w:abstractNum>
-  <w:abstractNum w:abstractNumId="12" w15:restartNumberingAfterBreak="0">
+  <w:abstractNum w:abstractNumId="14" w15:restartNumberingAfterBreak="0">
     <w:nsid w:val="374F179B"/>
     <w:multiLevelType w:val="multilevel"/>
     <w:tmpl w:val="A83ED420"/>
@@ -8259,7 +7689,93 @@
       </w:pPr>
     </w:lvl>
   </w:abstractNum>
-  <w:abstractNum w:abstractNumId="13" w15:restartNumberingAfterBreak="0">
+  <w:abstractNum w:abstractNumId="15" w15:restartNumberingAfterBreak="0">
+    <w:nsid w:val="3A2E391E"/>
+    <w:multiLevelType w:val="hybridMultilevel"/>
+    <w:tmpl w:val="016266EA"/>
+    <w:lvl w:ilvl="0" w:tplc="04090013">
+      <w:start w:val="1"/>
+      <w:numFmt w:val="upperRoman"/>
+      <w:lvlText w:val="%1."/>
+      <w:lvlJc w:val="right"/>
+      <w:pPr>
+        <w:ind w:left="720" w:hanging="360"/>
+      </w:pPr>
+    </w:lvl>
+    <w:lvl w:ilvl="1" w:tplc="04090019" w:tentative="1">
+      <w:start w:val="1"/>
+      <w:numFmt w:val="lowerLetter"/>
+      <w:lvlText w:val="%2."/>
+      <w:lvlJc w:val="left"/>
+      <w:pPr>
+        <w:ind w:left="1440" w:hanging="360"/>
+      </w:pPr>
+    </w:lvl>
+    <w:lvl w:ilvl="2" w:tplc="0409001B" w:tentative="1">
+      <w:start w:val="1"/>
+      <w:numFmt w:val="lowerRoman"/>
+      <w:lvlText w:val="%3."/>
+      <w:lvlJc w:val="right"/>
+      <w:pPr>
+        <w:ind w:left="2160" w:hanging="180"/>
+      </w:pPr>
+    </w:lvl>
+    <w:lvl w:ilvl="3" w:tplc="0409000F" w:tentative="1">
+      <w:start w:val="1"/>
+      <w:numFmt w:val="decimal"/>
+      <w:lvlText w:val="%4."/>
+      <w:lvlJc w:val="left"/>
+      <w:pPr>
+        <w:ind w:left="2880" w:hanging="360"/>
+      </w:pPr>
+    </w:lvl>
+    <w:lvl w:ilvl="4" w:tplc="04090019" w:tentative="1">
+      <w:start w:val="1"/>
+      <w:numFmt w:val="lowerLetter"/>
+      <w:lvlText w:val="%5."/>
+      <w:lvlJc w:val="left"/>
+      <w:pPr>
+        <w:ind w:left="3600" w:hanging="360"/>
+      </w:pPr>
+    </w:lvl>
+    <w:lvl w:ilvl="5" w:tplc="0409001B" w:tentative="1">
+      <w:start w:val="1"/>
+      <w:numFmt w:val="lowerRoman"/>
+      <w:lvlText w:val="%6."/>
+      <w:lvlJc w:val="right"/>
+      <w:pPr>
+        <w:ind w:left="4320" w:hanging="180"/>
+      </w:pPr>
+    </w:lvl>
+    <w:lvl w:ilvl="6" w:tplc="0409000F" w:tentative="1">
+      <w:start w:val="1"/>
+      <w:numFmt w:val="decimal"/>
+      <w:lvlText w:val="%7."/>
+      <w:lvlJc w:val="left"/>
+      <w:pPr>
+        <w:ind w:left="5040" w:hanging="360"/>
+      </w:pPr>
+    </w:lvl>
+    <w:lvl w:ilvl="7" w:tplc="04090019" w:tentative="1">
+      <w:start w:val="1"/>
+      <w:numFmt w:val="lowerLetter"/>
+      <w:lvlText w:val="%8."/>
+      <w:lvlJc w:val="left"/>
+      <w:pPr>
+        <w:ind w:left="5760" w:hanging="360"/>
+      </w:pPr>
+    </w:lvl>
+    <w:lvl w:ilvl="8" w:tplc="0409001B" w:tentative="1">
+      <w:start w:val="1"/>
+      <w:numFmt w:val="lowerRoman"/>
+      <w:lvlText w:val="%9."/>
+      <w:lvlJc w:val="right"/>
+      <w:pPr>
+        <w:ind w:left="6480" w:hanging="180"/>
+      </w:pPr>
+    </w:lvl>
+  </w:abstractNum>
+  <w:abstractNum w:abstractNumId="16" w15:restartNumberingAfterBreak="0">
     <w:nsid w:val="3B6437D8"/>
     <w:multiLevelType w:val="hybridMultilevel"/>
     <w:tmpl w:val="47B45086"/>
@@ -8372,7 +7888,7 @@
       </w:rPr>
     </w:lvl>
   </w:abstractNum>
-  <w:abstractNum w:abstractNumId="14" w15:restartNumberingAfterBreak="0">
+  <w:abstractNum w:abstractNumId="17" w15:restartNumberingAfterBreak="0">
     <w:nsid w:val="3F5853A0"/>
     <w:multiLevelType w:val="hybridMultilevel"/>
     <w:tmpl w:val="EA50AF40"/>
@@ -8485,7 +8001,7 @@
       </w:rPr>
     </w:lvl>
   </w:abstractNum>
-  <w:abstractNum w:abstractNumId="15" w15:restartNumberingAfterBreak="0">
+  <w:abstractNum w:abstractNumId="18" w15:restartNumberingAfterBreak="0">
     <w:nsid w:val="43F3094E"/>
     <w:multiLevelType w:val="multilevel"/>
     <w:tmpl w:val="3F7E4C52"/>
@@ -8634,7 +8150,7 @@
       </w:rPr>
     </w:lvl>
   </w:abstractNum>
-  <w:abstractNum w:abstractNumId="16" w15:restartNumberingAfterBreak="0">
+  <w:abstractNum w:abstractNumId="19" w15:restartNumberingAfterBreak="0">
     <w:nsid w:val="443B46FD"/>
     <w:multiLevelType w:val="hybridMultilevel"/>
     <w:tmpl w:val="140C7BA2"/>
@@ -8747,7 +8263,7 @@
       </w:rPr>
     </w:lvl>
   </w:abstractNum>
-  <w:abstractNum w:abstractNumId="17" w15:restartNumberingAfterBreak="0">
+  <w:abstractNum w:abstractNumId="20" w15:restartNumberingAfterBreak="0">
     <w:nsid w:val="44B16C97"/>
     <w:multiLevelType w:val="multilevel"/>
     <w:tmpl w:val="6FDCC6EC"/>
@@ -8896,7 +8412,7 @@
       </w:rPr>
     </w:lvl>
   </w:abstractNum>
-  <w:abstractNum w:abstractNumId="18" w15:restartNumberingAfterBreak="0">
+  <w:abstractNum w:abstractNumId="21" w15:restartNumberingAfterBreak="0">
     <w:nsid w:val="44BF09BB"/>
     <w:multiLevelType w:val="hybridMultilevel"/>
     <w:tmpl w:val="99F26A1A"/>
@@ -9009,7 +8525,7 @@
       </w:rPr>
     </w:lvl>
   </w:abstractNum>
-  <w:abstractNum w:abstractNumId="19" w15:restartNumberingAfterBreak="0">
+  <w:abstractNum w:abstractNumId="22" w15:restartNumberingAfterBreak="0">
     <w:nsid w:val="450C23FB"/>
     <w:multiLevelType w:val="hybridMultilevel"/>
     <w:tmpl w:val="1772DC8C"/>
@@ -9095,7 +8611,94 @@
       </w:pPr>
     </w:lvl>
   </w:abstractNum>
-  <w:abstractNum w:abstractNumId="20" w15:restartNumberingAfterBreak="0">
+  <w:abstractNum w:abstractNumId="23" w15:restartNumberingAfterBreak="0">
+    <w:nsid w:val="45C851DE"/>
+    <w:multiLevelType w:val="hybridMultilevel"/>
+    <w:tmpl w:val="EC58964C"/>
+    <w:lvl w:ilvl="0" w:tplc="E6B2EB6A">
+      <w:start w:val="1"/>
+      <w:numFmt w:val="decimal"/>
+      <w:pStyle w:val="Heading2"/>
+      <w:lvlText w:val="%1."/>
+      <w:lvlJc w:val="left"/>
+      <w:pPr>
+        <w:ind w:left="720" w:hanging="360"/>
+      </w:pPr>
+    </w:lvl>
+    <w:lvl w:ilvl="1" w:tplc="04090019" w:tentative="1">
+      <w:start w:val="1"/>
+      <w:numFmt w:val="lowerLetter"/>
+      <w:lvlText w:val="%2."/>
+      <w:lvlJc w:val="left"/>
+      <w:pPr>
+        <w:ind w:left="1440" w:hanging="360"/>
+      </w:pPr>
+    </w:lvl>
+    <w:lvl w:ilvl="2" w:tplc="0409001B" w:tentative="1">
+      <w:start w:val="1"/>
+      <w:numFmt w:val="lowerRoman"/>
+      <w:lvlText w:val="%3."/>
+      <w:lvlJc w:val="right"/>
+      <w:pPr>
+        <w:ind w:left="2160" w:hanging="180"/>
+      </w:pPr>
+    </w:lvl>
+    <w:lvl w:ilvl="3" w:tplc="0409000F" w:tentative="1">
+      <w:start w:val="1"/>
+      <w:numFmt w:val="decimal"/>
+      <w:lvlText w:val="%4."/>
+      <w:lvlJc w:val="left"/>
+      <w:pPr>
+        <w:ind w:left="2880" w:hanging="360"/>
+      </w:pPr>
+    </w:lvl>
+    <w:lvl w:ilvl="4" w:tplc="04090019" w:tentative="1">
+      <w:start w:val="1"/>
+      <w:numFmt w:val="lowerLetter"/>
+      <w:lvlText w:val="%5."/>
+      <w:lvlJc w:val="left"/>
+      <w:pPr>
+        <w:ind w:left="3600" w:hanging="360"/>
+      </w:pPr>
+    </w:lvl>
+    <w:lvl w:ilvl="5" w:tplc="0409001B" w:tentative="1">
+      <w:start w:val="1"/>
+      <w:numFmt w:val="lowerRoman"/>
+      <w:lvlText w:val="%6."/>
+      <w:lvlJc w:val="right"/>
+      <w:pPr>
+        <w:ind w:left="4320" w:hanging="180"/>
+      </w:pPr>
+    </w:lvl>
+    <w:lvl w:ilvl="6" w:tplc="0409000F" w:tentative="1">
+      <w:start w:val="1"/>
+      <w:numFmt w:val="decimal"/>
+      <w:lvlText w:val="%7."/>
+      <w:lvlJc w:val="left"/>
+      <w:pPr>
+        <w:ind w:left="5040" w:hanging="360"/>
+      </w:pPr>
+    </w:lvl>
+    <w:lvl w:ilvl="7" w:tplc="04090019" w:tentative="1">
+      <w:start w:val="1"/>
+      <w:numFmt w:val="lowerLetter"/>
+      <w:lvlText w:val="%8."/>
+      <w:lvlJc w:val="left"/>
+      <w:pPr>
+        <w:ind w:left="5760" w:hanging="360"/>
+      </w:pPr>
+    </w:lvl>
+    <w:lvl w:ilvl="8" w:tplc="0409001B" w:tentative="1">
+      <w:start w:val="1"/>
+      <w:numFmt w:val="lowerRoman"/>
+      <w:lvlText w:val="%9."/>
+      <w:lvlJc w:val="right"/>
+      <w:pPr>
+        <w:ind w:left="6480" w:hanging="180"/>
+      </w:pPr>
+    </w:lvl>
+  </w:abstractNum>
+  <w:abstractNum w:abstractNumId="24" w15:restartNumberingAfterBreak="0">
     <w:nsid w:val="48145A16"/>
     <w:multiLevelType w:val="multilevel"/>
     <w:tmpl w:val="984035EC"/>
@@ -9244,7 +8847,7 @@
       </w:rPr>
     </w:lvl>
   </w:abstractNum>
-  <w:abstractNum w:abstractNumId="21" w15:restartNumberingAfterBreak="0">
+  <w:abstractNum w:abstractNumId="25" w15:restartNumberingAfterBreak="0">
     <w:nsid w:val="4D644B2D"/>
     <w:multiLevelType w:val="hybridMultilevel"/>
     <w:tmpl w:val="6BF07360"/>
@@ -9330,7 +8933,7 @@
       </w:pPr>
     </w:lvl>
   </w:abstractNum>
-  <w:abstractNum w:abstractNumId="22" w15:restartNumberingAfterBreak="0">
+  <w:abstractNum w:abstractNumId="26" w15:restartNumberingAfterBreak="0">
     <w:nsid w:val="4F5C4C1B"/>
     <w:multiLevelType w:val="hybridMultilevel"/>
     <w:tmpl w:val="28AEEFB0"/>
@@ -9443,7 +9046,7 @@
       </w:rPr>
     </w:lvl>
   </w:abstractNum>
-  <w:abstractNum w:abstractNumId="23" w15:restartNumberingAfterBreak="0">
+  <w:abstractNum w:abstractNumId="27" w15:restartNumberingAfterBreak="0">
     <w:nsid w:val="4F662FA8"/>
     <w:multiLevelType w:val="multilevel"/>
     <w:tmpl w:val="008C656E"/>
@@ -9592,7 +9195,183 @@
       </w:rPr>
     </w:lvl>
   </w:abstractNum>
-  <w:abstractNum w:abstractNumId="24" w15:restartNumberingAfterBreak="0">
+  <w:abstractNum w:abstractNumId="28" w15:restartNumberingAfterBreak="0">
+    <w:nsid w:val="535063D2"/>
+    <w:multiLevelType w:val="hybridMultilevel"/>
+    <w:tmpl w:val="D97C21FC"/>
+    <w:lvl w:ilvl="0" w:tplc="1A9E9C78">
+      <w:start w:val="1"/>
+      <w:numFmt w:val="decimal"/>
+      <w:lvlText w:val="%1."/>
+      <w:lvlJc w:val="left"/>
+      <w:pPr>
+        <w:ind w:left="720" w:hanging="360"/>
+      </w:pPr>
+      <w:rPr>
+        <w:sz w:val="30"/>
+        <w:szCs w:val="30"/>
+      </w:rPr>
+    </w:lvl>
+    <w:lvl w:ilvl="1" w:tplc="04090019" w:tentative="1">
+      <w:start w:val="1"/>
+      <w:numFmt w:val="lowerLetter"/>
+      <w:lvlText w:val="%2."/>
+      <w:lvlJc w:val="left"/>
+      <w:pPr>
+        <w:ind w:left="1440" w:hanging="360"/>
+      </w:pPr>
+    </w:lvl>
+    <w:lvl w:ilvl="2" w:tplc="0409001B" w:tentative="1">
+      <w:start w:val="1"/>
+      <w:numFmt w:val="lowerRoman"/>
+      <w:lvlText w:val="%3."/>
+      <w:lvlJc w:val="right"/>
+      <w:pPr>
+        <w:ind w:left="2160" w:hanging="180"/>
+      </w:pPr>
+    </w:lvl>
+    <w:lvl w:ilvl="3" w:tplc="0409000F" w:tentative="1">
+      <w:start w:val="1"/>
+      <w:numFmt w:val="decimal"/>
+      <w:lvlText w:val="%4."/>
+      <w:lvlJc w:val="left"/>
+      <w:pPr>
+        <w:ind w:left="2880" w:hanging="360"/>
+      </w:pPr>
+    </w:lvl>
+    <w:lvl w:ilvl="4" w:tplc="04090019" w:tentative="1">
+      <w:start w:val="1"/>
+      <w:numFmt w:val="lowerLetter"/>
+      <w:lvlText w:val="%5."/>
+      <w:lvlJc w:val="left"/>
+      <w:pPr>
+        <w:ind w:left="3600" w:hanging="360"/>
+      </w:pPr>
+    </w:lvl>
+    <w:lvl w:ilvl="5" w:tplc="0409001B" w:tentative="1">
+      <w:start w:val="1"/>
+      <w:numFmt w:val="lowerRoman"/>
+      <w:lvlText w:val="%6."/>
+      <w:lvlJc w:val="right"/>
+      <w:pPr>
+        <w:ind w:left="4320" w:hanging="180"/>
+      </w:pPr>
+    </w:lvl>
+    <w:lvl w:ilvl="6" w:tplc="0409000F" w:tentative="1">
+      <w:start w:val="1"/>
+      <w:numFmt w:val="decimal"/>
+      <w:lvlText w:val="%7."/>
+      <w:lvlJc w:val="left"/>
+      <w:pPr>
+        <w:ind w:left="5040" w:hanging="360"/>
+      </w:pPr>
+    </w:lvl>
+    <w:lvl w:ilvl="7" w:tplc="04090019" w:tentative="1">
+      <w:start w:val="1"/>
+      <w:numFmt w:val="lowerLetter"/>
+      <w:lvlText w:val="%8."/>
+      <w:lvlJc w:val="left"/>
+      <w:pPr>
+        <w:ind w:left="5760" w:hanging="360"/>
+      </w:pPr>
+    </w:lvl>
+    <w:lvl w:ilvl="8" w:tplc="0409001B" w:tentative="1">
+      <w:start w:val="1"/>
+      <w:numFmt w:val="lowerRoman"/>
+      <w:lvlText w:val="%9."/>
+      <w:lvlJc w:val="right"/>
+      <w:pPr>
+        <w:ind w:left="6480" w:hanging="180"/>
+      </w:pPr>
+    </w:lvl>
+  </w:abstractNum>
+  <w:abstractNum w:abstractNumId="29" w15:restartNumberingAfterBreak="0">
+    <w:nsid w:val="5F921FDF"/>
+    <w:multiLevelType w:val="hybridMultilevel"/>
+    <w:tmpl w:val="2ECEDD68"/>
+    <w:lvl w:ilvl="0" w:tplc="0409000F">
+      <w:start w:val="1"/>
+      <w:numFmt w:val="decimal"/>
+      <w:lvlText w:val="%1."/>
+      <w:lvlJc w:val="left"/>
+      <w:pPr>
+        <w:ind w:left="720" w:hanging="360"/>
+      </w:pPr>
+    </w:lvl>
+    <w:lvl w:ilvl="1" w:tplc="04090019" w:tentative="1">
+      <w:start w:val="1"/>
+      <w:numFmt w:val="lowerLetter"/>
+      <w:lvlText w:val="%2."/>
+      <w:lvlJc w:val="left"/>
+      <w:pPr>
+        <w:ind w:left="1440" w:hanging="360"/>
+      </w:pPr>
+    </w:lvl>
+    <w:lvl w:ilvl="2" w:tplc="0409001B" w:tentative="1">
+      <w:start w:val="1"/>
+      <w:numFmt w:val="lowerRoman"/>
+      <w:lvlText w:val="%3."/>
+      <w:lvlJc w:val="right"/>
+      <w:pPr>
+        <w:ind w:left="2160" w:hanging="180"/>
+      </w:pPr>
+    </w:lvl>
+    <w:lvl w:ilvl="3" w:tplc="0409000F" w:tentative="1">
+      <w:start w:val="1"/>
+      <w:numFmt w:val="decimal"/>
+      <w:lvlText w:val="%4."/>
+      <w:lvlJc w:val="left"/>
+      <w:pPr>
+        <w:ind w:left="2880" w:hanging="360"/>
+      </w:pPr>
+    </w:lvl>
+    <w:lvl w:ilvl="4" w:tplc="04090019" w:tentative="1">
+      <w:start w:val="1"/>
+      <w:numFmt w:val="lowerLetter"/>
+      <w:lvlText w:val="%5."/>
+      <w:lvlJc w:val="left"/>
+      <w:pPr>
+        <w:ind w:left="3600" w:hanging="360"/>
+      </w:pPr>
+    </w:lvl>
+    <w:lvl w:ilvl="5" w:tplc="0409001B" w:tentative="1">
+      <w:start w:val="1"/>
+      <w:numFmt w:val="lowerRoman"/>
+      <w:lvlText w:val="%6."/>
+      <w:lvlJc w:val="right"/>
+      <w:pPr>
+        <w:ind w:left="4320" w:hanging="180"/>
+      </w:pPr>
+    </w:lvl>
+    <w:lvl w:ilvl="6" w:tplc="0409000F" w:tentative="1">
+      <w:start w:val="1"/>
+      <w:numFmt w:val="decimal"/>
+      <w:lvlText w:val="%7."/>
+      <w:lvlJc w:val="left"/>
+      <w:pPr>
+        <w:ind w:left="5040" w:hanging="360"/>
+      </w:pPr>
+    </w:lvl>
+    <w:lvl w:ilvl="7" w:tplc="04090019" w:tentative="1">
+      <w:start w:val="1"/>
+      <w:numFmt w:val="lowerLetter"/>
+      <w:lvlText w:val="%8."/>
+      <w:lvlJc w:val="left"/>
+      <w:pPr>
+        <w:ind w:left="5760" w:hanging="360"/>
+      </w:pPr>
+    </w:lvl>
+    <w:lvl w:ilvl="8" w:tplc="0409001B" w:tentative="1">
+      <w:start w:val="1"/>
+      <w:numFmt w:val="lowerRoman"/>
+      <w:lvlText w:val="%9."/>
+      <w:lvlJc w:val="right"/>
+      <w:pPr>
+        <w:ind w:left="6480" w:hanging="180"/>
+      </w:pPr>
+    </w:lvl>
+  </w:abstractNum>
+  <w:abstractNum w:abstractNumId="30" w15:restartNumberingAfterBreak="0">
     <w:nsid w:val="61570FB2"/>
     <w:multiLevelType w:val="hybridMultilevel"/>
     <w:tmpl w:val="992CB7B2"/>
@@ -9678,7 +9457,7 @@
       </w:pPr>
     </w:lvl>
   </w:abstractNum>
-  <w:abstractNum w:abstractNumId="25" w15:restartNumberingAfterBreak="0">
+  <w:abstractNum w:abstractNumId="31" w15:restartNumberingAfterBreak="0">
     <w:nsid w:val="62830B9C"/>
     <w:multiLevelType w:val="hybridMultilevel"/>
     <w:tmpl w:val="368AD104"/>
@@ -9791,7 +9570,7 @@
       </w:rPr>
     </w:lvl>
   </w:abstractNum>
-  <w:abstractNum w:abstractNumId="26" w15:restartNumberingAfterBreak="0">
+  <w:abstractNum w:abstractNumId="32" w15:restartNumberingAfterBreak="0">
     <w:nsid w:val="63045D5E"/>
     <w:multiLevelType w:val="hybridMultilevel"/>
     <w:tmpl w:val="46188EE4"/>
@@ -9877,7 +9656,7 @@
       </w:pPr>
     </w:lvl>
   </w:abstractNum>
-  <w:abstractNum w:abstractNumId="27" w15:restartNumberingAfterBreak="0">
+  <w:abstractNum w:abstractNumId="33" w15:restartNumberingAfterBreak="0">
     <w:nsid w:val="6C263ECD"/>
     <w:multiLevelType w:val="hybridMultilevel"/>
     <w:tmpl w:val="DAE04408"/>
@@ -9990,7 +9769,186 @@
       </w:rPr>
     </w:lvl>
   </w:abstractNum>
-  <w:abstractNum w:abstractNumId="28" w15:restartNumberingAfterBreak="0">
+  <w:abstractNum w:abstractNumId="34" w15:restartNumberingAfterBreak="0">
+    <w:nsid w:val="6D76047A"/>
+    <w:multiLevelType w:val="hybridMultilevel"/>
+    <w:tmpl w:val="B2422C48"/>
+    <w:lvl w:ilvl="0" w:tplc="54A0F18C">
+      <w:start w:val="1"/>
+      <w:numFmt w:val="decimal"/>
+      <w:lvlText w:val="%1."/>
+      <w:lvlJc w:val="left"/>
+      <w:pPr>
+        <w:ind w:left="720" w:hanging="360"/>
+      </w:pPr>
+      <w:rPr>
+        <w:rFonts w:ascii="Times New Roman" w:hAnsi="Times New Roman" w:cs="Times New Roman" w:hint="default"/>
+        <w:b/>
+        <w:bCs/>
+        <w:sz w:val="26"/>
+        <w:szCs w:val="26"/>
+      </w:rPr>
+    </w:lvl>
+    <w:lvl w:ilvl="1" w:tplc="04090019" w:tentative="1">
+      <w:start w:val="1"/>
+      <w:numFmt w:val="lowerLetter"/>
+      <w:lvlText w:val="%2."/>
+      <w:lvlJc w:val="left"/>
+      <w:pPr>
+        <w:ind w:left="1440" w:hanging="360"/>
+      </w:pPr>
+    </w:lvl>
+    <w:lvl w:ilvl="2" w:tplc="0409001B" w:tentative="1">
+      <w:start w:val="1"/>
+      <w:numFmt w:val="lowerRoman"/>
+      <w:lvlText w:val="%3."/>
+      <w:lvlJc w:val="right"/>
+      <w:pPr>
+        <w:ind w:left="2160" w:hanging="180"/>
+      </w:pPr>
+    </w:lvl>
+    <w:lvl w:ilvl="3" w:tplc="0409000F" w:tentative="1">
+      <w:start w:val="1"/>
+      <w:numFmt w:val="decimal"/>
+      <w:lvlText w:val="%4."/>
+      <w:lvlJc w:val="left"/>
+      <w:pPr>
+        <w:ind w:left="2880" w:hanging="360"/>
+      </w:pPr>
+    </w:lvl>
+    <w:lvl w:ilvl="4" w:tplc="04090019" w:tentative="1">
+      <w:start w:val="1"/>
+      <w:numFmt w:val="lowerLetter"/>
+      <w:lvlText w:val="%5."/>
+      <w:lvlJc w:val="left"/>
+      <w:pPr>
+        <w:ind w:left="3600" w:hanging="360"/>
+      </w:pPr>
+    </w:lvl>
+    <w:lvl w:ilvl="5" w:tplc="0409001B" w:tentative="1">
+      <w:start w:val="1"/>
+      <w:numFmt w:val="lowerRoman"/>
+      <w:lvlText w:val="%6."/>
+      <w:lvlJc w:val="right"/>
+      <w:pPr>
+        <w:ind w:left="4320" w:hanging="180"/>
+      </w:pPr>
+    </w:lvl>
+    <w:lvl w:ilvl="6" w:tplc="0409000F" w:tentative="1">
+      <w:start w:val="1"/>
+      <w:numFmt w:val="decimal"/>
+      <w:lvlText w:val="%7."/>
+      <w:lvlJc w:val="left"/>
+      <w:pPr>
+        <w:ind w:left="5040" w:hanging="360"/>
+      </w:pPr>
+    </w:lvl>
+    <w:lvl w:ilvl="7" w:tplc="04090019" w:tentative="1">
+      <w:start w:val="1"/>
+      <w:numFmt w:val="lowerLetter"/>
+      <w:lvlText w:val="%8."/>
+      <w:lvlJc w:val="left"/>
+      <w:pPr>
+        <w:ind w:left="5760" w:hanging="360"/>
+      </w:pPr>
+    </w:lvl>
+    <w:lvl w:ilvl="8" w:tplc="0409001B" w:tentative="1">
+      <w:start w:val="1"/>
+      <w:numFmt w:val="lowerRoman"/>
+      <w:lvlText w:val="%9."/>
+      <w:lvlJc w:val="right"/>
+      <w:pPr>
+        <w:ind w:left="6480" w:hanging="180"/>
+      </w:pPr>
+    </w:lvl>
+  </w:abstractNum>
+  <w:abstractNum w:abstractNumId="35" w15:restartNumberingAfterBreak="0">
+    <w:nsid w:val="720C096D"/>
+    <w:multiLevelType w:val="hybridMultilevel"/>
+    <w:tmpl w:val="925C401C"/>
+    <w:lvl w:ilvl="0" w:tplc="0409000F">
+      <w:start w:val="1"/>
+      <w:numFmt w:val="decimal"/>
+      <w:lvlText w:val="%1."/>
+      <w:lvlJc w:val="left"/>
+      <w:pPr>
+        <w:ind w:left="720" w:hanging="360"/>
+      </w:pPr>
+    </w:lvl>
+    <w:lvl w:ilvl="1" w:tplc="04090019" w:tentative="1">
+      <w:start w:val="1"/>
+      <w:numFmt w:val="lowerLetter"/>
+      <w:lvlText w:val="%2."/>
+      <w:lvlJc w:val="left"/>
+      <w:pPr>
+        <w:ind w:left="1440" w:hanging="360"/>
+      </w:pPr>
+    </w:lvl>
+    <w:lvl w:ilvl="2" w:tplc="0409001B" w:tentative="1">
+      <w:start w:val="1"/>
+      <w:numFmt w:val="lowerRoman"/>
+      <w:lvlText w:val="%3."/>
+      <w:lvlJc w:val="right"/>
+      <w:pPr>
+        <w:ind w:left="2160" w:hanging="180"/>
+      </w:pPr>
+    </w:lvl>
+    <w:lvl w:ilvl="3" w:tplc="0409000F" w:tentative="1">
+      <w:start w:val="1"/>
+      <w:numFmt w:val="decimal"/>
+      <w:lvlText w:val="%4."/>
+      <w:lvlJc w:val="left"/>
+      <w:pPr>
+        <w:ind w:left="2880" w:hanging="360"/>
+      </w:pPr>
+    </w:lvl>
+    <w:lvl w:ilvl="4" w:tplc="04090019" w:tentative="1">
+      <w:start w:val="1"/>
+      <w:numFmt w:val="lowerLetter"/>
+      <w:lvlText w:val="%5."/>
+      <w:lvlJc w:val="left"/>
+      <w:pPr>
+        <w:ind w:left="3600" w:hanging="360"/>
+      </w:pPr>
+    </w:lvl>
+    <w:lvl w:ilvl="5" w:tplc="0409001B" w:tentative="1">
+      <w:start w:val="1"/>
+      <w:numFmt w:val="lowerRoman"/>
+      <w:lvlText w:val="%6."/>
+      <w:lvlJc w:val="right"/>
+      <w:pPr>
+        <w:ind w:left="4320" w:hanging="180"/>
+      </w:pPr>
+    </w:lvl>
+    <w:lvl w:ilvl="6" w:tplc="0409000F" w:tentative="1">
+      <w:start w:val="1"/>
+      <w:numFmt w:val="decimal"/>
+      <w:lvlText w:val="%7."/>
+      <w:lvlJc w:val="left"/>
+      <w:pPr>
+        <w:ind w:left="5040" w:hanging="360"/>
+      </w:pPr>
+    </w:lvl>
+    <w:lvl w:ilvl="7" w:tplc="04090019" w:tentative="1">
+      <w:start w:val="1"/>
+      <w:numFmt w:val="lowerLetter"/>
+      <w:lvlText w:val="%8."/>
+      <w:lvlJc w:val="left"/>
+      <w:pPr>
+        <w:ind w:left="5760" w:hanging="360"/>
+      </w:pPr>
+    </w:lvl>
+    <w:lvl w:ilvl="8" w:tplc="0409001B" w:tentative="1">
+      <w:start w:val="1"/>
+      <w:numFmt w:val="lowerRoman"/>
+      <w:lvlText w:val="%9."/>
+      <w:lvlJc w:val="right"/>
+      <w:pPr>
+        <w:ind w:left="6480" w:hanging="180"/>
+      </w:pPr>
+    </w:lvl>
+  </w:abstractNum>
+  <w:abstractNum w:abstractNumId="36" w15:restartNumberingAfterBreak="0">
     <w:nsid w:val="720F681F"/>
     <w:multiLevelType w:val="hybridMultilevel"/>
     <w:tmpl w:val="72DAA6AA"/>
@@ -10103,7 +10061,7 @@
       </w:rPr>
     </w:lvl>
   </w:abstractNum>
-  <w:abstractNum w:abstractNumId="29" w15:restartNumberingAfterBreak="0">
+  <w:abstractNum w:abstractNumId="37" w15:restartNumberingAfterBreak="0">
     <w:nsid w:val="792F5CB7"/>
     <w:multiLevelType w:val="multilevel"/>
     <w:tmpl w:val="A7BA232E"/>
@@ -10252,7 +10210,93 @@
       </w:rPr>
     </w:lvl>
   </w:abstractNum>
-  <w:abstractNum w:abstractNumId="30" w15:restartNumberingAfterBreak="0">
+  <w:abstractNum w:abstractNumId="38" w15:restartNumberingAfterBreak="0">
+    <w:nsid w:val="797F4484"/>
+    <w:multiLevelType w:val="hybridMultilevel"/>
+    <w:tmpl w:val="8002700A"/>
+    <w:lvl w:ilvl="0" w:tplc="0409000F">
+      <w:start w:val="1"/>
+      <w:numFmt w:val="decimal"/>
+      <w:lvlText w:val="%1."/>
+      <w:lvlJc w:val="left"/>
+      <w:pPr>
+        <w:ind w:left="720" w:hanging="360"/>
+      </w:pPr>
+    </w:lvl>
+    <w:lvl w:ilvl="1" w:tplc="04090019" w:tentative="1">
+      <w:start w:val="1"/>
+      <w:numFmt w:val="lowerLetter"/>
+      <w:lvlText w:val="%2."/>
+      <w:lvlJc w:val="left"/>
+      <w:pPr>
+        <w:ind w:left="1440" w:hanging="360"/>
+      </w:pPr>
+    </w:lvl>
+    <w:lvl w:ilvl="2" w:tplc="0409001B" w:tentative="1">
+      <w:start w:val="1"/>
+      <w:numFmt w:val="lowerRoman"/>
+      <w:lvlText w:val="%3."/>
+      <w:lvlJc w:val="right"/>
+      <w:pPr>
+        <w:ind w:left="2160" w:hanging="180"/>
+      </w:pPr>
+    </w:lvl>
+    <w:lvl w:ilvl="3" w:tplc="0409000F" w:tentative="1">
+      <w:start w:val="1"/>
+      <w:numFmt w:val="decimal"/>
+      <w:lvlText w:val="%4."/>
+      <w:lvlJc w:val="left"/>
+      <w:pPr>
+        <w:ind w:left="2880" w:hanging="360"/>
+      </w:pPr>
+    </w:lvl>
+    <w:lvl w:ilvl="4" w:tplc="04090019" w:tentative="1">
+      <w:start w:val="1"/>
+      <w:numFmt w:val="lowerLetter"/>
+      <w:lvlText w:val="%5."/>
+      <w:lvlJc w:val="left"/>
+      <w:pPr>
+        <w:ind w:left="3600" w:hanging="360"/>
+      </w:pPr>
+    </w:lvl>
+    <w:lvl w:ilvl="5" w:tplc="0409001B" w:tentative="1">
+      <w:start w:val="1"/>
+      <w:numFmt w:val="lowerRoman"/>
+      <w:lvlText w:val="%6."/>
+      <w:lvlJc w:val="right"/>
+      <w:pPr>
+        <w:ind w:left="4320" w:hanging="180"/>
+      </w:pPr>
+    </w:lvl>
+    <w:lvl w:ilvl="6" w:tplc="0409000F" w:tentative="1">
+      <w:start w:val="1"/>
+      <w:numFmt w:val="decimal"/>
+      <w:lvlText w:val="%7."/>
+      <w:lvlJc w:val="left"/>
+      <w:pPr>
+        <w:ind w:left="5040" w:hanging="360"/>
+      </w:pPr>
+    </w:lvl>
+    <w:lvl w:ilvl="7" w:tplc="04090019" w:tentative="1">
+      <w:start w:val="1"/>
+      <w:numFmt w:val="lowerLetter"/>
+      <w:lvlText w:val="%8."/>
+      <w:lvlJc w:val="left"/>
+      <w:pPr>
+        <w:ind w:left="5760" w:hanging="360"/>
+      </w:pPr>
+    </w:lvl>
+    <w:lvl w:ilvl="8" w:tplc="0409001B" w:tentative="1">
+      <w:start w:val="1"/>
+      <w:numFmt w:val="lowerRoman"/>
+      <w:lvlText w:val="%9."/>
+      <w:lvlJc w:val="right"/>
+      <w:pPr>
+        <w:ind w:left="6480" w:hanging="180"/>
+      </w:pPr>
+    </w:lvl>
+  </w:abstractNum>
+  <w:abstractNum w:abstractNumId="39" w15:restartNumberingAfterBreak="0">
     <w:nsid w:val="79EF21A6"/>
     <w:multiLevelType w:val="hybridMultilevel"/>
     <w:tmpl w:val="868E74F2"/>
@@ -10365,7 +10409,93 @@
       </w:rPr>
     </w:lvl>
   </w:abstractNum>
-  <w:abstractNum w:abstractNumId="31" w15:restartNumberingAfterBreak="0">
+  <w:abstractNum w:abstractNumId="40" w15:restartNumberingAfterBreak="0">
+    <w:nsid w:val="7A281691"/>
+    <w:multiLevelType w:val="hybridMultilevel"/>
+    <w:tmpl w:val="E3FA7282"/>
+    <w:lvl w:ilvl="0" w:tplc="04090013">
+      <w:start w:val="1"/>
+      <w:numFmt w:val="upperRoman"/>
+      <w:lvlText w:val="%1."/>
+      <w:lvlJc w:val="right"/>
+      <w:pPr>
+        <w:ind w:left="720" w:hanging="360"/>
+      </w:pPr>
+    </w:lvl>
+    <w:lvl w:ilvl="1" w:tplc="04090019" w:tentative="1">
+      <w:start w:val="1"/>
+      <w:numFmt w:val="lowerLetter"/>
+      <w:lvlText w:val="%2."/>
+      <w:lvlJc w:val="left"/>
+      <w:pPr>
+        <w:ind w:left="1440" w:hanging="360"/>
+      </w:pPr>
+    </w:lvl>
+    <w:lvl w:ilvl="2" w:tplc="0409001B" w:tentative="1">
+      <w:start w:val="1"/>
+      <w:numFmt w:val="lowerRoman"/>
+      <w:lvlText w:val="%3."/>
+      <w:lvlJc w:val="right"/>
+      <w:pPr>
+        <w:ind w:left="2160" w:hanging="180"/>
+      </w:pPr>
+    </w:lvl>
+    <w:lvl w:ilvl="3" w:tplc="0409000F" w:tentative="1">
+      <w:start w:val="1"/>
+      <w:numFmt w:val="decimal"/>
+      <w:lvlText w:val="%4."/>
+      <w:lvlJc w:val="left"/>
+      <w:pPr>
+        <w:ind w:left="2880" w:hanging="360"/>
+      </w:pPr>
+    </w:lvl>
+    <w:lvl w:ilvl="4" w:tplc="04090019" w:tentative="1">
+      <w:start w:val="1"/>
+      <w:numFmt w:val="lowerLetter"/>
+      <w:lvlText w:val="%5."/>
+      <w:lvlJc w:val="left"/>
+      <w:pPr>
+        <w:ind w:left="3600" w:hanging="360"/>
+      </w:pPr>
+    </w:lvl>
+    <w:lvl w:ilvl="5" w:tplc="0409001B" w:tentative="1">
+      <w:start w:val="1"/>
+      <w:numFmt w:val="lowerRoman"/>
+      <w:lvlText w:val="%6."/>
+      <w:lvlJc w:val="right"/>
+      <w:pPr>
+        <w:ind w:left="4320" w:hanging="180"/>
+      </w:pPr>
+    </w:lvl>
+    <w:lvl w:ilvl="6" w:tplc="0409000F" w:tentative="1">
+      <w:start w:val="1"/>
+      <w:numFmt w:val="decimal"/>
+      <w:lvlText w:val="%7."/>
+      <w:lvlJc w:val="left"/>
+      <w:pPr>
+        <w:ind w:left="5040" w:hanging="360"/>
+      </w:pPr>
+    </w:lvl>
+    <w:lvl w:ilvl="7" w:tplc="04090019" w:tentative="1">
+      <w:start w:val="1"/>
+      <w:numFmt w:val="lowerLetter"/>
+      <w:lvlText w:val="%8."/>
+      <w:lvlJc w:val="left"/>
+      <w:pPr>
+        <w:ind w:left="5760" w:hanging="360"/>
+      </w:pPr>
+    </w:lvl>
+    <w:lvl w:ilvl="8" w:tplc="0409001B" w:tentative="1">
+      <w:start w:val="1"/>
+      <w:numFmt w:val="lowerRoman"/>
+      <w:lvlText w:val="%9."/>
+      <w:lvlJc w:val="right"/>
+      <w:pPr>
+        <w:ind w:left="6480" w:hanging="180"/>
+      </w:pPr>
+    </w:lvl>
+  </w:abstractNum>
+  <w:abstractNum w:abstractNumId="41" w15:restartNumberingAfterBreak="0">
     <w:nsid w:val="7F984AFE"/>
     <w:multiLevelType w:val="multilevel"/>
     <w:tmpl w:val="4B94DA40"/>
@@ -10479,100 +10609,130 @@
     </w:lvl>
   </w:abstractNum>
   <w:num w:numId="1" w16cid:durableId="1518231420">
-    <w:abstractNumId w:val="25"/>
+    <w:abstractNumId w:val="31"/>
   </w:num>
   <w:num w:numId="2" w16cid:durableId="1484544149">
-    <w:abstractNumId w:val="4"/>
+    <w:abstractNumId w:val="5"/>
   </w:num>
   <w:num w:numId="3" w16cid:durableId="1463378540">
     <w:abstractNumId w:val="2"/>
   </w:num>
   <w:num w:numId="4" w16cid:durableId="932979320">
-    <w:abstractNumId w:val="31"/>
+    <w:abstractNumId w:val="41"/>
   </w:num>
   <w:num w:numId="5" w16cid:durableId="1106845434">
     <w:abstractNumId w:val="3"/>
   </w:num>
   <w:num w:numId="6" w16cid:durableId="1774396289">
-    <w:abstractNumId w:val="9"/>
+    <w:abstractNumId w:val="10"/>
   </w:num>
   <w:num w:numId="7" w16cid:durableId="966544824">
-    <w:abstractNumId w:val="12"/>
+    <w:abstractNumId w:val="14"/>
   </w:num>
   <w:num w:numId="8" w16cid:durableId="1723216149">
-    <w:abstractNumId w:val="11"/>
+    <w:abstractNumId w:val="13"/>
   </w:num>
   <w:num w:numId="9" w16cid:durableId="1773432865">
-    <w:abstractNumId w:val="30"/>
+    <w:abstractNumId w:val="39"/>
   </w:num>
   <w:num w:numId="10" w16cid:durableId="1918586384">
     <w:abstractNumId w:val="0"/>
   </w:num>
   <w:num w:numId="11" w16cid:durableId="433668131">
+    <w:abstractNumId w:val="21"/>
+  </w:num>
+  <w:num w:numId="12" w16cid:durableId="244726730">
+    <w:abstractNumId w:val="33"/>
+  </w:num>
+  <w:num w:numId="13" w16cid:durableId="839467814">
+    <w:abstractNumId w:val="19"/>
+  </w:num>
+  <w:num w:numId="14" w16cid:durableId="1170951517">
+    <w:abstractNumId w:val="16"/>
+  </w:num>
+  <w:num w:numId="15" w16cid:durableId="1736925539">
+    <w:abstractNumId w:val="32"/>
+  </w:num>
+  <w:num w:numId="16" w16cid:durableId="816263709">
+    <w:abstractNumId w:val="25"/>
+  </w:num>
+  <w:num w:numId="17" w16cid:durableId="1879009375">
+    <w:abstractNumId w:val="20"/>
+  </w:num>
+  <w:num w:numId="18" w16cid:durableId="1462310112">
+    <w:abstractNumId w:val="27"/>
+  </w:num>
+  <w:num w:numId="19" w16cid:durableId="107900236">
+    <w:abstractNumId w:val="7"/>
+  </w:num>
+  <w:num w:numId="20" w16cid:durableId="1981301908">
+    <w:abstractNumId w:val="24"/>
+  </w:num>
+  <w:num w:numId="21" w16cid:durableId="1411730639">
+    <w:abstractNumId w:val="30"/>
+  </w:num>
+  <w:num w:numId="22" w16cid:durableId="83498082">
+    <w:abstractNumId w:val="6"/>
+  </w:num>
+  <w:num w:numId="23" w16cid:durableId="168566453">
+    <w:abstractNumId w:val="9"/>
+  </w:num>
+  <w:num w:numId="24" w16cid:durableId="1524788005">
+    <w:abstractNumId w:val="12"/>
+  </w:num>
+  <w:num w:numId="25" w16cid:durableId="904535920">
     <w:abstractNumId w:val="18"/>
   </w:num>
-  <w:num w:numId="12" w16cid:durableId="244726730">
-    <w:abstractNumId w:val="27"/>
+  <w:num w:numId="26" w16cid:durableId="1022710934">
+    <w:abstractNumId w:val="22"/>
   </w:num>
-  <w:num w:numId="13" w16cid:durableId="839467814">
-    <w:abstractNumId w:val="16"/>
+  <w:num w:numId="27" w16cid:durableId="227225062">
+    <w:abstractNumId w:val="8"/>
   </w:num>
-  <w:num w:numId="14" w16cid:durableId="1170951517">
-    <w:abstractNumId w:val="13"/>
+  <w:num w:numId="28" w16cid:durableId="1604415157">
+    <w:abstractNumId w:val="36"/>
   </w:num>
-  <w:num w:numId="15" w16cid:durableId="1736925539">
-    <w:abstractNumId w:val="26"/>
-  </w:num>
-  <w:num w:numId="16" w16cid:durableId="816263709">
-    <w:abstractNumId w:val="21"/>
-  </w:num>
-  <w:num w:numId="17" w16cid:durableId="1879009375">
+  <w:num w:numId="29" w16cid:durableId="969552737">
     <w:abstractNumId w:val="17"/>
   </w:num>
-  <w:num w:numId="18" w16cid:durableId="1462310112">
-    <w:abstractNumId w:val="23"/>
-  </w:num>
-  <w:num w:numId="19" w16cid:durableId="107900236">
-    <w:abstractNumId w:val="6"/>
-  </w:num>
-  <w:num w:numId="20" w16cid:durableId="1981301908">
-    <w:abstractNumId w:val="20"/>
-  </w:num>
-  <w:num w:numId="21" w16cid:durableId="1411730639">
-    <w:abstractNumId w:val="24"/>
-  </w:num>
-  <w:num w:numId="22" w16cid:durableId="83498082">
-    <w:abstractNumId w:val="5"/>
-  </w:num>
-  <w:num w:numId="23" w16cid:durableId="168566453">
-    <w:abstractNumId w:val="8"/>
-  </w:num>
-  <w:num w:numId="24" w16cid:durableId="1524788005">
-    <w:abstractNumId w:val="10"/>
-  </w:num>
-  <w:num w:numId="25" w16cid:durableId="904535920">
-    <w:abstractNumId w:val="15"/>
-  </w:num>
-  <w:num w:numId="26" w16cid:durableId="1022710934">
-    <w:abstractNumId w:val="19"/>
-  </w:num>
-  <w:num w:numId="27" w16cid:durableId="227225062">
-    <w:abstractNumId w:val="7"/>
-  </w:num>
-  <w:num w:numId="28" w16cid:durableId="1604415157">
-    <w:abstractNumId w:val="28"/>
-  </w:num>
-  <w:num w:numId="29" w16cid:durableId="969552737">
-    <w:abstractNumId w:val="14"/>
-  </w:num>
   <w:num w:numId="30" w16cid:durableId="415323946">
-    <w:abstractNumId w:val="29"/>
+    <w:abstractNumId w:val="37"/>
   </w:num>
   <w:num w:numId="31" w16cid:durableId="358238604">
-    <w:abstractNumId w:val="22"/>
+    <w:abstractNumId w:val="26"/>
   </w:num>
   <w:num w:numId="32" w16cid:durableId="1137719833">
     <w:abstractNumId w:val="1"/>
+  </w:num>
+  <w:num w:numId="33" w16cid:durableId="1614481753">
+    <w:abstractNumId w:val="28"/>
+  </w:num>
+  <w:num w:numId="34" w16cid:durableId="625551638">
+    <w:abstractNumId w:val="35"/>
+  </w:num>
+  <w:num w:numId="35" w16cid:durableId="1747611054">
+    <w:abstractNumId w:val="38"/>
+  </w:num>
+  <w:num w:numId="36" w16cid:durableId="412972050">
+    <w:abstractNumId w:val="15"/>
+  </w:num>
+  <w:num w:numId="37" w16cid:durableId="1059865401">
+    <w:abstractNumId w:val="4"/>
+  </w:num>
+  <w:num w:numId="38" w16cid:durableId="1156190131">
+    <w:abstractNumId w:val="40"/>
+  </w:num>
+  <w:num w:numId="39" w16cid:durableId="80373108">
+    <w:abstractNumId w:val="29"/>
+  </w:num>
+  <w:num w:numId="40" w16cid:durableId="1293366693">
+    <w:abstractNumId w:val="11"/>
+  </w:num>
+  <w:num w:numId="41" w16cid:durableId="1654487333">
+    <w:abstractNumId w:val="23"/>
+  </w:num>
+  <w:num w:numId="42" w16cid:durableId="425074001">
+    <w:abstractNumId w:val="34"/>
   </w:num>
 </w:numbering>
 </file>
@@ -10977,7 +11137,7 @@
   <w:style w:type="paragraph" w:default="1" w:styleId="Normal">
     <w:name w:val="Normal"/>
     <w:qFormat/>
-    <w:rsid w:val="00030479"/>
+    <w:rsid w:val="00524FF0"/>
   </w:style>
   <w:style w:type="paragraph" w:styleId="Heading1">
     <w:name w:val="heading 1"/>
@@ -10986,18 +11146,21 @@
     <w:link w:val="Heading1Char"/>
     <w:uiPriority w:val="9"/>
     <w:qFormat/>
-    <w:rsid w:val="00121945"/>
+    <w:rsid w:val="00524FF0"/>
     <w:pPr>
       <w:keepNext/>
       <w:keepLines/>
-      <w:spacing w:before="360" w:after="80"/>
+      <w:numPr>
+        <w:numId w:val="40"/>
+      </w:numPr>
+      <w:spacing w:after="0"/>
       <w:outlineLvl w:val="0"/>
     </w:pPr>
     <w:rPr>
-      <w:rFonts w:ascii="Montserrat" w:eastAsiaTheme="majorEastAsia" w:hAnsi="Montserrat" w:cstheme="majorBidi"/>
+      <w:rFonts w:ascii="Times New Roman" w:eastAsiaTheme="majorEastAsia" w:hAnsi="Times New Roman" w:cstheme="majorBidi"/>
       <w:b/>
       <w:color w:val="000000" w:themeColor="text1"/>
-      <w:sz w:val="28"/>
+      <w:sz w:val="36"/>
       <w:szCs w:val="40"/>
     </w:rPr>
   </w:style>
@@ -11007,20 +11170,23 @@
     <w:next w:val="Normal"/>
     <w:link w:val="Heading2Char"/>
     <w:uiPriority w:val="9"/>
-    <w:semiHidden/>
     <w:unhideWhenUsed/>
     <w:qFormat/>
-    <w:rsid w:val="009D51FC"/>
+    <w:rsid w:val="00524FF0"/>
     <w:pPr>
       <w:keepNext/>
       <w:keepLines/>
-      <w:spacing w:before="160" w:after="80"/>
+      <w:numPr>
+        <w:numId w:val="41"/>
+      </w:numPr>
+      <w:spacing w:before="120" w:after="120"/>
       <w:outlineLvl w:val="1"/>
     </w:pPr>
     <w:rPr>
-      <w:rFonts w:asciiTheme="majorHAnsi" w:eastAsiaTheme="majorEastAsia" w:hAnsiTheme="majorHAnsi" w:cstheme="majorBidi"/>
-      <w:color w:val="0F4761" w:themeColor="accent1" w:themeShade="BF"/>
-      <w:sz w:val="32"/>
+      <w:rFonts w:ascii="Times New Roman" w:eastAsiaTheme="majorEastAsia" w:hAnsi="Times New Roman" w:cstheme="majorBidi"/>
+      <w:b/>
+      <w:color w:val="000000" w:themeColor="text1"/>
+      <w:sz w:val="30"/>
       <w:szCs w:val="32"/>
     </w:rPr>
   </w:style>
@@ -11182,6 +11348,7 @@
   <w:style w:type="character" w:default="1" w:styleId="DefaultParagraphFont">
     <w:name w:val="Default Paragraph Font"/>
     <w:uiPriority w:val="1"/>
+    <w:semiHidden/>
     <w:unhideWhenUsed/>
   </w:style>
   <w:style w:type="table" w:default="1" w:styleId="TableNormal">
@@ -11210,12 +11377,12 @@
     <w:basedOn w:val="DefaultParagraphFont"/>
     <w:link w:val="Heading1"/>
     <w:uiPriority w:val="9"/>
-    <w:rsid w:val="00121945"/>
+    <w:rsid w:val="00524FF0"/>
     <w:rPr>
-      <w:rFonts w:ascii="Montserrat" w:eastAsiaTheme="majorEastAsia" w:hAnsi="Montserrat" w:cstheme="majorBidi"/>
+      <w:rFonts w:ascii="Times New Roman" w:eastAsiaTheme="majorEastAsia" w:hAnsi="Times New Roman" w:cstheme="majorBidi"/>
       <w:b/>
       <w:color w:val="000000" w:themeColor="text1"/>
-      <w:sz w:val="28"/>
+      <w:sz w:val="36"/>
       <w:szCs w:val="40"/>
     </w:rPr>
   </w:style>
@@ -11224,12 +11391,12 @@
     <w:basedOn w:val="DefaultParagraphFont"/>
     <w:link w:val="Heading2"/>
     <w:uiPriority w:val="9"/>
-    <w:semiHidden/>
-    <w:rsid w:val="009D51FC"/>
+    <w:rsid w:val="00524FF0"/>
     <w:rPr>
-      <w:rFonts w:asciiTheme="majorHAnsi" w:eastAsiaTheme="majorEastAsia" w:hAnsiTheme="majorHAnsi" w:cstheme="majorBidi"/>
-      <w:color w:val="0F4761" w:themeColor="accent1" w:themeShade="BF"/>
-      <w:sz w:val="32"/>
+      <w:rFonts w:ascii="Times New Roman" w:eastAsiaTheme="majorEastAsia" w:hAnsi="Times New Roman" w:cstheme="majorBidi"/>
+      <w:b/>
+      <w:color w:val="000000" w:themeColor="text1"/>
+      <w:sz w:val="30"/>
       <w:szCs w:val="32"/>
     </w:rPr>
   </w:style>
@@ -11534,7 +11701,7 @@
     <w:qFormat/>
     <w:rsid w:val="00121945"/>
     <w:pPr>
-      <w:spacing w:before="240" w:after="0" w:line="259" w:lineRule="auto"/>
+      <w:spacing w:before="240" w:line="259" w:lineRule="auto"/>
       <w:outlineLvl w:val="9"/>
     </w:pPr>
     <w:rPr>
@@ -11569,6 +11736,19 @@
       <w:color w:val="467886" w:themeColor="hyperlink"/>
       <w:u w:val="single"/>
     </w:rPr>
+  </w:style>
+  <w:style w:type="paragraph" w:styleId="TOC2">
+    <w:name w:val="toc 2"/>
+    <w:basedOn w:val="Normal"/>
+    <w:next w:val="Normal"/>
+    <w:autoRedefine/>
+    <w:uiPriority w:val="39"/>
+    <w:unhideWhenUsed/>
+    <w:rsid w:val="00F57F4C"/>
+    <w:pPr>
+      <w:spacing w:after="100"/>
+      <w:ind w:left="240"/>
+    </w:pPr>
   </w:style>
 </w:styles>
 </file>
